--- a/anexos/3_Informe_Pruebas_Funcionales_Ada.docx
+++ b/anexos/3_Informe_Pruebas_Funcionales_Ada.docx
@@ -139,7 +139,7 @@
           <w:sz w:val="22"/>
           <w:szCs w:val="22"/>
         </w:rPr>
-        <w:t xml:space="preserve">Versión 1.0</w:t>
+        <w:t xml:space="preserve">Versión 1.1</w:t>
       </w:r>
     </w:p>
     <w:p>
@@ -2165,6 +2165,2176 @@
           <w:sz w:val="30"/>
           <w:szCs w:val="30"/>
         </w:rPr>
+        <w:t xml:space="preserve">Validación de la gestión de sesión e historial</w:t>
+      </w:r>
+    </w:p>
+    <w:p>
+      <w:pPr>
+        <w:spacing w:after="160" w:line="288"/>
+        <w:jc w:val="both"/>
+      </w:pPr>
+      <w:r>
+        <w:rPr>
+          <w:rFonts w:ascii="Calibri" w:cs="Calibri" w:eastAsia="Calibri" w:hAnsi="Calibri"/>
+          <w:b w:val="false"/>
+          <w:bCs w:val="false"/>
+          <w:i w:val="false"/>
+          <w:iCs w:val="false"/>
+          <w:color w:val="222222"/>
+          <w:sz w:val="22"/>
+          <w:szCs w:val="22"/>
+        </w:rPr>
+        <w:t xml:space="preserve">Esta sección documenta las pruebas de la gestión de sesión y del historial de conversaciones: conservación del chat actual dentro de la sesión, apertura de un chat nuevo en cada inicio de sesión, historial por usuario, borrado, purga automática por antigüedad (30 días) y validación de identificadores. Las pruebas H1 a H6 se ejecutaron sobre una página de prueba que simula la sesión de Moodle (usuario y sesión intercambiables), conectada a los workflows de n8n y al bridge reales; las pruebas H7 a H9 se ejecutaron directamente sobre el servidor de n8n y el modelo. Las capturas de pantalla se incluyen en el Anexo D.</w:t>
+      </w:r>
+    </w:p>
+    <w:tbl>
+      <w:tblPr>
+        <w:tblW w:w="5000" w:type="pct"/>
+        <w:tblBorders>
+          <w:top w:val="single" w:sz="4" w:space="0" w:color="C9D2D6"/>
+          <w:left w:val="single" w:sz="4" w:space="0" w:color="C9D2D6"/>
+          <w:bottom w:val="single" w:sz="4" w:space="0" w:color="C9D2D6"/>
+          <w:right w:val="single" w:sz="4" w:space="0" w:color="C9D2D6"/>
+          <w:insideH w:val="single" w:sz="2" w:space="0" w:color="C9D2D6"/>
+          <w:insideV w:val="single" w:sz="2" w:space="0" w:color="C9D2D6"/>
+        </w:tblBorders>
+        <w:tblCellMar>
+          <w:left w:w="10" w:type="dxa"/>
+          <w:right w:w="10" w:type="dxa"/>
+        </w:tblCellMar>
+        <w:tblLook w:val="04A0" w:firstRow="1" w:lastRow="0" w:firstColumn="1" w:lastColumn="0" w:noHBand="0" w:noVBand="1"/>
+      </w:tblPr>
+      <w:tblGrid>
+        <w:gridCol w:w="600"/>
+        <w:gridCol w:w="2700"/>
+        <w:gridCol w:w="2800"/>
+        <w:gridCol w:w="2900"/>
+      </w:tblGrid>
+      <w:tr>
+        <w:trPr>
+          <w:tblHeader/>
+        </w:trPr>
+        <w:tc>
+          <w:tcPr>
+            <w:tcW w:w="600" w:type="dxa"/>
+            <w:shd w:val="clear" w:color="auto" w:fill="24425E"/>
+            <w:tcMar>
+              <w:top w:w="100" w:type="dxa"/>
+              <w:left w:w="120" w:type="dxa"/>
+              <w:bottom w:w="100" w:type="dxa"/>
+              <w:right w:w="120" w:type="dxa"/>
+            </w:tcMar>
+            <w:vAlign w:val="center"/>
+          </w:tcPr>
+          <w:p>
+            <w:r>
+              <w:rPr>
+                <w:rFonts w:ascii="Calibri" w:eastAsia="Calibri" w:hAnsi="Calibri" w:cs="Calibri"/>
+                <w:b/>
+                <w:bCs/>
+                <w:color w:val="FFFFFF"/>
+                <w:sz w:val="20"/>
+                <w:szCs w:val="20"/>
+              </w:rPr>
+              <w:t xml:space="preserve">#</w:t>
+            </w:r>
+          </w:p>
+        </w:tc>
+        <w:tc>
+          <w:tcPr>
+            <w:tcW w:w="2700" w:type="dxa"/>
+            <w:shd w:val="clear" w:color="auto" w:fill="24425E"/>
+            <w:tcMar>
+              <w:top w:w="100" w:type="dxa"/>
+              <w:left w:w="120" w:type="dxa"/>
+              <w:bottom w:w="100" w:type="dxa"/>
+              <w:right w:w="120" w:type="dxa"/>
+            </w:tcMar>
+            <w:vAlign w:val="center"/>
+          </w:tcPr>
+          <w:p>
+            <w:r>
+              <w:rPr>
+                <w:rFonts w:ascii="Calibri" w:eastAsia="Calibri" w:hAnsi="Calibri" w:cs="Calibri"/>
+                <w:b/>
+                <w:bCs/>
+                <w:color w:val="FFFFFF"/>
+                <w:sz w:val="20"/>
+                <w:szCs w:val="20"/>
+              </w:rPr>
+              <w:t xml:space="preserve">Prueba</w:t>
+            </w:r>
+          </w:p>
+        </w:tc>
+        <w:tc>
+          <w:tcPr>
+            <w:tcW w:w="2800" w:type="dxa"/>
+            <w:shd w:val="clear" w:color="auto" w:fill="24425E"/>
+            <w:tcMar>
+              <w:top w:w="100" w:type="dxa"/>
+              <w:left w:w="120" w:type="dxa"/>
+              <w:bottom w:w="100" w:type="dxa"/>
+              <w:right w:w="120" w:type="dxa"/>
+            </w:tcMar>
+            <w:vAlign w:val="center"/>
+          </w:tcPr>
+          <w:p>
+            <w:r>
+              <w:rPr>
+                <w:rFonts w:ascii="Calibri" w:eastAsia="Calibri" w:hAnsi="Calibri" w:cs="Calibri"/>
+                <w:b/>
+                <w:bCs/>
+                <w:color w:val="FFFFFF"/>
+                <w:sz w:val="20"/>
+                <w:szCs w:val="20"/>
+              </w:rPr>
+              <w:t xml:space="preserve">Resultado esperado</w:t>
+            </w:r>
+          </w:p>
+        </w:tc>
+        <w:tc>
+          <w:tcPr>
+            <w:tcW w:w="2900" w:type="dxa"/>
+            <w:shd w:val="clear" w:color="auto" w:fill="24425E"/>
+            <w:tcMar>
+              <w:top w:w="100" w:type="dxa"/>
+              <w:left w:w="120" w:type="dxa"/>
+              <w:bottom w:w="100" w:type="dxa"/>
+              <w:right w:w="120" w:type="dxa"/>
+            </w:tcMar>
+            <w:vAlign w:val="center"/>
+          </w:tcPr>
+          <w:p>
+            <w:r>
+              <w:rPr>
+                <w:rFonts w:ascii="Calibri" w:eastAsia="Calibri" w:hAnsi="Calibri" w:cs="Calibri"/>
+                <w:b/>
+                <w:bCs/>
+                <w:color w:val="FFFFFF"/>
+                <w:sz w:val="20"/>
+                <w:szCs w:val="20"/>
+              </w:rPr>
+              <w:t xml:space="preserve">Resultado obtenido</w:t>
+            </w:r>
+          </w:p>
+        </w:tc>
+      </w:tr>
+      <w:tr>
+        <w:trPr>
+          <w:cantSplit/>
+        </w:trPr>
+        <w:tc>
+          <w:tcPr>
+            <w:tcW w:w="600" w:type="dxa"/>
+            <w:shd w:val="clear" w:color="auto" w:fill="FFFFFF"/>
+            <w:tcMar>
+              <w:top w:w="100" w:type="dxa"/>
+              <w:left w:w="120" w:type="dxa"/>
+              <w:bottom w:w="100" w:type="dxa"/>
+              <w:right w:w="120" w:type="dxa"/>
+            </w:tcMar>
+            <w:vAlign w:val="center"/>
+          </w:tcPr>
+          <w:p>
+            <w:r>
+              <w:rPr>
+                <w:rFonts w:ascii="Calibri" w:eastAsia="Calibri" w:hAnsi="Calibri" w:cs="Calibri"/>
+                <w:b/>
+                <w:bCs/>
+                <w:color w:val="222222"/>
+                <w:sz w:val="20"/>
+                <w:szCs w:val="20"/>
+              </w:rPr>
+              <w:t xml:space="preserve">H1</w:t>
+            </w:r>
+          </w:p>
+        </w:tc>
+        <w:tc>
+          <w:tcPr>
+            <w:tcW w:w="2700" w:type="dxa"/>
+            <w:shd w:val="clear" w:color="auto" w:fill="FFFFFF"/>
+            <w:tcMar>
+              <w:top w:w="100" w:type="dxa"/>
+              <w:left w:w="120" w:type="dxa"/>
+              <w:bottom w:w="100" w:type="dxa"/>
+              <w:right w:w="120" w:type="dxa"/>
+            </w:tcMar>
+            <w:vAlign w:val="center"/>
+          </w:tcPr>
+          <w:p>
+            <w:r>
+              <w:rPr>
+                <w:rFonts w:ascii="Calibri" w:eastAsia="Calibri" w:hAnsi="Calibri" w:cs="Calibri"/>
+                <w:color w:val="222222"/>
+                <w:sz w:val="20"/>
+                <w:szCs w:val="20"/>
+              </w:rPr>
+              <w:t xml:space="preserve">Recargar la página dentro de la misma sesión</w:t>
+            </w:r>
+          </w:p>
+        </w:tc>
+        <w:tc>
+          <w:tcPr>
+            <w:tcW w:w="2800" w:type="dxa"/>
+            <w:shd w:val="clear" w:color="auto" w:fill="FFFFFF"/>
+            <w:tcMar>
+              <w:top w:w="100" w:type="dxa"/>
+              <w:left w:w="120" w:type="dxa"/>
+              <w:bottom w:w="100" w:type="dxa"/>
+              <w:right w:w="120" w:type="dxa"/>
+            </w:tcMar>
+            <w:vAlign w:val="center"/>
+          </w:tcPr>
+          <w:p>
+            <w:r>
+              <w:rPr>
+                <w:rFonts w:ascii="Calibri" w:eastAsia="Calibri" w:hAnsi="Calibri" w:cs="Calibri"/>
+                <w:color w:val="222222"/>
+                <w:sz w:val="20"/>
+                <w:szCs w:val="20"/>
+              </w:rPr>
+              <w:t xml:space="preserve">El chat actual se conserva</w:t>
+            </w:r>
+          </w:p>
+        </w:tc>
+        <w:tc>
+          <w:tcPr>
+            <w:tcW w:w="2900" w:type="dxa"/>
+            <w:shd w:val="clear" w:color="auto" w:fill="FFFFFF"/>
+            <w:tcMar>
+              <w:top w:w="100" w:type="dxa"/>
+              <w:left w:w="120" w:type="dxa"/>
+              <w:bottom w:w="100" w:type="dxa"/>
+              <w:right w:w="120" w:type="dxa"/>
+            </w:tcMar>
+            <w:vAlign w:val="center"/>
+          </w:tcPr>
+          <w:p>
+            <w:r>
+              <w:rPr>
+                <w:rFonts w:ascii="Calibri" w:eastAsia="Calibri" w:hAnsi="Calibri" w:cs="Calibri"/>
+                <w:color w:val="222222"/>
+                <w:sz w:val="20"/>
+                <w:szCs w:val="20"/>
+              </w:rPr>
+              <w:t xml:space="preserve">Correcto: 6 de 6 mensajes restaurados</w:t>
+            </w:r>
+          </w:p>
+        </w:tc>
+      </w:tr>
+      <w:tr>
+        <w:trPr>
+          <w:cantSplit/>
+        </w:trPr>
+        <w:tc>
+          <w:tcPr>
+            <w:tcW w:w="600" w:type="dxa"/>
+            <w:shd w:val="clear" w:color="auto" w:fill="F2F4F5"/>
+            <w:tcMar>
+              <w:top w:w="100" w:type="dxa"/>
+              <w:left w:w="120" w:type="dxa"/>
+              <w:bottom w:w="100" w:type="dxa"/>
+              <w:right w:w="120" w:type="dxa"/>
+            </w:tcMar>
+            <w:vAlign w:val="center"/>
+          </w:tcPr>
+          <w:p>
+            <w:r>
+              <w:rPr>
+                <w:rFonts w:ascii="Calibri" w:eastAsia="Calibri" w:hAnsi="Calibri" w:cs="Calibri"/>
+                <w:b/>
+                <w:bCs/>
+                <w:color w:val="222222"/>
+                <w:sz w:val="20"/>
+                <w:szCs w:val="20"/>
+              </w:rPr>
+              <w:t xml:space="preserve">H2</w:t>
+            </w:r>
+          </w:p>
+        </w:tc>
+        <w:tc>
+          <w:tcPr>
+            <w:tcW w:w="2700" w:type="dxa"/>
+            <w:shd w:val="clear" w:color="auto" w:fill="F2F4F5"/>
+            <w:tcMar>
+              <w:top w:w="100" w:type="dxa"/>
+              <w:left w:w="120" w:type="dxa"/>
+              <w:bottom w:w="100" w:type="dxa"/>
+              <w:right w:w="120" w:type="dxa"/>
+            </w:tcMar>
+            <w:vAlign w:val="center"/>
+          </w:tcPr>
+          <w:p>
+            <w:r>
+              <w:rPr>
+                <w:rFonts w:ascii="Calibri" w:eastAsia="Calibri" w:hAnsi="Calibri" w:cs="Calibri"/>
+                <w:color w:val="222222"/>
+                <w:sz w:val="20"/>
+                <w:szCs w:val="20"/>
+              </w:rPr>
+              <w:t xml:space="preserve">Cerrar sesión y volver a ingresar (sesión nueva)</w:t>
+            </w:r>
+          </w:p>
+        </w:tc>
+        <w:tc>
+          <w:tcPr>
+            <w:tcW w:w="2800" w:type="dxa"/>
+            <w:shd w:val="clear" w:color="auto" w:fill="F2F4F5"/>
+            <w:tcMar>
+              <w:top w:w="100" w:type="dxa"/>
+              <w:left w:w="120" w:type="dxa"/>
+              <w:bottom w:w="100" w:type="dxa"/>
+              <w:right w:w="120" w:type="dxa"/>
+            </w:tcMar>
+            <w:vAlign w:val="center"/>
+          </w:tcPr>
+          <w:p>
+            <w:r>
+              <w:rPr>
+                <w:rFonts w:ascii="Calibri" w:eastAsia="Calibri" w:hAnsi="Calibri" w:cs="Calibri"/>
+                <w:color w:val="222222"/>
+                <w:sz w:val="20"/>
+                <w:szCs w:val="20"/>
+              </w:rPr>
+              <w:t xml:space="preserve">Chat vacío; la conversación anterior aparece en el historial</w:t>
+            </w:r>
+          </w:p>
+        </w:tc>
+        <w:tc>
+          <w:tcPr>
+            <w:tcW w:w="2900" w:type="dxa"/>
+            <w:shd w:val="clear" w:color="auto" w:fill="F2F4F5"/>
+            <w:tcMar>
+              <w:top w:w="100" w:type="dxa"/>
+              <w:left w:w="120" w:type="dxa"/>
+              <w:bottom w:w="100" w:type="dxa"/>
+              <w:right w:w="120" w:type="dxa"/>
+            </w:tcMar>
+            <w:vAlign w:val="center"/>
+          </w:tcPr>
+          <w:p>
+            <w:r>
+              <w:rPr>
+                <w:rFonts w:ascii="Calibri" w:eastAsia="Calibri" w:hAnsi="Calibri" w:cs="Calibri"/>
+                <w:color w:val="222222"/>
+                <w:sz w:val="20"/>
+                <w:szCs w:val="20"/>
+              </w:rPr>
+              <w:t xml:space="preserve">Correcto: 0 mensajes en pantalla; conversación anterior listada</w:t>
+            </w:r>
+          </w:p>
+        </w:tc>
+      </w:tr>
+      <w:tr>
+        <w:trPr>
+          <w:cantSplit/>
+        </w:trPr>
+        <w:tc>
+          <w:tcPr>
+            <w:tcW w:w="600" w:type="dxa"/>
+            <w:shd w:val="clear" w:color="auto" w:fill="FFFFFF"/>
+            <w:tcMar>
+              <w:top w:w="100" w:type="dxa"/>
+              <w:left w:w="120" w:type="dxa"/>
+              <w:bottom w:w="100" w:type="dxa"/>
+              <w:right w:w="120" w:type="dxa"/>
+            </w:tcMar>
+            <w:vAlign w:val="center"/>
+          </w:tcPr>
+          <w:p>
+            <w:r>
+              <w:rPr>
+                <w:rFonts w:ascii="Calibri" w:eastAsia="Calibri" w:hAnsi="Calibri" w:cs="Calibri"/>
+                <w:b/>
+                <w:bCs/>
+                <w:color w:val="222222"/>
+                <w:sz w:val="20"/>
+                <w:szCs w:val="20"/>
+              </w:rPr>
+              <w:t xml:space="preserve">H3</w:t>
+            </w:r>
+          </w:p>
+        </w:tc>
+        <w:tc>
+          <w:tcPr>
+            <w:tcW w:w="2700" w:type="dxa"/>
+            <w:shd w:val="clear" w:color="auto" w:fill="FFFFFF"/>
+            <w:tcMar>
+              <w:top w:w="100" w:type="dxa"/>
+              <w:left w:w="120" w:type="dxa"/>
+              <w:bottom w:w="100" w:type="dxa"/>
+              <w:right w:w="120" w:type="dxa"/>
+            </w:tcMar>
+            <w:vAlign w:val="center"/>
+          </w:tcPr>
+          <w:p>
+            <w:r>
+              <w:rPr>
+                <w:rFonts w:ascii="Calibri" w:eastAsia="Calibri" w:hAnsi="Calibri" w:cs="Calibri"/>
+                <w:color w:val="222222"/>
+                <w:sz w:val="20"/>
+                <w:szCs w:val="20"/>
+              </w:rPr>
+              <w:t xml:space="preserve">Retomar una conversación del historial</w:t>
+            </w:r>
+          </w:p>
+        </w:tc>
+        <w:tc>
+          <w:tcPr>
+            <w:tcW w:w="2800" w:type="dxa"/>
+            <w:shd w:val="clear" w:color="auto" w:fill="FFFFFF"/>
+            <w:tcMar>
+              <w:top w:w="100" w:type="dxa"/>
+              <w:left w:w="120" w:type="dxa"/>
+              <w:bottom w:w="100" w:type="dxa"/>
+              <w:right w:w="120" w:type="dxa"/>
+            </w:tcMar>
+            <w:vAlign w:val="center"/>
+          </w:tcPr>
+          <w:p>
+            <w:r>
+              <w:rPr>
+                <w:rFonts w:ascii="Calibri" w:eastAsia="Calibri" w:hAnsi="Calibri" w:cs="Calibri"/>
+                <w:color w:val="222222"/>
+                <w:sz w:val="20"/>
+                <w:szCs w:val="20"/>
+              </w:rPr>
+              <w:t xml:space="preserve">Se restauran sus mensajes y pasa a ser la conversación actual</w:t>
+            </w:r>
+          </w:p>
+        </w:tc>
+        <w:tc>
+          <w:tcPr>
+            <w:tcW w:w="2900" w:type="dxa"/>
+            <w:shd w:val="clear" w:color="auto" w:fill="FFFFFF"/>
+            <w:tcMar>
+              <w:top w:w="100" w:type="dxa"/>
+              <w:left w:w="120" w:type="dxa"/>
+              <w:bottom w:w="100" w:type="dxa"/>
+              <w:right w:w="120" w:type="dxa"/>
+            </w:tcMar>
+            <w:vAlign w:val="center"/>
+          </w:tcPr>
+          <w:p>
+            <w:r>
+              <w:rPr>
+                <w:rFonts w:ascii="Calibri" w:eastAsia="Calibri" w:hAnsi="Calibri" w:cs="Calibri"/>
+                <w:color w:val="222222"/>
+                <w:sz w:val="20"/>
+                <w:szCs w:val="20"/>
+              </w:rPr>
+              <w:t xml:space="preserve">Correcto: 6 mensajes restaurados, mismo identificador de conversación</w:t>
+            </w:r>
+          </w:p>
+        </w:tc>
+      </w:tr>
+      <w:tr>
+        <w:trPr>
+          <w:cantSplit/>
+        </w:trPr>
+        <w:tc>
+          <w:tcPr>
+            <w:tcW w:w="600" w:type="dxa"/>
+            <w:shd w:val="clear" w:color="auto" w:fill="F2F4F5"/>
+            <w:tcMar>
+              <w:top w:w="100" w:type="dxa"/>
+              <w:left w:w="120" w:type="dxa"/>
+              <w:bottom w:w="100" w:type="dxa"/>
+              <w:right w:w="120" w:type="dxa"/>
+            </w:tcMar>
+            <w:vAlign w:val="center"/>
+          </w:tcPr>
+          <w:p>
+            <w:r>
+              <w:rPr>
+                <w:rFonts w:ascii="Calibri" w:eastAsia="Calibri" w:hAnsi="Calibri" w:cs="Calibri"/>
+                <w:b/>
+                <w:bCs/>
+                <w:color w:val="222222"/>
+                <w:sz w:val="20"/>
+                <w:szCs w:val="20"/>
+              </w:rPr>
+              <w:t xml:space="preserve">H4</w:t>
+            </w:r>
+          </w:p>
+        </w:tc>
+        <w:tc>
+          <w:tcPr>
+            <w:tcW w:w="2700" w:type="dxa"/>
+            <w:shd w:val="clear" w:color="auto" w:fill="F2F4F5"/>
+            <w:tcMar>
+              <w:top w:w="100" w:type="dxa"/>
+              <w:left w:w="120" w:type="dxa"/>
+              <w:bottom w:w="100" w:type="dxa"/>
+              <w:right w:w="120" w:type="dxa"/>
+            </w:tcMar>
+            <w:vAlign w:val="center"/>
+          </w:tcPr>
+          <w:p>
+            <w:r>
+              <w:rPr>
+                <w:rFonts w:ascii="Calibri" w:eastAsia="Calibri" w:hAnsi="Calibri" w:cs="Calibri"/>
+                <w:color w:val="222222"/>
+                <w:sz w:val="20"/>
+                <w:szCs w:val="20"/>
+              </w:rPr>
+              <w:t xml:space="preserve">Dos usuarios en el mismo navegador</w:t>
+            </w:r>
+          </w:p>
+        </w:tc>
+        <w:tc>
+          <w:tcPr>
+            <w:tcW w:w="2800" w:type="dxa"/>
+            <w:shd w:val="clear" w:color="auto" w:fill="F2F4F5"/>
+            <w:tcMar>
+              <w:top w:w="100" w:type="dxa"/>
+              <w:left w:w="120" w:type="dxa"/>
+              <w:bottom w:w="100" w:type="dxa"/>
+              <w:right w:w="120" w:type="dxa"/>
+            </w:tcMar>
+            <w:vAlign w:val="center"/>
+          </w:tcPr>
+          <w:p>
+            <w:r>
+              <w:rPr>
+                <w:rFonts w:ascii="Calibri" w:eastAsia="Calibri" w:hAnsi="Calibri" w:cs="Calibri"/>
+                <w:color w:val="222222"/>
+                <w:sz w:val="20"/>
+                <w:szCs w:val="20"/>
+              </w:rPr>
+              <w:t xml:space="preserve">El segundo usuario no ve conversaciones del primero</w:t>
+            </w:r>
+          </w:p>
+        </w:tc>
+        <w:tc>
+          <w:tcPr>
+            <w:tcW w:w="2900" w:type="dxa"/>
+            <w:shd w:val="clear" w:color="auto" w:fill="F2F4F5"/>
+            <w:tcMar>
+              <w:top w:w="100" w:type="dxa"/>
+              <w:left w:w="120" w:type="dxa"/>
+              <w:bottom w:w="100" w:type="dxa"/>
+              <w:right w:w="120" w:type="dxa"/>
+            </w:tcMar>
+            <w:vAlign w:val="center"/>
+          </w:tcPr>
+          <w:p>
+            <w:r>
+              <w:rPr>
+                <w:rFonts w:ascii="Calibri" w:eastAsia="Calibri" w:hAnsi="Calibri" w:cs="Calibri"/>
+                <w:color w:val="222222"/>
+                <w:sz w:val="20"/>
+                <w:szCs w:val="20"/>
+              </w:rPr>
+              <w:t xml:space="preserve">Correcto: historial vacío para el segundo usuario</w:t>
+            </w:r>
+          </w:p>
+        </w:tc>
+      </w:tr>
+      <w:tr>
+        <w:trPr>
+          <w:cantSplit/>
+        </w:trPr>
+        <w:tc>
+          <w:tcPr>
+            <w:tcW w:w="600" w:type="dxa"/>
+            <w:shd w:val="clear" w:color="auto" w:fill="FFFFFF"/>
+            <w:tcMar>
+              <w:top w:w="100" w:type="dxa"/>
+              <w:left w:w="120" w:type="dxa"/>
+              <w:bottom w:w="100" w:type="dxa"/>
+              <w:right w:w="120" w:type="dxa"/>
+            </w:tcMar>
+            <w:vAlign w:val="center"/>
+          </w:tcPr>
+          <w:p>
+            <w:r>
+              <w:rPr>
+                <w:rFonts w:ascii="Calibri" w:eastAsia="Calibri" w:hAnsi="Calibri" w:cs="Calibri"/>
+                <w:b/>
+                <w:bCs/>
+                <w:color w:val="222222"/>
+                <w:sz w:val="20"/>
+                <w:szCs w:val="20"/>
+              </w:rPr>
+              <w:t xml:space="preserve">H5</w:t>
+            </w:r>
+          </w:p>
+        </w:tc>
+        <w:tc>
+          <w:tcPr>
+            <w:tcW w:w="2700" w:type="dxa"/>
+            <w:shd w:val="clear" w:color="auto" w:fill="FFFFFF"/>
+            <w:tcMar>
+              <w:top w:w="100" w:type="dxa"/>
+              <w:left w:w="120" w:type="dxa"/>
+              <w:bottom w:w="100" w:type="dxa"/>
+              <w:right w:w="120" w:type="dxa"/>
+            </w:tcMar>
+            <w:vAlign w:val="center"/>
+          </w:tcPr>
+          <w:p>
+            <w:r>
+              <w:rPr>
+                <w:rFonts w:ascii="Calibri" w:eastAsia="Calibri" w:hAnsi="Calibri" w:cs="Calibri"/>
+                <w:color w:val="222222"/>
+                <w:sz w:val="20"/>
+                <w:szCs w:val="20"/>
+              </w:rPr>
+              <w:t xml:space="preserve">Limpieza local al cambiar de cuenta</w:t>
+            </w:r>
+          </w:p>
+        </w:tc>
+        <w:tc>
+          <w:tcPr>
+            <w:tcW w:w="2800" w:type="dxa"/>
+            <w:shd w:val="clear" w:color="auto" w:fill="FFFFFF"/>
+            <w:tcMar>
+              <w:top w:w="100" w:type="dxa"/>
+              <w:left w:w="120" w:type="dxa"/>
+              <w:bottom w:w="100" w:type="dxa"/>
+              <w:right w:w="120" w:type="dxa"/>
+            </w:tcMar>
+            <w:vAlign w:val="center"/>
+          </w:tcPr>
+          <w:p>
+            <w:r>
+              <w:rPr>
+                <w:rFonts w:ascii="Calibri" w:eastAsia="Calibri" w:hAnsi="Calibri" w:cs="Calibri"/>
+                <w:color w:val="222222"/>
+                <w:sz w:val="20"/>
+                <w:szCs w:val="20"/>
+              </w:rPr>
+              <w:t xml:space="preserve">Se elimina la copia local del chat de la cuenta anterior</w:t>
+            </w:r>
+          </w:p>
+        </w:tc>
+        <w:tc>
+          <w:tcPr>
+            <w:tcW w:w="2900" w:type="dxa"/>
+            <w:shd w:val="clear" w:color="auto" w:fill="FFFFFF"/>
+            <w:tcMar>
+              <w:top w:w="100" w:type="dxa"/>
+              <w:left w:w="120" w:type="dxa"/>
+              <w:bottom w:w="100" w:type="dxa"/>
+              <w:right w:w="120" w:type="dxa"/>
+            </w:tcMar>
+            <w:vAlign w:val="center"/>
+          </w:tcPr>
+          <w:p>
+            <w:r>
+              <w:rPr>
+                <w:rFonts w:ascii="Calibri" w:eastAsia="Calibri" w:hAnsi="Calibri" w:cs="Calibri"/>
+                <w:color w:val="222222"/>
+                <w:sz w:val="20"/>
+                <w:szCs w:val="20"/>
+              </w:rPr>
+              <w:t xml:space="preserve">Correcto: queda 1 copia local (de la cuenta activa)</w:t>
+            </w:r>
+          </w:p>
+        </w:tc>
+      </w:tr>
+      <w:tr>
+        <w:trPr>
+          <w:cantSplit/>
+        </w:trPr>
+        <w:tc>
+          <w:tcPr>
+            <w:tcW w:w="600" w:type="dxa"/>
+            <w:shd w:val="clear" w:color="auto" w:fill="F2F4F5"/>
+            <w:tcMar>
+              <w:top w:w="100" w:type="dxa"/>
+              <w:left w:w="120" w:type="dxa"/>
+              <w:bottom w:w="100" w:type="dxa"/>
+              <w:right w:w="120" w:type="dxa"/>
+            </w:tcMar>
+            <w:vAlign w:val="center"/>
+          </w:tcPr>
+          <w:p>
+            <w:r>
+              <w:rPr>
+                <w:rFonts w:ascii="Calibri" w:eastAsia="Calibri" w:hAnsi="Calibri" w:cs="Calibri"/>
+                <w:b/>
+                <w:bCs/>
+                <w:color w:val="222222"/>
+                <w:sz w:val="20"/>
+                <w:szCs w:val="20"/>
+              </w:rPr>
+              <w:t xml:space="preserve">H6</w:t>
+            </w:r>
+          </w:p>
+        </w:tc>
+        <w:tc>
+          <w:tcPr>
+            <w:tcW w:w="2700" w:type="dxa"/>
+            <w:shd w:val="clear" w:color="auto" w:fill="F2F4F5"/>
+            <w:tcMar>
+              <w:top w:w="100" w:type="dxa"/>
+              <w:left w:w="120" w:type="dxa"/>
+              <w:bottom w:w="100" w:type="dxa"/>
+              <w:right w:w="120" w:type="dxa"/>
+            </w:tcMar>
+            <w:vAlign w:val="center"/>
+          </w:tcPr>
+          <w:p>
+            <w:r>
+              <w:rPr>
+                <w:rFonts w:ascii="Calibri" w:eastAsia="Calibri" w:hAnsi="Calibri" w:cs="Calibri"/>
+                <w:color w:val="222222"/>
+                <w:sz w:val="20"/>
+                <w:szCs w:val="20"/>
+              </w:rPr>
+              <w:t xml:space="preserve">Borrar una conversación y borrar todo el historial</w:t>
+            </w:r>
+          </w:p>
+        </w:tc>
+        <w:tc>
+          <w:tcPr>
+            <w:tcW w:w="2800" w:type="dxa"/>
+            <w:shd w:val="clear" w:color="auto" w:fill="F2F4F5"/>
+            <w:tcMar>
+              <w:top w:w="100" w:type="dxa"/>
+              <w:left w:w="120" w:type="dxa"/>
+              <w:bottom w:w="100" w:type="dxa"/>
+              <w:right w:w="120" w:type="dxa"/>
+            </w:tcMar>
+            <w:vAlign w:val="center"/>
+          </w:tcPr>
+          <w:p>
+            <w:r>
+              <w:rPr>
+                <w:rFonts w:ascii="Calibri" w:eastAsia="Calibri" w:hAnsi="Calibri" w:cs="Calibri"/>
+                <w:color w:val="222222"/>
+                <w:sz w:val="20"/>
+                <w:szCs w:val="20"/>
+              </w:rPr>
+              <w:t xml:space="preserve">Se eliminan del servidor y de la vista</w:t>
+            </w:r>
+          </w:p>
+        </w:tc>
+        <w:tc>
+          <w:tcPr>
+            <w:tcW w:w="2900" w:type="dxa"/>
+            <w:shd w:val="clear" w:color="auto" w:fill="F2F4F5"/>
+            <w:tcMar>
+              <w:top w:w="100" w:type="dxa"/>
+              <w:left w:w="120" w:type="dxa"/>
+              <w:bottom w:w="100" w:type="dxa"/>
+              <w:right w:w="120" w:type="dxa"/>
+            </w:tcMar>
+            <w:vAlign w:val="center"/>
+          </w:tcPr>
+          <w:p>
+            <w:r>
+              <w:rPr>
+                <w:rFonts w:ascii="Calibri" w:eastAsia="Calibri" w:hAnsi="Calibri" w:cs="Calibri"/>
+                <w:color w:val="222222"/>
+                <w:sz w:val="20"/>
+                <w:szCs w:val="20"/>
+              </w:rPr>
+              <w:t xml:space="preserve">Correcto: lista vacía tras cada operación</w:t>
+            </w:r>
+          </w:p>
+        </w:tc>
+      </w:tr>
+      <w:tr>
+        <w:trPr>
+          <w:cantSplit/>
+        </w:trPr>
+        <w:tc>
+          <w:tcPr>
+            <w:tcW w:w="600" w:type="dxa"/>
+            <w:shd w:val="clear" w:color="auto" w:fill="FFFFFF"/>
+            <w:tcMar>
+              <w:top w:w="100" w:type="dxa"/>
+              <w:left w:w="120" w:type="dxa"/>
+              <w:bottom w:w="100" w:type="dxa"/>
+              <w:right w:w="120" w:type="dxa"/>
+            </w:tcMar>
+            <w:vAlign w:val="center"/>
+          </w:tcPr>
+          <w:p>
+            <w:r>
+              <w:rPr>
+                <w:rFonts w:ascii="Calibri" w:eastAsia="Calibri" w:hAnsi="Calibri" w:cs="Calibri"/>
+                <w:b/>
+                <w:bCs/>
+                <w:color w:val="222222"/>
+                <w:sz w:val="20"/>
+                <w:szCs w:val="20"/>
+              </w:rPr>
+              <w:t xml:space="preserve">H7</w:t>
+            </w:r>
+          </w:p>
+        </w:tc>
+        <w:tc>
+          <w:tcPr>
+            <w:tcW w:w="2700" w:type="dxa"/>
+            <w:shd w:val="clear" w:color="auto" w:fill="FFFFFF"/>
+            <w:tcMar>
+              <w:top w:w="100" w:type="dxa"/>
+              <w:left w:w="120" w:type="dxa"/>
+              <w:bottom w:w="100" w:type="dxa"/>
+              <w:right w:w="120" w:type="dxa"/>
+            </w:tcMar>
+            <w:vAlign w:val="center"/>
+          </w:tcPr>
+          <w:p>
+            <w:r>
+              <w:rPr>
+                <w:rFonts w:ascii="Calibri" w:eastAsia="Calibri" w:hAnsi="Calibri" w:cs="Calibri"/>
+                <w:color w:val="222222"/>
+                <w:sz w:val="20"/>
+                <w:szCs w:val="20"/>
+              </w:rPr>
+              <w:t xml:space="preserve">Purga por antigüedad (límite 30 días)</w:t>
+            </w:r>
+          </w:p>
+        </w:tc>
+        <w:tc>
+          <w:tcPr>
+            <w:tcW w:w="2800" w:type="dxa"/>
+            <w:shd w:val="clear" w:color="auto" w:fill="FFFFFF"/>
+            <w:tcMar>
+              <w:top w:w="100" w:type="dxa"/>
+              <w:left w:w="120" w:type="dxa"/>
+              <w:bottom w:w="100" w:type="dxa"/>
+              <w:right w:w="120" w:type="dxa"/>
+            </w:tcMar>
+            <w:vAlign w:val="center"/>
+          </w:tcPr>
+          <w:p>
+            <w:r>
+              <w:rPr>
+                <w:rFonts w:ascii="Calibri" w:eastAsia="Calibri" w:hAnsi="Calibri" w:cs="Calibri"/>
+                <w:color w:val="222222"/>
+                <w:sz w:val="20"/>
+                <w:szCs w:val="20"/>
+              </w:rPr>
+              <w:t xml:space="preserve">Se eliminan archivos de más de 30 días y se conservan los más recientes</w:t>
+            </w:r>
+          </w:p>
+        </w:tc>
+        <w:tc>
+          <w:tcPr>
+            <w:tcW w:w="2900" w:type="dxa"/>
+            <w:shd w:val="clear" w:color="auto" w:fill="FFFFFF"/>
+            <w:tcMar>
+              <w:top w:w="100" w:type="dxa"/>
+              <w:left w:w="120" w:type="dxa"/>
+              <w:bottom w:w="100" w:type="dxa"/>
+              <w:right w:w="120" w:type="dxa"/>
+            </w:tcMar>
+            <w:vAlign w:val="center"/>
+          </w:tcPr>
+          <w:p>
+            <w:r>
+              <w:rPr>
+                <w:rFonts w:ascii="Calibri" w:eastAsia="Calibri" w:hAnsi="Calibri" w:cs="Calibri"/>
+                <w:color w:val="222222"/>
+                <w:sz w:val="20"/>
+                <w:szCs w:val="20"/>
+              </w:rPr>
+              <w:t xml:space="preserve">Correcto: archivo de 40 días eliminado; archivo de 29 días conservado</w:t>
+            </w:r>
+          </w:p>
+        </w:tc>
+      </w:tr>
+      <w:tr>
+        <w:trPr>
+          <w:cantSplit/>
+        </w:trPr>
+        <w:tc>
+          <w:tcPr>
+            <w:tcW w:w="600" w:type="dxa"/>
+            <w:shd w:val="clear" w:color="auto" w:fill="F2F4F5"/>
+            <w:tcMar>
+              <w:top w:w="100" w:type="dxa"/>
+              <w:left w:w="120" w:type="dxa"/>
+              <w:bottom w:w="100" w:type="dxa"/>
+              <w:right w:w="120" w:type="dxa"/>
+            </w:tcMar>
+            <w:vAlign w:val="center"/>
+          </w:tcPr>
+          <w:p>
+            <w:r>
+              <w:rPr>
+                <w:rFonts w:ascii="Calibri" w:eastAsia="Calibri" w:hAnsi="Calibri" w:cs="Calibri"/>
+                <w:b/>
+                <w:bCs/>
+                <w:color w:val="222222"/>
+                <w:sz w:val="20"/>
+                <w:szCs w:val="20"/>
+              </w:rPr>
+              <w:t xml:space="preserve">H8</w:t>
+            </w:r>
+          </w:p>
+        </w:tc>
+        <w:tc>
+          <w:tcPr>
+            <w:tcW w:w="2700" w:type="dxa"/>
+            <w:shd w:val="clear" w:color="auto" w:fill="F2F4F5"/>
+            <w:tcMar>
+              <w:top w:w="100" w:type="dxa"/>
+              <w:left w:w="120" w:type="dxa"/>
+              <w:bottom w:w="100" w:type="dxa"/>
+              <w:right w:w="120" w:type="dxa"/>
+            </w:tcMar>
+            <w:vAlign w:val="center"/>
+          </w:tcPr>
+          <w:p>
+            <w:r>
+              <w:rPr>
+                <w:rFonts w:ascii="Calibri" w:eastAsia="Calibri" w:hAnsi="Calibri" w:cs="Calibri"/>
+                <w:color w:val="222222"/>
+                <w:sz w:val="20"/>
+                <w:szCs w:val="20"/>
+              </w:rPr>
+              <w:t xml:space="preserve">Identificadores inválidos (conversación «../../etc/passwd», usuario «../x»)</w:t>
+            </w:r>
+          </w:p>
+        </w:tc>
+        <w:tc>
+          <w:tcPr>
+            <w:tcW w:w="2800" w:type="dxa"/>
+            <w:shd w:val="clear" w:color="auto" w:fill="F2F4F5"/>
+            <w:tcMar>
+              <w:top w:w="100" w:type="dxa"/>
+              <w:left w:w="120" w:type="dxa"/>
+              <w:bottom w:w="100" w:type="dxa"/>
+              <w:right w:w="120" w:type="dxa"/>
+            </w:tcMar>
+            <w:vAlign w:val="center"/>
+          </w:tcPr>
+          <w:p>
+            <w:r>
+              <w:rPr>
+                <w:rFonts w:ascii="Calibri" w:eastAsia="Calibri" w:hAnsi="Calibri" w:cs="Calibri"/>
+                <w:color w:val="222222"/>
+                <w:sz w:val="20"/>
+                <w:szCs w:val="20"/>
+              </w:rPr>
+              <w:t xml:space="preserve">Rechazo sin acceso al sistema de archivos</w:t>
+            </w:r>
+          </w:p>
+        </w:tc>
+        <w:tc>
+          <w:tcPr>
+            <w:tcW w:w="2900" w:type="dxa"/>
+            <w:shd w:val="clear" w:color="auto" w:fill="F2F4F5"/>
+            <w:tcMar>
+              <w:top w:w="100" w:type="dxa"/>
+              <w:left w:w="120" w:type="dxa"/>
+              <w:bottom w:w="100" w:type="dxa"/>
+              <w:right w:w="120" w:type="dxa"/>
+            </w:tcMar>
+            <w:vAlign w:val="center"/>
+          </w:tcPr>
+          <w:p>
+            <w:r>
+              <w:rPr>
+                <w:rFonts w:ascii="Calibri" w:eastAsia="Calibri" w:hAnsi="Calibri" w:cs="Calibri"/>
+                <w:color w:val="222222"/>
+                <w:sz w:val="20"/>
+                <w:szCs w:val="20"/>
+              </w:rPr>
+              <w:t xml:space="preserve">Correcto: conversacion_invalida y uid_invalido</w:t>
+            </w:r>
+          </w:p>
+        </w:tc>
+      </w:tr>
+      <w:tr>
+        <w:trPr>
+          <w:cantSplit/>
+        </w:trPr>
+        <w:tc>
+          <w:tcPr>
+            <w:tcW w:w="600" w:type="dxa"/>
+            <w:shd w:val="clear" w:color="auto" w:fill="FFFFFF"/>
+            <w:tcMar>
+              <w:top w:w="100" w:type="dxa"/>
+              <w:left w:w="120" w:type="dxa"/>
+              <w:bottom w:w="100" w:type="dxa"/>
+              <w:right w:w="120" w:type="dxa"/>
+            </w:tcMar>
+            <w:vAlign w:val="center"/>
+          </w:tcPr>
+          <w:p>
+            <w:r>
+              <w:rPr>
+                <w:rFonts w:ascii="Calibri" w:eastAsia="Calibri" w:hAnsi="Calibri" w:cs="Calibri"/>
+                <w:b/>
+                <w:bCs/>
+                <w:color w:val="222222"/>
+                <w:sz w:val="20"/>
+                <w:szCs w:val="20"/>
+              </w:rPr>
+              <w:t xml:space="preserve">H9</w:t>
+            </w:r>
+          </w:p>
+        </w:tc>
+        <w:tc>
+          <w:tcPr>
+            <w:tcW w:w="2700" w:type="dxa"/>
+            <w:shd w:val="clear" w:color="auto" w:fill="FFFFFF"/>
+            <w:tcMar>
+              <w:top w:w="100" w:type="dxa"/>
+              <w:left w:w="120" w:type="dxa"/>
+              <w:bottom w:w="100" w:type="dxa"/>
+              <w:right w:w="120" w:type="dxa"/>
+            </w:tcMar>
+            <w:vAlign w:val="center"/>
+          </w:tcPr>
+          <w:p>
+            <w:r>
+              <w:rPr>
+                <w:rFonts w:ascii="Calibri" w:eastAsia="Calibri" w:hAnsi="Calibri" w:cs="Calibri"/>
+                <w:color w:val="222222"/>
+                <w:sz w:val="20"/>
+                <w:szCs w:val="20"/>
+              </w:rPr>
+              <w:t xml:space="preserve">Pregunta al modelo dentro de una conversación, con pregunta de seguimiento</w:t>
+            </w:r>
+          </w:p>
+        </w:tc>
+        <w:tc>
+          <w:tcPr>
+            <w:tcW w:w="2800" w:type="dxa"/>
+            <w:shd w:val="clear" w:color="auto" w:fill="FFFFFF"/>
+            <w:tcMar>
+              <w:top w:w="100" w:type="dxa"/>
+              <w:left w:w="120" w:type="dxa"/>
+              <w:bottom w:w="100" w:type="dxa"/>
+              <w:right w:w="120" w:type="dxa"/>
+            </w:tcMar>
+            <w:vAlign w:val="center"/>
+          </w:tcPr>
+          <w:p>
+            <w:r>
+              <w:rPr>
+                <w:rFonts w:ascii="Calibri" w:eastAsia="Calibri" w:hAnsi="Calibri" w:cs="Calibri"/>
+                <w:color w:val="222222"/>
+                <w:sz w:val="20"/>
+                <w:szCs w:val="20"/>
+              </w:rPr>
+              <w:t xml:space="preserve">Se guarda en el historial y el modelo mantiene el contexto de esa conversación</w:t>
+            </w:r>
+          </w:p>
+        </w:tc>
+        <w:tc>
+          <w:tcPr>
+            <w:tcW w:w="2900" w:type="dxa"/>
+            <w:shd w:val="clear" w:color="auto" w:fill="FFFFFF"/>
+            <w:tcMar>
+              <w:top w:w="100" w:type="dxa"/>
+              <w:left w:w="120" w:type="dxa"/>
+              <w:bottom w:w="100" w:type="dxa"/>
+              <w:right w:w="120" w:type="dxa"/>
+            </w:tcMar>
+            <w:vAlign w:val="center"/>
+          </w:tcPr>
+          <w:p>
+            <w:r>
+              <w:rPr>
+                <w:rFonts w:ascii="Calibri" w:eastAsia="Calibri" w:hAnsi="Calibri" w:cs="Calibri"/>
+                <w:color w:val="222222"/>
+                <w:sz w:val="20"/>
+                <w:szCs w:val="20"/>
+              </w:rPr>
+              <w:t xml:space="preserve">Correcto: respuesta de seguimiento coherente con la conversación</w:t>
+            </w:r>
+          </w:p>
+        </w:tc>
+      </w:tr>
+    </w:tbl>
+    <w:p>
+      <w:pPr>
+        <w:pStyle w:val="Heading2"/>
+        <w:spacing w:after="140" w:before="320"/>
+      </w:pPr>
+      <w:r>
+        <w:rPr>
+          <w:rFonts w:ascii="Calibri" w:cs="Calibri" w:eastAsia="Calibri" w:hAnsi="Calibri"/>
+          <w:b/>
+          <w:bCs/>
+          <w:color w:val="4E95C2"/>
+          <w:sz w:val="24"/>
+          <w:szCs w:val="24"/>
+        </w:rPr>
+        <w:t xml:space="preserve">Evidencia: operaciones del historial en el servidor</w:t>
+      </w:r>
+    </w:p>
+    <w:p>
+      <w:pPr>
+        <w:spacing w:after="160" w:line="288"/>
+        <w:jc w:val="both"/>
+      </w:pPr>
+      <w:r>
+        <w:rPr>
+          <w:rFonts w:ascii="Calibri" w:cs="Calibri" w:eastAsia="Calibri" w:hAnsi="Calibri"/>
+          <w:b w:val="false"/>
+          <w:bCs w:val="false"/>
+          <w:i w:val="false"/>
+          <w:iCs w:val="false"/>
+          <w:color w:val="222222"/>
+          <w:sz w:val="22"/>
+          <w:szCs w:val="22"/>
+        </w:rPr>
+        <w:t xml:space="preserve">Peticiones POST al webhook /webhook/ada-historial con dos identificadores de usuario de prueba (A y B):</w:t>
+      </w:r>
+    </w:p>
+    <w:tbl>
+      <w:tblPr>
+        <w:tblW w:w="5000" w:type="pct"/>
+        <w:tblBorders>
+          <w:top w:val="single" w:sz="4" w:space="0" w:color="C9D2D6"/>
+          <w:left w:val="single" w:sz="4" w:space="0" w:color="C9D2D6"/>
+          <w:bottom w:val="single" w:sz="4" w:space="0" w:color="C9D2D6"/>
+          <w:right w:val="single" w:sz="4" w:space="0" w:color="C9D2D6"/>
+          <w:insideH w:val="single" w:sz="2" w:space="0" w:color="C9D2D6"/>
+          <w:insideV w:val="single" w:sz="2" w:space="0" w:color="C9D2D6"/>
+        </w:tblBorders>
+        <w:tblCellMar>
+          <w:left w:w="10" w:type="dxa"/>
+          <w:right w:w="10" w:type="dxa"/>
+        </w:tblCellMar>
+        <w:tblLook w:val="04A0" w:firstRow="1" w:lastRow="0" w:firstColumn="1" w:lastColumn="0" w:noHBand="0" w:noVBand="1"/>
+      </w:tblPr>
+      <w:tblGrid>
+        <w:gridCol w:w="3900"/>
+        <w:gridCol w:w="5100"/>
+      </w:tblGrid>
+      <w:tr>
+        <w:trPr>
+          <w:tblHeader/>
+        </w:trPr>
+        <w:tc>
+          <w:tcPr>
+            <w:tcW w:w="3900" w:type="dxa"/>
+            <w:shd w:val="clear" w:color="auto" w:fill="24425E"/>
+            <w:tcMar>
+              <w:top w:w="100" w:type="dxa"/>
+              <w:left w:w="120" w:type="dxa"/>
+              <w:bottom w:w="100" w:type="dxa"/>
+              <w:right w:w="120" w:type="dxa"/>
+            </w:tcMar>
+            <w:vAlign w:val="center"/>
+          </w:tcPr>
+          <w:p>
+            <w:r>
+              <w:rPr>
+                <w:rFonts w:ascii="Calibri" w:eastAsia="Calibri" w:hAnsi="Calibri" w:cs="Calibri"/>
+                <w:b/>
+                <w:bCs/>
+                <w:color w:val="FFFFFF"/>
+                <w:sz w:val="20"/>
+                <w:szCs w:val="20"/>
+              </w:rPr>
+              <w:t xml:space="preserve">Petición</w:t>
+            </w:r>
+          </w:p>
+        </w:tc>
+        <w:tc>
+          <w:tcPr>
+            <w:tcW w:w="5100" w:type="dxa"/>
+            <w:shd w:val="clear" w:color="auto" w:fill="24425E"/>
+            <w:tcMar>
+              <w:top w:w="100" w:type="dxa"/>
+              <w:left w:w="120" w:type="dxa"/>
+              <w:bottom w:w="100" w:type="dxa"/>
+              <w:right w:w="120" w:type="dxa"/>
+            </w:tcMar>
+            <w:vAlign w:val="center"/>
+          </w:tcPr>
+          <w:p>
+            <w:r>
+              <w:rPr>
+                <w:rFonts w:ascii="Calibri" w:eastAsia="Calibri" w:hAnsi="Calibri" w:cs="Calibri"/>
+                <w:b/>
+                <w:bCs/>
+                <w:color w:val="FFFFFF"/>
+                <w:sz w:val="20"/>
+                <w:szCs w:val="20"/>
+              </w:rPr>
+              <w:t xml:space="preserve">Respuesta del servidor</w:t>
+            </w:r>
+          </w:p>
+        </w:tc>
+      </w:tr>
+      <w:tr>
+        <w:trPr>
+          <w:cantSplit/>
+        </w:trPr>
+        <w:tc>
+          <w:tcPr>
+            <w:tcW w:w="3900" w:type="dxa"/>
+            <w:shd w:val="clear" w:color="auto" w:fill="FFFFFF"/>
+            <w:tcMar>
+              <w:top w:w="100" w:type="dxa"/>
+              <w:left w:w="120" w:type="dxa"/>
+              <w:bottom w:w="100" w:type="dxa"/>
+              <w:right w:w="120" w:type="dxa"/>
+            </w:tcMar>
+            <w:vAlign w:val="center"/>
+          </w:tcPr>
+          <w:p>
+            <w:r>
+              <w:rPr>
+                <w:rFonts w:ascii="Calibri" w:eastAsia="Calibri" w:hAnsi="Calibri" w:cs="Calibri"/>
+                <w:color w:val="222222"/>
+                <w:sz w:val="20"/>
+                <w:szCs w:val="20"/>
+              </w:rPr>
+              <w:t xml:space="preserve">registrar (usuario A, conversaciones c_prueba_0001 y c_prueba_0002)</w:t>
+            </w:r>
+          </w:p>
+        </w:tc>
+        <w:tc>
+          <w:tcPr>
+            <w:tcW w:w="5100" w:type="dxa"/>
+            <w:shd w:val="clear" w:color="auto" w:fill="FFFFFF"/>
+            <w:tcMar>
+              <w:top w:w="100" w:type="dxa"/>
+              <w:left w:w="120" w:type="dxa"/>
+              <w:bottom w:w="100" w:type="dxa"/>
+              <w:right w:w="120" w:type="dxa"/>
+            </w:tcMar>
+            <w:vAlign w:val="center"/>
+          </w:tcPr>
+          <w:p>
+            <w:r>
+              <w:rPr>
+                <w:rFonts w:ascii="Calibri" w:eastAsia="Calibri" w:hAnsi="Calibri" w:cs="Calibri"/>
+                <w:color w:val="222222"/>
+                <w:sz w:val="20"/>
+                <w:szCs w:val="20"/>
+              </w:rPr>
+              <w:t xml:space="preserve">{"ok":true} en ambas</w:t>
+            </w:r>
+          </w:p>
+        </w:tc>
+      </w:tr>
+      <w:tr>
+        <w:trPr>
+          <w:cantSplit/>
+        </w:trPr>
+        <w:tc>
+          <w:tcPr>
+            <w:tcW w:w="3900" w:type="dxa"/>
+            <w:shd w:val="clear" w:color="auto" w:fill="F2F4F5"/>
+            <w:tcMar>
+              <w:top w:w="100" w:type="dxa"/>
+              <w:left w:w="120" w:type="dxa"/>
+              <w:bottom w:w="100" w:type="dxa"/>
+              <w:right w:w="120" w:type="dxa"/>
+            </w:tcMar>
+            <w:vAlign w:val="center"/>
+          </w:tcPr>
+          <w:p>
+            <w:r>
+              <w:rPr>
+                <w:rFonts w:ascii="Calibri" w:eastAsia="Calibri" w:hAnsi="Calibri" w:cs="Calibri"/>
+                <w:color w:val="222222"/>
+                <w:sz w:val="20"/>
+                <w:szCs w:val="20"/>
+              </w:rPr>
+              <w:t xml:space="preserve">listar (usuario A)</w:t>
+            </w:r>
+          </w:p>
+        </w:tc>
+        <w:tc>
+          <w:tcPr>
+            <w:tcW w:w="5100" w:type="dxa"/>
+            <w:shd w:val="clear" w:color="auto" w:fill="F2F4F5"/>
+            <w:tcMar>
+              <w:top w:w="100" w:type="dxa"/>
+              <w:left w:w="120" w:type="dxa"/>
+              <w:bottom w:w="100" w:type="dxa"/>
+              <w:right w:w="120" w:type="dxa"/>
+            </w:tcMar>
+            <w:vAlign w:val="center"/>
+          </w:tcPr>
+          <w:p>
+            <w:r>
+              <w:rPr>
+                <w:rFonts w:ascii="Calibri" w:eastAsia="Calibri" w:hAnsi="Calibri" w:cs="Calibri"/>
+                <w:color w:val="222222"/>
+                <w:sz w:val="20"/>
+                <w:szCs w:val="20"/>
+              </w:rPr>
+              <w:t xml:space="preserve">2 conversaciones, de la más reciente a la más antigua, con título, fecha y número de mensajes</w:t>
+            </w:r>
+          </w:p>
+        </w:tc>
+      </w:tr>
+      <w:tr>
+        <w:trPr>
+          <w:cantSplit/>
+        </w:trPr>
+        <w:tc>
+          <w:tcPr>
+            <w:tcW w:w="3900" w:type="dxa"/>
+            <w:shd w:val="clear" w:color="auto" w:fill="FFFFFF"/>
+            <w:tcMar>
+              <w:top w:w="100" w:type="dxa"/>
+              <w:left w:w="120" w:type="dxa"/>
+              <w:bottom w:w="100" w:type="dxa"/>
+              <w:right w:w="120" w:type="dxa"/>
+            </w:tcMar>
+            <w:vAlign w:val="center"/>
+          </w:tcPr>
+          <w:p>
+            <w:r>
+              <w:rPr>
+                <w:rFonts w:ascii="Calibri" w:eastAsia="Calibri" w:hAnsi="Calibri" w:cs="Calibri"/>
+                <w:color w:val="222222"/>
+                <w:sz w:val="20"/>
+                <w:szCs w:val="20"/>
+              </w:rPr>
+              <w:t xml:space="preserve">obtener (usuario A, c_prueba_0001)</w:t>
+            </w:r>
+          </w:p>
+        </w:tc>
+        <w:tc>
+          <w:tcPr>
+            <w:tcW w:w="5100" w:type="dxa"/>
+            <w:shd w:val="clear" w:color="auto" w:fill="FFFFFF"/>
+            <w:tcMar>
+              <w:top w:w="100" w:type="dxa"/>
+              <w:left w:w="120" w:type="dxa"/>
+              <w:bottom w:w="100" w:type="dxa"/>
+              <w:right w:w="120" w:type="dxa"/>
+            </w:tcMar>
+            <w:vAlign w:val="center"/>
+          </w:tcPr>
+          <w:p>
+            <w:r>
+              <w:rPr>
+                <w:rFonts w:ascii="Calibri" w:eastAsia="Calibri" w:hAnsi="Calibri" w:cs="Calibri"/>
+                <w:color w:val="222222"/>
+                <w:sz w:val="20"/>
+                <w:szCs w:val="20"/>
+              </w:rPr>
+              <w:t xml:space="preserve">Mensajes de la conversación (rol, texto y marca de tiempo)</w:t>
+            </w:r>
+          </w:p>
+        </w:tc>
+      </w:tr>
+      <w:tr>
+        <w:trPr>
+          <w:cantSplit/>
+        </w:trPr>
+        <w:tc>
+          <w:tcPr>
+            <w:tcW w:w="3900" w:type="dxa"/>
+            <w:shd w:val="clear" w:color="auto" w:fill="F2F4F5"/>
+            <w:tcMar>
+              <w:top w:w="100" w:type="dxa"/>
+              <w:left w:w="120" w:type="dxa"/>
+              <w:bottom w:w="100" w:type="dxa"/>
+              <w:right w:w="120" w:type="dxa"/>
+            </w:tcMar>
+            <w:vAlign w:val="center"/>
+          </w:tcPr>
+          <w:p>
+            <w:r>
+              <w:rPr>
+                <w:rFonts w:ascii="Calibri" w:eastAsia="Calibri" w:hAnsi="Calibri" w:cs="Calibri"/>
+                <w:color w:val="222222"/>
+                <w:sz w:val="20"/>
+                <w:szCs w:val="20"/>
+              </w:rPr>
+              <w:t xml:space="preserve">listar (usuario B, otro usuario)</w:t>
+            </w:r>
+          </w:p>
+        </w:tc>
+        <w:tc>
+          <w:tcPr>
+            <w:tcW w:w="5100" w:type="dxa"/>
+            <w:shd w:val="clear" w:color="auto" w:fill="F2F4F5"/>
+            <w:tcMar>
+              <w:top w:w="100" w:type="dxa"/>
+              <w:left w:w="120" w:type="dxa"/>
+              <w:bottom w:w="100" w:type="dxa"/>
+              <w:right w:w="120" w:type="dxa"/>
+            </w:tcMar>
+            <w:vAlign w:val="center"/>
+          </w:tcPr>
+          <w:p>
+            <w:r>
+              <w:rPr>
+                <w:rFonts w:ascii="Calibri" w:eastAsia="Calibri" w:hAnsi="Calibri" w:cs="Calibri"/>
+                <w:color w:val="222222"/>
+                <w:sz w:val="20"/>
+                <w:szCs w:val="20"/>
+              </w:rPr>
+              <w:t xml:space="preserve">{"ok":true,"conversaciones":[]} — no ve las conversaciones del usuario A</w:t>
+            </w:r>
+          </w:p>
+        </w:tc>
+      </w:tr>
+      <w:tr>
+        <w:trPr>
+          <w:cantSplit/>
+        </w:trPr>
+        <w:tc>
+          <w:tcPr>
+            <w:tcW w:w="3900" w:type="dxa"/>
+            <w:shd w:val="clear" w:color="auto" w:fill="FFFFFF"/>
+            <w:tcMar>
+              <w:top w:w="100" w:type="dxa"/>
+              <w:left w:w="120" w:type="dxa"/>
+              <w:bottom w:w="100" w:type="dxa"/>
+              <w:right w:w="120" w:type="dxa"/>
+            </w:tcMar>
+            <w:vAlign w:val="center"/>
+          </w:tcPr>
+          <w:p>
+            <w:r>
+              <w:rPr>
+                <w:rFonts w:ascii="Calibri" w:eastAsia="Calibri" w:hAnsi="Calibri" w:cs="Calibri"/>
+                <w:color w:val="222222"/>
+                <w:sz w:val="20"/>
+                <w:szCs w:val="20"/>
+              </w:rPr>
+              <w:t xml:space="preserve">obtener con convId «../../etc/passwd»</w:t>
+            </w:r>
+          </w:p>
+        </w:tc>
+        <w:tc>
+          <w:tcPr>
+            <w:tcW w:w="5100" w:type="dxa"/>
+            <w:shd w:val="clear" w:color="auto" w:fill="FFFFFF"/>
+            <w:tcMar>
+              <w:top w:w="100" w:type="dxa"/>
+              <w:left w:w="120" w:type="dxa"/>
+              <w:bottom w:w="100" w:type="dxa"/>
+              <w:right w:w="120" w:type="dxa"/>
+            </w:tcMar>
+            <w:vAlign w:val="center"/>
+          </w:tcPr>
+          <w:p>
+            <w:r>
+              <w:rPr>
+                <w:rFonts w:ascii="Calibri" w:eastAsia="Calibri" w:hAnsi="Calibri" w:cs="Calibri"/>
+                <w:color w:val="222222"/>
+                <w:sz w:val="20"/>
+                <w:szCs w:val="20"/>
+              </w:rPr>
+              <w:t xml:space="preserve">{"ok":false,"error":"conversacion_invalida"}</w:t>
+            </w:r>
+          </w:p>
+        </w:tc>
+      </w:tr>
+      <w:tr>
+        <w:trPr>
+          <w:cantSplit/>
+        </w:trPr>
+        <w:tc>
+          <w:tcPr>
+            <w:tcW w:w="3900" w:type="dxa"/>
+            <w:shd w:val="clear" w:color="auto" w:fill="F2F4F5"/>
+            <w:tcMar>
+              <w:top w:w="100" w:type="dxa"/>
+              <w:left w:w="120" w:type="dxa"/>
+              <w:bottom w:w="100" w:type="dxa"/>
+              <w:right w:w="120" w:type="dxa"/>
+            </w:tcMar>
+            <w:vAlign w:val="center"/>
+          </w:tcPr>
+          <w:p>
+            <w:r>
+              <w:rPr>
+                <w:rFonts w:ascii="Calibri" w:eastAsia="Calibri" w:hAnsi="Calibri" w:cs="Calibri"/>
+                <w:color w:val="222222"/>
+                <w:sz w:val="20"/>
+                <w:szCs w:val="20"/>
+              </w:rPr>
+              <w:t xml:space="preserve">listar con uid «../x»</w:t>
+            </w:r>
+          </w:p>
+        </w:tc>
+        <w:tc>
+          <w:tcPr>
+            <w:tcW w:w="5100" w:type="dxa"/>
+            <w:shd w:val="clear" w:color="auto" w:fill="F2F4F5"/>
+            <w:tcMar>
+              <w:top w:w="100" w:type="dxa"/>
+              <w:left w:w="120" w:type="dxa"/>
+              <w:bottom w:w="100" w:type="dxa"/>
+              <w:right w:w="120" w:type="dxa"/>
+            </w:tcMar>
+            <w:vAlign w:val="center"/>
+          </w:tcPr>
+          <w:p>
+            <w:r>
+              <w:rPr>
+                <w:rFonts w:ascii="Calibri" w:eastAsia="Calibri" w:hAnsi="Calibri" w:cs="Calibri"/>
+                <w:color w:val="222222"/>
+                <w:sz w:val="20"/>
+                <w:szCs w:val="20"/>
+              </w:rPr>
+              <w:t xml:space="preserve">{"ok":false,"error":"uid_invalido"}</w:t>
+            </w:r>
+          </w:p>
+        </w:tc>
+      </w:tr>
+      <w:tr>
+        <w:trPr>
+          <w:cantSplit/>
+        </w:trPr>
+        <w:tc>
+          <w:tcPr>
+            <w:tcW w:w="3900" w:type="dxa"/>
+            <w:shd w:val="clear" w:color="auto" w:fill="FFFFFF"/>
+            <w:tcMar>
+              <w:top w:w="100" w:type="dxa"/>
+              <w:left w:w="120" w:type="dxa"/>
+              <w:bottom w:w="100" w:type="dxa"/>
+              <w:right w:w="120" w:type="dxa"/>
+            </w:tcMar>
+            <w:vAlign w:val="center"/>
+          </w:tcPr>
+          <w:p>
+            <w:r>
+              <w:rPr>
+                <w:rFonts w:ascii="Calibri" w:eastAsia="Calibri" w:hAnsi="Calibri" w:cs="Calibri"/>
+                <w:color w:val="222222"/>
+                <w:sz w:val="20"/>
+                <w:szCs w:val="20"/>
+              </w:rPr>
+              <w:t xml:space="preserve">borrar (usuario A, c_prueba_0002) y listar</w:t>
+            </w:r>
+          </w:p>
+        </w:tc>
+        <w:tc>
+          <w:tcPr>
+            <w:tcW w:w="5100" w:type="dxa"/>
+            <w:shd w:val="clear" w:color="auto" w:fill="FFFFFF"/>
+            <w:tcMar>
+              <w:top w:w="100" w:type="dxa"/>
+              <w:left w:w="120" w:type="dxa"/>
+              <w:bottom w:w="100" w:type="dxa"/>
+              <w:right w:w="120" w:type="dxa"/>
+            </w:tcMar>
+            <w:vAlign w:val="center"/>
+          </w:tcPr>
+          <w:p>
+            <w:r>
+              <w:rPr>
+                <w:rFonts w:ascii="Calibri" w:eastAsia="Calibri" w:hAnsi="Calibri" w:cs="Calibri"/>
+                <w:color w:val="222222"/>
+                <w:sz w:val="20"/>
+                <w:szCs w:val="20"/>
+              </w:rPr>
+              <w:t xml:space="preserve">{"ok":true}; el listado queda con 1 conversación</w:t>
+            </w:r>
+          </w:p>
+        </w:tc>
+      </w:tr>
+    </w:tbl>
+    <w:p>
+      <w:pPr>
+        <w:pStyle w:val="Heading2"/>
+        <w:spacing w:after="140" w:before="320"/>
+      </w:pPr>
+      <w:r>
+        <w:rPr>
+          <w:rFonts w:ascii="Calibri" w:cs="Calibri" w:eastAsia="Calibri" w:hAnsi="Calibri"/>
+          <w:b/>
+          <w:bCs/>
+          <w:color w:val="4E95C2"/>
+          <w:sz w:val="24"/>
+          <w:szCs w:val="24"/>
+        </w:rPr>
+        <w:t xml:space="preserve">Evidencia: purga automática por antigüedad</w:t>
+      </w:r>
+    </w:p>
+    <w:p>
+      <w:pPr>
+        <w:spacing w:after="160" w:line="288"/>
+        <w:jc w:val="both"/>
+      </w:pPr>
+      <w:r>
+        <w:rPr>
+          <w:rFonts w:ascii="Calibri" w:cs="Calibri" w:eastAsia="Calibri" w:hAnsi="Calibri"/>
+          <w:b w:val="false"/>
+          <w:bCs w:val="false"/>
+          <w:i w:val="false"/>
+          <w:iCs w:val="false"/>
+          <w:color w:val="222222"/>
+          <w:sz w:val="22"/>
+          <w:szCs w:val="22"/>
+        </w:rPr>
+        <w:t xml:space="preserve">Se ejecutó el workflow de purga con archivos de prueba de antigüedad conocida (fecha de modificación controlada) y con los archivos reales del formato anterior que ya existían en el servidor:</w:t>
+      </w:r>
+    </w:p>
+    <w:tbl>
+      <w:tblPr>
+        <w:tblW w:w="5000" w:type="pct"/>
+        <w:tblBorders>
+          <w:top w:val="single" w:sz="4" w:space="0" w:color="C9D2D6"/>
+          <w:left w:val="single" w:sz="4" w:space="0" w:color="C9D2D6"/>
+          <w:bottom w:val="single" w:sz="4" w:space="0" w:color="C9D2D6"/>
+          <w:right w:val="single" w:sz="4" w:space="0" w:color="C9D2D6"/>
+          <w:insideH w:val="single" w:sz="2" w:space="0" w:color="C9D2D6"/>
+          <w:insideV w:val="single" w:sz="2" w:space="0" w:color="C9D2D6"/>
+        </w:tblBorders>
+        <w:tblCellMar>
+          <w:left w:w="10" w:type="dxa"/>
+          <w:right w:w="10" w:type="dxa"/>
+        </w:tblCellMar>
+        <w:tblLook w:val="04A0" w:firstRow="1" w:lastRow="0" w:firstColumn="1" w:lastColumn="0" w:noHBand="0" w:noVBand="1"/>
+      </w:tblPr>
+      <w:tblGrid>
+        <w:gridCol w:w="4800"/>
+        <w:gridCol w:w="1800"/>
+        <w:gridCol w:w="2400"/>
+      </w:tblGrid>
+      <w:tr>
+        <w:trPr>
+          <w:tblHeader/>
+        </w:trPr>
+        <w:tc>
+          <w:tcPr>
+            <w:tcW w:w="4800" w:type="dxa"/>
+            <w:shd w:val="clear" w:color="auto" w:fill="24425E"/>
+            <w:tcMar>
+              <w:top w:w="100" w:type="dxa"/>
+              <w:left w:w="120" w:type="dxa"/>
+              <w:bottom w:w="100" w:type="dxa"/>
+              <w:right w:w="120" w:type="dxa"/>
+            </w:tcMar>
+            <w:vAlign w:val="center"/>
+          </w:tcPr>
+          <w:p>
+            <w:r>
+              <w:rPr>
+                <w:rFonts w:ascii="Calibri" w:eastAsia="Calibri" w:hAnsi="Calibri" w:cs="Calibri"/>
+                <w:b/>
+                <w:bCs/>
+                <w:color w:val="FFFFFF"/>
+                <w:sz w:val="20"/>
+                <w:szCs w:val="20"/>
+              </w:rPr>
+              <w:t xml:space="preserve">Archivo</w:t>
+            </w:r>
+          </w:p>
+        </w:tc>
+        <w:tc>
+          <w:tcPr>
+            <w:tcW w:w="1800" w:type="dxa"/>
+            <w:shd w:val="clear" w:color="auto" w:fill="24425E"/>
+            <w:tcMar>
+              <w:top w:w="100" w:type="dxa"/>
+              <w:left w:w="120" w:type="dxa"/>
+              <w:bottom w:w="100" w:type="dxa"/>
+              <w:right w:w="120" w:type="dxa"/>
+            </w:tcMar>
+            <w:vAlign w:val="center"/>
+          </w:tcPr>
+          <w:p>
+            <w:r>
+              <w:rPr>
+                <w:rFonts w:ascii="Calibri" w:eastAsia="Calibri" w:hAnsi="Calibri" w:cs="Calibri"/>
+                <w:b/>
+                <w:bCs/>
+                <w:color w:val="FFFFFF"/>
+                <w:sz w:val="20"/>
+                <w:szCs w:val="20"/>
+              </w:rPr>
+              <w:t xml:space="preserve">Antigüedad</w:t>
+            </w:r>
+          </w:p>
+        </w:tc>
+        <w:tc>
+          <w:tcPr>
+            <w:tcW w:w="2400" w:type="dxa"/>
+            <w:shd w:val="clear" w:color="auto" w:fill="24425E"/>
+            <w:tcMar>
+              <w:top w:w="100" w:type="dxa"/>
+              <w:left w:w="120" w:type="dxa"/>
+              <w:bottom w:w="100" w:type="dxa"/>
+              <w:right w:w="120" w:type="dxa"/>
+            </w:tcMar>
+            <w:vAlign w:val="center"/>
+          </w:tcPr>
+          <w:p>
+            <w:r>
+              <w:rPr>
+                <w:rFonts w:ascii="Calibri" w:eastAsia="Calibri" w:hAnsi="Calibri" w:cs="Calibri"/>
+                <w:b/>
+                <w:bCs/>
+                <w:color w:val="FFFFFF"/>
+                <w:sz w:val="20"/>
+                <w:szCs w:val="20"/>
+              </w:rPr>
+              <w:t xml:space="preserve">Resultado</w:t>
+            </w:r>
+          </w:p>
+        </w:tc>
+      </w:tr>
+      <w:tr>
+        <w:trPr>
+          <w:cantSplit/>
+        </w:trPr>
+        <w:tc>
+          <w:tcPr>
+            <w:tcW w:w="4800" w:type="dxa"/>
+            <w:shd w:val="clear" w:color="auto" w:fill="FFFFFF"/>
+            <w:tcMar>
+              <w:top w:w="100" w:type="dxa"/>
+              <w:left w:w="120" w:type="dxa"/>
+              <w:bottom w:w="100" w:type="dxa"/>
+              <w:right w:w="120" w:type="dxa"/>
+            </w:tcMar>
+            <w:vAlign w:val="center"/>
+          </w:tcPr>
+          <w:p>
+            <w:r>
+              <w:rPr>
+                <w:rFonts w:ascii="Calibri" w:eastAsia="Calibri" w:hAnsi="Calibri" w:cs="Calibri"/>
+                <w:color w:val="222222"/>
+                <w:sz w:val="20"/>
+                <w:szCs w:val="20"/>
+              </w:rPr>
+              <w:t xml:space="preserve">historial/&lt;usuario&gt;/c_vieja_0001.json (prueba)</w:t>
+            </w:r>
+          </w:p>
+        </w:tc>
+        <w:tc>
+          <w:tcPr>
+            <w:tcW w:w="1800" w:type="dxa"/>
+            <w:shd w:val="clear" w:color="auto" w:fill="FFFFFF"/>
+            <w:tcMar>
+              <w:top w:w="100" w:type="dxa"/>
+              <w:left w:w="120" w:type="dxa"/>
+              <w:bottom w:w="100" w:type="dxa"/>
+              <w:right w:w="120" w:type="dxa"/>
+            </w:tcMar>
+            <w:vAlign w:val="center"/>
+          </w:tcPr>
+          <w:p>
+            <w:r>
+              <w:rPr>
+                <w:rFonts w:ascii="Calibri" w:eastAsia="Calibri" w:hAnsi="Calibri" w:cs="Calibri"/>
+                <w:color w:val="222222"/>
+                <w:sz w:val="20"/>
+                <w:szCs w:val="20"/>
+              </w:rPr>
+              <w:t xml:space="preserve">40 días</w:t>
+            </w:r>
+          </w:p>
+        </w:tc>
+        <w:tc>
+          <w:tcPr>
+            <w:tcW w:w="2400" w:type="dxa"/>
+            <w:shd w:val="clear" w:color="auto" w:fill="FFFFFF"/>
+            <w:tcMar>
+              <w:top w:w="100" w:type="dxa"/>
+              <w:left w:w="120" w:type="dxa"/>
+              <w:bottom w:w="100" w:type="dxa"/>
+              <w:right w:w="120" w:type="dxa"/>
+            </w:tcMar>
+            <w:vAlign w:val="center"/>
+          </w:tcPr>
+          <w:p>
+            <w:r>
+              <w:rPr>
+                <w:rFonts w:ascii="Calibri" w:eastAsia="Calibri" w:hAnsi="Calibri" w:cs="Calibri"/>
+                <w:color w:val="222222"/>
+                <w:sz w:val="20"/>
+                <w:szCs w:val="20"/>
+              </w:rPr>
+              <w:t xml:space="preserve">Eliminado</w:t>
+            </w:r>
+          </w:p>
+        </w:tc>
+      </w:tr>
+      <w:tr>
+        <w:trPr>
+          <w:cantSplit/>
+        </w:trPr>
+        <w:tc>
+          <w:tcPr>
+            <w:tcW w:w="4800" w:type="dxa"/>
+            <w:shd w:val="clear" w:color="auto" w:fill="F2F4F5"/>
+            <w:tcMar>
+              <w:top w:w="100" w:type="dxa"/>
+              <w:left w:w="120" w:type="dxa"/>
+              <w:bottom w:w="100" w:type="dxa"/>
+              <w:right w:w="120" w:type="dxa"/>
+            </w:tcMar>
+            <w:vAlign w:val="center"/>
+          </w:tcPr>
+          <w:p>
+            <w:r>
+              <w:rPr>
+                <w:rFonts w:ascii="Calibri" w:eastAsia="Calibri" w:hAnsi="Calibri" w:cs="Calibri"/>
+                <w:color w:val="222222"/>
+                <w:sz w:val="20"/>
+                <w:szCs w:val="20"/>
+              </w:rPr>
+              <w:t xml:space="preserve">historial/&lt;usuario&gt;/c_nueva_0001.json (prueba)</w:t>
+            </w:r>
+          </w:p>
+        </w:tc>
+        <w:tc>
+          <w:tcPr>
+            <w:tcW w:w="1800" w:type="dxa"/>
+            <w:shd w:val="clear" w:color="auto" w:fill="F2F4F5"/>
+            <w:tcMar>
+              <w:top w:w="100" w:type="dxa"/>
+              <w:left w:w="120" w:type="dxa"/>
+              <w:bottom w:w="100" w:type="dxa"/>
+              <w:right w:w="120" w:type="dxa"/>
+            </w:tcMar>
+            <w:vAlign w:val="center"/>
+          </w:tcPr>
+          <w:p>
+            <w:r>
+              <w:rPr>
+                <w:rFonts w:ascii="Calibri" w:eastAsia="Calibri" w:hAnsi="Calibri" w:cs="Calibri"/>
+                <w:color w:val="222222"/>
+                <w:sz w:val="20"/>
+                <w:szCs w:val="20"/>
+              </w:rPr>
+              <w:t xml:space="preserve">29 días</w:t>
+            </w:r>
+          </w:p>
+        </w:tc>
+        <w:tc>
+          <w:tcPr>
+            <w:tcW w:w="2400" w:type="dxa"/>
+            <w:shd w:val="clear" w:color="auto" w:fill="F2F4F5"/>
+            <w:tcMar>
+              <w:top w:w="100" w:type="dxa"/>
+              <w:left w:w="120" w:type="dxa"/>
+              <w:bottom w:w="100" w:type="dxa"/>
+              <w:right w:w="120" w:type="dxa"/>
+            </w:tcMar>
+            <w:vAlign w:val="center"/>
+          </w:tcPr>
+          <w:p>
+            <w:r>
+              <w:rPr>
+                <w:rFonts w:ascii="Calibri" w:eastAsia="Calibri" w:hAnsi="Calibri" w:cs="Calibri"/>
+                <w:color w:val="222222"/>
+                <w:sz w:val="20"/>
+                <w:szCs w:val="20"/>
+              </w:rPr>
+              <w:t xml:space="preserve">Conservado</w:t>
+            </w:r>
+          </w:p>
+        </w:tc>
+      </w:tr>
+      <w:tr>
+        <w:trPr>
+          <w:cantSplit/>
+        </w:trPr>
+        <w:tc>
+          <w:tcPr>
+            <w:tcW w:w="4800" w:type="dxa"/>
+            <w:shd w:val="clear" w:color="auto" w:fill="FFFFFF"/>
+            <w:tcMar>
+              <w:top w:w="100" w:type="dxa"/>
+              <w:left w:w="120" w:type="dxa"/>
+              <w:bottom w:w="100" w:type="dxa"/>
+              <w:right w:w="120" w:type="dxa"/>
+            </w:tcMar>
+            <w:vAlign w:val="center"/>
+          </w:tcPr>
+          <w:p>
+            <w:r>
+              <w:rPr>
+                <w:rFonts w:ascii="Calibri" w:eastAsia="Calibri" w:hAnsi="Calibri" w:cs="Calibri"/>
+                <w:color w:val="222222"/>
+                <w:sz w:val="20"/>
+                <w:szCs w:val="20"/>
+              </w:rPr>
+              <w:t xml:space="preserve">conversaciones/*.json (formato anterior): 17 archivos</w:t>
+            </w:r>
+          </w:p>
+        </w:tc>
+        <w:tc>
+          <w:tcPr>
+            <w:tcW w:w="1800" w:type="dxa"/>
+            <w:shd w:val="clear" w:color="auto" w:fill="FFFFFF"/>
+            <w:tcMar>
+              <w:top w:w="100" w:type="dxa"/>
+              <w:left w:w="120" w:type="dxa"/>
+              <w:bottom w:w="100" w:type="dxa"/>
+              <w:right w:w="120" w:type="dxa"/>
+            </w:tcMar>
+            <w:vAlign w:val="center"/>
+          </w:tcPr>
+          <w:p>
+            <w:r>
+              <w:rPr>
+                <w:rFonts w:ascii="Calibri" w:eastAsia="Calibri" w:hAnsi="Calibri" w:cs="Calibri"/>
+                <w:color w:val="222222"/>
+                <w:sz w:val="20"/>
+                <w:szCs w:val="20"/>
+              </w:rPr>
+              <w:t xml:space="preserve">de 44 a 85 días</w:t>
+            </w:r>
+          </w:p>
+        </w:tc>
+        <w:tc>
+          <w:tcPr>
+            <w:tcW w:w="2400" w:type="dxa"/>
+            <w:shd w:val="clear" w:color="auto" w:fill="FFFFFF"/>
+            <w:tcMar>
+              <w:top w:w="100" w:type="dxa"/>
+              <w:left w:w="120" w:type="dxa"/>
+              <w:bottom w:w="100" w:type="dxa"/>
+              <w:right w:w="120" w:type="dxa"/>
+            </w:tcMar>
+            <w:vAlign w:val="center"/>
+          </w:tcPr>
+          <w:p>
+            <w:r>
+              <w:rPr>
+                <w:rFonts w:ascii="Calibri" w:eastAsia="Calibri" w:hAnsi="Calibri" w:cs="Calibri"/>
+                <w:color w:val="222222"/>
+                <w:sz w:val="20"/>
+                <w:szCs w:val="20"/>
+              </w:rPr>
+              <w:t xml:space="preserve">Eliminados</w:t>
+            </w:r>
+          </w:p>
+        </w:tc>
+      </w:tr>
+      <w:tr>
+        <w:trPr>
+          <w:cantSplit/>
+        </w:trPr>
+        <w:tc>
+          <w:tcPr>
+            <w:tcW w:w="4800" w:type="dxa"/>
+            <w:shd w:val="clear" w:color="auto" w:fill="F2F4F5"/>
+            <w:tcMar>
+              <w:top w:w="100" w:type="dxa"/>
+              <w:left w:w="120" w:type="dxa"/>
+              <w:bottom w:w="100" w:type="dxa"/>
+              <w:right w:w="120" w:type="dxa"/>
+            </w:tcMar>
+            <w:vAlign w:val="center"/>
+          </w:tcPr>
+          <w:p>
+            <w:r>
+              <w:rPr>
+                <w:rFonts w:ascii="Calibri" w:eastAsia="Calibri" w:hAnsi="Calibri" w:cs="Calibri"/>
+                <w:color w:val="222222"/>
+                <w:sz w:val="20"/>
+                <w:szCs w:val="20"/>
+              </w:rPr>
+              <w:t xml:space="preserve">conversaciones/*.json (formato anterior): 6 archivos</w:t>
+            </w:r>
+          </w:p>
+        </w:tc>
+        <w:tc>
+          <w:tcPr>
+            <w:tcW w:w="1800" w:type="dxa"/>
+            <w:shd w:val="clear" w:color="auto" w:fill="F2F4F5"/>
+            <w:tcMar>
+              <w:top w:w="100" w:type="dxa"/>
+              <w:left w:w="120" w:type="dxa"/>
+              <w:bottom w:w="100" w:type="dxa"/>
+              <w:right w:w="120" w:type="dxa"/>
+            </w:tcMar>
+            <w:vAlign w:val="center"/>
+          </w:tcPr>
+          <w:p>
+            <w:r>
+              <w:rPr>
+                <w:rFonts w:ascii="Calibri" w:eastAsia="Calibri" w:hAnsi="Calibri" w:cs="Calibri"/>
+                <w:color w:val="222222"/>
+                <w:sz w:val="20"/>
+                <w:szCs w:val="20"/>
+              </w:rPr>
+              <w:t xml:space="preserve">17 días</w:t>
+            </w:r>
+          </w:p>
+        </w:tc>
+        <w:tc>
+          <w:tcPr>
+            <w:tcW w:w="2400" w:type="dxa"/>
+            <w:shd w:val="clear" w:color="auto" w:fill="F2F4F5"/>
+            <w:tcMar>
+              <w:top w:w="100" w:type="dxa"/>
+              <w:left w:w="120" w:type="dxa"/>
+              <w:bottom w:w="100" w:type="dxa"/>
+              <w:right w:w="120" w:type="dxa"/>
+            </w:tcMar>
+            <w:vAlign w:val="center"/>
+          </w:tcPr>
+          <w:p>
+            <w:r>
+              <w:rPr>
+                <w:rFonts w:ascii="Calibri" w:eastAsia="Calibri" w:hAnsi="Calibri" w:cs="Calibri"/>
+                <w:color w:val="222222"/>
+                <w:sz w:val="20"/>
+                <w:szCs w:val="20"/>
+              </w:rPr>
+              <w:t xml:space="preserve">Conservados</w:t>
+            </w:r>
+          </w:p>
+        </w:tc>
+      </w:tr>
+    </w:tbl>
+    <w:p>
+      <w:pPr>
+        <w:spacing w:after="160" w:line="288"/>
+        <w:jc w:val="both"/>
+      </w:pPr>
+      <w:r>
+        <w:rPr>
+          <w:rFonts w:ascii="Calibri" w:cs="Calibri" w:eastAsia="Calibri" w:hAnsi="Calibri"/>
+          <w:b w:val="false"/>
+          <w:bCs w:val="false"/>
+          <w:i w:val="false"/>
+          <w:iCs w:val="false"/>
+          <w:color w:val="222222"/>
+          <w:sz w:val="22"/>
+          <w:szCs w:val="22"/>
+        </w:rPr>
+        <w:t xml:space="preserve">Antes de la purga la carpeta del formato anterior contenía 23 archivos acumulados sin ninguna depuración desde julio; después quedaron 6. Los archivos eliminados se respaldaron previamente.</w:t>
+      </w:r>
+    </w:p>
+    <w:tbl>
+      <w:tblPr>
+        <w:tblW w:type="pct" w:w="100%"/>
+        <w:tblBorders>
+          <w:top w:val="single" w:color="D98E3A" w:sz="4"/>
+          <w:left w:val="single" w:color="D98E3A" w:sz="24"/>
+          <w:bottom w:val="single" w:color="D98E3A" w:sz="4"/>
+          <w:right w:val="single" w:color="D98E3A" w:sz="4"/>
+          <w:insideH w:val="single" w:color="auto" w:sz="4"/>
+          <w:insideV w:val="single" w:color="auto" w:sz="4"/>
+        </w:tblBorders>
+      </w:tblPr>
+      <w:tblGrid>
+        <w:gridCol w:w="100"/>
+      </w:tblGrid>
+      <w:tr>
+        <w:tc>
+          <w:tcPr>
+            <w:shd w:fill="FDF3E7" w:val="clear"/>
+            <w:tcMar>
+              <w:top w:type="dxa" w:w="160"/>
+              <w:left w:type="dxa" w:w="200"/>
+              <w:bottom w:type="dxa" w:w="160"/>
+              <w:right w:type="dxa" w:w="200"/>
+            </w:tcMar>
+          </w:tcPr>
+          <w:p>
+            <w:pPr>
+              <w:spacing w:after="80"/>
+            </w:pPr>
+            <w:r>
+              <w:rPr>
+                <w:rFonts w:ascii="Calibri" w:cs="Calibri" w:eastAsia="Calibri" w:hAnsi="Calibri"/>
+                <w:b/>
+                <w:bCs/>
+                <w:color w:val="24425E"/>
+                <w:sz w:val="22"/>
+                <w:szCs w:val="22"/>
+              </w:rPr>
+              <w:t xml:space="preserve">Lectura de los resultados</w:t>
+            </w:r>
+          </w:p>
+          <w:p>
+            <w:pPr>
+              <w:spacing w:after="40" w:line="264"/>
+              <w:jc w:val="both"/>
+            </w:pPr>
+            <w:r>
+              <w:rPr>
+                <w:rFonts w:ascii="Calibri" w:cs="Calibri" w:eastAsia="Calibri" w:hAnsi="Calibri"/>
+                <w:color w:val="333333"/>
+                <w:sz w:val="21"/>
+                <w:szCs w:val="21"/>
+              </w:rPr>
+              <w:t xml:space="preserve">•  El chat actual se conserva mientras la sesión sea la misma y se reinicia con cada inicio de sesión, sin perder la conversación anterior, que queda en el historial.</w:t>
+            </w:r>
+          </w:p>
+          <w:p>
+            <w:pPr>
+              <w:spacing w:after="40" w:line="264"/>
+              <w:jc w:val="both"/>
+            </w:pPr>
+            <w:r>
+              <w:rPr>
+                <w:rFonts w:ascii="Calibri" w:cs="Calibri" w:eastAsia="Calibri" w:hAnsi="Calibri"/>
+                <w:color w:val="333333"/>
+                <w:sz w:val="21"/>
+                <w:szCs w:val="21"/>
+              </w:rPr>
+              <w:t xml:space="preserve">•  El historial está aislado por usuario: un segundo usuario del mismo navegador no ve las conversaciones del primero y su copia local se elimina al cambiar de cuenta.</w:t>
+            </w:r>
+          </w:p>
+          <w:p>
+            <w:pPr>
+              <w:spacing w:after="40" w:line="264"/>
+              <w:jc w:val="both"/>
+            </w:pPr>
+            <w:r>
+              <w:rPr>
+                <w:rFonts w:ascii="Calibri" w:cs="Calibri" w:eastAsia="Calibri" w:hAnsi="Calibri"/>
+                <w:color w:val="333333"/>
+                <w:sz w:val="21"/>
+                <w:szCs w:val="21"/>
+              </w:rPr>
+              <w:t xml:space="preserve">•  La purga elimina lo que supera los 30 días y conserva lo reciente; los identificadores mal formados se rechazan sin tocar el sistema de archivos.</w:t>
+            </w:r>
+          </w:p>
+          <w:p>
+            <w:pPr>
+              <w:spacing w:after="40" w:line="264"/>
+              <w:jc w:val="both"/>
+            </w:pPr>
+            <w:r>
+              <w:rPr>
+                <w:rFonts w:ascii="Calibri" w:cs="Calibri" w:eastAsia="Calibri" w:hAnsi="Calibri"/>
+                <w:color w:val="333333"/>
+                <w:sz w:val="21"/>
+                <w:szCs w:val="21"/>
+              </w:rPr>
+              <w:t xml:space="preserve">•  Pendiente para producción: cifrado del volumen y autenticación de los webhooks (ver Manual Técnico, sección 7).</w:t>
+            </w:r>
+          </w:p>
+        </w:tc>
+      </w:tr>
+    </w:tbl>
+    <w:p>
+      <w:pPr>
+        <w:pStyle w:val="Heading1"/>
+        <w:pBdr>
+          <w:bottom w:val="single" w:color="D98E3A" w:sz="6" w:space="4"/>
+        </w:pBdr>
+        <w:spacing w:after="200" w:before="480"/>
+      </w:pPr>
+      <w:r>
+        <w:rPr>
+          <w:rFonts w:ascii="Calibri" w:cs="Calibri" w:eastAsia="Calibri" w:hAnsi="Calibri"/>
+          <w:b/>
+          <w:bCs/>
+          <w:color w:val="D98E3A"/>
+          <w:sz w:val="30"/>
+          <w:szCs w:val="30"/>
+        </w:rPr>
+        <w:t xml:space="preserve">7.  </w:t>
+      </w:r>
+      <w:r>
+        <w:rPr>
+          <w:rFonts w:ascii="Calibri" w:cs="Calibri" w:eastAsia="Calibri" w:hAnsi="Calibri"/>
+          <w:b/>
+          <w:bCs/>
+          <w:color w:val="24425E"/>
+          <w:sz w:val="30"/>
+          <w:szCs w:val="30"/>
+        </w:rPr>
         <w:t xml:space="preserve">Conclusiones de la validación</w:t>
       </w:r>
     </w:p>
@@ -2184,7 +4354,7 @@
           <w:sz w:val="22"/>
           <w:szCs w:val="22"/>
         </w:rPr>
-        <w:t xml:space="preserve">El middleware cumple con el Objetivo 3 del proyecto: se validó su funcionamiento mediante pruebas comparativas de tiempo de respuesta y de comportamiento conversacional. Se concluye que el sistema, tras las correcciones documentadas, entrega tiempos de respuesta consistentes con lo esperado para preguntas que requieren interpretación del modelo de lenguaje, y tiempos prácticamente instantáneos para las consultas estructuradas resueltas directamente contra los datos de Moodle. El principal factor limitante identificado para una eventual escala mayor corresponde a la capacidad de cómputo disponible para la inferencia, no al diseño de la integración.</w:t>
+        <w:t xml:space="preserve">El middleware cumple con el Objetivo 3 del proyecto: se validó su funcionamiento mediante pruebas comparativas de tiempo de respuesta y de comportamiento conversacional. Se concluye que el sistema, tras las correcciones documentadas, entrega tiempos de respuesta consistentes con lo esperado para preguntas que requieren interpretación del modelo de lenguaje, y tiempos prácticamente instantáneos para las consultas estructuradas resueltas directamente contra los datos de Moodle. El principal factor limitante identificado para una eventual escala mayor corresponde a la capacidad de cómputo disponible para la inferencia, no al diseño de la integración. Adicionalmente, la gestión de sesión e historial de conversaciones (chat actual por sesión, historial por usuario, borrado y purga automática a los 30 días) superó las nueve pruebas funcionales de la sección 6.</w:t>
       </w:r>
     </w:p>
     <w:sectPr>

--- a/anexos/3_Informe_Pruebas_Funcionales_Ada.docx
+++ b/anexos/3_Informe_Pruebas_Funcionales_Ada.docx
@@ -2165,6 +2165,3431 @@
           <w:sz w:val="30"/>
           <w:szCs w:val="30"/>
         </w:rPr>
+        <w:t xml:space="preserve">Matriz detallada de casos de prueba (Objetivo 3)</w:t>
+      </w:r>
+    </w:p>
+    <w:p>
+      <w:pPr>
+        <w:spacing w:after="160" w:line="288"/>
+        <w:jc w:val="both"/>
+      </w:pPr>
+      <w:r>
+        <w:rPr>
+          <w:rFonts w:ascii="Calibri" w:cs="Calibri" w:eastAsia="Calibri" w:hAnsi="Calibri"/>
+          <w:b w:val="false"/>
+          <w:bCs w:val="false"/>
+          <w:i w:val="false"/>
+          <w:iCs w:val="false"/>
+          <w:color w:val="222222"/>
+          <w:sz w:val="22"/>
+          <w:szCs w:val="22"/>
+        </w:rPr>
+        <w:t xml:space="preserve">Esta sección amplía la matriz del informe final. Para cada caso se registran la consulta realizada, la respuesta esperada (derivada de la información real almacenada en Moodle), la respuesta obtenida, el criterio de aceptación aplicado, el resultado, el tiempo de respuesta y la evidencia, que corresponde a las capturas de pantalla del Anexo D (Caso n).</w:t>
+      </w:r>
+    </w:p>
+    <w:p>
+      <w:pPr>
+        <w:pStyle w:val="Heading2"/>
+        <w:spacing w:after="140" w:before="320"/>
+      </w:pPr>
+      <w:r>
+        <w:rPr>
+          <w:rFonts w:ascii="Calibri" w:cs="Calibri" w:eastAsia="Calibri" w:hAnsi="Calibri"/>
+          <w:b/>
+          <w:bCs/>
+          <w:color w:val="4E95C2"/>
+          <w:sz w:val="24"/>
+          <w:szCs w:val="24"/>
+        </w:rPr>
+        <w:t xml:space="preserve">Criterios de aceptación por categoría</w:t>
+      </w:r>
+    </w:p>
+    <w:tbl>
+      <w:tblPr>
+        <w:tblW w:w="5000" w:type="pct"/>
+        <w:tblBorders>
+          <w:top w:val="single" w:sz="4" w:space="0" w:color="C9D2D6"/>
+          <w:left w:val="single" w:sz="4" w:space="0" w:color="C9D2D6"/>
+          <w:bottom w:val="single" w:sz="4" w:space="0" w:color="C9D2D6"/>
+          <w:right w:val="single" w:sz="4" w:space="0" w:color="C9D2D6"/>
+          <w:insideH w:val="single" w:sz="2" w:space="0" w:color="C9D2D6"/>
+          <w:insideV w:val="single" w:sz="2" w:space="0" w:color="C9D2D6"/>
+        </w:tblBorders>
+        <w:tblCellMar>
+          <w:left w:w="10" w:type="dxa"/>
+          <w:right w:w="10" w:type="dxa"/>
+        </w:tblCellMar>
+        <w:tblLook w:val="04A0" w:firstRow="1" w:lastRow="0" w:firstColumn="1" w:lastColumn="0" w:noHBand="0" w:noVBand="1"/>
+      </w:tblPr>
+      <w:tblGrid>
+        <w:gridCol w:w="900"/>
+        <w:gridCol w:w="2200"/>
+        <w:gridCol w:w="5900"/>
+      </w:tblGrid>
+      <w:tr>
+        <w:trPr>
+          <w:tblHeader/>
+        </w:trPr>
+        <w:tc>
+          <w:tcPr>
+            <w:tcW w:w="900" w:type="dxa"/>
+            <w:shd w:val="clear" w:color="auto" w:fill="24425E"/>
+            <w:tcMar>
+              <w:top w:w="100" w:type="dxa"/>
+              <w:left w:w="120" w:type="dxa"/>
+              <w:bottom w:w="100" w:type="dxa"/>
+              <w:right w:w="120" w:type="dxa"/>
+            </w:tcMar>
+            <w:vAlign w:val="center"/>
+          </w:tcPr>
+          <w:p>
+            <w:r>
+              <w:rPr>
+                <w:rFonts w:ascii="Calibri" w:eastAsia="Calibri" w:hAnsi="Calibri" w:cs="Calibri"/>
+                <w:b/>
+                <w:bCs/>
+                <w:color w:val="FFFFFF"/>
+                <w:sz w:val="20"/>
+                <w:szCs w:val="20"/>
+              </w:rPr>
+              <w:t xml:space="preserve">Código</w:t>
+            </w:r>
+          </w:p>
+        </w:tc>
+        <w:tc>
+          <w:tcPr>
+            <w:tcW w:w="2200" w:type="dxa"/>
+            <w:shd w:val="clear" w:color="auto" w:fill="24425E"/>
+            <w:tcMar>
+              <w:top w:w="100" w:type="dxa"/>
+              <w:left w:w="120" w:type="dxa"/>
+              <w:bottom w:w="100" w:type="dxa"/>
+              <w:right w:w="120" w:type="dxa"/>
+            </w:tcMar>
+            <w:vAlign w:val="center"/>
+          </w:tcPr>
+          <w:p>
+            <w:r>
+              <w:rPr>
+                <w:rFonts w:ascii="Calibri" w:eastAsia="Calibri" w:hAnsi="Calibri" w:cs="Calibri"/>
+                <w:b/>
+                <w:bCs/>
+                <w:color w:val="FFFFFF"/>
+                <w:sz w:val="20"/>
+                <w:szCs w:val="20"/>
+              </w:rPr>
+              <w:t xml:space="preserve">Categoría</w:t>
+            </w:r>
+          </w:p>
+        </w:tc>
+        <w:tc>
+          <w:tcPr>
+            <w:tcW w:w="5900" w:type="dxa"/>
+            <w:shd w:val="clear" w:color="auto" w:fill="24425E"/>
+            <w:tcMar>
+              <w:top w:w="100" w:type="dxa"/>
+              <w:left w:w="120" w:type="dxa"/>
+              <w:bottom w:w="100" w:type="dxa"/>
+              <w:right w:w="120" w:type="dxa"/>
+            </w:tcMar>
+            <w:vAlign w:val="center"/>
+          </w:tcPr>
+          <w:p>
+            <w:r>
+              <w:rPr>
+                <w:rFonts w:ascii="Calibri" w:eastAsia="Calibri" w:hAnsi="Calibri" w:cs="Calibri"/>
+                <w:b/>
+                <w:bCs/>
+                <w:color w:val="FFFFFF"/>
+                <w:sz w:val="20"/>
+                <w:szCs w:val="20"/>
+              </w:rPr>
+              <w:t xml:space="preserve">Criterio de aceptación</w:t>
+            </w:r>
+          </w:p>
+        </w:tc>
+      </w:tr>
+      <w:tr>
+        <w:trPr>
+          <w:cantSplit/>
+        </w:trPr>
+        <w:tc>
+          <w:tcPr>
+            <w:tcW w:w="900" w:type="dxa"/>
+            <w:shd w:val="clear" w:color="auto" w:fill="FFFFFF"/>
+            <w:tcMar>
+              <w:top w:w="100" w:type="dxa"/>
+              <w:left w:w="120" w:type="dxa"/>
+              <w:bottom w:w="100" w:type="dxa"/>
+              <w:right w:w="120" w:type="dxa"/>
+            </w:tcMar>
+            <w:vAlign w:val="center"/>
+          </w:tcPr>
+          <w:p>
+            <w:r>
+              <w:rPr>
+                <w:rFonts w:ascii="Calibri" w:eastAsia="Calibri" w:hAnsi="Calibri" w:cs="Calibri"/>
+                <w:b/>
+                <w:bCs/>
+                <w:color w:val="222222"/>
+                <w:sz w:val="20"/>
+                <w:szCs w:val="20"/>
+              </w:rPr>
+              <w:t xml:space="preserve">C1</w:t>
+            </w:r>
+          </w:p>
+        </w:tc>
+        <w:tc>
+          <w:tcPr>
+            <w:tcW w:w="2200" w:type="dxa"/>
+            <w:shd w:val="clear" w:color="auto" w:fill="FFFFFF"/>
+            <w:tcMar>
+              <w:top w:w="100" w:type="dxa"/>
+              <w:left w:w="120" w:type="dxa"/>
+              <w:bottom w:w="100" w:type="dxa"/>
+              <w:right w:w="120" w:type="dxa"/>
+            </w:tcMar>
+            <w:vAlign w:val="center"/>
+          </w:tcPr>
+          <w:p>
+            <w:r>
+              <w:rPr>
+                <w:rFonts w:ascii="Calibri" w:eastAsia="Calibri" w:hAnsi="Calibri" w:cs="Calibri"/>
+                <w:color w:val="222222"/>
+                <w:sz w:val="20"/>
+                <w:szCs w:val="20"/>
+              </w:rPr>
+              <w:t xml:space="preserve">Saludo genérico</w:t>
+            </w:r>
+          </w:p>
+        </w:tc>
+        <w:tc>
+          <w:tcPr>
+            <w:tcW w:w="5900" w:type="dxa"/>
+            <w:shd w:val="clear" w:color="auto" w:fill="FFFFFF"/>
+            <w:tcMar>
+              <w:top w:w="100" w:type="dxa"/>
+              <w:left w:w="120" w:type="dxa"/>
+              <w:bottom w:w="100" w:type="dxa"/>
+              <w:right w:w="120" w:type="dxa"/>
+            </w:tcMar>
+            <w:vAlign w:val="center"/>
+          </w:tcPr>
+          <w:p>
+            <w:r>
+              <w:rPr>
+                <w:rFonts w:ascii="Calibri" w:eastAsia="Calibri" w:hAnsi="Calibri" w:cs="Calibri"/>
+                <w:color w:val="222222"/>
+                <w:sz w:val="20"/>
+                <w:szCs w:val="20"/>
+              </w:rPr>
+              <w:t xml:space="preserve">Responde con el saludo de presentación de Ada de forma inmediata y sin incluir datos específicos de cursos.</w:t>
+            </w:r>
+          </w:p>
+        </w:tc>
+      </w:tr>
+      <w:tr>
+        <w:trPr>
+          <w:cantSplit/>
+        </w:trPr>
+        <w:tc>
+          <w:tcPr>
+            <w:tcW w:w="900" w:type="dxa"/>
+            <w:shd w:val="clear" w:color="auto" w:fill="F2F4F5"/>
+            <w:tcMar>
+              <w:top w:w="100" w:type="dxa"/>
+              <w:left w:w="120" w:type="dxa"/>
+              <w:bottom w:w="100" w:type="dxa"/>
+              <w:right w:w="120" w:type="dxa"/>
+            </w:tcMar>
+            <w:vAlign w:val="center"/>
+          </w:tcPr>
+          <w:p>
+            <w:r>
+              <w:rPr>
+                <w:rFonts w:ascii="Calibri" w:eastAsia="Calibri" w:hAnsi="Calibri" w:cs="Calibri"/>
+                <w:b/>
+                <w:bCs/>
+                <w:color w:val="222222"/>
+                <w:sz w:val="20"/>
+                <w:szCs w:val="20"/>
+              </w:rPr>
+              <w:t xml:space="preserve">C2</w:t>
+            </w:r>
+          </w:p>
+        </w:tc>
+        <w:tc>
+          <w:tcPr>
+            <w:tcW w:w="2200" w:type="dxa"/>
+            <w:shd w:val="clear" w:color="auto" w:fill="F2F4F5"/>
+            <w:tcMar>
+              <w:top w:w="100" w:type="dxa"/>
+              <w:left w:w="120" w:type="dxa"/>
+              <w:bottom w:w="100" w:type="dxa"/>
+              <w:right w:w="120" w:type="dxa"/>
+            </w:tcMar>
+            <w:vAlign w:val="center"/>
+          </w:tcPr>
+          <w:p>
+            <w:r>
+              <w:rPr>
+                <w:rFonts w:ascii="Calibri" w:eastAsia="Calibri" w:hAnsi="Calibri" w:cs="Calibri"/>
+                <w:color w:val="222222"/>
+                <w:sz w:val="20"/>
+                <w:szCs w:val="20"/>
+              </w:rPr>
+              <w:t xml:space="preserve">Listado de cursos</w:t>
+            </w:r>
+          </w:p>
+        </w:tc>
+        <w:tc>
+          <w:tcPr>
+            <w:tcW w:w="5900" w:type="dxa"/>
+            <w:shd w:val="clear" w:color="auto" w:fill="F2F4F5"/>
+            <w:tcMar>
+              <w:top w:w="100" w:type="dxa"/>
+              <w:left w:w="120" w:type="dxa"/>
+              <w:bottom w:w="100" w:type="dxa"/>
+              <w:right w:w="120" w:type="dxa"/>
+            </w:tcMar>
+            <w:vAlign w:val="center"/>
+          </w:tcPr>
+          <w:p>
+            <w:r>
+              <w:rPr>
+                <w:rFonts w:ascii="Calibri" w:eastAsia="Calibri" w:hAnsi="Calibri" w:cs="Calibri"/>
+                <w:color w:val="222222"/>
+                <w:sz w:val="20"/>
+                <w:szCs w:val="20"/>
+              </w:rPr>
+              <w:t xml:space="preserve">Menciona todos los cursos disponibles en Moodle, con su nombre exacto, y no agrega cursos inexistentes.</w:t>
+            </w:r>
+          </w:p>
+        </w:tc>
+      </w:tr>
+      <w:tr>
+        <w:trPr>
+          <w:cantSplit/>
+        </w:trPr>
+        <w:tc>
+          <w:tcPr>
+            <w:tcW w:w="900" w:type="dxa"/>
+            <w:shd w:val="clear" w:color="auto" w:fill="FFFFFF"/>
+            <w:tcMar>
+              <w:top w:w="100" w:type="dxa"/>
+              <w:left w:w="120" w:type="dxa"/>
+              <w:bottom w:w="100" w:type="dxa"/>
+              <w:right w:w="120" w:type="dxa"/>
+            </w:tcMar>
+            <w:vAlign w:val="center"/>
+          </w:tcPr>
+          <w:p>
+            <w:r>
+              <w:rPr>
+                <w:rFonts w:ascii="Calibri" w:eastAsia="Calibri" w:hAnsi="Calibri" w:cs="Calibri"/>
+                <w:b/>
+                <w:bCs/>
+                <w:color w:val="222222"/>
+                <w:sz w:val="20"/>
+                <w:szCs w:val="20"/>
+              </w:rPr>
+              <w:t xml:space="preserve">C3</w:t>
+            </w:r>
+          </w:p>
+        </w:tc>
+        <w:tc>
+          <w:tcPr>
+            <w:tcW w:w="2200" w:type="dxa"/>
+            <w:shd w:val="clear" w:color="auto" w:fill="FFFFFF"/>
+            <w:tcMar>
+              <w:top w:w="100" w:type="dxa"/>
+              <w:left w:w="120" w:type="dxa"/>
+              <w:bottom w:w="100" w:type="dxa"/>
+              <w:right w:w="120" w:type="dxa"/>
+            </w:tcMar>
+            <w:vAlign w:val="center"/>
+          </w:tcPr>
+          <w:p>
+            <w:r>
+              <w:rPr>
+                <w:rFonts w:ascii="Calibri" w:eastAsia="Calibri" w:hAnsi="Calibri" w:cs="Calibri"/>
+                <w:color w:val="222222"/>
+                <w:sz w:val="20"/>
+                <w:szCs w:val="20"/>
+              </w:rPr>
+              <w:t xml:space="preserve">Detalle de unidades</w:t>
+            </w:r>
+          </w:p>
+        </w:tc>
+        <w:tc>
+          <w:tcPr>
+            <w:tcW w:w="5900" w:type="dxa"/>
+            <w:shd w:val="clear" w:color="auto" w:fill="FFFFFF"/>
+            <w:tcMar>
+              <w:top w:w="100" w:type="dxa"/>
+              <w:left w:w="120" w:type="dxa"/>
+              <w:bottom w:w="100" w:type="dxa"/>
+              <w:right w:w="120" w:type="dxa"/>
+            </w:tcMar>
+            <w:vAlign w:val="center"/>
+          </w:tcPr>
+          <w:p>
+            <w:r>
+              <w:rPr>
+                <w:rFonts w:ascii="Calibri" w:eastAsia="Calibri" w:hAnsi="Calibri" w:cs="Calibri"/>
+                <w:color w:val="222222"/>
+                <w:sz w:val="20"/>
+                <w:szCs w:val="20"/>
+              </w:rPr>
+              <w:t xml:space="preserve">Indica el número correcto de unidades y, para cada una, su nombre, porcentaje y contenidos, coincidentes con Moodle.</w:t>
+            </w:r>
+          </w:p>
+        </w:tc>
+      </w:tr>
+      <w:tr>
+        <w:trPr>
+          <w:cantSplit/>
+        </w:trPr>
+        <w:tc>
+          <w:tcPr>
+            <w:tcW w:w="900" w:type="dxa"/>
+            <w:shd w:val="clear" w:color="auto" w:fill="F2F4F5"/>
+            <w:tcMar>
+              <w:top w:w="100" w:type="dxa"/>
+              <w:left w:w="120" w:type="dxa"/>
+              <w:bottom w:w="100" w:type="dxa"/>
+              <w:right w:w="120" w:type="dxa"/>
+            </w:tcMar>
+            <w:vAlign w:val="center"/>
+          </w:tcPr>
+          <w:p>
+            <w:r>
+              <w:rPr>
+                <w:rFonts w:ascii="Calibri" w:eastAsia="Calibri" w:hAnsi="Calibri" w:cs="Calibri"/>
+                <w:b/>
+                <w:bCs/>
+                <w:color w:val="222222"/>
+                <w:sz w:val="20"/>
+                <w:szCs w:val="20"/>
+              </w:rPr>
+              <w:t xml:space="preserve">C4</w:t>
+            </w:r>
+          </w:p>
+        </w:tc>
+        <w:tc>
+          <w:tcPr>
+            <w:tcW w:w="2200" w:type="dxa"/>
+            <w:shd w:val="clear" w:color="auto" w:fill="F2F4F5"/>
+            <w:tcMar>
+              <w:top w:w="100" w:type="dxa"/>
+              <w:left w:w="120" w:type="dxa"/>
+              <w:bottom w:w="100" w:type="dxa"/>
+              <w:right w:w="120" w:type="dxa"/>
+            </w:tcMar>
+            <w:vAlign w:val="center"/>
+          </w:tcPr>
+          <w:p>
+            <w:r>
+              <w:rPr>
+                <w:rFonts w:ascii="Calibri" w:eastAsia="Calibri" w:hAnsi="Calibri" w:cs="Calibri"/>
+                <w:color w:val="222222"/>
+                <w:sz w:val="20"/>
+                <w:szCs w:val="20"/>
+              </w:rPr>
+              <w:t xml:space="preserve">Fuera de alcance</w:t>
+            </w:r>
+          </w:p>
+        </w:tc>
+        <w:tc>
+          <w:tcPr>
+            <w:tcW w:w="5900" w:type="dxa"/>
+            <w:shd w:val="clear" w:color="auto" w:fill="F2F4F5"/>
+            <w:tcMar>
+              <w:top w:w="100" w:type="dxa"/>
+              <w:left w:w="120" w:type="dxa"/>
+              <w:bottom w:w="100" w:type="dxa"/>
+              <w:right w:w="120" w:type="dxa"/>
+            </w:tcMar>
+            <w:vAlign w:val="center"/>
+          </w:tcPr>
+          <w:p>
+            <w:r>
+              <w:rPr>
+                <w:rFonts w:ascii="Calibri" w:eastAsia="Calibri" w:hAnsi="Calibri" w:cs="Calibri"/>
+                <w:color w:val="222222"/>
+                <w:sz w:val="20"/>
+                <w:szCs w:val="20"/>
+              </w:rPr>
+              <w:t xml:space="preserve">Rechaza cordialmente la solicitud sin resolverla y redirige al contenido de los cursos de la plataforma.</w:t>
+            </w:r>
+          </w:p>
+        </w:tc>
+      </w:tr>
+      <w:tr>
+        <w:trPr>
+          <w:cantSplit/>
+        </w:trPr>
+        <w:tc>
+          <w:tcPr>
+            <w:tcW w:w="900" w:type="dxa"/>
+            <w:shd w:val="clear" w:color="auto" w:fill="FFFFFF"/>
+            <w:tcMar>
+              <w:top w:w="100" w:type="dxa"/>
+              <w:left w:w="120" w:type="dxa"/>
+              <w:bottom w:w="100" w:type="dxa"/>
+              <w:right w:w="120" w:type="dxa"/>
+            </w:tcMar>
+            <w:vAlign w:val="center"/>
+          </w:tcPr>
+          <w:p>
+            <w:r>
+              <w:rPr>
+                <w:rFonts w:ascii="Calibri" w:eastAsia="Calibri" w:hAnsi="Calibri" w:cs="Calibri"/>
+                <w:b/>
+                <w:bCs/>
+                <w:color w:val="222222"/>
+                <w:sz w:val="20"/>
+                <w:szCs w:val="20"/>
+              </w:rPr>
+              <w:t xml:space="preserve">C5</w:t>
+            </w:r>
+          </w:p>
+        </w:tc>
+        <w:tc>
+          <w:tcPr>
+            <w:tcW w:w="2200" w:type="dxa"/>
+            <w:shd w:val="clear" w:color="auto" w:fill="FFFFFF"/>
+            <w:tcMar>
+              <w:top w:w="100" w:type="dxa"/>
+              <w:left w:w="120" w:type="dxa"/>
+              <w:bottom w:w="100" w:type="dxa"/>
+              <w:right w:w="120" w:type="dxa"/>
+            </w:tcMar>
+            <w:vAlign w:val="center"/>
+          </w:tcPr>
+          <w:p>
+            <w:r>
+              <w:rPr>
+                <w:rFonts w:ascii="Calibri" w:eastAsia="Calibri" w:hAnsi="Calibri" w:cs="Calibri"/>
+                <w:color w:val="222222"/>
+                <w:sz w:val="20"/>
+                <w:szCs w:val="20"/>
+              </w:rPr>
+              <w:t xml:space="preserve">Pregunta abierta / subjetiva</w:t>
+            </w:r>
+          </w:p>
+        </w:tc>
+        <w:tc>
+          <w:tcPr>
+            <w:tcW w:w="5900" w:type="dxa"/>
+            <w:shd w:val="clear" w:color="auto" w:fill="FFFFFF"/>
+            <w:tcMar>
+              <w:top w:w="100" w:type="dxa"/>
+              <w:left w:w="120" w:type="dxa"/>
+              <w:bottom w:w="100" w:type="dxa"/>
+              <w:right w:w="120" w:type="dxa"/>
+            </w:tcMar>
+            <w:vAlign w:val="center"/>
+          </w:tcPr>
+          <w:p>
+            <w:r>
+              <w:rPr>
+                <w:rFonts w:ascii="Calibri" w:eastAsia="Calibri" w:hAnsi="Calibri" w:cs="Calibri"/>
+                <w:color w:val="222222"/>
+                <w:sz w:val="20"/>
+                <w:szCs w:val="20"/>
+              </w:rPr>
+              <w:t xml:space="preserve">Responde de forma coherente y útil sobre los cursos, sin inventar datos (nombres, cifras o unidades) ni contradecir lo registrado en Moodle.</w:t>
+            </w:r>
+          </w:p>
+        </w:tc>
+      </w:tr>
+    </w:tbl>
+    <w:p>
+      <w:pPr>
+        <w:pStyle w:val="Heading2"/>
+        <w:spacing w:after="140" w:before="320"/>
+      </w:pPr>
+      <w:r>
+        <w:rPr>
+          <w:rFonts w:ascii="Calibri" w:cs="Calibri" w:eastAsia="Calibri" w:hAnsi="Calibri"/>
+          <w:b/>
+          <w:bCs/>
+          <w:color w:val="4E95C2"/>
+          <w:sz w:val="24"/>
+          <w:szCs w:val="24"/>
+        </w:rPr>
+        <w:t xml:space="preserve">Matriz de casos</w:t>
+      </w:r>
+    </w:p>
+    <w:tbl>
+      <w:tblPr>
+        <w:tblW w:w="5000" w:type="pct"/>
+        <w:tblBorders>
+          <w:top w:val="single" w:sz="4" w:space="0" w:color="C9D2D6"/>
+          <w:left w:val="single" w:sz="4" w:space="0" w:color="C9D2D6"/>
+          <w:bottom w:val="single" w:sz="4" w:space="0" w:color="C9D2D6"/>
+          <w:right w:val="single" w:sz="4" w:space="0" w:color="C9D2D6"/>
+          <w:insideH w:val="single" w:sz="2" w:space="0" w:color="C9D2D6"/>
+          <w:insideV w:val="single" w:sz="2" w:space="0" w:color="C9D2D6"/>
+        </w:tblBorders>
+        <w:tblCellMar>
+          <w:left w:w="10" w:type="dxa"/>
+          <w:right w:w="10" w:type="dxa"/>
+        </w:tblCellMar>
+        <w:tblLook w:val="04A0" w:firstRow="1" w:lastRow="0" w:firstColumn="1" w:lastColumn="0" w:noHBand="0" w:noVBand="1"/>
+      </w:tblPr>
+      <w:tblGrid>
+        <w:gridCol w:w="700"/>
+        <w:gridCol w:w="1600"/>
+        <w:gridCol w:w="1850"/>
+        <w:gridCol w:w="3250"/>
+        <w:gridCol w:w="1600"/>
+      </w:tblGrid>
+      <w:tr>
+        <w:trPr>
+          <w:tblHeader/>
+        </w:trPr>
+        <w:tc>
+          <w:tcPr>
+            <w:tcW w:w="700" w:type="dxa"/>
+            <w:shd w:val="clear" w:color="auto" w:fill="24425E"/>
+            <w:tcMar>
+              <w:top w:w="100" w:type="dxa"/>
+              <w:left w:w="120" w:type="dxa"/>
+              <w:bottom w:w="100" w:type="dxa"/>
+              <w:right w:w="120" w:type="dxa"/>
+            </w:tcMar>
+            <w:vAlign w:val="center"/>
+          </w:tcPr>
+          <w:p>
+            <w:r>
+              <w:rPr>
+                <w:rFonts w:ascii="Calibri" w:eastAsia="Calibri" w:hAnsi="Calibri" w:cs="Calibri"/>
+                <w:b/>
+                <w:bCs/>
+                <w:color w:val="FFFFFF"/>
+                <w:sz w:val="20"/>
+                <w:szCs w:val="20"/>
+              </w:rPr>
+              <w:t xml:space="preserve">Caso</w:t>
+            </w:r>
+          </w:p>
+        </w:tc>
+        <w:tc>
+          <w:tcPr>
+            <w:tcW w:w="1600" w:type="dxa"/>
+            <w:shd w:val="clear" w:color="auto" w:fill="24425E"/>
+            <w:tcMar>
+              <w:top w:w="100" w:type="dxa"/>
+              <w:left w:w="120" w:type="dxa"/>
+              <w:bottom w:w="100" w:type="dxa"/>
+              <w:right w:w="120" w:type="dxa"/>
+            </w:tcMar>
+            <w:vAlign w:val="center"/>
+          </w:tcPr>
+          <w:p>
+            <w:r>
+              <w:rPr>
+                <w:rFonts w:ascii="Calibri" w:eastAsia="Calibri" w:hAnsi="Calibri" w:cs="Calibri"/>
+                <w:b/>
+                <w:bCs/>
+                <w:color w:val="FFFFFF"/>
+                <w:sz w:val="20"/>
+                <w:szCs w:val="20"/>
+              </w:rPr>
+              <w:t xml:space="preserve">Consulta</w:t>
+            </w:r>
+          </w:p>
+        </w:tc>
+        <w:tc>
+          <w:tcPr>
+            <w:tcW w:w="1850" w:type="dxa"/>
+            <w:shd w:val="clear" w:color="auto" w:fill="24425E"/>
+            <w:tcMar>
+              <w:top w:w="100" w:type="dxa"/>
+              <w:left w:w="120" w:type="dxa"/>
+              <w:bottom w:w="100" w:type="dxa"/>
+              <w:right w:w="120" w:type="dxa"/>
+            </w:tcMar>
+            <w:vAlign w:val="center"/>
+          </w:tcPr>
+          <w:p>
+            <w:r>
+              <w:rPr>
+                <w:rFonts w:ascii="Calibri" w:eastAsia="Calibri" w:hAnsi="Calibri" w:cs="Calibri"/>
+                <w:b/>
+                <w:bCs/>
+                <w:color w:val="FFFFFF"/>
+                <w:sz w:val="20"/>
+                <w:szCs w:val="20"/>
+              </w:rPr>
+              <w:t xml:space="preserve">Respuesta esperada</w:t>
+            </w:r>
+          </w:p>
+        </w:tc>
+        <w:tc>
+          <w:tcPr>
+            <w:tcW w:w="3250" w:type="dxa"/>
+            <w:shd w:val="clear" w:color="auto" w:fill="24425E"/>
+            <w:tcMar>
+              <w:top w:w="100" w:type="dxa"/>
+              <w:left w:w="120" w:type="dxa"/>
+              <w:bottom w:w="100" w:type="dxa"/>
+              <w:right w:w="120" w:type="dxa"/>
+            </w:tcMar>
+            <w:vAlign w:val="center"/>
+          </w:tcPr>
+          <w:p>
+            <w:r>
+              <w:rPr>
+                <w:rFonts w:ascii="Calibri" w:eastAsia="Calibri" w:hAnsi="Calibri" w:cs="Calibri"/>
+                <w:b/>
+                <w:bCs/>
+                <w:color w:val="FFFFFF"/>
+                <w:sz w:val="20"/>
+                <w:szCs w:val="20"/>
+              </w:rPr>
+              <w:t xml:space="preserve">Respuesta obtenida</w:t>
+            </w:r>
+          </w:p>
+        </w:tc>
+        <w:tc>
+          <w:tcPr>
+            <w:tcW w:w="1600" w:type="dxa"/>
+            <w:shd w:val="clear" w:color="auto" w:fill="24425E"/>
+            <w:tcMar>
+              <w:top w:w="100" w:type="dxa"/>
+              <w:left w:w="120" w:type="dxa"/>
+              <w:bottom w:w="100" w:type="dxa"/>
+              <w:right w:w="120" w:type="dxa"/>
+            </w:tcMar>
+            <w:vAlign w:val="center"/>
+          </w:tcPr>
+          <w:p>
+            <w:r>
+              <w:rPr>
+                <w:rFonts w:ascii="Calibri" w:eastAsia="Calibri" w:hAnsi="Calibri" w:cs="Calibri"/>
+                <w:b/>
+                <w:bCs/>
+                <w:color w:val="FFFFFF"/>
+                <w:sz w:val="20"/>
+                <w:szCs w:val="20"/>
+              </w:rPr>
+              <w:t xml:space="preserve">Criterio · resultado · tiempo · evidencia</w:t>
+            </w:r>
+          </w:p>
+        </w:tc>
+      </w:tr>
+      <w:tr>
+        <w:trPr>
+          <w:cantSplit/>
+        </w:trPr>
+        <w:tc>
+          <w:tcPr>
+            <w:tcW w:w="700" w:type="dxa"/>
+            <w:shd w:val="clear" w:color="auto" w:fill="FFFFFF"/>
+            <w:tcMar>
+              <w:top w:w="100" w:type="dxa"/>
+              <w:left w:w="120" w:type="dxa"/>
+              <w:bottom w:w="100" w:type="dxa"/>
+              <w:right w:w="120" w:type="dxa"/>
+            </w:tcMar>
+            <w:vAlign w:val="center"/>
+          </w:tcPr>
+          <w:p>
+            <w:r>
+              <w:rPr>
+                <w:rFonts w:ascii="Calibri" w:eastAsia="Calibri" w:hAnsi="Calibri" w:cs="Calibri"/>
+                <w:b/>
+                <w:bCs/>
+                <w:color w:val="222222"/>
+                <w:sz w:val="20"/>
+                <w:szCs w:val="20"/>
+              </w:rPr>
+              <w:t xml:space="preserve">1</w:t>
+            </w:r>
+          </w:p>
+        </w:tc>
+        <w:tc>
+          <w:tcPr>
+            <w:tcW w:w="1600" w:type="dxa"/>
+            <w:shd w:val="clear" w:color="auto" w:fill="FFFFFF"/>
+            <w:tcMar>
+              <w:top w:w="100" w:type="dxa"/>
+              <w:left w:w="120" w:type="dxa"/>
+              <w:bottom w:w="100" w:type="dxa"/>
+              <w:right w:w="120" w:type="dxa"/>
+            </w:tcMar>
+            <w:vAlign w:val="center"/>
+          </w:tcPr>
+          <w:p>
+            <w:r>
+              <w:rPr>
+                <w:rFonts w:ascii="Calibri" w:eastAsia="Calibri" w:hAnsi="Calibri" w:cs="Calibri"/>
+                <w:color w:val="222222"/>
+                <w:sz w:val="20"/>
+                <w:szCs w:val="20"/>
+              </w:rPr>
+              <w:t xml:space="preserve">hola</w:t>
+            </w:r>
+          </w:p>
+        </w:tc>
+        <w:tc>
+          <w:tcPr>
+            <w:tcW w:w="1850" w:type="dxa"/>
+            <w:shd w:val="clear" w:color="auto" w:fill="FFFFFF"/>
+            <w:tcMar>
+              <w:top w:w="100" w:type="dxa"/>
+              <w:left w:w="120" w:type="dxa"/>
+              <w:bottom w:w="100" w:type="dxa"/>
+              <w:right w:w="120" w:type="dxa"/>
+            </w:tcMar>
+            <w:vAlign w:val="center"/>
+          </w:tcPr>
+          <w:p>
+            <w:r>
+              <w:rPr>
+                <w:rFonts w:ascii="Calibri" w:eastAsia="Calibri" w:hAnsi="Calibri" w:cs="Calibri"/>
+                <w:color w:val="222222"/>
+                <w:sz w:val="20"/>
+                <w:szCs w:val="20"/>
+              </w:rPr>
+              <w:t xml:space="preserve">Saludo de presentación de Ada, inmediato, sin datos de cursos.</w:t>
+            </w:r>
+          </w:p>
+        </w:tc>
+        <w:tc>
+          <w:tcPr>
+            <w:tcW w:w="3250" w:type="dxa"/>
+            <w:shd w:val="clear" w:color="auto" w:fill="FFFFFF"/>
+            <w:tcMar>
+              <w:top w:w="100" w:type="dxa"/>
+              <w:left w:w="120" w:type="dxa"/>
+              <w:bottom w:w="100" w:type="dxa"/>
+              <w:right w:w="120" w:type="dxa"/>
+            </w:tcMar>
+            <w:vAlign w:val="center"/>
+          </w:tcPr>
+          <w:p>
+            <w:r>
+              <w:rPr>
+                <w:rFonts w:ascii="Calibri" w:eastAsia="Calibri" w:hAnsi="Calibri" w:cs="Calibri"/>
+                <w:color w:val="222222"/>
+                <w:sz w:val="20"/>
+                <w:szCs w:val="20"/>
+              </w:rPr>
+              <w:t xml:space="preserve">«¡Hola! Qué bueno verte por aquí. Soy Ada, y estoy para ayudarte a moverte por tus cursos y resolver tus dudas. ¿Por dónde quieres empezar?» (respuesta fija, sin invocar al modelo).</w:t>
+            </w:r>
+          </w:p>
+        </w:tc>
+        <w:tc>
+          <w:tcPr>
+            <w:tcW w:w="1600" w:type="dxa"/>
+            <w:shd w:val="clear" w:color="auto" w:fill="FFFFFF"/>
+            <w:tcMar>
+              <w:top w:w="100" w:type="dxa"/>
+              <w:left w:w="120" w:type="dxa"/>
+              <w:bottom w:w="100" w:type="dxa"/>
+              <w:right w:w="120" w:type="dxa"/>
+            </w:tcMar>
+            <w:vAlign w:val="center"/>
+          </w:tcPr>
+          <w:p>
+            <w:r>
+              <w:rPr>
+                <w:rFonts w:ascii="Calibri" w:eastAsia="Calibri" w:hAnsi="Calibri" w:cs="Calibri"/>
+                <w:color w:val="222222"/>
+                <w:sz w:val="20"/>
+                <w:szCs w:val="20"/>
+              </w:rPr>
+              <w:t xml:space="preserve">C1: Correcto · &lt; 1 s · Anexo D, Caso 1</w:t>
+            </w:r>
+          </w:p>
+        </w:tc>
+      </w:tr>
+      <w:tr>
+        <w:trPr>
+          <w:cantSplit/>
+        </w:trPr>
+        <w:tc>
+          <w:tcPr>
+            <w:tcW w:w="700" w:type="dxa"/>
+            <w:shd w:val="clear" w:color="auto" w:fill="F2F4F5"/>
+            <w:tcMar>
+              <w:top w:w="100" w:type="dxa"/>
+              <w:left w:w="120" w:type="dxa"/>
+              <w:bottom w:w="100" w:type="dxa"/>
+              <w:right w:w="120" w:type="dxa"/>
+            </w:tcMar>
+            <w:vAlign w:val="center"/>
+          </w:tcPr>
+          <w:p>
+            <w:r>
+              <w:rPr>
+                <w:rFonts w:ascii="Calibri" w:eastAsia="Calibri" w:hAnsi="Calibri" w:cs="Calibri"/>
+                <w:b/>
+                <w:bCs/>
+                <w:color w:val="222222"/>
+                <w:sz w:val="20"/>
+                <w:szCs w:val="20"/>
+              </w:rPr>
+              <w:t xml:space="preserve">2</w:t>
+            </w:r>
+          </w:p>
+        </w:tc>
+        <w:tc>
+          <w:tcPr>
+            <w:tcW w:w="1600" w:type="dxa"/>
+            <w:shd w:val="clear" w:color="auto" w:fill="F2F4F5"/>
+            <w:tcMar>
+              <w:top w:w="100" w:type="dxa"/>
+              <w:left w:w="120" w:type="dxa"/>
+              <w:bottom w:w="100" w:type="dxa"/>
+              <w:right w:w="120" w:type="dxa"/>
+            </w:tcMar>
+            <w:vAlign w:val="center"/>
+          </w:tcPr>
+          <w:p>
+            <w:r>
+              <w:rPr>
+                <w:rFonts w:ascii="Calibri" w:eastAsia="Calibri" w:hAnsi="Calibri" w:cs="Calibri"/>
+                <w:color w:val="222222"/>
+                <w:sz w:val="20"/>
+                <w:szCs w:val="20"/>
+              </w:rPr>
+              <w:t xml:space="preserve">buenos días</w:t>
+            </w:r>
+          </w:p>
+        </w:tc>
+        <w:tc>
+          <w:tcPr>
+            <w:tcW w:w="1850" w:type="dxa"/>
+            <w:shd w:val="clear" w:color="auto" w:fill="F2F4F5"/>
+            <w:tcMar>
+              <w:top w:w="100" w:type="dxa"/>
+              <w:left w:w="120" w:type="dxa"/>
+              <w:bottom w:w="100" w:type="dxa"/>
+              <w:right w:w="120" w:type="dxa"/>
+            </w:tcMar>
+            <w:vAlign w:val="center"/>
+          </w:tcPr>
+          <w:p>
+            <w:r>
+              <w:rPr>
+                <w:rFonts w:ascii="Calibri" w:eastAsia="Calibri" w:hAnsi="Calibri" w:cs="Calibri"/>
+                <w:color w:val="222222"/>
+                <w:sz w:val="20"/>
+                <w:szCs w:val="20"/>
+              </w:rPr>
+              <w:t xml:space="preserve">Saludo de presentación de Ada, inmediato, sin datos de cursos.</w:t>
+            </w:r>
+          </w:p>
+        </w:tc>
+        <w:tc>
+          <w:tcPr>
+            <w:tcW w:w="3250" w:type="dxa"/>
+            <w:shd w:val="clear" w:color="auto" w:fill="F2F4F5"/>
+            <w:tcMar>
+              <w:top w:w="100" w:type="dxa"/>
+              <w:left w:w="120" w:type="dxa"/>
+              <w:bottom w:w="100" w:type="dxa"/>
+              <w:right w:w="120" w:type="dxa"/>
+            </w:tcMar>
+            <w:vAlign w:val="center"/>
+          </w:tcPr>
+          <w:p>
+            <w:r>
+              <w:rPr>
+                <w:rFonts w:ascii="Calibri" w:eastAsia="Calibri" w:hAnsi="Calibri" w:cs="Calibri"/>
+                <w:color w:val="222222"/>
+                <w:sz w:val="20"/>
+                <w:szCs w:val="20"/>
+              </w:rPr>
+              <w:t xml:space="preserve">«¡Hola! Soy Ada, tu asistente académica de la Plataforma Escuela Rural. Puedo contarte qué cursos hay disponibles o ayudarte con dudas sobre ellos. ¿En qué te ayudo hoy?» (respuesta fija).</w:t>
+            </w:r>
+          </w:p>
+        </w:tc>
+        <w:tc>
+          <w:tcPr>
+            <w:tcW w:w="1600" w:type="dxa"/>
+            <w:shd w:val="clear" w:color="auto" w:fill="F2F4F5"/>
+            <w:tcMar>
+              <w:top w:w="100" w:type="dxa"/>
+              <w:left w:w="120" w:type="dxa"/>
+              <w:bottom w:w="100" w:type="dxa"/>
+              <w:right w:w="120" w:type="dxa"/>
+            </w:tcMar>
+            <w:vAlign w:val="center"/>
+          </w:tcPr>
+          <w:p>
+            <w:r>
+              <w:rPr>
+                <w:rFonts w:ascii="Calibri" w:eastAsia="Calibri" w:hAnsi="Calibri" w:cs="Calibri"/>
+                <w:color w:val="222222"/>
+                <w:sz w:val="20"/>
+                <w:szCs w:val="20"/>
+              </w:rPr>
+              <w:t xml:space="preserve">C1: Correcto · &lt; 1 s · Anexo D, Caso 2</w:t>
+            </w:r>
+          </w:p>
+        </w:tc>
+      </w:tr>
+      <w:tr>
+        <w:trPr>
+          <w:cantSplit/>
+        </w:trPr>
+        <w:tc>
+          <w:tcPr>
+            <w:tcW w:w="700" w:type="dxa"/>
+            <w:shd w:val="clear" w:color="auto" w:fill="FFFFFF"/>
+            <w:tcMar>
+              <w:top w:w="100" w:type="dxa"/>
+              <w:left w:w="120" w:type="dxa"/>
+              <w:bottom w:w="100" w:type="dxa"/>
+              <w:right w:w="120" w:type="dxa"/>
+            </w:tcMar>
+            <w:vAlign w:val="center"/>
+          </w:tcPr>
+          <w:p>
+            <w:r>
+              <w:rPr>
+                <w:rFonts w:ascii="Calibri" w:eastAsia="Calibri" w:hAnsi="Calibri" w:cs="Calibri"/>
+                <w:b/>
+                <w:bCs/>
+                <w:color w:val="222222"/>
+                <w:sz w:val="20"/>
+                <w:szCs w:val="20"/>
+              </w:rPr>
+              <w:t xml:space="preserve">3</w:t>
+            </w:r>
+          </w:p>
+        </w:tc>
+        <w:tc>
+          <w:tcPr>
+            <w:tcW w:w="1600" w:type="dxa"/>
+            <w:shd w:val="clear" w:color="auto" w:fill="FFFFFF"/>
+            <w:tcMar>
+              <w:top w:w="100" w:type="dxa"/>
+              <w:left w:w="120" w:type="dxa"/>
+              <w:bottom w:w="100" w:type="dxa"/>
+              <w:right w:w="120" w:type="dxa"/>
+            </w:tcMar>
+            <w:vAlign w:val="center"/>
+          </w:tcPr>
+          <w:p>
+            <w:r>
+              <w:rPr>
+                <w:rFonts w:ascii="Calibri" w:eastAsia="Calibri" w:hAnsi="Calibri" w:cs="Calibri"/>
+                <w:color w:val="222222"/>
+                <w:sz w:val="20"/>
+                <w:szCs w:val="20"/>
+              </w:rPr>
+              <w:t xml:space="preserve">Hey</w:t>
+            </w:r>
+          </w:p>
+        </w:tc>
+        <w:tc>
+          <w:tcPr>
+            <w:tcW w:w="1850" w:type="dxa"/>
+            <w:shd w:val="clear" w:color="auto" w:fill="FFFFFF"/>
+            <w:tcMar>
+              <w:top w:w="100" w:type="dxa"/>
+              <w:left w:w="120" w:type="dxa"/>
+              <w:bottom w:w="100" w:type="dxa"/>
+              <w:right w:w="120" w:type="dxa"/>
+            </w:tcMar>
+            <w:vAlign w:val="center"/>
+          </w:tcPr>
+          <w:p>
+            <w:r>
+              <w:rPr>
+                <w:rFonts w:ascii="Calibri" w:eastAsia="Calibri" w:hAnsi="Calibri" w:cs="Calibri"/>
+                <w:color w:val="222222"/>
+                <w:sz w:val="20"/>
+                <w:szCs w:val="20"/>
+              </w:rPr>
+              <w:t xml:space="preserve">Saludo de presentación de Ada, inmediato, sin datos de cursos.</w:t>
+            </w:r>
+          </w:p>
+        </w:tc>
+        <w:tc>
+          <w:tcPr>
+            <w:tcW w:w="3250" w:type="dxa"/>
+            <w:shd w:val="clear" w:color="auto" w:fill="FFFFFF"/>
+            <w:tcMar>
+              <w:top w:w="100" w:type="dxa"/>
+              <w:left w:w="120" w:type="dxa"/>
+              <w:bottom w:w="100" w:type="dxa"/>
+              <w:right w:w="120" w:type="dxa"/>
+            </w:tcMar>
+            <w:vAlign w:val="center"/>
+          </w:tcPr>
+          <w:p>
+            <w:r>
+              <w:rPr>
+                <w:rFonts w:ascii="Calibri" w:eastAsia="Calibri" w:hAnsi="Calibri" w:cs="Calibri"/>
+                <w:color w:val="222222"/>
+                <w:sz w:val="20"/>
+                <w:szCs w:val="20"/>
+              </w:rPr>
+              <w:t xml:space="preserve">«¡Hola! Qué bueno verte por aquí. Soy Ada, y estoy para ayudarte a moverte por tus cursos y resolver tus dudas. ¿Por dónde quieres empezar?» (respuesta fija).</w:t>
+            </w:r>
+          </w:p>
+        </w:tc>
+        <w:tc>
+          <w:tcPr>
+            <w:tcW w:w="1600" w:type="dxa"/>
+            <w:shd w:val="clear" w:color="auto" w:fill="FFFFFF"/>
+            <w:tcMar>
+              <w:top w:w="100" w:type="dxa"/>
+              <w:left w:w="120" w:type="dxa"/>
+              <w:bottom w:w="100" w:type="dxa"/>
+              <w:right w:w="120" w:type="dxa"/>
+            </w:tcMar>
+            <w:vAlign w:val="center"/>
+          </w:tcPr>
+          <w:p>
+            <w:r>
+              <w:rPr>
+                <w:rFonts w:ascii="Calibri" w:eastAsia="Calibri" w:hAnsi="Calibri" w:cs="Calibri"/>
+                <w:color w:val="222222"/>
+                <w:sz w:val="20"/>
+                <w:szCs w:val="20"/>
+              </w:rPr>
+              <w:t xml:space="preserve">C1: Correcto · &lt; 1 s · Anexo D, Caso 3</w:t>
+            </w:r>
+          </w:p>
+        </w:tc>
+      </w:tr>
+      <w:tr>
+        <w:trPr>
+          <w:cantSplit/>
+        </w:trPr>
+        <w:tc>
+          <w:tcPr>
+            <w:tcW w:w="700" w:type="dxa"/>
+            <w:shd w:val="clear" w:color="auto" w:fill="F2F4F5"/>
+            <w:tcMar>
+              <w:top w:w="100" w:type="dxa"/>
+              <w:left w:w="120" w:type="dxa"/>
+              <w:bottom w:w="100" w:type="dxa"/>
+              <w:right w:w="120" w:type="dxa"/>
+            </w:tcMar>
+            <w:vAlign w:val="center"/>
+          </w:tcPr>
+          <w:p>
+            <w:r>
+              <w:rPr>
+                <w:rFonts w:ascii="Calibri" w:eastAsia="Calibri" w:hAnsi="Calibri" w:cs="Calibri"/>
+                <w:b/>
+                <w:bCs/>
+                <w:color w:val="222222"/>
+                <w:sz w:val="20"/>
+                <w:szCs w:val="20"/>
+              </w:rPr>
+              <w:t xml:space="preserve">4</w:t>
+            </w:r>
+          </w:p>
+        </w:tc>
+        <w:tc>
+          <w:tcPr>
+            <w:tcW w:w="1600" w:type="dxa"/>
+            <w:shd w:val="clear" w:color="auto" w:fill="F2F4F5"/>
+            <w:tcMar>
+              <w:top w:w="100" w:type="dxa"/>
+              <w:left w:w="120" w:type="dxa"/>
+              <w:bottom w:w="100" w:type="dxa"/>
+              <w:right w:w="120" w:type="dxa"/>
+            </w:tcMar>
+            <w:vAlign w:val="center"/>
+          </w:tcPr>
+          <w:p>
+            <w:r>
+              <w:rPr>
+                <w:rFonts w:ascii="Calibri" w:eastAsia="Calibri" w:hAnsi="Calibri" w:cs="Calibri"/>
+                <w:color w:val="222222"/>
+                <w:sz w:val="20"/>
+                <w:szCs w:val="20"/>
+              </w:rPr>
+              <w:t xml:space="preserve">¿Cuáles son los cursos disponibles?</w:t>
+            </w:r>
+          </w:p>
+        </w:tc>
+        <w:tc>
+          <w:tcPr>
+            <w:tcW w:w="1850" w:type="dxa"/>
+            <w:shd w:val="clear" w:color="auto" w:fill="F2F4F5"/>
+            <w:tcMar>
+              <w:top w:w="100" w:type="dxa"/>
+              <w:left w:w="120" w:type="dxa"/>
+              <w:bottom w:w="100" w:type="dxa"/>
+              <w:right w:w="120" w:type="dxa"/>
+            </w:tcMar>
+            <w:vAlign w:val="center"/>
+          </w:tcPr>
+          <w:p>
+            <w:r>
+              <w:rPr>
+                <w:rFonts w:ascii="Calibri" w:eastAsia="Calibri" w:hAnsi="Calibri" w:cs="Calibri"/>
+                <w:color w:val="222222"/>
+                <w:sz w:val="20"/>
+                <w:szCs w:val="20"/>
+              </w:rPr>
+              <w:t xml:space="preserve">Los 2 cursos de Moodle: Ciencias Naturales — Saber 11 y Lectura Crítica — Saber 11.</w:t>
+            </w:r>
+          </w:p>
+        </w:tc>
+        <w:tc>
+          <w:tcPr>
+            <w:tcW w:w="3250" w:type="dxa"/>
+            <w:shd w:val="clear" w:color="auto" w:fill="F2F4F5"/>
+            <w:tcMar>
+              <w:top w:w="100" w:type="dxa"/>
+              <w:left w:w="120" w:type="dxa"/>
+              <w:bottom w:w="100" w:type="dxa"/>
+              <w:right w:w="120" w:type="dxa"/>
+            </w:tcMar>
+            <w:vAlign w:val="center"/>
+          </w:tcPr>
+          <w:p>
+            <w:r>
+              <w:rPr>
+                <w:rFonts w:ascii="Calibri" w:eastAsia="Calibri" w:hAnsi="Calibri" w:cs="Calibri"/>
+                <w:color w:val="222222"/>
+                <w:sz w:val="20"/>
+                <w:szCs w:val="20"/>
+              </w:rPr>
+              <w:t xml:space="preserve">«Tenemos 2 cursos disponibles: Ciencias Naturales — Saber 11 y Lectura Crítica — Saber 11. ¿Sobre cuál te gustaría saber más?» (construida con datos del bridge).</w:t>
+            </w:r>
+          </w:p>
+        </w:tc>
+        <w:tc>
+          <w:tcPr>
+            <w:tcW w:w="1600" w:type="dxa"/>
+            <w:shd w:val="clear" w:color="auto" w:fill="F2F4F5"/>
+            <w:tcMar>
+              <w:top w:w="100" w:type="dxa"/>
+              <w:left w:w="120" w:type="dxa"/>
+              <w:bottom w:w="100" w:type="dxa"/>
+              <w:right w:w="120" w:type="dxa"/>
+            </w:tcMar>
+            <w:vAlign w:val="center"/>
+          </w:tcPr>
+          <w:p>
+            <w:r>
+              <w:rPr>
+                <w:rFonts w:ascii="Calibri" w:eastAsia="Calibri" w:hAnsi="Calibri" w:cs="Calibri"/>
+                <w:color w:val="222222"/>
+                <w:sz w:val="20"/>
+                <w:szCs w:val="20"/>
+              </w:rPr>
+              <w:t xml:space="preserve">C2: Correcto · &lt; 1 s · Anexo D, Caso 4</w:t>
+            </w:r>
+          </w:p>
+        </w:tc>
+      </w:tr>
+      <w:tr>
+        <w:trPr>
+          <w:cantSplit/>
+        </w:trPr>
+        <w:tc>
+          <w:tcPr>
+            <w:tcW w:w="700" w:type="dxa"/>
+            <w:shd w:val="clear" w:color="auto" w:fill="FFFFFF"/>
+            <w:tcMar>
+              <w:top w:w="100" w:type="dxa"/>
+              <w:left w:w="120" w:type="dxa"/>
+              <w:bottom w:w="100" w:type="dxa"/>
+              <w:right w:w="120" w:type="dxa"/>
+            </w:tcMar>
+            <w:vAlign w:val="center"/>
+          </w:tcPr>
+          <w:p>
+            <w:r>
+              <w:rPr>
+                <w:rFonts w:ascii="Calibri" w:eastAsia="Calibri" w:hAnsi="Calibri" w:cs="Calibri"/>
+                <w:b/>
+                <w:bCs/>
+                <w:color w:val="222222"/>
+                <w:sz w:val="20"/>
+                <w:szCs w:val="20"/>
+              </w:rPr>
+              <w:t xml:space="preserve">5</w:t>
+            </w:r>
+          </w:p>
+        </w:tc>
+        <w:tc>
+          <w:tcPr>
+            <w:tcW w:w="1600" w:type="dxa"/>
+            <w:shd w:val="clear" w:color="auto" w:fill="FFFFFF"/>
+            <w:tcMar>
+              <w:top w:w="100" w:type="dxa"/>
+              <w:left w:w="120" w:type="dxa"/>
+              <w:bottom w:w="100" w:type="dxa"/>
+              <w:right w:w="120" w:type="dxa"/>
+            </w:tcMar>
+            <w:vAlign w:val="center"/>
+          </w:tcPr>
+          <w:p>
+            <w:r>
+              <w:rPr>
+                <w:rFonts w:ascii="Calibri" w:eastAsia="Calibri" w:hAnsi="Calibri" w:cs="Calibri"/>
+                <w:color w:val="222222"/>
+                <w:sz w:val="20"/>
+                <w:szCs w:val="20"/>
+              </w:rPr>
+              <w:t xml:space="preserve">¿Qué cursos hay?</w:t>
+            </w:r>
+          </w:p>
+        </w:tc>
+        <w:tc>
+          <w:tcPr>
+            <w:tcW w:w="1850" w:type="dxa"/>
+            <w:shd w:val="clear" w:color="auto" w:fill="FFFFFF"/>
+            <w:tcMar>
+              <w:top w:w="100" w:type="dxa"/>
+              <w:left w:w="120" w:type="dxa"/>
+              <w:bottom w:w="100" w:type="dxa"/>
+              <w:right w:w="120" w:type="dxa"/>
+            </w:tcMar>
+            <w:vAlign w:val="center"/>
+          </w:tcPr>
+          <w:p>
+            <w:r>
+              <w:rPr>
+                <w:rFonts w:ascii="Calibri" w:eastAsia="Calibri" w:hAnsi="Calibri" w:cs="Calibri"/>
+                <w:color w:val="222222"/>
+                <w:sz w:val="20"/>
+                <w:szCs w:val="20"/>
+              </w:rPr>
+              <w:t xml:space="preserve">Los 2 cursos de Moodle: Ciencias Naturales — Saber 11 y Lectura Crítica — Saber 11.</w:t>
+            </w:r>
+          </w:p>
+        </w:tc>
+        <w:tc>
+          <w:tcPr>
+            <w:tcW w:w="3250" w:type="dxa"/>
+            <w:shd w:val="clear" w:color="auto" w:fill="FFFFFF"/>
+            <w:tcMar>
+              <w:top w:w="100" w:type="dxa"/>
+              <w:left w:w="120" w:type="dxa"/>
+              <w:bottom w:w="100" w:type="dxa"/>
+              <w:right w:w="120" w:type="dxa"/>
+            </w:tcMar>
+            <w:vAlign w:val="center"/>
+          </w:tcPr>
+          <w:p>
+            <w:r>
+              <w:rPr>
+                <w:rFonts w:ascii="Calibri" w:eastAsia="Calibri" w:hAnsi="Calibri" w:cs="Calibri"/>
+                <w:color w:val="222222"/>
+                <w:sz w:val="20"/>
+                <w:szCs w:val="20"/>
+              </w:rPr>
+              <w:t xml:space="preserve">Misma respuesta que el caso 4.</w:t>
+            </w:r>
+          </w:p>
+        </w:tc>
+        <w:tc>
+          <w:tcPr>
+            <w:tcW w:w="1600" w:type="dxa"/>
+            <w:shd w:val="clear" w:color="auto" w:fill="FFFFFF"/>
+            <w:tcMar>
+              <w:top w:w="100" w:type="dxa"/>
+              <w:left w:w="120" w:type="dxa"/>
+              <w:bottom w:w="100" w:type="dxa"/>
+              <w:right w:w="120" w:type="dxa"/>
+            </w:tcMar>
+            <w:vAlign w:val="center"/>
+          </w:tcPr>
+          <w:p>
+            <w:r>
+              <w:rPr>
+                <w:rFonts w:ascii="Calibri" w:eastAsia="Calibri" w:hAnsi="Calibri" w:cs="Calibri"/>
+                <w:color w:val="222222"/>
+                <w:sz w:val="20"/>
+                <w:szCs w:val="20"/>
+              </w:rPr>
+              <w:t xml:space="preserve">C2: Correcto · &lt; 1 s · Anexo D, Caso 5</w:t>
+            </w:r>
+          </w:p>
+        </w:tc>
+      </w:tr>
+      <w:tr>
+        <w:trPr>
+          <w:cantSplit/>
+        </w:trPr>
+        <w:tc>
+          <w:tcPr>
+            <w:tcW w:w="700" w:type="dxa"/>
+            <w:shd w:val="clear" w:color="auto" w:fill="F2F4F5"/>
+            <w:tcMar>
+              <w:top w:w="100" w:type="dxa"/>
+              <w:left w:w="120" w:type="dxa"/>
+              <w:bottom w:w="100" w:type="dxa"/>
+              <w:right w:w="120" w:type="dxa"/>
+            </w:tcMar>
+            <w:vAlign w:val="center"/>
+          </w:tcPr>
+          <w:p>
+            <w:r>
+              <w:rPr>
+                <w:rFonts w:ascii="Calibri" w:eastAsia="Calibri" w:hAnsi="Calibri" w:cs="Calibri"/>
+                <w:b/>
+                <w:bCs/>
+                <w:color w:val="222222"/>
+                <w:sz w:val="20"/>
+                <w:szCs w:val="20"/>
+              </w:rPr>
+              <w:t xml:space="preserve">6</w:t>
+            </w:r>
+          </w:p>
+        </w:tc>
+        <w:tc>
+          <w:tcPr>
+            <w:tcW w:w="1600" w:type="dxa"/>
+            <w:shd w:val="clear" w:color="auto" w:fill="F2F4F5"/>
+            <w:tcMar>
+              <w:top w:w="100" w:type="dxa"/>
+              <w:left w:w="120" w:type="dxa"/>
+              <w:bottom w:w="100" w:type="dxa"/>
+              <w:right w:w="120" w:type="dxa"/>
+            </w:tcMar>
+            <w:vAlign w:val="center"/>
+          </w:tcPr>
+          <w:p>
+            <w:r>
+              <w:rPr>
+                <w:rFonts w:ascii="Calibri" w:eastAsia="Calibri" w:hAnsi="Calibri" w:cs="Calibri"/>
+                <w:color w:val="222222"/>
+                <w:sz w:val="20"/>
+                <w:szCs w:val="20"/>
+              </w:rPr>
+              <w:t xml:space="preserve">Cuéntame qué cursos tienen</w:t>
+            </w:r>
+          </w:p>
+        </w:tc>
+        <w:tc>
+          <w:tcPr>
+            <w:tcW w:w="1850" w:type="dxa"/>
+            <w:shd w:val="clear" w:color="auto" w:fill="F2F4F5"/>
+            <w:tcMar>
+              <w:top w:w="100" w:type="dxa"/>
+              <w:left w:w="120" w:type="dxa"/>
+              <w:bottom w:w="100" w:type="dxa"/>
+              <w:right w:w="120" w:type="dxa"/>
+            </w:tcMar>
+            <w:vAlign w:val="center"/>
+          </w:tcPr>
+          <w:p>
+            <w:r>
+              <w:rPr>
+                <w:rFonts w:ascii="Calibri" w:eastAsia="Calibri" w:hAnsi="Calibri" w:cs="Calibri"/>
+                <w:color w:val="222222"/>
+                <w:sz w:val="20"/>
+                <w:szCs w:val="20"/>
+              </w:rPr>
+              <w:t xml:space="preserve">Los 2 cursos de Moodle: Ciencias Naturales — Saber 11 y Lectura Crítica — Saber 11.</w:t>
+            </w:r>
+          </w:p>
+        </w:tc>
+        <w:tc>
+          <w:tcPr>
+            <w:tcW w:w="3250" w:type="dxa"/>
+            <w:shd w:val="clear" w:color="auto" w:fill="F2F4F5"/>
+            <w:tcMar>
+              <w:top w:w="100" w:type="dxa"/>
+              <w:left w:w="120" w:type="dxa"/>
+              <w:bottom w:w="100" w:type="dxa"/>
+              <w:right w:w="120" w:type="dxa"/>
+            </w:tcMar>
+            <w:vAlign w:val="center"/>
+          </w:tcPr>
+          <w:p>
+            <w:r>
+              <w:rPr>
+                <w:rFonts w:ascii="Calibri" w:eastAsia="Calibri" w:hAnsi="Calibri" w:cs="Calibri"/>
+                <w:color w:val="222222"/>
+                <w:sz w:val="20"/>
+                <w:szCs w:val="20"/>
+              </w:rPr>
+              <w:t xml:space="preserve">Misma respuesta que el caso 4.</w:t>
+            </w:r>
+          </w:p>
+        </w:tc>
+        <w:tc>
+          <w:tcPr>
+            <w:tcW w:w="1600" w:type="dxa"/>
+            <w:shd w:val="clear" w:color="auto" w:fill="F2F4F5"/>
+            <w:tcMar>
+              <w:top w:w="100" w:type="dxa"/>
+              <w:left w:w="120" w:type="dxa"/>
+              <w:bottom w:w="100" w:type="dxa"/>
+              <w:right w:w="120" w:type="dxa"/>
+            </w:tcMar>
+            <w:vAlign w:val="center"/>
+          </w:tcPr>
+          <w:p>
+            <w:r>
+              <w:rPr>
+                <w:rFonts w:ascii="Calibri" w:eastAsia="Calibri" w:hAnsi="Calibri" w:cs="Calibri"/>
+                <w:color w:val="222222"/>
+                <w:sz w:val="20"/>
+                <w:szCs w:val="20"/>
+              </w:rPr>
+              <w:t xml:space="preserve">C2: Correcto · &lt; 1 s · Anexo D, Caso 6</w:t>
+            </w:r>
+          </w:p>
+        </w:tc>
+      </w:tr>
+      <w:tr>
+        <w:trPr>
+          <w:cantSplit/>
+        </w:trPr>
+        <w:tc>
+          <w:tcPr>
+            <w:tcW w:w="700" w:type="dxa"/>
+            <w:shd w:val="clear" w:color="auto" w:fill="FFFFFF"/>
+            <w:tcMar>
+              <w:top w:w="100" w:type="dxa"/>
+              <w:left w:w="120" w:type="dxa"/>
+              <w:bottom w:w="100" w:type="dxa"/>
+              <w:right w:w="120" w:type="dxa"/>
+            </w:tcMar>
+            <w:vAlign w:val="center"/>
+          </w:tcPr>
+          <w:p>
+            <w:r>
+              <w:rPr>
+                <w:rFonts w:ascii="Calibri" w:eastAsia="Calibri" w:hAnsi="Calibri" w:cs="Calibri"/>
+                <w:b/>
+                <w:bCs/>
+                <w:color w:val="222222"/>
+                <w:sz w:val="20"/>
+                <w:szCs w:val="20"/>
+              </w:rPr>
+              <w:t xml:space="preserve">7</w:t>
+            </w:r>
+          </w:p>
+        </w:tc>
+        <w:tc>
+          <w:tcPr>
+            <w:tcW w:w="1600" w:type="dxa"/>
+            <w:shd w:val="clear" w:color="auto" w:fill="FFFFFF"/>
+            <w:tcMar>
+              <w:top w:w="100" w:type="dxa"/>
+              <w:left w:w="120" w:type="dxa"/>
+              <w:bottom w:w="100" w:type="dxa"/>
+              <w:right w:w="120" w:type="dxa"/>
+            </w:tcMar>
+            <w:vAlign w:val="center"/>
+          </w:tcPr>
+          <w:p>
+            <w:r>
+              <w:rPr>
+                <w:rFonts w:ascii="Calibri" w:eastAsia="Calibri" w:hAnsi="Calibri" w:cs="Calibri"/>
+                <w:color w:val="222222"/>
+                <w:sz w:val="20"/>
+                <w:szCs w:val="20"/>
+              </w:rPr>
+              <w:t xml:space="preserve">¿Cuántas unidades tiene Ciencias Naturales?</w:t>
+            </w:r>
+          </w:p>
+        </w:tc>
+        <w:tc>
+          <w:tcPr>
+            <w:tcW w:w="1850" w:type="dxa"/>
+            <w:shd w:val="clear" w:color="auto" w:fill="FFFFFF"/>
+            <w:tcMar>
+              <w:top w:w="100" w:type="dxa"/>
+              <w:left w:w="120" w:type="dxa"/>
+              <w:bottom w:w="100" w:type="dxa"/>
+              <w:right w:w="120" w:type="dxa"/>
+            </w:tcMar>
+            <w:vAlign w:val="center"/>
+          </w:tcPr>
+          <w:p>
+            <w:r>
+              <w:rPr>
+                <w:rFonts w:ascii="Calibri" w:eastAsia="Calibri" w:hAnsi="Calibri" w:cs="Calibri"/>
+                <w:color w:val="222222"/>
+                <w:sz w:val="20"/>
+                <w:szCs w:val="20"/>
+              </w:rPr>
+              <w:t xml:space="preserve">4 unidades: Biología: Entorno Vivo (35 %), Química: Materia y Transformaciones (30 %), Física: Fuerzas y Energía (30 %) y Ciencias de la Tierra y CTS (25 %), con sus contenidos.</w:t>
+            </w:r>
+          </w:p>
+        </w:tc>
+        <w:tc>
+          <w:tcPr>
+            <w:tcW w:w="3250" w:type="dxa"/>
+            <w:shd w:val="clear" w:color="auto" w:fill="FFFFFF"/>
+            <w:tcMar>
+              <w:top w:w="100" w:type="dxa"/>
+              <w:left w:w="120" w:type="dxa"/>
+              <w:bottom w:w="100" w:type="dxa"/>
+              <w:right w:w="120" w:type="dxa"/>
+            </w:tcMar>
+            <w:vAlign w:val="center"/>
+          </w:tcPr>
+          <w:p>
+            <w:r>
+              <w:rPr>
+                <w:rFonts w:ascii="Calibri" w:eastAsia="Calibri" w:hAnsi="Calibri" w:cs="Calibri"/>
+                <w:color w:val="222222"/>
+                <w:sz w:val="20"/>
+                <w:szCs w:val="20"/>
+              </w:rPr>
+              <w:t xml:space="preserve">«El curso Ciencias Naturales — Saber 11 tiene 4 unidades:» 1. Biología: Entorno Vivo (35 %): célula, genética, evolución, ecosistemas y fisiología humana. 2. Química: Materia y Transformaciones (30 %): átomo, tabla periódica, enlace químico, reacciones, soluciones y química orgánica. 3. Física: Fuerzas y Energía (30 %): mecánica, leyes de Newton, energía, termodinámica y ondas. 4. Ciencias de la Tierra y CTS (25 %). La captura muestra las tres primeras unidades; la cuarta queda debajo del área visible del chat.</w:t>
+            </w:r>
+          </w:p>
+        </w:tc>
+        <w:tc>
+          <w:tcPr>
+            <w:tcW w:w="1600" w:type="dxa"/>
+            <w:shd w:val="clear" w:color="auto" w:fill="FFFFFF"/>
+            <w:tcMar>
+              <w:top w:w="100" w:type="dxa"/>
+              <w:left w:w="120" w:type="dxa"/>
+              <w:bottom w:w="100" w:type="dxa"/>
+              <w:right w:w="120" w:type="dxa"/>
+            </w:tcMar>
+            <w:vAlign w:val="center"/>
+          </w:tcPr>
+          <w:p>
+            <w:r>
+              <w:rPr>
+                <w:rFonts w:ascii="Calibri" w:eastAsia="Calibri" w:hAnsi="Calibri" w:cs="Calibri"/>
+                <w:color w:val="222222"/>
+                <w:sz w:val="20"/>
+                <w:szCs w:val="20"/>
+              </w:rPr>
+              <w:t xml:space="preserve">C3: Correcto · &lt; 1 s · Anexo D, Caso 7</w:t>
+            </w:r>
+          </w:p>
+        </w:tc>
+      </w:tr>
+      <w:tr>
+        <w:trPr>
+          <w:cantSplit/>
+        </w:trPr>
+        <w:tc>
+          <w:tcPr>
+            <w:tcW w:w="700" w:type="dxa"/>
+            <w:shd w:val="clear" w:color="auto" w:fill="F2F4F5"/>
+            <w:tcMar>
+              <w:top w:w="100" w:type="dxa"/>
+              <w:left w:w="120" w:type="dxa"/>
+              <w:bottom w:w="100" w:type="dxa"/>
+              <w:right w:w="120" w:type="dxa"/>
+            </w:tcMar>
+            <w:vAlign w:val="center"/>
+          </w:tcPr>
+          <w:p>
+            <w:r>
+              <w:rPr>
+                <w:rFonts w:ascii="Calibri" w:eastAsia="Calibri" w:hAnsi="Calibri" w:cs="Calibri"/>
+                <w:b/>
+                <w:bCs/>
+                <w:color w:val="222222"/>
+                <w:sz w:val="20"/>
+                <w:szCs w:val="20"/>
+              </w:rPr>
+              <w:t xml:space="preserve">8</w:t>
+            </w:r>
+          </w:p>
+        </w:tc>
+        <w:tc>
+          <w:tcPr>
+            <w:tcW w:w="1600" w:type="dxa"/>
+            <w:shd w:val="clear" w:color="auto" w:fill="F2F4F5"/>
+            <w:tcMar>
+              <w:top w:w="100" w:type="dxa"/>
+              <w:left w:w="120" w:type="dxa"/>
+              <w:bottom w:w="100" w:type="dxa"/>
+              <w:right w:w="120" w:type="dxa"/>
+            </w:tcMar>
+            <w:vAlign w:val="center"/>
+          </w:tcPr>
+          <w:p>
+            <w:r>
+              <w:rPr>
+                <w:rFonts w:ascii="Calibri" w:eastAsia="Calibri" w:hAnsi="Calibri" w:cs="Calibri"/>
+                <w:color w:val="222222"/>
+                <w:sz w:val="20"/>
+                <w:szCs w:val="20"/>
+              </w:rPr>
+              <w:t xml:space="preserve">Descríbeme el curso de Lectura Crítica, cuántas unidades tiene y qué contenidos</w:t>
+            </w:r>
+          </w:p>
+        </w:tc>
+        <w:tc>
+          <w:tcPr>
+            <w:tcW w:w="1850" w:type="dxa"/>
+            <w:shd w:val="clear" w:color="auto" w:fill="F2F4F5"/>
+            <w:tcMar>
+              <w:top w:w="100" w:type="dxa"/>
+              <w:left w:w="120" w:type="dxa"/>
+              <w:bottom w:w="100" w:type="dxa"/>
+              <w:right w:w="120" w:type="dxa"/>
+            </w:tcMar>
+            <w:vAlign w:val="center"/>
+          </w:tcPr>
+          <w:p>
+            <w:r>
+              <w:rPr>
+                <w:rFonts w:ascii="Calibri" w:eastAsia="Calibri" w:hAnsi="Calibri" w:cs="Calibri"/>
+                <w:color w:val="222222"/>
+                <w:sz w:val="20"/>
+                <w:szCs w:val="20"/>
+              </w:rPr>
+              <w:t xml:space="preserve">4 unidades: Comprensión Textual (35 %), Argumentación y Retórica (30 %), Literatura y Contexto (20 %) y Pensamiento Crítico (15 %), con sus contenidos.</w:t>
+            </w:r>
+          </w:p>
+        </w:tc>
+        <w:tc>
+          <w:tcPr>
+            <w:tcW w:w="3250" w:type="dxa"/>
+            <w:shd w:val="clear" w:color="auto" w:fill="F2F4F5"/>
+            <w:tcMar>
+              <w:top w:w="100" w:type="dxa"/>
+              <w:left w:w="120" w:type="dxa"/>
+              <w:bottom w:w="100" w:type="dxa"/>
+              <w:right w:w="120" w:type="dxa"/>
+            </w:tcMar>
+            <w:vAlign w:val="center"/>
+          </w:tcPr>
+          <w:p>
+            <w:r>
+              <w:rPr>
+                <w:rFonts w:ascii="Calibri" w:eastAsia="Calibri" w:hAnsi="Calibri" w:cs="Calibri"/>
+                <w:color w:val="222222"/>
+                <w:sz w:val="20"/>
+                <w:szCs w:val="20"/>
+              </w:rPr>
+              <w:t xml:space="preserve">«El curso Lectura Crítica — Saber 11 tiene 4 unidades:» 1. Comprensión Textual (35 %): niveles de lectura, tipos de texto, coherencia, cohesión y textos discontinuos. 2. Argumentación y Retórica (30 %). 3. Literatura y Contexto (20 %). 4. Pensamiento Crítico (15 %). La captura muestra las primeras unidades; el resto queda debajo del área visible.</w:t>
+            </w:r>
+          </w:p>
+        </w:tc>
+        <w:tc>
+          <w:tcPr>
+            <w:tcW w:w="1600" w:type="dxa"/>
+            <w:shd w:val="clear" w:color="auto" w:fill="F2F4F5"/>
+            <w:tcMar>
+              <w:top w:w="100" w:type="dxa"/>
+              <w:left w:w="120" w:type="dxa"/>
+              <w:bottom w:w="100" w:type="dxa"/>
+              <w:right w:w="120" w:type="dxa"/>
+            </w:tcMar>
+            <w:vAlign w:val="center"/>
+          </w:tcPr>
+          <w:p>
+            <w:r>
+              <w:rPr>
+                <w:rFonts w:ascii="Calibri" w:eastAsia="Calibri" w:hAnsi="Calibri" w:cs="Calibri"/>
+                <w:color w:val="222222"/>
+                <w:sz w:val="20"/>
+                <w:szCs w:val="20"/>
+              </w:rPr>
+              <w:t xml:space="preserve">C3: Correcto · &lt; 1 s · Anexo D, Caso 8</w:t>
+            </w:r>
+          </w:p>
+        </w:tc>
+      </w:tr>
+      <w:tr>
+        <w:trPr>
+          <w:cantSplit/>
+        </w:trPr>
+        <w:tc>
+          <w:tcPr>
+            <w:tcW w:w="700" w:type="dxa"/>
+            <w:shd w:val="clear" w:color="auto" w:fill="FFFFFF"/>
+            <w:tcMar>
+              <w:top w:w="100" w:type="dxa"/>
+              <w:left w:w="120" w:type="dxa"/>
+              <w:bottom w:w="100" w:type="dxa"/>
+              <w:right w:w="120" w:type="dxa"/>
+            </w:tcMar>
+            <w:vAlign w:val="center"/>
+          </w:tcPr>
+          <w:p>
+            <w:r>
+              <w:rPr>
+                <w:rFonts w:ascii="Calibri" w:eastAsia="Calibri" w:hAnsi="Calibri" w:cs="Calibri"/>
+                <w:b/>
+                <w:bCs/>
+                <w:color w:val="222222"/>
+                <w:sz w:val="20"/>
+                <w:szCs w:val="20"/>
+              </w:rPr>
+              <w:t xml:space="preserve">9</w:t>
+            </w:r>
+          </w:p>
+        </w:tc>
+        <w:tc>
+          <w:tcPr>
+            <w:tcW w:w="1600" w:type="dxa"/>
+            <w:shd w:val="clear" w:color="auto" w:fill="FFFFFF"/>
+            <w:tcMar>
+              <w:top w:w="100" w:type="dxa"/>
+              <w:left w:w="120" w:type="dxa"/>
+              <w:bottom w:w="100" w:type="dxa"/>
+              <w:right w:w="120" w:type="dxa"/>
+            </w:tcMar>
+            <w:vAlign w:val="center"/>
+          </w:tcPr>
+          <w:p>
+            <w:r>
+              <w:rPr>
+                <w:rFonts w:ascii="Calibri" w:eastAsia="Calibri" w:hAnsi="Calibri" w:cs="Calibri"/>
+                <w:color w:val="222222"/>
+                <w:sz w:val="20"/>
+                <w:szCs w:val="20"/>
+              </w:rPr>
+              <w:t xml:space="preserve">¿Qué unidades tiene el curso de Ciencias Naturales?</w:t>
+            </w:r>
+          </w:p>
+        </w:tc>
+        <w:tc>
+          <w:tcPr>
+            <w:tcW w:w="1850" w:type="dxa"/>
+            <w:shd w:val="clear" w:color="auto" w:fill="FFFFFF"/>
+            <w:tcMar>
+              <w:top w:w="100" w:type="dxa"/>
+              <w:left w:w="120" w:type="dxa"/>
+              <w:bottom w:w="100" w:type="dxa"/>
+              <w:right w:w="120" w:type="dxa"/>
+            </w:tcMar>
+            <w:vAlign w:val="center"/>
+          </w:tcPr>
+          <w:p>
+            <w:r>
+              <w:rPr>
+                <w:rFonts w:ascii="Calibri" w:eastAsia="Calibri" w:hAnsi="Calibri" w:cs="Calibri"/>
+                <w:color w:val="222222"/>
+                <w:sz w:val="20"/>
+                <w:szCs w:val="20"/>
+              </w:rPr>
+              <w:t xml:space="preserve">4 unidades: Biología: Entorno Vivo (35 %), Química: Materia y Transformaciones (30 %), Física: Fuerzas y Energía (30 %) y Ciencias de la Tierra y CTS (25 %), con sus contenidos.</w:t>
+            </w:r>
+          </w:p>
+        </w:tc>
+        <w:tc>
+          <w:tcPr>
+            <w:tcW w:w="3250" w:type="dxa"/>
+            <w:shd w:val="clear" w:color="auto" w:fill="FFFFFF"/>
+            <w:tcMar>
+              <w:top w:w="100" w:type="dxa"/>
+              <w:left w:w="120" w:type="dxa"/>
+              <w:bottom w:w="100" w:type="dxa"/>
+              <w:right w:w="120" w:type="dxa"/>
+            </w:tcMar>
+            <w:vAlign w:val="center"/>
+          </w:tcPr>
+          <w:p>
+            <w:r>
+              <w:rPr>
+                <w:rFonts w:ascii="Calibri" w:eastAsia="Calibri" w:hAnsi="Calibri" w:cs="Calibri"/>
+                <w:color w:val="222222"/>
+                <w:sz w:val="20"/>
+                <w:szCs w:val="20"/>
+              </w:rPr>
+              <w:t xml:space="preserve">Misma respuesta que el caso 7.</w:t>
+            </w:r>
+          </w:p>
+        </w:tc>
+        <w:tc>
+          <w:tcPr>
+            <w:tcW w:w="1600" w:type="dxa"/>
+            <w:shd w:val="clear" w:color="auto" w:fill="FFFFFF"/>
+            <w:tcMar>
+              <w:top w:w="100" w:type="dxa"/>
+              <w:left w:w="120" w:type="dxa"/>
+              <w:bottom w:w="100" w:type="dxa"/>
+              <w:right w:w="120" w:type="dxa"/>
+            </w:tcMar>
+            <w:vAlign w:val="center"/>
+          </w:tcPr>
+          <w:p>
+            <w:r>
+              <w:rPr>
+                <w:rFonts w:ascii="Calibri" w:eastAsia="Calibri" w:hAnsi="Calibri" w:cs="Calibri"/>
+                <w:color w:val="222222"/>
+                <w:sz w:val="20"/>
+                <w:szCs w:val="20"/>
+              </w:rPr>
+              <w:t xml:space="preserve">C3: Correcto · &lt; 1 s · Anexo D, Caso 9</w:t>
+            </w:r>
+          </w:p>
+        </w:tc>
+      </w:tr>
+      <w:tr>
+        <w:trPr>
+          <w:cantSplit/>
+        </w:trPr>
+        <w:tc>
+          <w:tcPr>
+            <w:tcW w:w="700" w:type="dxa"/>
+            <w:shd w:val="clear" w:color="auto" w:fill="F2F4F5"/>
+            <w:tcMar>
+              <w:top w:w="100" w:type="dxa"/>
+              <w:left w:w="120" w:type="dxa"/>
+              <w:bottom w:w="100" w:type="dxa"/>
+              <w:right w:w="120" w:type="dxa"/>
+            </w:tcMar>
+            <w:vAlign w:val="center"/>
+          </w:tcPr>
+          <w:p>
+            <w:r>
+              <w:rPr>
+                <w:rFonts w:ascii="Calibri" w:eastAsia="Calibri" w:hAnsi="Calibri" w:cs="Calibri"/>
+                <w:b/>
+                <w:bCs/>
+                <w:color w:val="222222"/>
+                <w:sz w:val="20"/>
+                <w:szCs w:val="20"/>
+              </w:rPr>
+              <w:t xml:space="preserve">10</w:t>
+            </w:r>
+          </w:p>
+        </w:tc>
+        <w:tc>
+          <w:tcPr>
+            <w:tcW w:w="1600" w:type="dxa"/>
+            <w:shd w:val="clear" w:color="auto" w:fill="F2F4F5"/>
+            <w:tcMar>
+              <w:top w:w="100" w:type="dxa"/>
+              <w:left w:w="120" w:type="dxa"/>
+              <w:bottom w:w="100" w:type="dxa"/>
+              <w:right w:w="120" w:type="dxa"/>
+            </w:tcMar>
+            <w:vAlign w:val="center"/>
+          </w:tcPr>
+          <w:p>
+            <w:r>
+              <w:rPr>
+                <w:rFonts w:ascii="Calibri" w:eastAsia="Calibri" w:hAnsi="Calibri" w:cs="Calibri"/>
+                <w:color w:val="222222"/>
+                <w:sz w:val="20"/>
+                <w:szCs w:val="20"/>
+              </w:rPr>
+              <w:t xml:space="preserve">¿Me das una receta de pizza?</w:t>
+            </w:r>
+          </w:p>
+        </w:tc>
+        <w:tc>
+          <w:tcPr>
+            <w:tcW w:w="1850" w:type="dxa"/>
+            <w:shd w:val="clear" w:color="auto" w:fill="F2F4F5"/>
+            <w:tcMar>
+              <w:top w:w="100" w:type="dxa"/>
+              <w:left w:w="120" w:type="dxa"/>
+              <w:bottom w:w="100" w:type="dxa"/>
+              <w:right w:w="120" w:type="dxa"/>
+            </w:tcMar>
+            <w:vAlign w:val="center"/>
+          </w:tcPr>
+          <w:p>
+            <w:r>
+              <w:rPr>
+                <w:rFonts w:ascii="Calibri" w:eastAsia="Calibri" w:hAnsi="Calibri" w:cs="Calibri"/>
+                <w:color w:val="222222"/>
+                <w:sz w:val="20"/>
+                <w:szCs w:val="20"/>
+              </w:rPr>
+              <w:t xml:space="preserve">Rechazo cordial y redirección a los cursos, sin resolver la solicitud.</w:t>
+            </w:r>
+          </w:p>
+        </w:tc>
+        <w:tc>
+          <w:tcPr>
+            <w:tcW w:w="3250" w:type="dxa"/>
+            <w:shd w:val="clear" w:color="auto" w:fill="F2F4F5"/>
+            <w:tcMar>
+              <w:top w:w="100" w:type="dxa"/>
+              <w:left w:w="120" w:type="dxa"/>
+              <w:bottom w:w="100" w:type="dxa"/>
+              <w:right w:w="120" w:type="dxa"/>
+            </w:tcMar>
+            <w:vAlign w:val="center"/>
+          </w:tcPr>
+          <w:p>
+            <w:r>
+              <w:rPr>
+                <w:rFonts w:ascii="Calibri" w:eastAsia="Calibri" w:hAnsi="Calibri" w:cs="Calibri"/>
+                <w:color w:val="222222"/>
+                <w:sz w:val="20"/>
+                <w:szCs w:val="20"/>
+              </w:rPr>
+              <w:t xml:space="preserve">«Lo siento, pero no puedo ayudarte con recetas de pizza. ¿Hay algo más sobre los cursos que necesitas saber? ¿Quieres información sobre el curso Ciencias Naturales — Saber 11 o Lectura Crítica — Saber 11?»</w:t>
+            </w:r>
+          </w:p>
+        </w:tc>
+        <w:tc>
+          <w:tcPr>
+            <w:tcW w:w="1600" w:type="dxa"/>
+            <w:shd w:val="clear" w:color="auto" w:fill="F2F4F5"/>
+            <w:tcMar>
+              <w:top w:w="100" w:type="dxa"/>
+              <w:left w:w="120" w:type="dxa"/>
+              <w:bottom w:w="100" w:type="dxa"/>
+              <w:right w:w="120" w:type="dxa"/>
+            </w:tcMar>
+            <w:vAlign w:val="center"/>
+          </w:tcPr>
+          <w:p>
+            <w:r>
+              <w:rPr>
+                <w:rFonts w:ascii="Calibri" w:eastAsia="Calibri" w:hAnsi="Calibri" w:cs="Calibri"/>
+                <w:color w:val="222222"/>
+                <w:sz w:val="20"/>
+                <w:szCs w:val="20"/>
+              </w:rPr>
+              <w:t xml:space="preserve">C4: Correcto · 1:23 · Anexo D, Caso 10</w:t>
+            </w:r>
+          </w:p>
+        </w:tc>
+      </w:tr>
+      <w:tr>
+        <w:trPr>
+          <w:cantSplit/>
+        </w:trPr>
+        <w:tc>
+          <w:tcPr>
+            <w:tcW w:w="700" w:type="dxa"/>
+            <w:shd w:val="clear" w:color="auto" w:fill="FFFFFF"/>
+            <w:tcMar>
+              <w:top w:w="100" w:type="dxa"/>
+              <w:left w:w="120" w:type="dxa"/>
+              <w:bottom w:w="100" w:type="dxa"/>
+              <w:right w:w="120" w:type="dxa"/>
+            </w:tcMar>
+            <w:vAlign w:val="center"/>
+          </w:tcPr>
+          <w:p>
+            <w:r>
+              <w:rPr>
+                <w:rFonts w:ascii="Calibri" w:eastAsia="Calibri" w:hAnsi="Calibri" w:cs="Calibri"/>
+                <w:b/>
+                <w:bCs/>
+                <w:color w:val="222222"/>
+                <w:sz w:val="20"/>
+                <w:szCs w:val="20"/>
+              </w:rPr>
+              <w:t xml:space="preserve">11</w:t>
+            </w:r>
+          </w:p>
+        </w:tc>
+        <w:tc>
+          <w:tcPr>
+            <w:tcW w:w="1600" w:type="dxa"/>
+            <w:shd w:val="clear" w:color="auto" w:fill="FFFFFF"/>
+            <w:tcMar>
+              <w:top w:w="100" w:type="dxa"/>
+              <w:left w:w="120" w:type="dxa"/>
+              <w:bottom w:w="100" w:type="dxa"/>
+              <w:right w:w="120" w:type="dxa"/>
+            </w:tcMar>
+            <w:vAlign w:val="center"/>
+          </w:tcPr>
+          <w:p>
+            <w:r>
+              <w:rPr>
+                <w:rFonts w:ascii="Calibri" w:eastAsia="Calibri" w:hAnsi="Calibri" w:cs="Calibri"/>
+                <w:color w:val="222222"/>
+                <w:sz w:val="20"/>
+                <w:szCs w:val="20"/>
+              </w:rPr>
+              <w:t xml:space="preserve">¿Cuál es la capital de Francia?</w:t>
+            </w:r>
+          </w:p>
+        </w:tc>
+        <w:tc>
+          <w:tcPr>
+            <w:tcW w:w="1850" w:type="dxa"/>
+            <w:shd w:val="clear" w:color="auto" w:fill="FFFFFF"/>
+            <w:tcMar>
+              <w:top w:w="100" w:type="dxa"/>
+              <w:left w:w="120" w:type="dxa"/>
+              <w:bottom w:w="100" w:type="dxa"/>
+              <w:right w:w="120" w:type="dxa"/>
+            </w:tcMar>
+            <w:vAlign w:val="center"/>
+          </w:tcPr>
+          <w:p>
+            <w:r>
+              <w:rPr>
+                <w:rFonts w:ascii="Calibri" w:eastAsia="Calibri" w:hAnsi="Calibri" w:cs="Calibri"/>
+                <w:color w:val="222222"/>
+                <w:sz w:val="20"/>
+                <w:szCs w:val="20"/>
+              </w:rPr>
+              <w:t xml:space="preserve">Rechazo cordial y redirección a los cursos, sin resolver la solicitud.</w:t>
+            </w:r>
+          </w:p>
+        </w:tc>
+        <w:tc>
+          <w:tcPr>
+            <w:tcW w:w="3250" w:type="dxa"/>
+            <w:shd w:val="clear" w:color="auto" w:fill="FFFFFF"/>
+            <w:tcMar>
+              <w:top w:w="100" w:type="dxa"/>
+              <w:left w:w="120" w:type="dxa"/>
+              <w:bottom w:w="100" w:type="dxa"/>
+              <w:right w:w="120" w:type="dxa"/>
+            </w:tcMar>
+            <w:vAlign w:val="center"/>
+          </w:tcPr>
+          <w:p>
+            <w:r>
+              <w:rPr>
+                <w:rFonts w:ascii="Calibri" w:eastAsia="Calibri" w:hAnsi="Calibri" w:cs="Calibri"/>
+                <w:color w:val="222222"/>
+                <w:sz w:val="20"/>
+                <w:szCs w:val="20"/>
+              </w:rPr>
+              <w:t xml:space="preserve">«Lo siento, pero no puedo ayudarte con preguntas fuera del contexto de los cursos disponibles en la plataforma. ¿Quieres saber qué cursos tenemos disponibles o necesitas ayuda con algo relacionado a ellos?»</w:t>
+            </w:r>
+          </w:p>
+        </w:tc>
+        <w:tc>
+          <w:tcPr>
+            <w:tcW w:w="1600" w:type="dxa"/>
+            <w:shd w:val="clear" w:color="auto" w:fill="FFFFFF"/>
+            <w:tcMar>
+              <w:top w:w="100" w:type="dxa"/>
+              <w:left w:w="120" w:type="dxa"/>
+              <w:bottom w:w="100" w:type="dxa"/>
+              <w:right w:w="120" w:type="dxa"/>
+            </w:tcMar>
+            <w:vAlign w:val="center"/>
+          </w:tcPr>
+          <w:p>
+            <w:r>
+              <w:rPr>
+                <w:rFonts w:ascii="Calibri" w:eastAsia="Calibri" w:hAnsi="Calibri" w:cs="Calibri"/>
+                <w:color w:val="222222"/>
+                <w:sz w:val="20"/>
+                <w:szCs w:val="20"/>
+              </w:rPr>
+              <w:t xml:space="preserve">C4: Correcto · 1:02 · Anexo D, Caso 11</w:t>
+            </w:r>
+          </w:p>
+        </w:tc>
+      </w:tr>
+      <w:tr>
+        <w:trPr>
+          <w:cantSplit/>
+        </w:trPr>
+        <w:tc>
+          <w:tcPr>
+            <w:tcW w:w="700" w:type="dxa"/>
+            <w:shd w:val="clear" w:color="auto" w:fill="F2F4F5"/>
+            <w:tcMar>
+              <w:top w:w="100" w:type="dxa"/>
+              <w:left w:w="120" w:type="dxa"/>
+              <w:bottom w:w="100" w:type="dxa"/>
+              <w:right w:w="120" w:type="dxa"/>
+            </w:tcMar>
+            <w:vAlign w:val="center"/>
+          </w:tcPr>
+          <w:p>
+            <w:r>
+              <w:rPr>
+                <w:rFonts w:ascii="Calibri" w:eastAsia="Calibri" w:hAnsi="Calibri" w:cs="Calibri"/>
+                <w:b/>
+                <w:bCs/>
+                <w:color w:val="222222"/>
+                <w:sz w:val="20"/>
+                <w:szCs w:val="20"/>
+              </w:rPr>
+              <w:t xml:space="preserve">12</w:t>
+            </w:r>
+          </w:p>
+        </w:tc>
+        <w:tc>
+          <w:tcPr>
+            <w:tcW w:w="1600" w:type="dxa"/>
+            <w:shd w:val="clear" w:color="auto" w:fill="F2F4F5"/>
+            <w:tcMar>
+              <w:top w:w="100" w:type="dxa"/>
+              <w:left w:w="120" w:type="dxa"/>
+              <w:bottom w:w="100" w:type="dxa"/>
+              <w:right w:w="120" w:type="dxa"/>
+            </w:tcMar>
+            <w:vAlign w:val="center"/>
+          </w:tcPr>
+          <w:p>
+            <w:r>
+              <w:rPr>
+                <w:rFonts w:ascii="Calibri" w:eastAsia="Calibri" w:hAnsi="Calibri" w:cs="Calibri"/>
+                <w:color w:val="222222"/>
+                <w:sz w:val="20"/>
+                <w:szCs w:val="20"/>
+              </w:rPr>
+              <w:t xml:space="preserve">Ayúdame con mi tarea de matemáticas</w:t>
+            </w:r>
+          </w:p>
+        </w:tc>
+        <w:tc>
+          <w:tcPr>
+            <w:tcW w:w="1850" w:type="dxa"/>
+            <w:shd w:val="clear" w:color="auto" w:fill="F2F4F5"/>
+            <w:tcMar>
+              <w:top w:w="100" w:type="dxa"/>
+              <w:left w:w="120" w:type="dxa"/>
+              <w:bottom w:w="100" w:type="dxa"/>
+              <w:right w:w="120" w:type="dxa"/>
+            </w:tcMar>
+            <w:vAlign w:val="center"/>
+          </w:tcPr>
+          <w:p>
+            <w:r>
+              <w:rPr>
+                <w:rFonts w:ascii="Calibri" w:eastAsia="Calibri" w:hAnsi="Calibri" w:cs="Calibri"/>
+                <w:color w:val="222222"/>
+                <w:sz w:val="20"/>
+                <w:szCs w:val="20"/>
+              </w:rPr>
+              <w:t xml:space="preserve">Rechazo cordial y redirección a los cursos, sin resolver la solicitud.</w:t>
+            </w:r>
+          </w:p>
+        </w:tc>
+        <w:tc>
+          <w:tcPr>
+            <w:tcW w:w="3250" w:type="dxa"/>
+            <w:shd w:val="clear" w:color="auto" w:fill="F2F4F5"/>
+            <w:tcMar>
+              <w:top w:w="100" w:type="dxa"/>
+              <w:left w:w="120" w:type="dxa"/>
+              <w:bottom w:w="100" w:type="dxa"/>
+              <w:right w:w="120" w:type="dxa"/>
+            </w:tcMar>
+            <w:vAlign w:val="center"/>
+          </w:tcPr>
+          <w:p>
+            <w:r>
+              <w:rPr>
+                <w:rFonts w:ascii="Calibri" w:eastAsia="Calibri" w:hAnsi="Calibri" w:cs="Calibri"/>
+                <w:color w:val="222222"/>
+                <w:sz w:val="20"/>
+                <w:szCs w:val="20"/>
+              </w:rPr>
+              <w:t xml:space="preserve">«Lo siento, pero la plataforma es para cursos académicos como Ciencias Naturales — Saber 11 y Lectura Crítica — Saber 11, no para matemáticas. ¿Quieres saber más sobre alguno de estos cursos o necesitas ayuda con algo específico en ellos?»</w:t>
+            </w:r>
+          </w:p>
+        </w:tc>
+        <w:tc>
+          <w:tcPr>
+            <w:tcW w:w="1600" w:type="dxa"/>
+            <w:shd w:val="clear" w:color="auto" w:fill="F2F4F5"/>
+            <w:tcMar>
+              <w:top w:w="100" w:type="dxa"/>
+              <w:left w:w="120" w:type="dxa"/>
+              <w:bottom w:w="100" w:type="dxa"/>
+              <w:right w:w="120" w:type="dxa"/>
+            </w:tcMar>
+            <w:vAlign w:val="center"/>
+          </w:tcPr>
+          <w:p>
+            <w:r>
+              <w:rPr>
+                <w:rFonts w:ascii="Calibri" w:eastAsia="Calibri" w:hAnsi="Calibri" w:cs="Calibri"/>
+                <w:color w:val="222222"/>
+                <w:sz w:val="20"/>
+                <w:szCs w:val="20"/>
+              </w:rPr>
+              <w:t xml:space="preserve">C4: Correcto · 1:12 · Anexo D, Caso 12</w:t>
+            </w:r>
+          </w:p>
+        </w:tc>
+      </w:tr>
+      <w:tr>
+        <w:trPr>
+          <w:cantSplit/>
+        </w:trPr>
+        <w:tc>
+          <w:tcPr>
+            <w:tcW w:w="700" w:type="dxa"/>
+            <w:shd w:val="clear" w:color="auto" w:fill="FFFFFF"/>
+            <w:tcMar>
+              <w:top w:w="100" w:type="dxa"/>
+              <w:left w:w="120" w:type="dxa"/>
+              <w:bottom w:w="100" w:type="dxa"/>
+              <w:right w:w="120" w:type="dxa"/>
+            </w:tcMar>
+            <w:vAlign w:val="center"/>
+          </w:tcPr>
+          <w:p>
+            <w:r>
+              <w:rPr>
+                <w:rFonts w:ascii="Calibri" w:eastAsia="Calibri" w:hAnsi="Calibri" w:cs="Calibri"/>
+                <w:b/>
+                <w:bCs/>
+                <w:color w:val="222222"/>
+                <w:sz w:val="20"/>
+                <w:szCs w:val="20"/>
+              </w:rPr>
+              <w:t xml:space="preserve">13</w:t>
+            </w:r>
+          </w:p>
+        </w:tc>
+        <w:tc>
+          <w:tcPr>
+            <w:tcW w:w="1600" w:type="dxa"/>
+            <w:shd w:val="clear" w:color="auto" w:fill="FFFFFF"/>
+            <w:tcMar>
+              <w:top w:w="100" w:type="dxa"/>
+              <w:left w:w="120" w:type="dxa"/>
+              <w:bottom w:w="100" w:type="dxa"/>
+              <w:right w:w="120" w:type="dxa"/>
+            </w:tcMar>
+            <w:vAlign w:val="center"/>
+          </w:tcPr>
+          <w:p>
+            <w:r>
+              <w:rPr>
+                <w:rFonts w:ascii="Calibri" w:eastAsia="Calibri" w:hAnsi="Calibri" w:cs="Calibri"/>
+                <w:color w:val="222222"/>
+                <w:sz w:val="20"/>
+                <w:szCs w:val="20"/>
+              </w:rPr>
+              <w:t xml:space="preserve">¿Por qué es importante estudiar Lectura Crítica para el Saber 11?</w:t>
+            </w:r>
+          </w:p>
+        </w:tc>
+        <w:tc>
+          <w:tcPr>
+            <w:tcW w:w="1850" w:type="dxa"/>
+            <w:shd w:val="clear" w:color="auto" w:fill="FFFFFF"/>
+            <w:tcMar>
+              <w:top w:w="100" w:type="dxa"/>
+              <w:left w:w="120" w:type="dxa"/>
+              <w:bottom w:w="100" w:type="dxa"/>
+              <w:right w:w="120" w:type="dxa"/>
+            </w:tcMar>
+            <w:vAlign w:val="center"/>
+          </w:tcPr>
+          <w:p>
+            <w:r>
+              <w:rPr>
+                <w:rFonts w:ascii="Calibri" w:eastAsia="Calibri" w:hAnsi="Calibri" w:cs="Calibri"/>
+                <w:color w:val="222222"/>
+                <w:sz w:val="20"/>
+                <w:szCs w:val="20"/>
+              </w:rPr>
+              <w:t xml:space="preserve">Explicación coherente con el curso (comprensión textual, argumentación, pensamiento crítico), sin datos inventados.</w:t>
+            </w:r>
+          </w:p>
+        </w:tc>
+        <w:tc>
+          <w:tcPr>
+            <w:tcW w:w="3250" w:type="dxa"/>
+            <w:shd w:val="clear" w:color="auto" w:fill="FFFFFF"/>
+            <w:tcMar>
+              <w:top w:w="100" w:type="dxa"/>
+              <w:left w:w="120" w:type="dxa"/>
+              <w:bottom w:w="100" w:type="dxa"/>
+              <w:right w:w="120" w:type="dxa"/>
+            </w:tcMar>
+            <w:vAlign w:val="center"/>
+          </w:tcPr>
+          <w:p>
+            <w:r>
+              <w:rPr>
+                <w:rFonts w:ascii="Calibri" w:eastAsia="Calibri" w:hAnsi="Calibri" w:cs="Calibri"/>
+                <w:color w:val="222222"/>
+                <w:sz w:val="20"/>
+                <w:szCs w:val="20"/>
+              </w:rPr>
+              <w:t xml:space="preserve">«La Lectura Crítica es importante para el Saber 11 porque ayuda a desarrollar habilidades como la comprensión textual, la argumentación y el pensamiento crítico… es clave en la prueba del ICFES. ¿Qué te parece si hablamos un poco más sobre cómo puedes aplicar estas habilidades en tu estudio?»</w:t>
+            </w:r>
+          </w:p>
+        </w:tc>
+        <w:tc>
+          <w:tcPr>
+            <w:tcW w:w="1600" w:type="dxa"/>
+            <w:shd w:val="clear" w:color="auto" w:fill="FFFFFF"/>
+            <w:tcMar>
+              <w:top w:w="100" w:type="dxa"/>
+              <w:left w:w="120" w:type="dxa"/>
+              <w:bottom w:w="100" w:type="dxa"/>
+              <w:right w:w="120" w:type="dxa"/>
+            </w:tcMar>
+            <w:vAlign w:val="center"/>
+          </w:tcPr>
+          <w:p>
+            <w:r>
+              <w:rPr>
+                <w:rFonts w:ascii="Calibri" w:eastAsia="Calibri" w:hAnsi="Calibri" w:cs="Calibri"/>
+                <w:color w:val="222222"/>
+                <w:sz w:val="20"/>
+                <w:szCs w:val="20"/>
+              </w:rPr>
+              <w:t xml:space="preserve">C5: Correcto · 1:34 · Anexo D, Caso 13</w:t>
+            </w:r>
+          </w:p>
+        </w:tc>
+      </w:tr>
+      <w:tr>
+        <w:trPr>
+          <w:cantSplit/>
+        </w:trPr>
+        <w:tc>
+          <w:tcPr>
+            <w:tcW w:w="700" w:type="dxa"/>
+            <w:shd w:val="clear" w:color="auto" w:fill="F2F4F5"/>
+            <w:tcMar>
+              <w:top w:w="100" w:type="dxa"/>
+              <w:left w:w="120" w:type="dxa"/>
+              <w:bottom w:w="100" w:type="dxa"/>
+              <w:right w:w="120" w:type="dxa"/>
+            </w:tcMar>
+            <w:vAlign w:val="center"/>
+          </w:tcPr>
+          <w:p>
+            <w:r>
+              <w:rPr>
+                <w:rFonts w:ascii="Calibri" w:eastAsia="Calibri" w:hAnsi="Calibri" w:cs="Calibri"/>
+                <w:b/>
+                <w:bCs/>
+                <w:color w:val="222222"/>
+                <w:sz w:val="20"/>
+                <w:szCs w:val="20"/>
+              </w:rPr>
+              <w:t xml:space="preserve">14</w:t>
+            </w:r>
+          </w:p>
+        </w:tc>
+        <w:tc>
+          <w:tcPr>
+            <w:tcW w:w="1600" w:type="dxa"/>
+            <w:shd w:val="clear" w:color="auto" w:fill="F2F4F5"/>
+            <w:tcMar>
+              <w:top w:w="100" w:type="dxa"/>
+              <w:left w:w="120" w:type="dxa"/>
+              <w:bottom w:w="100" w:type="dxa"/>
+              <w:right w:w="120" w:type="dxa"/>
+            </w:tcMar>
+            <w:vAlign w:val="center"/>
+          </w:tcPr>
+          <w:p>
+            <w:r>
+              <w:rPr>
+                <w:rFonts w:ascii="Calibri" w:eastAsia="Calibri" w:hAnsi="Calibri" w:cs="Calibri"/>
+                <w:color w:val="222222"/>
+                <w:sz w:val="20"/>
+                <w:szCs w:val="20"/>
+              </w:rPr>
+              <w:t xml:space="preserve">¿Qué tan difícil es el curso de Ciencias Naturales?</w:t>
+            </w:r>
+          </w:p>
+        </w:tc>
+        <w:tc>
+          <w:tcPr>
+            <w:tcW w:w="1850" w:type="dxa"/>
+            <w:shd w:val="clear" w:color="auto" w:fill="F2F4F5"/>
+            <w:tcMar>
+              <w:top w:w="100" w:type="dxa"/>
+              <w:left w:w="120" w:type="dxa"/>
+              <w:bottom w:w="100" w:type="dxa"/>
+              <w:right w:w="120" w:type="dxa"/>
+            </w:tcMar>
+            <w:vAlign w:val="center"/>
+          </w:tcPr>
+          <w:p>
+            <w:r>
+              <w:rPr>
+                <w:rFonts w:ascii="Calibri" w:eastAsia="Calibri" w:hAnsi="Calibri" w:cs="Calibri"/>
+                <w:color w:val="222222"/>
+                <w:sz w:val="20"/>
+                <w:szCs w:val="20"/>
+              </w:rPr>
+              <w:t xml:space="preserve">Descripción coherente con el curso (Biología, Química, Física y Ciencias de la Tierra; unidades con distinto peso), sin datos inventados.</w:t>
+            </w:r>
+          </w:p>
+        </w:tc>
+        <w:tc>
+          <w:tcPr>
+            <w:tcW w:w="3250" w:type="dxa"/>
+            <w:shd w:val="clear" w:color="auto" w:fill="F2F4F5"/>
+            <w:tcMar>
+              <w:top w:w="100" w:type="dxa"/>
+              <w:left w:w="120" w:type="dxa"/>
+              <w:bottom w:w="100" w:type="dxa"/>
+              <w:right w:w="120" w:type="dxa"/>
+            </w:tcMar>
+            <w:vAlign w:val="center"/>
+          </w:tcPr>
+          <w:p>
+            <w:r>
+              <w:rPr>
+                <w:rFonts w:ascii="Calibri" w:eastAsia="Calibri" w:hAnsi="Calibri" w:cs="Calibri"/>
+                <w:color w:val="222222"/>
+                <w:sz w:val="20"/>
+                <w:szCs w:val="20"/>
+              </w:rPr>
+              <w:t xml:space="preserve">«El curso de Ciencias Naturales es un curso muy completo que prepara a los estudiantes para la prueba Saber 11 del ICFES, cubriendo temas como Biología, Química, Física y Ciencias de la Tierra. Cada unidad tiene su propio peso en la prueba… ¿Qué aspecto específico del curso te preocupa?»</w:t>
+            </w:r>
+          </w:p>
+        </w:tc>
+        <w:tc>
+          <w:tcPr>
+            <w:tcW w:w="1600" w:type="dxa"/>
+            <w:shd w:val="clear" w:color="auto" w:fill="F2F4F5"/>
+            <w:tcMar>
+              <w:top w:w="100" w:type="dxa"/>
+              <w:left w:w="120" w:type="dxa"/>
+              <w:bottom w:w="100" w:type="dxa"/>
+              <w:right w:w="120" w:type="dxa"/>
+            </w:tcMar>
+            <w:vAlign w:val="center"/>
+          </w:tcPr>
+          <w:p>
+            <w:r>
+              <w:rPr>
+                <w:rFonts w:ascii="Calibri" w:eastAsia="Calibri" w:hAnsi="Calibri" w:cs="Calibri"/>
+                <w:color w:val="222222"/>
+                <w:sz w:val="20"/>
+                <w:szCs w:val="20"/>
+              </w:rPr>
+              <w:t xml:space="preserve">C5: Correcto · 2:32 · Anexo D, Caso 14</w:t>
+            </w:r>
+          </w:p>
+        </w:tc>
+      </w:tr>
+      <w:tr>
+        <w:trPr>
+          <w:cantSplit/>
+        </w:trPr>
+        <w:tc>
+          <w:tcPr>
+            <w:tcW w:w="700" w:type="dxa"/>
+            <w:shd w:val="clear" w:color="auto" w:fill="FFFFFF"/>
+            <w:tcMar>
+              <w:top w:w="100" w:type="dxa"/>
+              <w:left w:w="120" w:type="dxa"/>
+              <w:bottom w:w="100" w:type="dxa"/>
+              <w:right w:w="120" w:type="dxa"/>
+            </w:tcMar>
+            <w:vAlign w:val="center"/>
+          </w:tcPr>
+          <w:p>
+            <w:r>
+              <w:rPr>
+                <w:rFonts w:ascii="Calibri" w:eastAsia="Calibri" w:hAnsi="Calibri" w:cs="Calibri"/>
+                <w:b/>
+                <w:bCs/>
+                <w:color w:val="222222"/>
+                <w:sz w:val="20"/>
+                <w:szCs w:val="20"/>
+              </w:rPr>
+              <w:t xml:space="preserve">15</w:t>
+            </w:r>
+          </w:p>
+        </w:tc>
+        <w:tc>
+          <w:tcPr>
+            <w:tcW w:w="1600" w:type="dxa"/>
+            <w:shd w:val="clear" w:color="auto" w:fill="FFFFFF"/>
+            <w:tcMar>
+              <w:top w:w="100" w:type="dxa"/>
+              <w:left w:w="120" w:type="dxa"/>
+              <w:bottom w:w="100" w:type="dxa"/>
+              <w:right w:w="120" w:type="dxa"/>
+            </w:tcMar>
+            <w:vAlign w:val="center"/>
+          </w:tcPr>
+          <w:p>
+            <w:r>
+              <w:rPr>
+                <w:rFonts w:ascii="Calibri" w:eastAsia="Calibri" w:hAnsi="Calibri" w:cs="Calibri"/>
+                <w:color w:val="222222"/>
+                <w:sz w:val="20"/>
+                <w:szCs w:val="20"/>
+              </w:rPr>
+              <w:t xml:space="preserve">Recomiéndame por cuál curso empezar</w:t>
+            </w:r>
+          </w:p>
+        </w:tc>
+        <w:tc>
+          <w:tcPr>
+            <w:tcW w:w="1850" w:type="dxa"/>
+            <w:shd w:val="clear" w:color="auto" w:fill="FFFFFF"/>
+            <w:tcMar>
+              <w:top w:w="100" w:type="dxa"/>
+              <w:left w:w="120" w:type="dxa"/>
+              <w:bottom w:w="100" w:type="dxa"/>
+              <w:right w:w="120" w:type="dxa"/>
+            </w:tcMar>
+            <w:vAlign w:val="center"/>
+          </w:tcPr>
+          <w:p>
+            <w:r>
+              <w:rPr>
+                <w:rFonts w:ascii="Calibri" w:eastAsia="Calibri" w:hAnsi="Calibri" w:cs="Calibri"/>
+                <w:color w:val="222222"/>
+                <w:sz w:val="20"/>
+                <w:szCs w:val="20"/>
+              </w:rPr>
+              <w:t xml:space="preserve">Recomendación entre los dos cursos existentes, coherente con su contenido.</w:t>
+            </w:r>
+          </w:p>
+        </w:tc>
+        <w:tc>
+          <w:tcPr>
+            <w:tcW w:w="3250" w:type="dxa"/>
+            <w:shd w:val="clear" w:color="auto" w:fill="FFFFFF"/>
+            <w:tcMar>
+              <w:top w:w="100" w:type="dxa"/>
+              <w:left w:w="120" w:type="dxa"/>
+              <w:bottom w:w="100" w:type="dxa"/>
+              <w:right w:w="120" w:type="dxa"/>
+            </w:tcMar>
+            <w:vAlign w:val="center"/>
+          </w:tcPr>
+          <w:p>
+            <w:r>
+              <w:rPr>
+                <w:rFonts w:ascii="Calibri" w:eastAsia="Calibri" w:hAnsi="Calibri" w:cs="Calibri"/>
+                <w:color w:val="222222"/>
+                <w:sz w:val="20"/>
+                <w:szCs w:val="20"/>
+              </w:rPr>
+              <w:t xml:space="preserve">«…ambos son muy buenos y útiles para la preparación del Saber 11. El curso de Ciencias Naturales es muy completo y cubre Biología, Química, Física y Ciencias de la Tierra… el curso de Lectura Crítica es ideal si quieres mejorar tus habilidades de comprensión textual, argumentación y pensamiento crítico… ¿Cuál crees que te interesaría más?»</w:t>
+            </w:r>
+          </w:p>
+        </w:tc>
+        <w:tc>
+          <w:tcPr>
+            <w:tcW w:w="1600" w:type="dxa"/>
+            <w:shd w:val="clear" w:color="auto" w:fill="FFFFFF"/>
+            <w:tcMar>
+              <w:top w:w="100" w:type="dxa"/>
+              <w:left w:w="120" w:type="dxa"/>
+              <w:bottom w:w="100" w:type="dxa"/>
+              <w:right w:w="120" w:type="dxa"/>
+            </w:tcMar>
+            <w:vAlign w:val="center"/>
+          </w:tcPr>
+          <w:p>
+            <w:r>
+              <w:rPr>
+                <w:rFonts w:ascii="Calibri" w:eastAsia="Calibri" w:hAnsi="Calibri" w:cs="Calibri"/>
+                <w:color w:val="222222"/>
+                <w:sz w:val="20"/>
+                <w:szCs w:val="20"/>
+              </w:rPr>
+              <w:t xml:space="preserve">C5: Correcto · 3:23 · Anexo D, Caso 15</w:t>
+            </w:r>
+          </w:p>
+        </w:tc>
+      </w:tr>
+    </w:tbl>
+    <w:p>
+      <w:pPr>
+        <w:pStyle w:val="Heading2"/>
+        <w:spacing w:after="140" w:before="320"/>
+      </w:pPr>
+      <w:r>
+        <w:rPr>
+          <w:rFonts w:ascii="Calibri" w:cs="Calibri" w:eastAsia="Calibri" w:hAnsi="Calibri"/>
+          <w:b/>
+          <w:bCs/>
+          <w:color w:val="4E95C2"/>
+          <w:sz w:val="24"/>
+          <w:szCs w:val="24"/>
+        </w:rPr>
+        <w:t xml:space="preserve">Cálculo de la precisión</w:t>
+      </w:r>
+    </w:p>
+    <w:p>
+      <w:pPr>
+        <w:spacing w:after="160" w:line="288"/>
+        <w:jc w:val="both"/>
+      </w:pPr>
+      <w:r>
+        <w:rPr>
+          <w:rFonts w:ascii="Calibri" w:cs="Calibri" w:eastAsia="Calibri" w:hAnsi="Calibri"/>
+          <w:b w:val="false"/>
+          <w:bCs w:val="false"/>
+          <w:i w:val="false"/>
+          <w:iCs w:val="false"/>
+          <w:color w:val="222222"/>
+          <w:sz w:val="22"/>
+          <w:szCs w:val="22"/>
+        </w:rPr>
+        <w:t xml:space="preserve">Cada caso se evaluó de forma binaria (correcto o incorrecto) frente al criterio de aceptación de su categoría, comparando la respuesta obtenida con la información registrada en Moodle, que se obtuvo del bridge. La precisión de una categoría se calcula como (respuestas correctas ÷ casos evaluados) × 100, y la precisión global como (total de respuestas correctas ÷ 15) × 100; así, 15 de 15 casos correctos equivalen a una precisión del 100 %. La muestra fue de 15 casos (tres formulaciones por categoría), con una sola ejecución por caso, evaluados por la autora; no se descartó ni repitió ninguna respuesta. Las categorías 1 a 3 son reproducibles, porque sus respuestas se construyen con reglas y con los datos del bridge, sin intervención del modelo de lenguaje; las categorías 4 y 5 dependen del modelo y pueden variar entre ejecuciones, y en la categoría 5 el criterio es cualitativo. Por ello, el 100 % describe esta muestra y no constituye una garantía para cualquier consulta.</w:t>
+      </w:r>
+    </w:p>
+    <w:tbl>
+      <w:tblPr>
+        <w:tblW w:w="5000" w:type="pct"/>
+        <w:tblBorders>
+          <w:top w:val="single" w:sz="4" w:space="0" w:color="C9D2D6"/>
+          <w:left w:val="single" w:sz="4" w:space="0" w:color="C9D2D6"/>
+          <w:bottom w:val="single" w:sz="4" w:space="0" w:color="C9D2D6"/>
+          <w:right w:val="single" w:sz="4" w:space="0" w:color="C9D2D6"/>
+          <w:insideH w:val="single" w:sz="2" w:space="0" w:color="C9D2D6"/>
+          <w:insideV w:val="single" w:sz="2" w:space="0" w:color="C9D2D6"/>
+        </w:tblBorders>
+        <w:tblCellMar>
+          <w:left w:w="10" w:type="dxa"/>
+          <w:right w:w="10" w:type="dxa"/>
+        </w:tblCellMar>
+        <w:tblLook w:val="04A0" w:firstRow="1" w:lastRow="0" w:firstColumn="1" w:lastColumn="0" w:noHBand="0" w:noVBand="1"/>
+      </w:tblPr>
+      <w:tblGrid>
+        <w:gridCol w:w="4200"/>
+        <w:gridCol w:w="1500"/>
+        <w:gridCol w:w="1600"/>
+        <w:gridCol w:w="1700"/>
+      </w:tblGrid>
+      <w:tr>
+        <w:trPr>
+          <w:tblHeader/>
+        </w:trPr>
+        <w:tc>
+          <w:tcPr>
+            <w:tcW w:w="4200" w:type="dxa"/>
+            <w:shd w:val="clear" w:color="auto" w:fill="24425E"/>
+            <w:tcMar>
+              <w:top w:w="100" w:type="dxa"/>
+              <w:left w:w="120" w:type="dxa"/>
+              <w:bottom w:w="100" w:type="dxa"/>
+              <w:right w:w="120" w:type="dxa"/>
+            </w:tcMar>
+            <w:vAlign w:val="center"/>
+          </w:tcPr>
+          <w:p>
+            <w:r>
+              <w:rPr>
+                <w:rFonts w:ascii="Calibri" w:eastAsia="Calibri" w:hAnsi="Calibri" w:cs="Calibri"/>
+                <w:b/>
+                <w:bCs/>
+                <w:color w:val="FFFFFF"/>
+                <w:sz w:val="20"/>
+                <w:szCs w:val="20"/>
+              </w:rPr>
+              <w:t xml:space="preserve">Categoría</w:t>
+            </w:r>
+          </w:p>
+        </w:tc>
+        <w:tc>
+          <w:tcPr>
+            <w:tcW w:w="1500" w:type="dxa"/>
+            <w:shd w:val="clear" w:color="auto" w:fill="24425E"/>
+            <w:tcMar>
+              <w:top w:w="100" w:type="dxa"/>
+              <w:left w:w="120" w:type="dxa"/>
+              <w:bottom w:w="100" w:type="dxa"/>
+              <w:right w:w="120" w:type="dxa"/>
+            </w:tcMar>
+            <w:vAlign w:val="center"/>
+          </w:tcPr>
+          <w:p>
+            <w:r>
+              <w:rPr>
+                <w:rFonts w:ascii="Calibri" w:eastAsia="Calibri" w:hAnsi="Calibri" w:cs="Calibri"/>
+                <w:b/>
+                <w:bCs/>
+                <w:color w:val="FFFFFF"/>
+                <w:sz w:val="20"/>
+                <w:szCs w:val="20"/>
+              </w:rPr>
+              <w:t xml:space="preserve">Casos</w:t>
+            </w:r>
+          </w:p>
+        </w:tc>
+        <w:tc>
+          <w:tcPr>
+            <w:tcW w:w="1600" w:type="dxa"/>
+            <w:shd w:val="clear" w:color="auto" w:fill="24425E"/>
+            <w:tcMar>
+              <w:top w:w="100" w:type="dxa"/>
+              <w:left w:w="120" w:type="dxa"/>
+              <w:bottom w:w="100" w:type="dxa"/>
+              <w:right w:w="120" w:type="dxa"/>
+            </w:tcMar>
+            <w:vAlign w:val="center"/>
+          </w:tcPr>
+          <w:p>
+            <w:r>
+              <w:rPr>
+                <w:rFonts w:ascii="Calibri" w:eastAsia="Calibri" w:hAnsi="Calibri" w:cs="Calibri"/>
+                <w:b/>
+                <w:bCs/>
+                <w:color w:val="FFFFFF"/>
+                <w:sz w:val="20"/>
+                <w:szCs w:val="20"/>
+              </w:rPr>
+              <w:t xml:space="preserve">Correctos</w:t>
+            </w:r>
+          </w:p>
+        </w:tc>
+        <w:tc>
+          <w:tcPr>
+            <w:tcW w:w="1700" w:type="dxa"/>
+            <w:shd w:val="clear" w:color="auto" w:fill="24425E"/>
+            <w:tcMar>
+              <w:top w:w="100" w:type="dxa"/>
+              <w:left w:w="120" w:type="dxa"/>
+              <w:bottom w:w="100" w:type="dxa"/>
+              <w:right w:w="120" w:type="dxa"/>
+            </w:tcMar>
+            <w:vAlign w:val="center"/>
+          </w:tcPr>
+          <w:p>
+            <w:r>
+              <w:rPr>
+                <w:rFonts w:ascii="Calibri" w:eastAsia="Calibri" w:hAnsi="Calibri" w:cs="Calibri"/>
+                <w:b/>
+                <w:bCs/>
+                <w:color w:val="FFFFFF"/>
+                <w:sz w:val="20"/>
+                <w:szCs w:val="20"/>
+              </w:rPr>
+              <w:t xml:space="preserve">Precisión</w:t>
+            </w:r>
+          </w:p>
+        </w:tc>
+      </w:tr>
+      <w:tr>
+        <w:trPr>
+          <w:cantSplit/>
+        </w:trPr>
+        <w:tc>
+          <w:tcPr>
+            <w:tcW w:w="4200" w:type="dxa"/>
+            <w:shd w:val="clear" w:color="auto" w:fill="FFFFFF"/>
+            <w:tcMar>
+              <w:top w:w="100" w:type="dxa"/>
+              <w:left w:w="120" w:type="dxa"/>
+              <w:bottom w:w="100" w:type="dxa"/>
+              <w:right w:w="120" w:type="dxa"/>
+            </w:tcMar>
+            <w:vAlign w:val="center"/>
+          </w:tcPr>
+          <w:p>
+            <w:r>
+              <w:rPr>
+                <w:rFonts w:ascii="Calibri" w:eastAsia="Calibri" w:hAnsi="Calibri" w:cs="Calibri"/>
+                <w:color w:val="222222"/>
+                <w:sz w:val="20"/>
+                <w:szCs w:val="20"/>
+              </w:rPr>
+              <w:t xml:space="preserve">C1. Saludo genérico</w:t>
+            </w:r>
+          </w:p>
+        </w:tc>
+        <w:tc>
+          <w:tcPr>
+            <w:tcW w:w="1500" w:type="dxa"/>
+            <w:shd w:val="clear" w:color="auto" w:fill="FFFFFF"/>
+            <w:tcMar>
+              <w:top w:w="100" w:type="dxa"/>
+              <w:left w:w="120" w:type="dxa"/>
+              <w:bottom w:w="100" w:type="dxa"/>
+              <w:right w:w="120" w:type="dxa"/>
+            </w:tcMar>
+            <w:vAlign w:val="center"/>
+          </w:tcPr>
+          <w:p>
+            <w:r>
+              <w:rPr>
+                <w:rFonts w:ascii="Calibri" w:eastAsia="Calibri" w:hAnsi="Calibri" w:cs="Calibri"/>
+                <w:color w:val="222222"/>
+                <w:sz w:val="20"/>
+                <w:szCs w:val="20"/>
+              </w:rPr>
+              <w:t xml:space="preserve">3</w:t>
+            </w:r>
+          </w:p>
+        </w:tc>
+        <w:tc>
+          <w:tcPr>
+            <w:tcW w:w="1600" w:type="dxa"/>
+            <w:shd w:val="clear" w:color="auto" w:fill="FFFFFF"/>
+            <w:tcMar>
+              <w:top w:w="100" w:type="dxa"/>
+              <w:left w:w="120" w:type="dxa"/>
+              <w:bottom w:w="100" w:type="dxa"/>
+              <w:right w:w="120" w:type="dxa"/>
+            </w:tcMar>
+            <w:vAlign w:val="center"/>
+          </w:tcPr>
+          <w:p>
+            <w:r>
+              <w:rPr>
+                <w:rFonts w:ascii="Calibri" w:eastAsia="Calibri" w:hAnsi="Calibri" w:cs="Calibri"/>
+                <w:color w:val="222222"/>
+                <w:sz w:val="20"/>
+                <w:szCs w:val="20"/>
+              </w:rPr>
+              <w:t xml:space="preserve">3</w:t>
+            </w:r>
+          </w:p>
+        </w:tc>
+        <w:tc>
+          <w:tcPr>
+            <w:tcW w:w="1700" w:type="dxa"/>
+            <w:shd w:val="clear" w:color="auto" w:fill="FFFFFF"/>
+            <w:tcMar>
+              <w:top w:w="100" w:type="dxa"/>
+              <w:left w:w="120" w:type="dxa"/>
+              <w:bottom w:w="100" w:type="dxa"/>
+              <w:right w:w="120" w:type="dxa"/>
+            </w:tcMar>
+            <w:vAlign w:val="center"/>
+          </w:tcPr>
+          <w:p>
+            <w:r>
+              <w:rPr>
+                <w:rFonts w:ascii="Calibri" w:eastAsia="Calibri" w:hAnsi="Calibri" w:cs="Calibri"/>
+                <w:color w:val="222222"/>
+                <w:sz w:val="20"/>
+                <w:szCs w:val="20"/>
+              </w:rPr>
+              <w:t xml:space="preserve">100 %</w:t>
+            </w:r>
+          </w:p>
+        </w:tc>
+      </w:tr>
+      <w:tr>
+        <w:trPr>
+          <w:cantSplit/>
+        </w:trPr>
+        <w:tc>
+          <w:tcPr>
+            <w:tcW w:w="4200" w:type="dxa"/>
+            <w:shd w:val="clear" w:color="auto" w:fill="F2F4F5"/>
+            <w:tcMar>
+              <w:top w:w="100" w:type="dxa"/>
+              <w:left w:w="120" w:type="dxa"/>
+              <w:bottom w:w="100" w:type="dxa"/>
+              <w:right w:w="120" w:type="dxa"/>
+            </w:tcMar>
+            <w:vAlign w:val="center"/>
+          </w:tcPr>
+          <w:p>
+            <w:r>
+              <w:rPr>
+                <w:rFonts w:ascii="Calibri" w:eastAsia="Calibri" w:hAnsi="Calibri" w:cs="Calibri"/>
+                <w:color w:val="222222"/>
+                <w:sz w:val="20"/>
+                <w:szCs w:val="20"/>
+              </w:rPr>
+              <w:t xml:space="preserve">C2. Listado de cursos</w:t>
+            </w:r>
+          </w:p>
+        </w:tc>
+        <w:tc>
+          <w:tcPr>
+            <w:tcW w:w="1500" w:type="dxa"/>
+            <w:shd w:val="clear" w:color="auto" w:fill="F2F4F5"/>
+            <w:tcMar>
+              <w:top w:w="100" w:type="dxa"/>
+              <w:left w:w="120" w:type="dxa"/>
+              <w:bottom w:w="100" w:type="dxa"/>
+              <w:right w:w="120" w:type="dxa"/>
+            </w:tcMar>
+            <w:vAlign w:val="center"/>
+          </w:tcPr>
+          <w:p>
+            <w:r>
+              <w:rPr>
+                <w:rFonts w:ascii="Calibri" w:eastAsia="Calibri" w:hAnsi="Calibri" w:cs="Calibri"/>
+                <w:color w:val="222222"/>
+                <w:sz w:val="20"/>
+                <w:szCs w:val="20"/>
+              </w:rPr>
+              <w:t xml:space="preserve">3</w:t>
+            </w:r>
+          </w:p>
+        </w:tc>
+        <w:tc>
+          <w:tcPr>
+            <w:tcW w:w="1600" w:type="dxa"/>
+            <w:shd w:val="clear" w:color="auto" w:fill="F2F4F5"/>
+            <w:tcMar>
+              <w:top w:w="100" w:type="dxa"/>
+              <w:left w:w="120" w:type="dxa"/>
+              <w:bottom w:w="100" w:type="dxa"/>
+              <w:right w:w="120" w:type="dxa"/>
+            </w:tcMar>
+            <w:vAlign w:val="center"/>
+          </w:tcPr>
+          <w:p>
+            <w:r>
+              <w:rPr>
+                <w:rFonts w:ascii="Calibri" w:eastAsia="Calibri" w:hAnsi="Calibri" w:cs="Calibri"/>
+                <w:color w:val="222222"/>
+                <w:sz w:val="20"/>
+                <w:szCs w:val="20"/>
+              </w:rPr>
+              <w:t xml:space="preserve">3</w:t>
+            </w:r>
+          </w:p>
+        </w:tc>
+        <w:tc>
+          <w:tcPr>
+            <w:tcW w:w="1700" w:type="dxa"/>
+            <w:shd w:val="clear" w:color="auto" w:fill="F2F4F5"/>
+            <w:tcMar>
+              <w:top w:w="100" w:type="dxa"/>
+              <w:left w:w="120" w:type="dxa"/>
+              <w:bottom w:w="100" w:type="dxa"/>
+              <w:right w:w="120" w:type="dxa"/>
+            </w:tcMar>
+            <w:vAlign w:val="center"/>
+          </w:tcPr>
+          <w:p>
+            <w:r>
+              <w:rPr>
+                <w:rFonts w:ascii="Calibri" w:eastAsia="Calibri" w:hAnsi="Calibri" w:cs="Calibri"/>
+                <w:color w:val="222222"/>
+                <w:sz w:val="20"/>
+                <w:szCs w:val="20"/>
+              </w:rPr>
+              <w:t xml:space="preserve">100 %</w:t>
+            </w:r>
+          </w:p>
+        </w:tc>
+      </w:tr>
+      <w:tr>
+        <w:trPr>
+          <w:cantSplit/>
+        </w:trPr>
+        <w:tc>
+          <w:tcPr>
+            <w:tcW w:w="4200" w:type="dxa"/>
+            <w:shd w:val="clear" w:color="auto" w:fill="FFFFFF"/>
+            <w:tcMar>
+              <w:top w:w="100" w:type="dxa"/>
+              <w:left w:w="120" w:type="dxa"/>
+              <w:bottom w:w="100" w:type="dxa"/>
+              <w:right w:w="120" w:type="dxa"/>
+            </w:tcMar>
+            <w:vAlign w:val="center"/>
+          </w:tcPr>
+          <w:p>
+            <w:r>
+              <w:rPr>
+                <w:rFonts w:ascii="Calibri" w:eastAsia="Calibri" w:hAnsi="Calibri" w:cs="Calibri"/>
+                <w:color w:val="222222"/>
+                <w:sz w:val="20"/>
+                <w:szCs w:val="20"/>
+              </w:rPr>
+              <w:t xml:space="preserve">C3. Detalle de unidades</w:t>
+            </w:r>
+          </w:p>
+        </w:tc>
+        <w:tc>
+          <w:tcPr>
+            <w:tcW w:w="1500" w:type="dxa"/>
+            <w:shd w:val="clear" w:color="auto" w:fill="FFFFFF"/>
+            <w:tcMar>
+              <w:top w:w="100" w:type="dxa"/>
+              <w:left w:w="120" w:type="dxa"/>
+              <w:bottom w:w="100" w:type="dxa"/>
+              <w:right w:w="120" w:type="dxa"/>
+            </w:tcMar>
+            <w:vAlign w:val="center"/>
+          </w:tcPr>
+          <w:p>
+            <w:r>
+              <w:rPr>
+                <w:rFonts w:ascii="Calibri" w:eastAsia="Calibri" w:hAnsi="Calibri" w:cs="Calibri"/>
+                <w:color w:val="222222"/>
+                <w:sz w:val="20"/>
+                <w:szCs w:val="20"/>
+              </w:rPr>
+              <w:t xml:space="preserve">3</w:t>
+            </w:r>
+          </w:p>
+        </w:tc>
+        <w:tc>
+          <w:tcPr>
+            <w:tcW w:w="1600" w:type="dxa"/>
+            <w:shd w:val="clear" w:color="auto" w:fill="FFFFFF"/>
+            <w:tcMar>
+              <w:top w:w="100" w:type="dxa"/>
+              <w:left w:w="120" w:type="dxa"/>
+              <w:bottom w:w="100" w:type="dxa"/>
+              <w:right w:w="120" w:type="dxa"/>
+            </w:tcMar>
+            <w:vAlign w:val="center"/>
+          </w:tcPr>
+          <w:p>
+            <w:r>
+              <w:rPr>
+                <w:rFonts w:ascii="Calibri" w:eastAsia="Calibri" w:hAnsi="Calibri" w:cs="Calibri"/>
+                <w:color w:val="222222"/>
+                <w:sz w:val="20"/>
+                <w:szCs w:val="20"/>
+              </w:rPr>
+              <w:t xml:space="preserve">3</w:t>
+            </w:r>
+          </w:p>
+        </w:tc>
+        <w:tc>
+          <w:tcPr>
+            <w:tcW w:w="1700" w:type="dxa"/>
+            <w:shd w:val="clear" w:color="auto" w:fill="FFFFFF"/>
+            <w:tcMar>
+              <w:top w:w="100" w:type="dxa"/>
+              <w:left w:w="120" w:type="dxa"/>
+              <w:bottom w:w="100" w:type="dxa"/>
+              <w:right w:w="120" w:type="dxa"/>
+            </w:tcMar>
+            <w:vAlign w:val="center"/>
+          </w:tcPr>
+          <w:p>
+            <w:r>
+              <w:rPr>
+                <w:rFonts w:ascii="Calibri" w:eastAsia="Calibri" w:hAnsi="Calibri" w:cs="Calibri"/>
+                <w:color w:val="222222"/>
+                <w:sz w:val="20"/>
+                <w:szCs w:val="20"/>
+              </w:rPr>
+              <w:t xml:space="preserve">100 %</w:t>
+            </w:r>
+          </w:p>
+        </w:tc>
+      </w:tr>
+      <w:tr>
+        <w:trPr>
+          <w:cantSplit/>
+        </w:trPr>
+        <w:tc>
+          <w:tcPr>
+            <w:tcW w:w="4200" w:type="dxa"/>
+            <w:shd w:val="clear" w:color="auto" w:fill="F2F4F5"/>
+            <w:tcMar>
+              <w:top w:w="100" w:type="dxa"/>
+              <w:left w:w="120" w:type="dxa"/>
+              <w:bottom w:w="100" w:type="dxa"/>
+              <w:right w:w="120" w:type="dxa"/>
+            </w:tcMar>
+            <w:vAlign w:val="center"/>
+          </w:tcPr>
+          <w:p>
+            <w:r>
+              <w:rPr>
+                <w:rFonts w:ascii="Calibri" w:eastAsia="Calibri" w:hAnsi="Calibri" w:cs="Calibri"/>
+                <w:color w:val="222222"/>
+                <w:sz w:val="20"/>
+                <w:szCs w:val="20"/>
+              </w:rPr>
+              <w:t xml:space="preserve">C4. Fuera de alcance</w:t>
+            </w:r>
+          </w:p>
+        </w:tc>
+        <w:tc>
+          <w:tcPr>
+            <w:tcW w:w="1500" w:type="dxa"/>
+            <w:shd w:val="clear" w:color="auto" w:fill="F2F4F5"/>
+            <w:tcMar>
+              <w:top w:w="100" w:type="dxa"/>
+              <w:left w:w="120" w:type="dxa"/>
+              <w:bottom w:w="100" w:type="dxa"/>
+              <w:right w:w="120" w:type="dxa"/>
+            </w:tcMar>
+            <w:vAlign w:val="center"/>
+          </w:tcPr>
+          <w:p>
+            <w:r>
+              <w:rPr>
+                <w:rFonts w:ascii="Calibri" w:eastAsia="Calibri" w:hAnsi="Calibri" w:cs="Calibri"/>
+                <w:color w:val="222222"/>
+                <w:sz w:val="20"/>
+                <w:szCs w:val="20"/>
+              </w:rPr>
+              <w:t xml:space="preserve">3</w:t>
+            </w:r>
+          </w:p>
+        </w:tc>
+        <w:tc>
+          <w:tcPr>
+            <w:tcW w:w="1600" w:type="dxa"/>
+            <w:shd w:val="clear" w:color="auto" w:fill="F2F4F5"/>
+            <w:tcMar>
+              <w:top w:w="100" w:type="dxa"/>
+              <w:left w:w="120" w:type="dxa"/>
+              <w:bottom w:w="100" w:type="dxa"/>
+              <w:right w:w="120" w:type="dxa"/>
+            </w:tcMar>
+            <w:vAlign w:val="center"/>
+          </w:tcPr>
+          <w:p>
+            <w:r>
+              <w:rPr>
+                <w:rFonts w:ascii="Calibri" w:eastAsia="Calibri" w:hAnsi="Calibri" w:cs="Calibri"/>
+                <w:color w:val="222222"/>
+                <w:sz w:val="20"/>
+                <w:szCs w:val="20"/>
+              </w:rPr>
+              <w:t xml:space="preserve">3</w:t>
+            </w:r>
+          </w:p>
+        </w:tc>
+        <w:tc>
+          <w:tcPr>
+            <w:tcW w:w="1700" w:type="dxa"/>
+            <w:shd w:val="clear" w:color="auto" w:fill="F2F4F5"/>
+            <w:tcMar>
+              <w:top w:w="100" w:type="dxa"/>
+              <w:left w:w="120" w:type="dxa"/>
+              <w:bottom w:w="100" w:type="dxa"/>
+              <w:right w:w="120" w:type="dxa"/>
+            </w:tcMar>
+            <w:vAlign w:val="center"/>
+          </w:tcPr>
+          <w:p>
+            <w:r>
+              <w:rPr>
+                <w:rFonts w:ascii="Calibri" w:eastAsia="Calibri" w:hAnsi="Calibri" w:cs="Calibri"/>
+                <w:color w:val="222222"/>
+                <w:sz w:val="20"/>
+                <w:szCs w:val="20"/>
+              </w:rPr>
+              <w:t xml:space="preserve">100 %</w:t>
+            </w:r>
+          </w:p>
+        </w:tc>
+      </w:tr>
+      <w:tr>
+        <w:trPr>
+          <w:cantSplit/>
+        </w:trPr>
+        <w:tc>
+          <w:tcPr>
+            <w:tcW w:w="4200" w:type="dxa"/>
+            <w:shd w:val="clear" w:color="auto" w:fill="FFFFFF"/>
+            <w:tcMar>
+              <w:top w:w="100" w:type="dxa"/>
+              <w:left w:w="120" w:type="dxa"/>
+              <w:bottom w:w="100" w:type="dxa"/>
+              <w:right w:w="120" w:type="dxa"/>
+            </w:tcMar>
+            <w:vAlign w:val="center"/>
+          </w:tcPr>
+          <w:p>
+            <w:r>
+              <w:rPr>
+                <w:rFonts w:ascii="Calibri" w:eastAsia="Calibri" w:hAnsi="Calibri" w:cs="Calibri"/>
+                <w:color w:val="222222"/>
+                <w:sz w:val="20"/>
+                <w:szCs w:val="20"/>
+              </w:rPr>
+              <w:t xml:space="preserve">C5. Pregunta abierta / subjetiva</w:t>
+            </w:r>
+          </w:p>
+        </w:tc>
+        <w:tc>
+          <w:tcPr>
+            <w:tcW w:w="1500" w:type="dxa"/>
+            <w:shd w:val="clear" w:color="auto" w:fill="FFFFFF"/>
+            <w:tcMar>
+              <w:top w:w="100" w:type="dxa"/>
+              <w:left w:w="120" w:type="dxa"/>
+              <w:bottom w:w="100" w:type="dxa"/>
+              <w:right w:w="120" w:type="dxa"/>
+            </w:tcMar>
+            <w:vAlign w:val="center"/>
+          </w:tcPr>
+          <w:p>
+            <w:r>
+              <w:rPr>
+                <w:rFonts w:ascii="Calibri" w:eastAsia="Calibri" w:hAnsi="Calibri" w:cs="Calibri"/>
+                <w:color w:val="222222"/>
+                <w:sz w:val="20"/>
+                <w:szCs w:val="20"/>
+              </w:rPr>
+              <w:t xml:space="preserve">3</w:t>
+            </w:r>
+          </w:p>
+        </w:tc>
+        <w:tc>
+          <w:tcPr>
+            <w:tcW w:w="1600" w:type="dxa"/>
+            <w:shd w:val="clear" w:color="auto" w:fill="FFFFFF"/>
+            <w:tcMar>
+              <w:top w:w="100" w:type="dxa"/>
+              <w:left w:w="120" w:type="dxa"/>
+              <w:bottom w:w="100" w:type="dxa"/>
+              <w:right w:w="120" w:type="dxa"/>
+            </w:tcMar>
+            <w:vAlign w:val="center"/>
+          </w:tcPr>
+          <w:p>
+            <w:r>
+              <w:rPr>
+                <w:rFonts w:ascii="Calibri" w:eastAsia="Calibri" w:hAnsi="Calibri" w:cs="Calibri"/>
+                <w:color w:val="222222"/>
+                <w:sz w:val="20"/>
+                <w:szCs w:val="20"/>
+              </w:rPr>
+              <w:t xml:space="preserve">3</w:t>
+            </w:r>
+          </w:p>
+        </w:tc>
+        <w:tc>
+          <w:tcPr>
+            <w:tcW w:w="1700" w:type="dxa"/>
+            <w:shd w:val="clear" w:color="auto" w:fill="FFFFFF"/>
+            <w:tcMar>
+              <w:top w:w="100" w:type="dxa"/>
+              <w:left w:w="120" w:type="dxa"/>
+              <w:bottom w:w="100" w:type="dxa"/>
+              <w:right w:w="120" w:type="dxa"/>
+            </w:tcMar>
+            <w:vAlign w:val="center"/>
+          </w:tcPr>
+          <w:p>
+            <w:r>
+              <w:rPr>
+                <w:rFonts w:ascii="Calibri" w:eastAsia="Calibri" w:hAnsi="Calibri" w:cs="Calibri"/>
+                <w:color w:val="222222"/>
+                <w:sz w:val="20"/>
+                <w:szCs w:val="20"/>
+              </w:rPr>
+              <w:t xml:space="preserve">100 %</w:t>
+            </w:r>
+          </w:p>
+        </w:tc>
+      </w:tr>
+      <w:tr>
+        <w:trPr>
+          <w:cantSplit/>
+        </w:trPr>
+        <w:tc>
+          <w:tcPr>
+            <w:tcW w:w="4200" w:type="dxa"/>
+            <w:shd w:val="clear" w:color="auto" w:fill="F2F4F5"/>
+            <w:tcMar>
+              <w:top w:w="100" w:type="dxa"/>
+              <w:left w:w="120" w:type="dxa"/>
+              <w:bottom w:w="100" w:type="dxa"/>
+              <w:right w:w="120" w:type="dxa"/>
+            </w:tcMar>
+            <w:vAlign w:val="center"/>
+          </w:tcPr>
+          <w:p>
+            <w:r>
+              <w:rPr>
+                <w:rFonts w:ascii="Calibri" w:eastAsia="Calibri" w:hAnsi="Calibri" w:cs="Calibri"/>
+                <w:color w:val="222222"/>
+                <w:sz w:val="20"/>
+                <w:szCs w:val="20"/>
+              </w:rPr>
+              <w:t xml:space="preserve">Total</w:t>
+            </w:r>
+          </w:p>
+        </w:tc>
+        <w:tc>
+          <w:tcPr>
+            <w:tcW w:w="1500" w:type="dxa"/>
+            <w:shd w:val="clear" w:color="auto" w:fill="F2F4F5"/>
+            <w:tcMar>
+              <w:top w:w="100" w:type="dxa"/>
+              <w:left w:w="120" w:type="dxa"/>
+              <w:bottom w:w="100" w:type="dxa"/>
+              <w:right w:w="120" w:type="dxa"/>
+            </w:tcMar>
+            <w:vAlign w:val="center"/>
+          </w:tcPr>
+          <w:p>
+            <w:r>
+              <w:rPr>
+                <w:rFonts w:ascii="Calibri" w:eastAsia="Calibri" w:hAnsi="Calibri" w:cs="Calibri"/>
+                <w:color w:val="222222"/>
+                <w:sz w:val="20"/>
+                <w:szCs w:val="20"/>
+              </w:rPr>
+              <w:t xml:space="preserve">15</w:t>
+            </w:r>
+          </w:p>
+        </w:tc>
+        <w:tc>
+          <w:tcPr>
+            <w:tcW w:w="1600" w:type="dxa"/>
+            <w:shd w:val="clear" w:color="auto" w:fill="F2F4F5"/>
+            <w:tcMar>
+              <w:top w:w="100" w:type="dxa"/>
+              <w:left w:w="120" w:type="dxa"/>
+              <w:bottom w:w="100" w:type="dxa"/>
+              <w:right w:w="120" w:type="dxa"/>
+            </w:tcMar>
+            <w:vAlign w:val="center"/>
+          </w:tcPr>
+          <w:p>
+            <w:r>
+              <w:rPr>
+                <w:rFonts w:ascii="Calibri" w:eastAsia="Calibri" w:hAnsi="Calibri" w:cs="Calibri"/>
+                <w:color w:val="222222"/>
+                <w:sz w:val="20"/>
+                <w:szCs w:val="20"/>
+              </w:rPr>
+              <w:t xml:space="preserve">15</w:t>
+            </w:r>
+          </w:p>
+        </w:tc>
+        <w:tc>
+          <w:tcPr>
+            <w:tcW w:w="1700" w:type="dxa"/>
+            <w:shd w:val="clear" w:color="auto" w:fill="F2F4F5"/>
+            <w:tcMar>
+              <w:top w:w="100" w:type="dxa"/>
+              <w:left w:w="120" w:type="dxa"/>
+              <w:bottom w:w="100" w:type="dxa"/>
+              <w:right w:w="120" w:type="dxa"/>
+            </w:tcMar>
+            <w:vAlign w:val="center"/>
+          </w:tcPr>
+          <w:p>
+            <w:r>
+              <w:rPr>
+                <w:rFonts w:ascii="Calibri" w:eastAsia="Calibri" w:hAnsi="Calibri" w:cs="Calibri"/>
+                <w:color w:val="222222"/>
+                <w:sz w:val="20"/>
+                <w:szCs w:val="20"/>
+              </w:rPr>
+              <w:t xml:space="preserve">100 %</w:t>
+            </w:r>
+          </w:p>
+        </w:tc>
+      </w:tr>
+    </w:tbl>
+    <w:p>
+      <w:pPr>
+        <w:pStyle w:val="Heading1"/>
+        <w:pBdr>
+          <w:bottom w:val="single" w:color="D98E3A" w:sz="6" w:space="4"/>
+        </w:pBdr>
+        <w:spacing w:after="200" w:before="480"/>
+      </w:pPr>
+      <w:r>
+        <w:rPr>
+          <w:rFonts w:ascii="Calibri" w:cs="Calibri" w:eastAsia="Calibri" w:hAnsi="Calibri"/>
+          <w:b/>
+          <w:bCs/>
+          <w:color w:val="D98E3A"/>
+          <w:sz w:val="30"/>
+          <w:szCs w:val="30"/>
+        </w:rPr>
+        <w:t xml:space="preserve">7.  </w:t>
+      </w:r>
+      <w:r>
+        <w:rPr>
+          <w:rFonts w:ascii="Calibri" w:cs="Calibri" w:eastAsia="Calibri" w:hAnsi="Calibri"/>
+          <w:b/>
+          <w:bCs/>
+          <w:color w:val="24425E"/>
+          <w:sz w:val="30"/>
+          <w:szCs w:val="30"/>
+        </w:rPr>
         <w:t xml:space="preserve">Validación de la gestión de sesión e historial</w:t>
       </w:r>
     </w:p>
@@ -4324,7 +7749,7 @@
           <w:sz w:val="30"/>
           <w:szCs w:val="30"/>
         </w:rPr>
-        <w:t xml:space="preserve">7.  </w:t>
+        <w:t xml:space="preserve">8.  </w:t>
       </w:r>
       <w:r>
         <w:rPr>
@@ -4354,7 +7779,7 @@
           <w:sz w:val="22"/>
           <w:szCs w:val="22"/>
         </w:rPr>
-        <w:t xml:space="preserve">El middleware cumple con el Objetivo 3 del proyecto: se validó su funcionamiento mediante pruebas comparativas de tiempo de respuesta y de comportamiento conversacional. Se concluye que el sistema, tras las correcciones documentadas, entrega tiempos de respuesta consistentes con lo esperado para preguntas que requieren interpretación del modelo de lenguaje, y tiempos prácticamente instantáneos para las consultas estructuradas resueltas directamente contra los datos de Moodle. El principal factor limitante identificado para una eventual escala mayor corresponde a la capacidad de cómputo disponible para la inferencia, no al diseño de la integración. Adicionalmente, la gestión de sesión e historial de conversaciones (chat actual por sesión, historial por usuario, borrado y purga automática a los 30 días) superó las nueve pruebas funcionales de la sección 6.</w:t>
+        <w:t xml:space="preserve">El middleware cumple con el Objetivo 3 del proyecto: se validó su funcionamiento mediante pruebas comparativas de tiempo de respuesta y de comportamiento conversacional. Se concluye que el sistema, tras las correcciones documentadas, entrega tiempos de respuesta consistentes con lo esperado para preguntas que requieren interpretación del modelo de lenguaje, y tiempos prácticamente instantáneos para las consultas estructuradas resueltas directamente contra los datos de Moodle. El principal factor limitante identificado para una eventual escala mayor corresponde a la capacidad de cómputo disponible para la inferencia, no al diseño de la integración. Adicionalmente, la gestión de sesión e historial de conversaciones (chat actual por sesión, historial por usuario, borrado y purga automática a los 30 días) superó las nueve pruebas funcionales de la sección 7.</w:t>
       </w:r>
     </w:p>
     <w:sectPr>

--- a/anexos/3_Informe_Pruebas_Funcionales_Ada.docx
+++ b/anexos/3_Informe_Pruebas_Funcionales_Ada.docx
@@ -139,7 +139,7 @@
           <w:sz w:val="22"/>
           <w:szCs w:val="22"/>
         </w:rPr>
-        <w:t xml:space="preserve">Versión 1.1</w:t>
+        <w:t xml:space="preserve">Versión 1.2</w:t>
       </w:r>
     </w:p>
     <w:p>
@@ -7760,6 +7760,3797 @@
           <w:sz w:val="30"/>
           <w:szCs w:val="30"/>
         </w:rPr>
+        <w:t xml:space="preserve">Validación en un catálogo ampliado (1.002 cursos)</w:t>
+      </w:r>
+    </w:p>
+    <w:p>
+      <w:pPr>
+        <w:spacing w:after="160" w:line="288"/>
+        <w:jc w:val="both"/>
+      </w:pPr>
+      <w:r>
+        <w:rPr>
+          <w:rFonts w:ascii="Calibri" w:cs="Calibri" w:eastAsia="Calibri" w:hAnsi="Calibri"/>
+          <w:b w:val="false"/>
+          <w:bCs w:val="false"/>
+          <w:i w:val="false"/>
+          <w:iCs w:val="false"/>
+          <w:color w:val="222222"/>
+          <w:sz w:val="22"/>
+          <w:szCs w:val="22"/>
+        </w:rPr>
+        <w:t xml:space="preserve">El piloto contiene solo dos cursos. Para evaluar el comportamiento ante un catálogo empresarial se creó, en una categoría aparte del Moodle piloto, un catálogo sintético de 1.000 cursos adicionales (17 materias, cuatro unidades por curso, con temas y palabras clave reales), para un total de 1.002 cursos. Son datos simulados, no el catálogo real de SS&amp;C. Antes de crearlo se respaldó la base de datos de Moodle; al terminar las pruebas el catálogo se elimina.</w:t>
+      </w:r>
+    </w:p>
+    <w:p>
+      <w:pPr>
+        <w:pStyle w:val="Heading2"/>
+        <w:spacing w:after="140" w:before="320"/>
+      </w:pPr>
+      <w:r>
+        <w:rPr>
+          <w:rFonts w:ascii="Calibri" w:cs="Calibri" w:eastAsia="Calibri" w:hAnsi="Calibri"/>
+          <w:b/>
+          <w:bCs/>
+          <w:color w:val="4E95C2"/>
+          <w:sz w:val="24"/>
+          <w:szCs w:val="24"/>
+        </w:rPr>
+        <w:t xml:space="preserve">Costo de obtener los datos de los cursos</w:t>
+      </w:r>
+    </w:p>
+    <w:tbl>
+      <w:tblPr>
+        <w:tblW w:w="5000" w:type="pct"/>
+        <w:tblBorders>
+          <w:top w:val="single" w:sz="4" w:space="0" w:color="C9D2D6"/>
+          <w:left w:val="single" w:sz="4" w:space="0" w:color="C9D2D6"/>
+          <w:bottom w:val="single" w:sz="4" w:space="0" w:color="C9D2D6"/>
+          <w:right w:val="single" w:sz="4" w:space="0" w:color="C9D2D6"/>
+          <w:insideH w:val="single" w:sz="2" w:space="0" w:color="C9D2D6"/>
+          <w:insideV w:val="single" w:sz="2" w:space="0" w:color="C9D2D6"/>
+        </w:tblBorders>
+        <w:tblCellMar>
+          <w:left w:w="10" w:type="dxa"/>
+          <w:right w:w="10" w:type="dxa"/>
+        </w:tblCellMar>
+        <w:tblLook w:val="04A0" w:firstRow="1" w:lastRow="0" w:firstColumn="1" w:lastColumn="0" w:noHBand="0" w:noVBand="1"/>
+      </w:tblPr>
+      <w:tblGrid>
+        <w:gridCol w:w="3000"/>
+        <w:gridCol w:w="2800"/>
+        <w:gridCol w:w="3200"/>
+      </w:tblGrid>
+      <w:tr>
+        <w:trPr>
+          <w:tblHeader/>
+        </w:trPr>
+        <w:tc>
+          <w:tcPr>
+            <w:tcW w:w="3000" w:type="dxa"/>
+            <w:shd w:val="clear" w:color="auto" w:fill="24425E"/>
+            <w:tcMar>
+              <w:top w:w="100" w:type="dxa"/>
+              <w:left w:w="120" w:type="dxa"/>
+              <w:bottom w:w="100" w:type="dxa"/>
+              <w:right w:w="120" w:type="dxa"/>
+            </w:tcMar>
+            <w:vAlign w:val="center"/>
+          </w:tcPr>
+          <w:p>
+            <w:r>
+              <w:rPr>
+                <w:rFonts w:ascii="Calibri" w:eastAsia="Calibri" w:hAnsi="Calibri" w:cs="Calibri"/>
+                <w:b/>
+                <w:bCs/>
+                <w:color w:val="FFFFFF"/>
+                <w:sz w:val="20"/>
+                <w:szCs w:val="20"/>
+              </w:rPr>
+              <w:t xml:space="preserve">Operación</w:t>
+            </w:r>
+          </w:p>
+        </w:tc>
+        <w:tc>
+          <w:tcPr>
+            <w:tcW w:w="2800" w:type="dxa"/>
+            <w:shd w:val="clear" w:color="auto" w:fill="24425E"/>
+            <w:tcMar>
+              <w:top w:w="100" w:type="dxa"/>
+              <w:left w:w="120" w:type="dxa"/>
+              <w:bottom w:w="100" w:type="dxa"/>
+              <w:right w:w="120" w:type="dxa"/>
+            </w:tcMar>
+            <w:vAlign w:val="center"/>
+          </w:tcPr>
+          <w:p>
+            <w:r>
+              <w:rPr>
+                <w:rFonts w:ascii="Calibri" w:eastAsia="Calibri" w:hAnsi="Calibri" w:cs="Calibri"/>
+                <w:b/>
+                <w:bCs/>
+                <w:color w:val="FFFFFF"/>
+                <w:sz w:val="20"/>
+                <w:szCs w:val="20"/>
+              </w:rPr>
+              <w:t xml:space="preserve">Bridge original (catálogo completo)</w:t>
+            </w:r>
+          </w:p>
+        </w:tc>
+        <w:tc>
+          <w:tcPr>
+            <w:tcW w:w="3200" w:type="dxa"/>
+            <w:shd w:val="clear" w:color="auto" w:fill="24425E"/>
+            <w:tcMar>
+              <w:top w:w="100" w:type="dxa"/>
+              <w:left w:w="120" w:type="dxa"/>
+              <w:bottom w:w="100" w:type="dxa"/>
+              <w:right w:w="120" w:type="dxa"/>
+            </w:tcMar>
+            <w:vAlign w:val="center"/>
+          </w:tcPr>
+          <w:p>
+            <w:r>
+              <w:rPr>
+                <w:rFonts w:ascii="Calibri" w:eastAsia="Calibri" w:hAnsi="Calibri" w:cs="Calibri"/>
+                <w:b/>
+                <w:bCs/>
+                <w:color w:val="FFFFFF"/>
+                <w:sz w:val="20"/>
+                <w:szCs w:val="20"/>
+              </w:rPr>
+              <w:t xml:space="preserve">Endpoint de catálogo</w:t>
+            </w:r>
+          </w:p>
+        </w:tc>
+      </w:tr>
+      <w:tr>
+        <w:trPr>
+          <w:cantSplit/>
+        </w:trPr>
+        <w:tc>
+          <w:tcPr>
+            <w:tcW w:w="3000" w:type="dxa"/>
+            <w:shd w:val="clear" w:color="auto" w:fill="FFFFFF"/>
+            <w:tcMar>
+              <w:top w:w="100" w:type="dxa"/>
+              <w:left w:w="120" w:type="dxa"/>
+              <w:bottom w:w="100" w:type="dxa"/>
+              <w:right w:w="120" w:type="dxa"/>
+            </w:tcMar>
+            <w:vAlign w:val="center"/>
+          </w:tcPr>
+          <w:p>
+            <w:r>
+              <w:rPr>
+                <w:rFonts w:ascii="Calibri" w:eastAsia="Calibri" w:hAnsi="Calibri" w:cs="Calibri"/>
+                <w:color w:val="222222"/>
+                <w:sz w:val="20"/>
+                <w:szCs w:val="20"/>
+              </w:rPr>
+              <w:t xml:space="preserve">Datos para responder una consulta con 1.002 cursos</w:t>
+            </w:r>
+          </w:p>
+        </w:tc>
+        <w:tc>
+          <w:tcPr>
+            <w:tcW w:w="2800" w:type="dxa"/>
+            <w:shd w:val="clear" w:color="auto" w:fill="FFFFFF"/>
+            <w:tcMar>
+              <w:top w:w="100" w:type="dxa"/>
+              <w:left w:w="120" w:type="dxa"/>
+              <w:bottom w:w="100" w:type="dxa"/>
+              <w:right w:w="120" w:type="dxa"/>
+            </w:tcMar>
+            <w:vAlign w:val="center"/>
+          </w:tcPr>
+          <w:p>
+            <w:r>
+              <w:rPr>
+                <w:rFonts w:ascii="Calibri" w:eastAsia="Calibri" w:hAnsi="Calibri" w:cs="Calibri"/>
+                <w:color w:val="222222"/>
+                <w:sz w:val="20"/>
+                <w:szCs w:val="20"/>
+              </w:rPr>
+              <w:t xml:space="preserve">86,2 s · 1,7 MB (1 medición)</w:t>
+            </w:r>
+          </w:p>
+        </w:tc>
+        <w:tc>
+          <w:tcPr>
+            <w:tcW w:w="3200" w:type="dxa"/>
+            <w:shd w:val="clear" w:color="auto" w:fill="FFFFFF"/>
+            <w:tcMar>
+              <w:top w:w="100" w:type="dxa"/>
+              <w:left w:w="120" w:type="dxa"/>
+              <w:bottom w:w="100" w:type="dxa"/>
+              <w:right w:w="120" w:type="dxa"/>
+            </w:tcMar>
+            <w:vAlign w:val="center"/>
+          </w:tcPr>
+          <w:p>
+            <w:r>
+              <w:rPr>
+                <w:rFonts w:ascii="Calibri" w:eastAsia="Calibri" w:hAnsi="Calibri" w:cs="Calibri"/>
+                <w:color w:val="222222"/>
+                <w:sz w:val="20"/>
+                <w:szCs w:val="20"/>
+              </w:rPr>
+              <w:t xml:space="preserve">—</w:t>
+            </w:r>
+          </w:p>
+        </w:tc>
+      </w:tr>
+      <w:tr>
+        <w:trPr>
+          <w:cantSplit/>
+        </w:trPr>
+        <w:tc>
+          <w:tcPr>
+            <w:tcW w:w="3000" w:type="dxa"/>
+            <w:shd w:val="clear" w:color="auto" w:fill="F2F4F5"/>
+            <w:tcMar>
+              <w:top w:w="100" w:type="dxa"/>
+              <w:left w:w="120" w:type="dxa"/>
+              <w:bottom w:w="100" w:type="dxa"/>
+              <w:right w:w="120" w:type="dxa"/>
+            </w:tcMar>
+            <w:vAlign w:val="center"/>
+          </w:tcPr>
+          <w:p>
+            <w:r>
+              <w:rPr>
+                <w:rFonts w:ascii="Calibri" w:eastAsia="Calibri" w:hAnsi="Calibri" w:cs="Calibri"/>
+                <w:color w:val="222222"/>
+                <w:sz w:val="20"/>
+                <w:szCs w:val="20"/>
+              </w:rPr>
+              <w:t xml:space="preserve">Resumen del catálogo (total y categorías)</w:t>
+            </w:r>
+          </w:p>
+        </w:tc>
+        <w:tc>
+          <w:tcPr>
+            <w:tcW w:w="2800" w:type="dxa"/>
+            <w:shd w:val="clear" w:color="auto" w:fill="F2F4F5"/>
+            <w:tcMar>
+              <w:top w:w="100" w:type="dxa"/>
+              <w:left w:w="120" w:type="dxa"/>
+              <w:bottom w:w="100" w:type="dxa"/>
+              <w:right w:w="120" w:type="dxa"/>
+            </w:tcMar>
+            <w:vAlign w:val="center"/>
+          </w:tcPr>
+          <w:p>
+            <w:r>
+              <w:rPr>
+                <w:rFonts w:ascii="Calibri" w:eastAsia="Calibri" w:hAnsi="Calibri" w:cs="Calibri"/>
+                <w:color w:val="222222"/>
+                <w:sz w:val="20"/>
+                <w:szCs w:val="20"/>
+              </w:rPr>
+              <w:t xml:space="preserve">—</w:t>
+            </w:r>
+          </w:p>
+        </w:tc>
+        <w:tc>
+          <w:tcPr>
+            <w:tcW w:w="3200" w:type="dxa"/>
+            <w:shd w:val="clear" w:color="auto" w:fill="F2F4F5"/>
+            <w:tcMar>
+              <w:top w:w="100" w:type="dxa"/>
+              <w:left w:w="120" w:type="dxa"/>
+              <w:bottom w:w="100" w:type="dxa"/>
+              <w:right w:w="120" w:type="dxa"/>
+            </w:tcMar>
+            <w:vAlign w:val="center"/>
+          </w:tcPr>
+          <w:p>
+            <w:r>
+              <w:rPr>
+                <w:rFonts w:ascii="Calibri" w:eastAsia="Calibri" w:hAnsi="Calibri" w:cs="Calibri"/>
+                <w:color w:val="222222"/>
+                <w:sz w:val="20"/>
+                <w:szCs w:val="20"/>
+              </w:rPr>
+              <w:t xml:space="preserve">34–43 ms</w:t>
+            </w:r>
+          </w:p>
+        </w:tc>
+      </w:tr>
+      <w:tr>
+        <w:trPr>
+          <w:cantSplit/>
+        </w:trPr>
+        <w:tc>
+          <w:tcPr>
+            <w:tcW w:w="3000" w:type="dxa"/>
+            <w:shd w:val="clear" w:color="auto" w:fill="FFFFFF"/>
+            <w:tcMar>
+              <w:top w:w="100" w:type="dxa"/>
+              <w:left w:w="120" w:type="dxa"/>
+              <w:bottom w:w="100" w:type="dxa"/>
+              <w:right w:w="120" w:type="dxa"/>
+            </w:tcMar>
+            <w:vAlign w:val="center"/>
+          </w:tcPr>
+          <w:p>
+            <w:r>
+              <w:rPr>
+                <w:rFonts w:ascii="Calibri" w:eastAsia="Calibri" w:hAnsi="Calibri" w:cs="Calibri"/>
+                <w:color w:val="222222"/>
+                <w:sz w:val="20"/>
+                <w:szCs w:val="20"/>
+              </w:rPr>
+              <w:t xml:space="preserve">Búsqueda por tema</w:t>
+            </w:r>
+          </w:p>
+        </w:tc>
+        <w:tc>
+          <w:tcPr>
+            <w:tcW w:w="2800" w:type="dxa"/>
+            <w:shd w:val="clear" w:color="auto" w:fill="FFFFFF"/>
+            <w:tcMar>
+              <w:top w:w="100" w:type="dxa"/>
+              <w:left w:w="120" w:type="dxa"/>
+              <w:bottom w:w="100" w:type="dxa"/>
+              <w:right w:w="120" w:type="dxa"/>
+            </w:tcMar>
+            <w:vAlign w:val="center"/>
+          </w:tcPr>
+          <w:p>
+            <w:r>
+              <w:rPr>
+                <w:rFonts w:ascii="Calibri" w:eastAsia="Calibri" w:hAnsi="Calibri" w:cs="Calibri"/>
+                <w:color w:val="222222"/>
+                <w:sz w:val="20"/>
+                <w:szCs w:val="20"/>
+              </w:rPr>
+              <w:t xml:space="preserve">—</w:t>
+            </w:r>
+          </w:p>
+        </w:tc>
+        <w:tc>
+          <w:tcPr>
+            <w:tcW w:w="3200" w:type="dxa"/>
+            <w:shd w:val="clear" w:color="auto" w:fill="FFFFFF"/>
+            <w:tcMar>
+              <w:top w:w="100" w:type="dxa"/>
+              <w:left w:w="120" w:type="dxa"/>
+              <w:bottom w:w="100" w:type="dxa"/>
+              <w:right w:w="120" w:type="dxa"/>
+            </w:tcMar>
+            <w:vAlign w:val="center"/>
+          </w:tcPr>
+          <w:p>
+            <w:r>
+              <w:rPr>
+                <w:rFonts w:ascii="Calibri" w:eastAsia="Calibri" w:hAnsi="Calibri" w:cs="Calibri"/>
+                <w:color w:val="222222"/>
+                <w:sz w:val="20"/>
+                <w:szCs w:val="20"/>
+              </w:rPr>
+              <w:t xml:space="preserve">68–88 ms</w:t>
+            </w:r>
+          </w:p>
+        </w:tc>
+      </w:tr>
+      <w:tr>
+        <w:trPr>
+          <w:cantSplit/>
+        </w:trPr>
+        <w:tc>
+          <w:tcPr>
+            <w:tcW w:w="3000" w:type="dxa"/>
+            <w:shd w:val="clear" w:color="auto" w:fill="F2F4F5"/>
+            <w:tcMar>
+              <w:top w:w="100" w:type="dxa"/>
+              <w:left w:w="120" w:type="dxa"/>
+              <w:bottom w:w="100" w:type="dxa"/>
+              <w:right w:w="120" w:type="dxa"/>
+            </w:tcMar>
+            <w:vAlign w:val="center"/>
+          </w:tcPr>
+          <w:p>
+            <w:r>
+              <w:rPr>
+                <w:rFonts w:ascii="Calibri" w:eastAsia="Calibri" w:hAnsi="Calibri" w:cs="Calibri"/>
+                <w:color w:val="222222"/>
+                <w:sz w:val="20"/>
+                <w:szCs w:val="20"/>
+              </w:rPr>
+              <w:t xml:space="preserve">Detalle de un curso</w:t>
+            </w:r>
+          </w:p>
+        </w:tc>
+        <w:tc>
+          <w:tcPr>
+            <w:tcW w:w="2800" w:type="dxa"/>
+            <w:shd w:val="clear" w:color="auto" w:fill="F2F4F5"/>
+            <w:tcMar>
+              <w:top w:w="100" w:type="dxa"/>
+              <w:left w:w="120" w:type="dxa"/>
+              <w:bottom w:w="100" w:type="dxa"/>
+              <w:right w:w="120" w:type="dxa"/>
+            </w:tcMar>
+            <w:vAlign w:val="center"/>
+          </w:tcPr>
+          <w:p>
+            <w:r>
+              <w:rPr>
+                <w:rFonts w:ascii="Calibri" w:eastAsia="Calibri" w:hAnsi="Calibri" w:cs="Calibri"/>
+                <w:color w:val="222222"/>
+                <w:sz w:val="20"/>
+                <w:szCs w:val="20"/>
+              </w:rPr>
+              <w:t xml:space="preserve">—</w:t>
+            </w:r>
+          </w:p>
+        </w:tc>
+        <w:tc>
+          <w:tcPr>
+            <w:tcW w:w="3200" w:type="dxa"/>
+            <w:shd w:val="clear" w:color="auto" w:fill="F2F4F5"/>
+            <w:tcMar>
+              <w:top w:w="100" w:type="dxa"/>
+              <w:left w:w="120" w:type="dxa"/>
+              <w:bottom w:w="100" w:type="dxa"/>
+              <w:right w:w="120" w:type="dxa"/>
+            </w:tcMar>
+            <w:vAlign w:val="center"/>
+          </w:tcPr>
+          <w:p>
+            <w:r>
+              <w:rPr>
+                <w:rFonts w:ascii="Calibri" w:eastAsia="Calibri" w:hAnsi="Calibri" w:cs="Calibri"/>
+                <w:color w:val="222222"/>
+                <w:sz w:val="20"/>
+                <w:szCs w:val="20"/>
+              </w:rPr>
+              <w:t xml:space="preserve">35–49 ms</w:t>
+            </w:r>
+          </w:p>
+        </w:tc>
+      </w:tr>
+      <w:tr>
+        <w:trPr>
+          <w:cantSplit/>
+        </w:trPr>
+        <w:tc>
+          <w:tcPr>
+            <w:tcW w:w="3000" w:type="dxa"/>
+            <w:shd w:val="clear" w:color="auto" w:fill="FFFFFF"/>
+            <w:tcMar>
+              <w:top w:w="100" w:type="dxa"/>
+              <w:left w:w="120" w:type="dxa"/>
+              <w:bottom w:w="100" w:type="dxa"/>
+              <w:right w:w="120" w:type="dxa"/>
+            </w:tcMar>
+            <w:vAlign w:val="center"/>
+          </w:tcPr>
+          <w:p>
+            <w:r>
+              <w:rPr>
+                <w:rFonts w:ascii="Calibri" w:eastAsia="Calibri" w:hAnsi="Calibri" w:cs="Calibri"/>
+                <w:color w:val="222222"/>
+                <w:sz w:val="20"/>
+                <w:szCs w:val="20"/>
+              </w:rPr>
+              <w:t xml:space="preserve">Contexto para el modelo (cursos relevantes)</w:t>
+            </w:r>
+          </w:p>
+        </w:tc>
+        <w:tc>
+          <w:tcPr>
+            <w:tcW w:w="2800" w:type="dxa"/>
+            <w:shd w:val="clear" w:color="auto" w:fill="FFFFFF"/>
+            <w:tcMar>
+              <w:top w:w="100" w:type="dxa"/>
+              <w:left w:w="120" w:type="dxa"/>
+              <w:bottom w:w="100" w:type="dxa"/>
+              <w:right w:w="120" w:type="dxa"/>
+            </w:tcMar>
+            <w:vAlign w:val="center"/>
+          </w:tcPr>
+          <w:p>
+            <w:r>
+              <w:rPr>
+                <w:rFonts w:ascii="Calibri" w:eastAsia="Calibri" w:hAnsi="Calibri" w:cs="Calibri"/>
+                <w:color w:val="222222"/>
+                <w:sz w:val="20"/>
+                <w:szCs w:val="20"/>
+              </w:rPr>
+              <w:t xml:space="preserve">86,2 s (se enviaba el catálogo completo)</w:t>
+            </w:r>
+          </w:p>
+        </w:tc>
+        <w:tc>
+          <w:tcPr>
+            <w:tcW w:w="3200" w:type="dxa"/>
+            <w:shd w:val="clear" w:color="auto" w:fill="FFFFFF"/>
+            <w:tcMar>
+              <w:top w:w="100" w:type="dxa"/>
+              <w:left w:w="120" w:type="dxa"/>
+              <w:bottom w:w="100" w:type="dxa"/>
+              <w:right w:w="120" w:type="dxa"/>
+            </w:tcMar>
+            <w:vAlign w:val="center"/>
+          </w:tcPr>
+          <w:p>
+            <w:r>
+              <w:rPr>
+                <w:rFonts w:ascii="Calibri" w:eastAsia="Calibri" w:hAnsi="Calibri" w:cs="Calibri"/>
+                <w:color w:val="222222"/>
+                <w:sz w:val="20"/>
+                <w:szCs w:val="20"/>
+              </w:rPr>
+              <w:t xml:space="preserve">86–99 ms</w:t>
+            </w:r>
+          </w:p>
+        </w:tc>
+      </w:tr>
+      <w:tr>
+        <w:trPr>
+          <w:cantSplit/>
+        </w:trPr>
+        <w:tc>
+          <w:tcPr>
+            <w:tcW w:w="3000" w:type="dxa"/>
+            <w:shd w:val="clear" w:color="auto" w:fill="F2F4F5"/>
+            <w:tcMar>
+              <w:top w:w="100" w:type="dxa"/>
+              <w:left w:w="120" w:type="dxa"/>
+              <w:bottom w:w="100" w:type="dxa"/>
+              <w:right w:w="120" w:type="dxa"/>
+            </w:tcMar>
+            <w:vAlign w:val="center"/>
+          </w:tcPr>
+          <w:p>
+            <w:r>
+              <w:rPr>
+                <w:rFonts w:ascii="Calibri" w:eastAsia="Calibri" w:hAnsi="Calibri" w:cs="Calibri"/>
+                <w:color w:val="222222"/>
+                <w:sz w:val="20"/>
+                <w:szCs w:val="20"/>
+              </w:rPr>
+              <w:t xml:space="preserve">Tiempo percibido en el widget (media ± desviación, 5 mediciones por consulta)</w:t>
+            </w:r>
+          </w:p>
+        </w:tc>
+        <w:tc>
+          <w:tcPr>
+            <w:tcW w:w="2800" w:type="dxa"/>
+            <w:shd w:val="clear" w:color="auto" w:fill="F2F4F5"/>
+            <w:tcMar>
+              <w:top w:w="100" w:type="dxa"/>
+              <w:left w:w="120" w:type="dxa"/>
+              <w:bottom w:w="100" w:type="dxa"/>
+              <w:right w:w="120" w:type="dxa"/>
+            </w:tcMar>
+            <w:vAlign w:val="center"/>
+          </w:tcPr>
+          <w:p>
+            <w:r>
+              <w:rPr>
+                <w:rFonts w:ascii="Calibri" w:eastAsia="Calibri" w:hAnsi="Calibri" w:cs="Calibri"/>
+                <w:color w:val="222222"/>
+                <w:sz w:val="20"/>
+                <w:szCs w:val="20"/>
+              </w:rPr>
+              <w:t xml:space="preserve">—</w:t>
+            </w:r>
+          </w:p>
+        </w:tc>
+        <w:tc>
+          <w:tcPr>
+            <w:tcW w:w="3200" w:type="dxa"/>
+            <w:shd w:val="clear" w:color="auto" w:fill="F2F4F5"/>
+            <w:tcMar>
+              <w:top w:w="100" w:type="dxa"/>
+              <w:left w:w="120" w:type="dxa"/>
+              <w:bottom w:w="100" w:type="dxa"/>
+              <w:right w:w="120" w:type="dxa"/>
+            </w:tcMar>
+            <w:vAlign w:val="center"/>
+          </w:tcPr>
+          <w:p>
+            <w:r>
+              <w:rPr>
+                <w:rFonts w:ascii="Calibri" w:eastAsia="Calibri" w:hAnsi="Calibri" w:cs="Calibri"/>
+                <w:color w:val="222222"/>
+                <w:sz w:val="20"/>
+                <w:szCs w:val="20"/>
+              </w:rPr>
+              <w:t xml:space="preserve">Tema: 98 ± 18 ms · Enlace por nombre: 61 ± 12 ms · Detalle de unidades: 87 ± 11 ms · Panorama del catálogo: 25 ± 2 ms</w:t>
+            </w:r>
+          </w:p>
+        </w:tc>
+      </w:tr>
+    </w:tbl>
+    <w:p>
+      <w:pPr>
+        <w:spacing w:after="160" w:line="288"/>
+        <w:jc w:val="both"/>
+      </w:pPr>
+      <w:r>
+        <w:rPr>
+          <w:rFonts w:ascii="Calibri" w:cs="Calibri" w:eastAsia="Calibri" w:hAnsi="Calibri"/>
+          <w:b w:val="false"/>
+          <w:bCs w:val="false"/>
+          <w:i w:val="false"/>
+          <w:iCs w:val="false"/>
+          <w:color w:val="222222"/>
+          <w:sz w:val="22"/>
+          <w:szCs w:val="22"/>
+        </w:rPr>
+        <w:t xml:space="preserve">Tiempos medidos con el servidor y el cliente en el mismo equipo; incluyen la red local y excluyen el tiempo de escritura y lectura del usuario.</w:t>
+      </w:r>
+    </w:p>
+    <w:p>
+      <w:pPr>
+        <w:pStyle w:val="Heading2"/>
+        <w:spacing w:after="140" w:before="320"/>
+      </w:pPr>
+      <w:r>
+        <w:rPr>
+          <w:rFonts w:ascii="Calibri" w:cs="Calibri" w:eastAsia="Calibri" w:hAnsi="Calibri"/>
+          <w:b/>
+          <w:bCs/>
+          <w:color w:val="4E95C2"/>
+          <w:sz w:val="24"/>
+          <w:szCs w:val="24"/>
+        </w:rPr>
+        <w:t xml:space="preserve">Tiempo percibido en el widget (5 mediciones por consulta)</w:t>
+      </w:r>
+    </w:p>
+    <w:tbl>
+      <w:tblPr>
+        <w:tblW w:w="5000" w:type="pct"/>
+        <w:tblBorders>
+          <w:top w:val="single" w:sz="4" w:space="0" w:color="C9D2D6"/>
+          <w:left w:val="single" w:sz="4" w:space="0" w:color="C9D2D6"/>
+          <w:bottom w:val="single" w:sz="4" w:space="0" w:color="C9D2D6"/>
+          <w:right w:val="single" w:sz="4" w:space="0" w:color="C9D2D6"/>
+          <w:insideH w:val="single" w:sz="2" w:space="0" w:color="C9D2D6"/>
+          <w:insideV w:val="single" w:sz="2" w:space="0" w:color="C9D2D6"/>
+        </w:tblBorders>
+        <w:tblCellMar>
+          <w:left w:w="10" w:type="dxa"/>
+          <w:right w:w="10" w:type="dxa"/>
+        </w:tblCellMar>
+        <w:tblLook w:val="04A0" w:firstRow="1" w:lastRow="0" w:firstColumn="1" w:lastColumn="0" w:noHBand="0" w:noVBand="1"/>
+      </w:tblPr>
+      <w:tblGrid>
+        <w:gridCol w:w="3000"/>
+        <w:gridCol w:w="700"/>
+        <w:gridCol w:w="700"/>
+        <w:gridCol w:w="700"/>
+        <w:gridCol w:w="700"/>
+        <w:gridCol w:w="700"/>
+        <w:gridCol w:w="2500"/>
+      </w:tblGrid>
+      <w:tr>
+        <w:trPr>
+          <w:tblHeader/>
+        </w:trPr>
+        <w:tc>
+          <w:tcPr>
+            <w:tcW w:w="3000" w:type="dxa"/>
+            <w:shd w:val="clear" w:color="auto" w:fill="24425E"/>
+            <w:tcMar>
+              <w:top w:w="100" w:type="dxa"/>
+              <w:left w:w="120" w:type="dxa"/>
+              <w:bottom w:w="100" w:type="dxa"/>
+              <w:right w:w="120" w:type="dxa"/>
+            </w:tcMar>
+            <w:vAlign w:val="center"/>
+          </w:tcPr>
+          <w:p>
+            <w:r>
+              <w:rPr>
+                <w:rFonts w:ascii="Calibri" w:eastAsia="Calibri" w:hAnsi="Calibri" w:cs="Calibri"/>
+                <w:b/>
+                <w:bCs/>
+                <w:color w:val="FFFFFF"/>
+                <w:sz w:val="20"/>
+                <w:szCs w:val="20"/>
+              </w:rPr>
+              <w:t xml:space="preserve">Consulta</w:t>
+            </w:r>
+          </w:p>
+        </w:tc>
+        <w:tc>
+          <w:tcPr>
+            <w:tcW w:w="700" w:type="dxa"/>
+            <w:shd w:val="clear" w:color="auto" w:fill="24425E"/>
+            <w:tcMar>
+              <w:top w:w="100" w:type="dxa"/>
+              <w:left w:w="120" w:type="dxa"/>
+              <w:bottom w:w="100" w:type="dxa"/>
+              <w:right w:w="120" w:type="dxa"/>
+            </w:tcMar>
+            <w:vAlign w:val="center"/>
+          </w:tcPr>
+          <w:p>
+            <w:r>
+              <w:rPr>
+                <w:rFonts w:ascii="Calibri" w:eastAsia="Calibri" w:hAnsi="Calibri" w:cs="Calibri"/>
+                <w:b/>
+                <w:bCs/>
+                <w:color w:val="FFFFFF"/>
+                <w:sz w:val="20"/>
+                <w:szCs w:val="20"/>
+              </w:rPr>
+              <w:t xml:space="preserve">1</w:t>
+            </w:r>
+          </w:p>
+        </w:tc>
+        <w:tc>
+          <w:tcPr>
+            <w:tcW w:w="700" w:type="dxa"/>
+            <w:shd w:val="clear" w:color="auto" w:fill="24425E"/>
+            <w:tcMar>
+              <w:top w:w="100" w:type="dxa"/>
+              <w:left w:w="120" w:type="dxa"/>
+              <w:bottom w:w="100" w:type="dxa"/>
+              <w:right w:w="120" w:type="dxa"/>
+            </w:tcMar>
+            <w:vAlign w:val="center"/>
+          </w:tcPr>
+          <w:p>
+            <w:r>
+              <w:rPr>
+                <w:rFonts w:ascii="Calibri" w:eastAsia="Calibri" w:hAnsi="Calibri" w:cs="Calibri"/>
+                <w:b/>
+                <w:bCs/>
+                <w:color w:val="FFFFFF"/>
+                <w:sz w:val="20"/>
+                <w:szCs w:val="20"/>
+              </w:rPr>
+              <w:t xml:space="preserve">2</w:t>
+            </w:r>
+          </w:p>
+        </w:tc>
+        <w:tc>
+          <w:tcPr>
+            <w:tcW w:w="700" w:type="dxa"/>
+            <w:shd w:val="clear" w:color="auto" w:fill="24425E"/>
+            <w:tcMar>
+              <w:top w:w="100" w:type="dxa"/>
+              <w:left w:w="120" w:type="dxa"/>
+              <w:bottom w:w="100" w:type="dxa"/>
+              <w:right w:w="120" w:type="dxa"/>
+            </w:tcMar>
+            <w:vAlign w:val="center"/>
+          </w:tcPr>
+          <w:p>
+            <w:r>
+              <w:rPr>
+                <w:rFonts w:ascii="Calibri" w:eastAsia="Calibri" w:hAnsi="Calibri" w:cs="Calibri"/>
+                <w:b/>
+                <w:bCs/>
+                <w:color w:val="FFFFFF"/>
+                <w:sz w:val="20"/>
+                <w:szCs w:val="20"/>
+              </w:rPr>
+              <w:t xml:space="preserve">3</w:t>
+            </w:r>
+          </w:p>
+        </w:tc>
+        <w:tc>
+          <w:tcPr>
+            <w:tcW w:w="700" w:type="dxa"/>
+            <w:shd w:val="clear" w:color="auto" w:fill="24425E"/>
+            <w:tcMar>
+              <w:top w:w="100" w:type="dxa"/>
+              <w:left w:w="120" w:type="dxa"/>
+              <w:bottom w:w="100" w:type="dxa"/>
+              <w:right w:w="120" w:type="dxa"/>
+            </w:tcMar>
+            <w:vAlign w:val="center"/>
+          </w:tcPr>
+          <w:p>
+            <w:r>
+              <w:rPr>
+                <w:rFonts w:ascii="Calibri" w:eastAsia="Calibri" w:hAnsi="Calibri" w:cs="Calibri"/>
+                <w:b/>
+                <w:bCs/>
+                <w:color w:val="FFFFFF"/>
+                <w:sz w:val="20"/>
+                <w:szCs w:val="20"/>
+              </w:rPr>
+              <w:t xml:space="preserve">4</w:t>
+            </w:r>
+          </w:p>
+        </w:tc>
+        <w:tc>
+          <w:tcPr>
+            <w:tcW w:w="700" w:type="dxa"/>
+            <w:shd w:val="clear" w:color="auto" w:fill="24425E"/>
+            <w:tcMar>
+              <w:top w:w="100" w:type="dxa"/>
+              <w:left w:w="120" w:type="dxa"/>
+              <w:bottom w:w="100" w:type="dxa"/>
+              <w:right w:w="120" w:type="dxa"/>
+            </w:tcMar>
+            <w:vAlign w:val="center"/>
+          </w:tcPr>
+          <w:p>
+            <w:r>
+              <w:rPr>
+                <w:rFonts w:ascii="Calibri" w:eastAsia="Calibri" w:hAnsi="Calibri" w:cs="Calibri"/>
+                <w:b/>
+                <w:bCs/>
+                <w:color w:val="FFFFFF"/>
+                <w:sz w:val="20"/>
+                <w:szCs w:val="20"/>
+              </w:rPr>
+              <w:t xml:space="preserve">5</w:t>
+            </w:r>
+          </w:p>
+        </w:tc>
+        <w:tc>
+          <w:tcPr>
+            <w:tcW w:w="2500" w:type="dxa"/>
+            <w:shd w:val="clear" w:color="auto" w:fill="24425E"/>
+            <w:tcMar>
+              <w:top w:w="100" w:type="dxa"/>
+              <w:left w:w="120" w:type="dxa"/>
+              <w:bottom w:w="100" w:type="dxa"/>
+              <w:right w:w="120" w:type="dxa"/>
+            </w:tcMar>
+            <w:vAlign w:val="center"/>
+          </w:tcPr>
+          <w:p>
+            <w:r>
+              <w:rPr>
+                <w:rFonts w:ascii="Calibri" w:eastAsia="Calibri" w:hAnsi="Calibri" w:cs="Calibri"/>
+                <w:b/>
+                <w:bCs/>
+                <w:color w:val="FFFFFF"/>
+                <w:sz w:val="20"/>
+                <w:szCs w:val="20"/>
+              </w:rPr>
+              <w:t xml:space="preserve">Media ± desviación</w:t>
+            </w:r>
+          </w:p>
+        </w:tc>
+      </w:tr>
+      <w:tr>
+        <w:trPr>
+          <w:cantSplit/>
+        </w:trPr>
+        <w:tc>
+          <w:tcPr>
+            <w:tcW w:w="3000" w:type="dxa"/>
+            <w:shd w:val="clear" w:color="auto" w:fill="FFFFFF"/>
+            <w:tcMar>
+              <w:top w:w="100" w:type="dxa"/>
+              <w:left w:w="120" w:type="dxa"/>
+              <w:bottom w:w="100" w:type="dxa"/>
+              <w:right w:w="120" w:type="dxa"/>
+            </w:tcMar>
+            <w:vAlign w:val="center"/>
+          </w:tcPr>
+          <w:p>
+            <w:r>
+              <w:rPr>
+                <w:rFonts w:ascii="Calibri" w:eastAsia="Calibri" w:hAnsi="Calibri" w:cs="Calibri"/>
+                <w:b/>
+                <w:bCs/>
+                <w:color w:val="222222"/>
+                <w:sz w:val="20"/>
+                <w:szCs w:val="20"/>
+              </w:rPr>
+              <w:t xml:space="preserve">Tema (fotosíntesis)</w:t>
+            </w:r>
+          </w:p>
+        </w:tc>
+        <w:tc>
+          <w:tcPr>
+            <w:tcW w:w="700" w:type="dxa"/>
+            <w:shd w:val="clear" w:color="auto" w:fill="FFFFFF"/>
+            <w:tcMar>
+              <w:top w:w="100" w:type="dxa"/>
+              <w:left w:w="120" w:type="dxa"/>
+              <w:bottom w:w="100" w:type="dxa"/>
+              <w:right w:w="120" w:type="dxa"/>
+            </w:tcMar>
+            <w:vAlign w:val="center"/>
+          </w:tcPr>
+          <w:p>
+            <w:r>
+              <w:rPr>
+                <w:rFonts w:ascii="Calibri" w:eastAsia="Calibri" w:hAnsi="Calibri" w:cs="Calibri"/>
+                <w:color w:val="222222"/>
+                <w:sz w:val="20"/>
+                <w:szCs w:val="20"/>
+              </w:rPr>
+              <w:t xml:space="preserve">96</w:t>
+            </w:r>
+          </w:p>
+        </w:tc>
+        <w:tc>
+          <w:tcPr>
+            <w:tcW w:w="700" w:type="dxa"/>
+            <w:shd w:val="clear" w:color="auto" w:fill="FFFFFF"/>
+            <w:tcMar>
+              <w:top w:w="100" w:type="dxa"/>
+              <w:left w:w="120" w:type="dxa"/>
+              <w:bottom w:w="100" w:type="dxa"/>
+              <w:right w:w="120" w:type="dxa"/>
+            </w:tcMar>
+            <w:vAlign w:val="center"/>
+          </w:tcPr>
+          <w:p>
+            <w:r>
+              <w:rPr>
+                <w:rFonts w:ascii="Calibri" w:eastAsia="Calibri" w:hAnsi="Calibri" w:cs="Calibri"/>
+                <w:color w:val="222222"/>
+                <w:sz w:val="20"/>
+                <w:szCs w:val="20"/>
+              </w:rPr>
+              <w:t xml:space="preserve">122</w:t>
+            </w:r>
+          </w:p>
+        </w:tc>
+        <w:tc>
+          <w:tcPr>
+            <w:tcW w:w="700" w:type="dxa"/>
+            <w:shd w:val="clear" w:color="auto" w:fill="FFFFFF"/>
+            <w:tcMar>
+              <w:top w:w="100" w:type="dxa"/>
+              <w:left w:w="120" w:type="dxa"/>
+              <w:bottom w:w="100" w:type="dxa"/>
+              <w:right w:w="120" w:type="dxa"/>
+            </w:tcMar>
+            <w:vAlign w:val="center"/>
+          </w:tcPr>
+          <w:p>
+            <w:r>
+              <w:rPr>
+                <w:rFonts w:ascii="Calibri" w:eastAsia="Calibri" w:hAnsi="Calibri" w:cs="Calibri"/>
+                <w:color w:val="222222"/>
+                <w:sz w:val="20"/>
+                <w:szCs w:val="20"/>
+              </w:rPr>
+              <w:t xml:space="preserve">75</w:t>
+            </w:r>
+          </w:p>
+        </w:tc>
+        <w:tc>
+          <w:tcPr>
+            <w:tcW w:w="700" w:type="dxa"/>
+            <w:shd w:val="clear" w:color="auto" w:fill="FFFFFF"/>
+            <w:tcMar>
+              <w:top w:w="100" w:type="dxa"/>
+              <w:left w:w="120" w:type="dxa"/>
+              <w:bottom w:w="100" w:type="dxa"/>
+              <w:right w:w="120" w:type="dxa"/>
+            </w:tcMar>
+            <w:vAlign w:val="center"/>
+          </w:tcPr>
+          <w:p>
+            <w:r>
+              <w:rPr>
+                <w:rFonts w:ascii="Calibri" w:eastAsia="Calibri" w:hAnsi="Calibri" w:cs="Calibri"/>
+                <w:color w:val="222222"/>
+                <w:sz w:val="20"/>
+                <w:szCs w:val="20"/>
+              </w:rPr>
+              <w:t xml:space="preserve">107</w:t>
+            </w:r>
+          </w:p>
+        </w:tc>
+        <w:tc>
+          <w:tcPr>
+            <w:tcW w:w="700" w:type="dxa"/>
+            <w:shd w:val="clear" w:color="auto" w:fill="FFFFFF"/>
+            <w:tcMar>
+              <w:top w:w="100" w:type="dxa"/>
+              <w:left w:w="120" w:type="dxa"/>
+              <w:bottom w:w="100" w:type="dxa"/>
+              <w:right w:w="120" w:type="dxa"/>
+            </w:tcMar>
+            <w:vAlign w:val="center"/>
+          </w:tcPr>
+          <w:p>
+            <w:r>
+              <w:rPr>
+                <w:rFonts w:ascii="Calibri" w:eastAsia="Calibri" w:hAnsi="Calibri" w:cs="Calibri"/>
+                <w:color w:val="222222"/>
+                <w:sz w:val="20"/>
+                <w:szCs w:val="20"/>
+              </w:rPr>
+              <w:t xml:space="preserve">90</w:t>
+            </w:r>
+          </w:p>
+        </w:tc>
+        <w:tc>
+          <w:tcPr>
+            <w:tcW w:w="2500" w:type="dxa"/>
+            <w:shd w:val="clear" w:color="auto" w:fill="FFFFFF"/>
+            <w:tcMar>
+              <w:top w:w="100" w:type="dxa"/>
+              <w:left w:w="120" w:type="dxa"/>
+              <w:bottom w:w="100" w:type="dxa"/>
+              <w:right w:w="120" w:type="dxa"/>
+            </w:tcMar>
+            <w:vAlign w:val="center"/>
+          </w:tcPr>
+          <w:p>
+            <w:r>
+              <w:rPr>
+                <w:rFonts w:ascii="Calibri" w:eastAsia="Calibri" w:hAnsi="Calibri" w:cs="Calibri"/>
+                <w:color w:val="222222"/>
+                <w:sz w:val="20"/>
+                <w:szCs w:val="20"/>
+              </w:rPr>
+              <w:t xml:space="preserve">98 ± 18 ms</w:t>
+            </w:r>
+          </w:p>
+        </w:tc>
+      </w:tr>
+      <w:tr>
+        <w:trPr>
+          <w:cantSplit/>
+        </w:trPr>
+        <w:tc>
+          <w:tcPr>
+            <w:tcW w:w="3000" w:type="dxa"/>
+            <w:shd w:val="clear" w:color="auto" w:fill="F2F4F5"/>
+            <w:tcMar>
+              <w:top w:w="100" w:type="dxa"/>
+              <w:left w:w="120" w:type="dxa"/>
+              <w:bottom w:w="100" w:type="dxa"/>
+              <w:right w:w="120" w:type="dxa"/>
+            </w:tcMar>
+            <w:vAlign w:val="center"/>
+          </w:tcPr>
+          <w:p>
+            <w:r>
+              <w:rPr>
+                <w:rFonts w:ascii="Calibri" w:eastAsia="Calibri" w:hAnsi="Calibri" w:cs="Calibri"/>
+                <w:b/>
+                <w:bCs/>
+                <w:color w:val="222222"/>
+                <w:sz w:val="20"/>
+                <w:szCs w:val="20"/>
+              </w:rPr>
+              <w:t xml:space="preserve">Enlace por nombre (Lectura Crítica)</w:t>
+            </w:r>
+          </w:p>
+        </w:tc>
+        <w:tc>
+          <w:tcPr>
+            <w:tcW w:w="700" w:type="dxa"/>
+            <w:shd w:val="clear" w:color="auto" w:fill="F2F4F5"/>
+            <w:tcMar>
+              <w:top w:w="100" w:type="dxa"/>
+              <w:left w:w="120" w:type="dxa"/>
+              <w:bottom w:w="100" w:type="dxa"/>
+              <w:right w:w="120" w:type="dxa"/>
+            </w:tcMar>
+            <w:vAlign w:val="center"/>
+          </w:tcPr>
+          <w:p>
+            <w:r>
+              <w:rPr>
+                <w:rFonts w:ascii="Calibri" w:eastAsia="Calibri" w:hAnsi="Calibri" w:cs="Calibri"/>
+                <w:color w:val="222222"/>
+                <w:sz w:val="20"/>
+                <w:szCs w:val="20"/>
+              </w:rPr>
+              <w:t xml:space="preserve">46</w:t>
+            </w:r>
+          </w:p>
+        </w:tc>
+        <w:tc>
+          <w:tcPr>
+            <w:tcW w:w="700" w:type="dxa"/>
+            <w:shd w:val="clear" w:color="auto" w:fill="F2F4F5"/>
+            <w:tcMar>
+              <w:top w:w="100" w:type="dxa"/>
+              <w:left w:w="120" w:type="dxa"/>
+              <w:bottom w:w="100" w:type="dxa"/>
+              <w:right w:w="120" w:type="dxa"/>
+            </w:tcMar>
+            <w:vAlign w:val="center"/>
+          </w:tcPr>
+          <w:p>
+            <w:r>
+              <w:rPr>
+                <w:rFonts w:ascii="Calibri" w:eastAsia="Calibri" w:hAnsi="Calibri" w:cs="Calibri"/>
+                <w:color w:val="222222"/>
+                <w:sz w:val="20"/>
+                <w:szCs w:val="20"/>
+              </w:rPr>
+              <w:t xml:space="preserve">55</w:t>
+            </w:r>
+          </w:p>
+        </w:tc>
+        <w:tc>
+          <w:tcPr>
+            <w:tcW w:w="700" w:type="dxa"/>
+            <w:shd w:val="clear" w:color="auto" w:fill="F2F4F5"/>
+            <w:tcMar>
+              <w:top w:w="100" w:type="dxa"/>
+              <w:left w:w="120" w:type="dxa"/>
+              <w:bottom w:w="100" w:type="dxa"/>
+              <w:right w:w="120" w:type="dxa"/>
+            </w:tcMar>
+            <w:vAlign w:val="center"/>
+          </w:tcPr>
+          <w:p>
+            <w:r>
+              <w:rPr>
+                <w:rFonts w:ascii="Calibri" w:eastAsia="Calibri" w:hAnsi="Calibri" w:cs="Calibri"/>
+                <w:color w:val="222222"/>
+                <w:sz w:val="20"/>
+                <w:szCs w:val="20"/>
+              </w:rPr>
+              <w:t xml:space="preserve">73</w:t>
+            </w:r>
+          </w:p>
+        </w:tc>
+        <w:tc>
+          <w:tcPr>
+            <w:tcW w:w="700" w:type="dxa"/>
+            <w:shd w:val="clear" w:color="auto" w:fill="F2F4F5"/>
+            <w:tcMar>
+              <w:top w:w="100" w:type="dxa"/>
+              <w:left w:w="120" w:type="dxa"/>
+              <w:bottom w:w="100" w:type="dxa"/>
+              <w:right w:w="120" w:type="dxa"/>
+            </w:tcMar>
+            <w:vAlign w:val="center"/>
+          </w:tcPr>
+          <w:p>
+            <w:r>
+              <w:rPr>
+                <w:rFonts w:ascii="Calibri" w:eastAsia="Calibri" w:hAnsi="Calibri" w:cs="Calibri"/>
+                <w:color w:val="222222"/>
+                <w:sz w:val="20"/>
+                <w:szCs w:val="20"/>
+              </w:rPr>
+              <w:t xml:space="preserve">57</w:t>
+            </w:r>
+          </w:p>
+        </w:tc>
+        <w:tc>
+          <w:tcPr>
+            <w:tcW w:w="700" w:type="dxa"/>
+            <w:shd w:val="clear" w:color="auto" w:fill="F2F4F5"/>
+            <w:tcMar>
+              <w:top w:w="100" w:type="dxa"/>
+              <w:left w:w="120" w:type="dxa"/>
+              <w:bottom w:w="100" w:type="dxa"/>
+              <w:right w:w="120" w:type="dxa"/>
+            </w:tcMar>
+            <w:vAlign w:val="center"/>
+          </w:tcPr>
+          <w:p>
+            <w:r>
+              <w:rPr>
+                <w:rFonts w:ascii="Calibri" w:eastAsia="Calibri" w:hAnsi="Calibri" w:cs="Calibri"/>
+                <w:color w:val="222222"/>
+                <w:sz w:val="20"/>
+                <w:szCs w:val="20"/>
+              </w:rPr>
+              <w:t xml:space="preserve">72</w:t>
+            </w:r>
+          </w:p>
+        </w:tc>
+        <w:tc>
+          <w:tcPr>
+            <w:tcW w:w="2500" w:type="dxa"/>
+            <w:shd w:val="clear" w:color="auto" w:fill="F2F4F5"/>
+            <w:tcMar>
+              <w:top w:w="100" w:type="dxa"/>
+              <w:left w:w="120" w:type="dxa"/>
+              <w:bottom w:w="100" w:type="dxa"/>
+              <w:right w:w="120" w:type="dxa"/>
+            </w:tcMar>
+            <w:vAlign w:val="center"/>
+          </w:tcPr>
+          <w:p>
+            <w:r>
+              <w:rPr>
+                <w:rFonts w:ascii="Calibri" w:eastAsia="Calibri" w:hAnsi="Calibri" w:cs="Calibri"/>
+                <w:color w:val="222222"/>
+                <w:sz w:val="20"/>
+                <w:szCs w:val="20"/>
+              </w:rPr>
+              <w:t xml:space="preserve">61 ± 12 ms</w:t>
+            </w:r>
+          </w:p>
+        </w:tc>
+      </w:tr>
+      <w:tr>
+        <w:trPr>
+          <w:cantSplit/>
+        </w:trPr>
+        <w:tc>
+          <w:tcPr>
+            <w:tcW w:w="3000" w:type="dxa"/>
+            <w:shd w:val="clear" w:color="auto" w:fill="FFFFFF"/>
+            <w:tcMar>
+              <w:top w:w="100" w:type="dxa"/>
+              <w:left w:w="120" w:type="dxa"/>
+              <w:bottom w:w="100" w:type="dxa"/>
+              <w:right w:w="120" w:type="dxa"/>
+            </w:tcMar>
+            <w:vAlign w:val="center"/>
+          </w:tcPr>
+          <w:p>
+            <w:r>
+              <w:rPr>
+                <w:rFonts w:ascii="Calibri" w:eastAsia="Calibri" w:hAnsi="Calibri" w:cs="Calibri"/>
+                <w:b/>
+                <w:bCs/>
+                <w:color w:val="222222"/>
+                <w:sz w:val="20"/>
+                <w:szCs w:val="20"/>
+              </w:rPr>
+              <w:t xml:space="preserve">Detalle de unidades (Ciencias Naturales)</w:t>
+            </w:r>
+          </w:p>
+        </w:tc>
+        <w:tc>
+          <w:tcPr>
+            <w:tcW w:w="700" w:type="dxa"/>
+            <w:shd w:val="clear" w:color="auto" w:fill="FFFFFF"/>
+            <w:tcMar>
+              <w:top w:w="100" w:type="dxa"/>
+              <w:left w:w="120" w:type="dxa"/>
+              <w:bottom w:w="100" w:type="dxa"/>
+              <w:right w:w="120" w:type="dxa"/>
+            </w:tcMar>
+            <w:vAlign w:val="center"/>
+          </w:tcPr>
+          <w:p>
+            <w:r>
+              <w:rPr>
+                <w:rFonts w:ascii="Calibri" w:eastAsia="Calibri" w:hAnsi="Calibri" w:cs="Calibri"/>
+                <w:color w:val="222222"/>
+                <w:sz w:val="20"/>
+                <w:szCs w:val="20"/>
+              </w:rPr>
+              <w:t xml:space="preserve">94</w:t>
+            </w:r>
+          </w:p>
+        </w:tc>
+        <w:tc>
+          <w:tcPr>
+            <w:tcW w:w="700" w:type="dxa"/>
+            <w:shd w:val="clear" w:color="auto" w:fill="FFFFFF"/>
+            <w:tcMar>
+              <w:top w:w="100" w:type="dxa"/>
+              <w:left w:w="120" w:type="dxa"/>
+              <w:bottom w:w="100" w:type="dxa"/>
+              <w:right w:w="120" w:type="dxa"/>
+            </w:tcMar>
+            <w:vAlign w:val="center"/>
+          </w:tcPr>
+          <w:p>
+            <w:r>
+              <w:rPr>
+                <w:rFonts w:ascii="Calibri" w:eastAsia="Calibri" w:hAnsi="Calibri" w:cs="Calibri"/>
+                <w:color w:val="222222"/>
+                <w:sz w:val="20"/>
+                <w:szCs w:val="20"/>
+              </w:rPr>
+              <w:t xml:space="preserve">73</w:t>
+            </w:r>
+          </w:p>
+        </w:tc>
+        <w:tc>
+          <w:tcPr>
+            <w:tcW w:w="700" w:type="dxa"/>
+            <w:shd w:val="clear" w:color="auto" w:fill="FFFFFF"/>
+            <w:tcMar>
+              <w:top w:w="100" w:type="dxa"/>
+              <w:left w:w="120" w:type="dxa"/>
+              <w:bottom w:w="100" w:type="dxa"/>
+              <w:right w:w="120" w:type="dxa"/>
+            </w:tcMar>
+            <w:vAlign w:val="center"/>
+          </w:tcPr>
+          <w:p>
+            <w:r>
+              <w:rPr>
+                <w:rFonts w:ascii="Calibri" w:eastAsia="Calibri" w:hAnsi="Calibri" w:cs="Calibri"/>
+                <w:color w:val="222222"/>
+                <w:sz w:val="20"/>
+                <w:szCs w:val="20"/>
+              </w:rPr>
+              <w:t xml:space="preserve">93</w:t>
+            </w:r>
+          </w:p>
+        </w:tc>
+        <w:tc>
+          <w:tcPr>
+            <w:tcW w:w="700" w:type="dxa"/>
+            <w:shd w:val="clear" w:color="auto" w:fill="FFFFFF"/>
+            <w:tcMar>
+              <w:top w:w="100" w:type="dxa"/>
+              <w:left w:w="120" w:type="dxa"/>
+              <w:bottom w:w="100" w:type="dxa"/>
+              <w:right w:w="120" w:type="dxa"/>
+            </w:tcMar>
+            <w:vAlign w:val="center"/>
+          </w:tcPr>
+          <w:p>
+            <w:r>
+              <w:rPr>
+                <w:rFonts w:ascii="Calibri" w:eastAsia="Calibri" w:hAnsi="Calibri" w:cs="Calibri"/>
+                <w:color w:val="222222"/>
+                <w:sz w:val="20"/>
+                <w:szCs w:val="20"/>
+              </w:rPr>
+              <w:t xml:space="preserve">98</w:t>
+            </w:r>
+          </w:p>
+        </w:tc>
+        <w:tc>
+          <w:tcPr>
+            <w:tcW w:w="700" w:type="dxa"/>
+            <w:shd w:val="clear" w:color="auto" w:fill="FFFFFF"/>
+            <w:tcMar>
+              <w:top w:w="100" w:type="dxa"/>
+              <w:left w:w="120" w:type="dxa"/>
+              <w:bottom w:w="100" w:type="dxa"/>
+              <w:right w:w="120" w:type="dxa"/>
+            </w:tcMar>
+            <w:vAlign w:val="center"/>
+          </w:tcPr>
+          <w:p>
+            <w:r>
+              <w:rPr>
+                <w:rFonts w:ascii="Calibri" w:eastAsia="Calibri" w:hAnsi="Calibri" w:cs="Calibri"/>
+                <w:color w:val="222222"/>
+                <w:sz w:val="20"/>
+                <w:szCs w:val="20"/>
+              </w:rPr>
+              <w:t xml:space="preserve">76</w:t>
+            </w:r>
+          </w:p>
+        </w:tc>
+        <w:tc>
+          <w:tcPr>
+            <w:tcW w:w="2500" w:type="dxa"/>
+            <w:shd w:val="clear" w:color="auto" w:fill="FFFFFF"/>
+            <w:tcMar>
+              <w:top w:w="100" w:type="dxa"/>
+              <w:left w:w="120" w:type="dxa"/>
+              <w:bottom w:w="100" w:type="dxa"/>
+              <w:right w:w="120" w:type="dxa"/>
+            </w:tcMar>
+            <w:vAlign w:val="center"/>
+          </w:tcPr>
+          <w:p>
+            <w:r>
+              <w:rPr>
+                <w:rFonts w:ascii="Calibri" w:eastAsia="Calibri" w:hAnsi="Calibri" w:cs="Calibri"/>
+                <w:color w:val="222222"/>
+                <w:sz w:val="20"/>
+                <w:szCs w:val="20"/>
+              </w:rPr>
+              <w:t xml:space="preserve">87 ± 11 ms</w:t>
+            </w:r>
+          </w:p>
+        </w:tc>
+      </w:tr>
+      <w:tr>
+        <w:trPr>
+          <w:cantSplit/>
+        </w:trPr>
+        <w:tc>
+          <w:tcPr>
+            <w:tcW w:w="3000" w:type="dxa"/>
+            <w:shd w:val="clear" w:color="auto" w:fill="F2F4F5"/>
+            <w:tcMar>
+              <w:top w:w="100" w:type="dxa"/>
+              <w:left w:w="120" w:type="dxa"/>
+              <w:bottom w:w="100" w:type="dxa"/>
+              <w:right w:w="120" w:type="dxa"/>
+            </w:tcMar>
+            <w:vAlign w:val="center"/>
+          </w:tcPr>
+          <w:p>
+            <w:r>
+              <w:rPr>
+                <w:rFonts w:ascii="Calibri" w:eastAsia="Calibri" w:hAnsi="Calibri" w:cs="Calibri"/>
+                <w:b/>
+                <w:bCs/>
+                <w:color w:val="222222"/>
+                <w:sz w:val="20"/>
+                <w:szCs w:val="20"/>
+              </w:rPr>
+              <w:t xml:space="preserve">Panorama del catálogo</w:t>
+            </w:r>
+          </w:p>
+        </w:tc>
+        <w:tc>
+          <w:tcPr>
+            <w:tcW w:w="700" w:type="dxa"/>
+            <w:shd w:val="clear" w:color="auto" w:fill="F2F4F5"/>
+            <w:tcMar>
+              <w:top w:w="100" w:type="dxa"/>
+              <w:left w:w="120" w:type="dxa"/>
+              <w:bottom w:w="100" w:type="dxa"/>
+              <w:right w:w="120" w:type="dxa"/>
+            </w:tcMar>
+            <w:vAlign w:val="center"/>
+          </w:tcPr>
+          <w:p>
+            <w:r>
+              <w:rPr>
+                <w:rFonts w:ascii="Calibri" w:eastAsia="Calibri" w:hAnsi="Calibri" w:cs="Calibri"/>
+                <w:color w:val="222222"/>
+                <w:sz w:val="20"/>
+                <w:szCs w:val="20"/>
+              </w:rPr>
+              <w:t xml:space="preserve">27</w:t>
+            </w:r>
+          </w:p>
+        </w:tc>
+        <w:tc>
+          <w:tcPr>
+            <w:tcW w:w="700" w:type="dxa"/>
+            <w:shd w:val="clear" w:color="auto" w:fill="F2F4F5"/>
+            <w:tcMar>
+              <w:top w:w="100" w:type="dxa"/>
+              <w:left w:w="120" w:type="dxa"/>
+              <w:bottom w:w="100" w:type="dxa"/>
+              <w:right w:w="120" w:type="dxa"/>
+            </w:tcMar>
+            <w:vAlign w:val="center"/>
+          </w:tcPr>
+          <w:p>
+            <w:r>
+              <w:rPr>
+                <w:rFonts w:ascii="Calibri" w:eastAsia="Calibri" w:hAnsi="Calibri" w:cs="Calibri"/>
+                <w:color w:val="222222"/>
+                <w:sz w:val="20"/>
+                <w:szCs w:val="20"/>
+              </w:rPr>
+              <w:t xml:space="preserve">22</w:t>
+            </w:r>
+          </w:p>
+        </w:tc>
+        <w:tc>
+          <w:tcPr>
+            <w:tcW w:w="700" w:type="dxa"/>
+            <w:shd w:val="clear" w:color="auto" w:fill="F2F4F5"/>
+            <w:tcMar>
+              <w:top w:w="100" w:type="dxa"/>
+              <w:left w:w="120" w:type="dxa"/>
+              <w:bottom w:w="100" w:type="dxa"/>
+              <w:right w:w="120" w:type="dxa"/>
+            </w:tcMar>
+            <w:vAlign w:val="center"/>
+          </w:tcPr>
+          <w:p>
+            <w:r>
+              <w:rPr>
+                <w:rFonts w:ascii="Calibri" w:eastAsia="Calibri" w:hAnsi="Calibri" w:cs="Calibri"/>
+                <w:color w:val="222222"/>
+                <w:sz w:val="20"/>
+                <w:szCs w:val="20"/>
+              </w:rPr>
+              <w:t xml:space="preserve">27</w:t>
+            </w:r>
+          </w:p>
+        </w:tc>
+        <w:tc>
+          <w:tcPr>
+            <w:tcW w:w="700" w:type="dxa"/>
+            <w:shd w:val="clear" w:color="auto" w:fill="F2F4F5"/>
+            <w:tcMar>
+              <w:top w:w="100" w:type="dxa"/>
+              <w:left w:w="120" w:type="dxa"/>
+              <w:bottom w:w="100" w:type="dxa"/>
+              <w:right w:w="120" w:type="dxa"/>
+            </w:tcMar>
+            <w:vAlign w:val="center"/>
+          </w:tcPr>
+          <w:p>
+            <w:r>
+              <w:rPr>
+                <w:rFonts w:ascii="Calibri" w:eastAsia="Calibri" w:hAnsi="Calibri" w:cs="Calibri"/>
+                <w:color w:val="222222"/>
+                <w:sz w:val="20"/>
+                <w:szCs w:val="20"/>
+              </w:rPr>
+              <w:t xml:space="preserve">25</w:t>
+            </w:r>
+          </w:p>
+        </w:tc>
+        <w:tc>
+          <w:tcPr>
+            <w:tcW w:w="700" w:type="dxa"/>
+            <w:shd w:val="clear" w:color="auto" w:fill="F2F4F5"/>
+            <w:tcMar>
+              <w:top w:w="100" w:type="dxa"/>
+              <w:left w:w="120" w:type="dxa"/>
+              <w:bottom w:w="100" w:type="dxa"/>
+              <w:right w:w="120" w:type="dxa"/>
+            </w:tcMar>
+            <w:vAlign w:val="center"/>
+          </w:tcPr>
+          <w:p>
+            <w:r>
+              <w:rPr>
+                <w:rFonts w:ascii="Calibri" w:eastAsia="Calibri" w:hAnsi="Calibri" w:cs="Calibri"/>
+                <w:color w:val="222222"/>
+                <w:sz w:val="20"/>
+                <w:szCs w:val="20"/>
+              </w:rPr>
+              <w:t xml:space="preserve">25</w:t>
+            </w:r>
+          </w:p>
+        </w:tc>
+        <w:tc>
+          <w:tcPr>
+            <w:tcW w:w="2500" w:type="dxa"/>
+            <w:shd w:val="clear" w:color="auto" w:fill="F2F4F5"/>
+            <w:tcMar>
+              <w:top w:w="100" w:type="dxa"/>
+              <w:left w:w="120" w:type="dxa"/>
+              <w:bottom w:w="100" w:type="dxa"/>
+              <w:right w:w="120" w:type="dxa"/>
+            </w:tcMar>
+            <w:vAlign w:val="center"/>
+          </w:tcPr>
+          <w:p>
+            <w:r>
+              <w:rPr>
+                <w:rFonts w:ascii="Calibri" w:eastAsia="Calibri" w:hAnsi="Calibri" w:cs="Calibri"/>
+                <w:color w:val="222222"/>
+                <w:sz w:val="20"/>
+                <w:szCs w:val="20"/>
+              </w:rPr>
+              <w:t xml:space="preserve">25 ± 2 ms</w:t>
+            </w:r>
+          </w:p>
+        </w:tc>
+      </w:tr>
+    </w:tbl>
+    <w:p>
+      <w:pPr>
+        <w:spacing w:after="160" w:line="288"/>
+        <w:jc w:val="both"/>
+      </w:pPr>
+      <w:r>
+        <w:rPr>
+          <w:rFonts w:ascii="Calibri" w:cs="Calibri" w:eastAsia="Calibri" w:hAnsi="Calibri"/>
+          <w:b w:val="false"/>
+          <w:bCs w:val="false"/>
+          <w:i w:val="false"/>
+          <w:iCs w:val="false"/>
+          <w:color w:val="222222"/>
+          <w:sz w:val="22"/>
+          <w:szCs w:val="22"/>
+        </w:rPr>
+        <w:t xml:space="preserve">Los valores están en milisegundos, medidos desde que se envía el mensaje hasta que la respuesta aparece en pantalla.</w:t>
+      </w:r>
+    </w:p>
+    <w:p>
+      <w:pPr>
+        <w:pStyle w:val="Heading2"/>
+        <w:spacing w:after="140" w:before="320"/>
+      </w:pPr>
+      <w:r>
+        <w:rPr>
+          <w:rFonts w:ascii="Calibri" w:cs="Calibri" w:eastAsia="Calibri" w:hAnsi="Calibri"/>
+          <w:b/>
+          <w:bCs/>
+          <w:color w:val="4E95C2"/>
+          <w:sz w:val="24"/>
+          <w:szCs w:val="24"/>
+        </w:rPr>
+        <w:t xml:space="preserve">Casos de prueba de búsqueda por tema, enlaces y catálogo ampliado</w:t>
+      </w:r>
+    </w:p>
+    <w:tbl>
+      <w:tblPr>
+        <w:tblW w:w="5000" w:type="pct"/>
+        <w:tblBorders>
+          <w:top w:val="single" w:sz="4" w:space="0" w:color="C9D2D6"/>
+          <w:left w:val="single" w:sz="4" w:space="0" w:color="C9D2D6"/>
+          <w:bottom w:val="single" w:sz="4" w:space="0" w:color="C9D2D6"/>
+          <w:right w:val="single" w:sz="4" w:space="0" w:color="C9D2D6"/>
+          <w:insideH w:val="single" w:sz="2" w:space="0" w:color="C9D2D6"/>
+          <w:insideV w:val="single" w:sz="2" w:space="0" w:color="C9D2D6"/>
+        </w:tblBorders>
+        <w:tblCellMar>
+          <w:left w:w="10" w:type="dxa"/>
+          <w:right w:w="10" w:type="dxa"/>
+        </w:tblCellMar>
+        <w:tblLook w:val="04A0" w:firstRow="1" w:lastRow="0" w:firstColumn="1" w:lastColumn="0" w:noHBand="0" w:noVBand="1"/>
+      </w:tblPr>
+      <w:tblGrid>
+        <w:gridCol w:w="550"/>
+        <w:gridCol w:w="2100"/>
+        <w:gridCol w:w="2300"/>
+        <w:gridCol w:w="3000"/>
+        <w:gridCol w:w="1050"/>
+      </w:tblGrid>
+      <w:tr>
+        <w:trPr>
+          <w:tblHeader/>
+        </w:trPr>
+        <w:tc>
+          <w:tcPr>
+            <w:tcW w:w="550" w:type="dxa"/>
+            <w:shd w:val="clear" w:color="auto" w:fill="24425E"/>
+            <w:tcMar>
+              <w:top w:w="100" w:type="dxa"/>
+              <w:left w:w="120" w:type="dxa"/>
+              <w:bottom w:w="100" w:type="dxa"/>
+              <w:right w:w="120" w:type="dxa"/>
+            </w:tcMar>
+            <w:vAlign w:val="center"/>
+          </w:tcPr>
+          <w:p>
+            <w:r>
+              <w:rPr>
+                <w:rFonts w:ascii="Calibri" w:eastAsia="Calibri" w:hAnsi="Calibri" w:cs="Calibri"/>
+                <w:b/>
+                <w:bCs/>
+                <w:color w:val="FFFFFF"/>
+                <w:sz w:val="20"/>
+                <w:szCs w:val="20"/>
+              </w:rPr>
+              <w:t xml:space="preserve">#</w:t>
+            </w:r>
+          </w:p>
+        </w:tc>
+        <w:tc>
+          <w:tcPr>
+            <w:tcW w:w="2100" w:type="dxa"/>
+            <w:shd w:val="clear" w:color="auto" w:fill="24425E"/>
+            <w:tcMar>
+              <w:top w:w="100" w:type="dxa"/>
+              <w:left w:w="120" w:type="dxa"/>
+              <w:bottom w:w="100" w:type="dxa"/>
+              <w:right w:w="120" w:type="dxa"/>
+            </w:tcMar>
+            <w:vAlign w:val="center"/>
+          </w:tcPr>
+          <w:p>
+            <w:r>
+              <w:rPr>
+                <w:rFonts w:ascii="Calibri" w:eastAsia="Calibri" w:hAnsi="Calibri" w:cs="Calibri"/>
+                <w:b/>
+                <w:bCs/>
+                <w:color w:val="FFFFFF"/>
+                <w:sz w:val="20"/>
+                <w:szCs w:val="20"/>
+              </w:rPr>
+              <w:t xml:space="preserve">Consulta</w:t>
+            </w:r>
+          </w:p>
+        </w:tc>
+        <w:tc>
+          <w:tcPr>
+            <w:tcW w:w="2300" w:type="dxa"/>
+            <w:shd w:val="clear" w:color="auto" w:fill="24425E"/>
+            <w:tcMar>
+              <w:top w:w="100" w:type="dxa"/>
+              <w:left w:w="120" w:type="dxa"/>
+              <w:bottom w:w="100" w:type="dxa"/>
+              <w:right w:w="120" w:type="dxa"/>
+            </w:tcMar>
+            <w:vAlign w:val="center"/>
+          </w:tcPr>
+          <w:p>
+            <w:r>
+              <w:rPr>
+                <w:rFonts w:ascii="Calibri" w:eastAsia="Calibri" w:hAnsi="Calibri" w:cs="Calibri"/>
+                <w:b/>
+                <w:bCs/>
+                <w:color w:val="FFFFFF"/>
+                <w:sz w:val="20"/>
+                <w:szCs w:val="20"/>
+              </w:rPr>
+              <w:t xml:space="preserve">Resultado esperado (verificación independiente en la base de datos)</w:t>
+            </w:r>
+          </w:p>
+        </w:tc>
+        <w:tc>
+          <w:tcPr>
+            <w:tcW w:w="3000" w:type="dxa"/>
+            <w:shd w:val="clear" w:color="auto" w:fill="24425E"/>
+            <w:tcMar>
+              <w:top w:w="100" w:type="dxa"/>
+              <w:left w:w="120" w:type="dxa"/>
+              <w:bottom w:w="100" w:type="dxa"/>
+              <w:right w:w="120" w:type="dxa"/>
+            </w:tcMar>
+            <w:vAlign w:val="center"/>
+          </w:tcPr>
+          <w:p>
+            <w:r>
+              <w:rPr>
+                <w:rFonts w:ascii="Calibri" w:eastAsia="Calibri" w:hAnsi="Calibri" w:cs="Calibri"/>
+                <w:b/>
+                <w:bCs/>
+                <w:color w:val="FFFFFF"/>
+                <w:sz w:val="20"/>
+                <w:szCs w:val="20"/>
+              </w:rPr>
+              <w:t xml:space="preserve">Resultado obtenido</w:t>
+            </w:r>
+          </w:p>
+        </w:tc>
+        <w:tc>
+          <w:tcPr>
+            <w:tcW w:w="1050" w:type="dxa"/>
+            <w:shd w:val="clear" w:color="auto" w:fill="24425E"/>
+            <w:tcMar>
+              <w:top w:w="100" w:type="dxa"/>
+              <w:left w:w="120" w:type="dxa"/>
+              <w:bottom w:w="100" w:type="dxa"/>
+              <w:right w:w="120" w:type="dxa"/>
+            </w:tcMar>
+            <w:vAlign w:val="center"/>
+          </w:tcPr>
+          <w:p>
+            <w:r>
+              <w:rPr>
+                <w:rFonts w:ascii="Calibri" w:eastAsia="Calibri" w:hAnsi="Calibri" w:cs="Calibri"/>
+                <w:b/>
+                <w:bCs/>
+                <w:color w:val="FFFFFF"/>
+                <w:sz w:val="20"/>
+                <w:szCs w:val="20"/>
+              </w:rPr>
+              <w:t xml:space="preserve">Resultado</w:t>
+            </w:r>
+          </w:p>
+        </w:tc>
+      </w:tr>
+      <w:tr>
+        <w:trPr>
+          <w:cantSplit/>
+        </w:trPr>
+        <w:tc>
+          <w:tcPr>
+            <w:tcW w:w="550" w:type="dxa"/>
+            <w:shd w:val="clear" w:color="auto" w:fill="FFFFFF"/>
+            <w:tcMar>
+              <w:top w:w="100" w:type="dxa"/>
+              <w:left w:w="120" w:type="dxa"/>
+              <w:bottom w:w="100" w:type="dxa"/>
+              <w:right w:w="120" w:type="dxa"/>
+            </w:tcMar>
+            <w:vAlign w:val="center"/>
+          </w:tcPr>
+          <w:p>
+            <w:r>
+              <w:rPr>
+                <w:rFonts w:ascii="Calibri" w:eastAsia="Calibri" w:hAnsi="Calibri" w:cs="Calibri"/>
+                <w:b/>
+                <w:bCs/>
+                <w:color w:val="222222"/>
+                <w:sz w:val="20"/>
+                <w:szCs w:val="20"/>
+              </w:rPr>
+              <w:t xml:space="preserve">B1</w:t>
+            </w:r>
+          </w:p>
+        </w:tc>
+        <w:tc>
+          <w:tcPr>
+            <w:tcW w:w="2100" w:type="dxa"/>
+            <w:shd w:val="clear" w:color="auto" w:fill="FFFFFF"/>
+            <w:tcMar>
+              <w:top w:w="100" w:type="dxa"/>
+              <w:left w:w="120" w:type="dxa"/>
+              <w:bottom w:w="100" w:type="dxa"/>
+              <w:right w:w="120" w:type="dxa"/>
+            </w:tcMar>
+            <w:vAlign w:val="center"/>
+          </w:tcPr>
+          <w:p>
+            <w:r>
+              <w:rPr>
+                <w:rFonts w:ascii="Calibri" w:eastAsia="Calibri" w:hAnsi="Calibri" w:cs="Calibri"/>
+                <w:color w:val="222222"/>
+                <w:sz w:val="20"/>
+                <w:szCs w:val="20"/>
+              </w:rPr>
+              <w:t xml:space="preserve">Quisiera saber que cursos ofreces sobre atomos?</w:t>
+            </w:r>
+          </w:p>
+        </w:tc>
+        <w:tc>
+          <w:tcPr>
+            <w:tcW w:w="2300" w:type="dxa"/>
+            <w:shd w:val="clear" w:color="auto" w:fill="FFFFFF"/>
+            <w:tcMar>
+              <w:top w:w="100" w:type="dxa"/>
+              <w:left w:w="120" w:type="dxa"/>
+              <w:bottom w:w="100" w:type="dxa"/>
+              <w:right w:w="120" w:type="dxa"/>
+            </w:tcMar>
+            <w:vAlign w:val="center"/>
+          </w:tcPr>
+          <w:p>
+            <w:r>
+              <w:rPr>
+                <w:rFonts w:ascii="Calibri" w:eastAsia="Calibri" w:hAnsi="Calibri" w:cs="Calibri"/>
+                <w:color w:val="222222"/>
+                <w:sz w:val="20"/>
+                <w:szCs w:val="20"/>
+              </w:rPr>
+              <w:t xml:space="preserve">32 cursos que tratan el tema, con enlace</w:t>
+            </w:r>
+          </w:p>
+        </w:tc>
+        <w:tc>
+          <w:tcPr>
+            <w:tcW w:w="3000" w:type="dxa"/>
+            <w:shd w:val="clear" w:color="auto" w:fill="FFFFFF"/>
+            <w:tcMar>
+              <w:top w:w="100" w:type="dxa"/>
+              <w:left w:w="120" w:type="dxa"/>
+              <w:bottom w:w="100" w:type="dxa"/>
+              <w:right w:w="120" w:type="dxa"/>
+            </w:tcMar>
+            <w:vAlign w:val="center"/>
+          </w:tcPr>
+          <w:p>
+            <w:r>
+              <w:rPr>
+                <w:rFonts w:ascii="Calibri" w:eastAsia="Calibri" w:hAnsi="Calibri" w:cs="Calibri"/>
+                <w:color w:val="222222"/>
+                <w:sz w:val="20"/>
+                <w:szCs w:val="20"/>
+              </w:rPr>
+              <w:t xml:space="preserve">«Encontré 32 cursos…» con los 5 más relevantes y su enlace (213 ms)</w:t>
+            </w:r>
+          </w:p>
+        </w:tc>
+        <w:tc>
+          <w:tcPr>
+            <w:tcW w:w="1050" w:type="dxa"/>
+            <w:shd w:val="clear" w:color="auto" w:fill="FFFFFF"/>
+            <w:tcMar>
+              <w:top w:w="100" w:type="dxa"/>
+              <w:left w:w="120" w:type="dxa"/>
+              <w:bottom w:w="100" w:type="dxa"/>
+              <w:right w:w="120" w:type="dxa"/>
+            </w:tcMar>
+            <w:vAlign w:val="center"/>
+          </w:tcPr>
+          <w:p>
+            <w:r>
+              <w:rPr>
+                <w:rFonts w:ascii="Calibri" w:eastAsia="Calibri" w:hAnsi="Calibri" w:cs="Calibri"/>
+                <w:color w:val="222222"/>
+                <w:sz w:val="20"/>
+                <w:szCs w:val="20"/>
+              </w:rPr>
+              <w:t xml:space="preserve">Correcto</w:t>
+            </w:r>
+          </w:p>
+        </w:tc>
+      </w:tr>
+      <w:tr>
+        <w:trPr>
+          <w:cantSplit/>
+        </w:trPr>
+        <w:tc>
+          <w:tcPr>
+            <w:tcW w:w="550" w:type="dxa"/>
+            <w:shd w:val="clear" w:color="auto" w:fill="F2F4F5"/>
+            <w:tcMar>
+              <w:top w:w="100" w:type="dxa"/>
+              <w:left w:w="120" w:type="dxa"/>
+              <w:bottom w:w="100" w:type="dxa"/>
+              <w:right w:w="120" w:type="dxa"/>
+            </w:tcMar>
+            <w:vAlign w:val="center"/>
+          </w:tcPr>
+          <w:p>
+            <w:r>
+              <w:rPr>
+                <w:rFonts w:ascii="Calibri" w:eastAsia="Calibri" w:hAnsi="Calibri" w:cs="Calibri"/>
+                <w:b/>
+                <w:bCs/>
+                <w:color w:val="222222"/>
+                <w:sz w:val="20"/>
+                <w:szCs w:val="20"/>
+              </w:rPr>
+              <w:t xml:space="preserve">B2</w:t>
+            </w:r>
+          </w:p>
+        </w:tc>
+        <w:tc>
+          <w:tcPr>
+            <w:tcW w:w="2100" w:type="dxa"/>
+            <w:shd w:val="clear" w:color="auto" w:fill="F2F4F5"/>
+            <w:tcMar>
+              <w:top w:w="100" w:type="dxa"/>
+              <w:left w:w="120" w:type="dxa"/>
+              <w:bottom w:w="100" w:type="dxa"/>
+              <w:right w:w="120" w:type="dxa"/>
+            </w:tcMar>
+            <w:vAlign w:val="center"/>
+          </w:tcPr>
+          <w:p>
+            <w:r>
+              <w:rPr>
+                <w:rFonts w:ascii="Calibri" w:eastAsia="Calibri" w:hAnsi="Calibri" w:cs="Calibri"/>
+                <w:color w:val="222222"/>
+                <w:sz w:val="20"/>
+                <w:szCs w:val="20"/>
+              </w:rPr>
+              <w:t xml:space="preserve">¿Qué cursos hay sobre fotosíntesis?</w:t>
+            </w:r>
+          </w:p>
+        </w:tc>
+        <w:tc>
+          <w:tcPr>
+            <w:tcW w:w="2300" w:type="dxa"/>
+            <w:shd w:val="clear" w:color="auto" w:fill="F2F4F5"/>
+            <w:tcMar>
+              <w:top w:w="100" w:type="dxa"/>
+              <w:left w:w="120" w:type="dxa"/>
+              <w:bottom w:w="100" w:type="dxa"/>
+              <w:right w:w="120" w:type="dxa"/>
+            </w:tcMar>
+            <w:vAlign w:val="center"/>
+          </w:tcPr>
+          <w:p>
+            <w:r>
+              <w:rPr>
+                <w:rFonts w:ascii="Calibri" w:eastAsia="Calibri" w:hAnsi="Calibri" w:cs="Calibri"/>
+                <w:color w:val="222222"/>
+                <w:sz w:val="20"/>
+                <w:szCs w:val="20"/>
+              </w:rPr>
+              <w:t xml:space="preserve">20 cursos</w:t>
+            </w:r>
+          </w:p>
+        </w:tc>
+        <w:tc>
+          <w:tcPr>
+            <w:tcW w:w="3000" w:type="dxa"/>
+            <w:shd w:val="clear" w:color="auto" w:fill="F2F4F5"/>
+            <w:tcMar>
+              <w:top w:w="100" w:type="dxa"/>
+              <w:left w:w="120" w:type="dxa"/>
+              <w:bottom w:w="100" w:type="dxa"/>
+              <w:right w:w="120" w:type="dxa"/>
+            </w:tcMar>
+            <w:vAlign w:val="center"/>
+          </w:tcPr>
+          <w:p>
+            <w:r>
+              <w:rPr>
+                <w:rFonts w:ascii="Calibri" w:eastAsia="Calibri" w:hAnsi="Calibri" w:cs="Calibri"/>
+                <w:color w:val="222222"/>
+                <w:sz w:val="20"/>
+                <w:szCs w:val="20"/>
+              </w:rPr>
+              <w:t xml:space="preserve">20 cursos, 5 con enlace (105 ms)</w:t>
+            </w:r>
+          </w:p>
+        </w:tc>
+        <w:tc>
+          <w:tcPr>
+            <w:tcW w:w="1050" w:type="dxa"/>
+            <w:shd w:val="clear" w:color="auto" w:fill="F2F4F5"/>
+            <w:tcMar>
+              <w:top w:w="100" w:type="dxa"/>
+              <w:left w:w="120" w:type="dxa"/>
+              <w:bottom w:w="100" w:type="dxa"/>
+              <w:right w:w="120" w:type="dxa"/>
+            </w:tcMar>
+            <w:vAlign w:val="center"/>
+          </w:tcPr>
+          <w:p>
+            <w:r>
+              <w:rPr>
+                <w:rFonts w:ascii="Calibri" w:eastAsia="Calibri" w:hAnsi="Calibri" w:cs="Calibri"/>
+                <w:color w:val="222222"/>
+                <w:sz w:val="20"/>
+                <w:szCs w:val="20"/>
+              </w:rPr>
+              <w:t xml:space="preserve">Correcto</w:t>
+            </w:r>
+          </w:p>
+        </w:tc>
+      </w:tr>
+      <w:tr>
+        <w:trPr>
+          <w:cantSplit/>
+        </w:trPr>
+        <w:tc>
+          <w:tcPr>
+            <w:tcW w:w="550" w:type="dxa"/>
+            <w:shd w:val="clear" w:color="auto" w:fill="FFFFFF"/>
+            <w:tcMar>
+              <w:top w:w="100" w:type="dxa"/>
+              <w:left w:w="120" w:type="dxa"/>
+              <w:bottom w:w="100" w:type="dxa"/>
+              <w:right w:w="120" w:type="dxa"/>
+            </w:tcMar>
+            <w:vAlign w:val="center"/>
+          </w:tcPr>
+          <w:p>
+            <w:r>
+              <w:rPr>
+                <w:rFonts w:ascii="Calibri" w:eastAsia="Calibri" w:hAnsi="Calibri" w:cs="Calibri"/>
+                <w:b/>
+                <w:bCs/>
+                <w:color w:val="222222"/>
+                <w:sz w:val="20"/>
+                <w:szCs w:val="20"/>
+              </w:rPr>
+              <w:t xml:space="preserve">B3</w:t>
+            </w:r>
+          </w:p>
+        </w:tc>
+        <w:tc>
+          <w:tcPr>
+            <w:tcW w:w="2100" w:type="dxa"/>
+            <w:shd w:val="clear" w:color="auto" w:fill="FFFFFF"/>
+            <w:tcMar>
+              <w:top w:w="100" w:type="dxa"/>
+              <w:left w:w="120" w:type="dxa"/>
+              <w:bottom w:w="100" w:type="dxa"/>
+              <w:right w:w="120" w:type="dxa"/>
+            </w:tcMar>
+            <w:vAlign w:val="center"/>
+          </w:tcPr>
+          <w:p>
+            <w:r>
+              <w:rPr>
+                <w:rFonts w:ascii="Calibri" w:eastAsia="Calibri" w:hAnsi="Calibri" w:cs="Calibri"/>
+                <w:color w:val="222222"/>
+                <w:sz w:val="20"/>
+                <w:szCs w:val="20"/>
+              </w:rPr>
+              <w:t xml:space="preserve">Quiero aprender derivadas</w:t>
+            </w:r>
+          </w:p>
+        </w:tc>
+        <w:tc>
+          <w:tcPr>
+            <w:tcW w:w="2300" w:type="dxa"/>
+            <w:shd w:val="clear" w:color="auto" w:fill="FFFFFF"/>
+            <w:tcMar>
+              <w:top w:w="100" w:type="dxa"/>
+              <w:left w:w="120" w:type="dxa"/>
+              <w:bottom w:w="100" w:type="dxa"/>
+              <w:right w:w="120" w:type="dxa"/>
+            </w:tcMar>
+            <w:vAlign w:val="center"/>
+          </w:tcPr>
+          <w:p>
+            <w:r>
+              <w:rPr>
+                <w:rFonts w:ascii="Calibri" w:eastAsia="Calibri" w:hAnsi="Calibri" w:cs="Calibri"/>
+                <w:color w:val="222222"/>
+                <w:sz w:val="20"/>
+                <w:szCs w:val="20"/>
+              </w:rPr>
+              <w:t xml:space="preserve">22 cursos</w:t>
+            </w:r>
+          </w:p>
+        </w:tc>
+        <w:tc>
+          <w:tcPr>
+            <w:tcW w:w="3000" w:type="dxa"/>
+            <w:shd w:val="clear" w:color="auto" w:fill="FFFFFF"/>
+            <w:tcMar>
+              <w:top w:w="100" w:type="dxa"/>
+              <w:left w:w="120" w:type="dxa"/>
+              <w:bottom w:w="100" w:type="dxa"/>
+              <w:right w:w="120" w:type="dxa"/>
+            </w:tcMar>
+            <w:vAlign w:val="center"/>
+          </w:tcPr>
+          <w:p>
+            <w:r>
+              <w:rPr>
+                <w:rFonts w:ascii="Calibri" w:eastAsia="Calibri" w:hAnsi="Calibri" w:cs="Calibri"/>
+                <w:color w:val="222222"/>
+                <w:sz w:val="20"/>
+                <w:szCs w:val="20"/>
+              </w:rPr>
+              <w:t xml:space="preserve">22 cursos, 5 con enlace (110 ms)</w:t>
+            </w:r>
+          </w:p>
+        </w:tc>
+        <w:tc>
+          <w:tcPr>
+            <w:tcW w:w="1050" w:type="dxa"/>
+            <w:shd w:val="clear" w:color="auto" w:fill="FFFFFF"/>
+            <w:tcMar>
+              <w:top w:w="100" w:type="dxa"/>
+              <w:left w:w="120" w:type="dxa"/>
+              <w:bottom w:w="100" w:type="dxa"/>
+              <w:right w:w="120" w:type="dxa"/>
+            </w:tcMar>
+            <w:vAlign w:val="center"/>
+          </w:tcPr>
+          <w:p>
+            <w:r>
+              <w:rPr>
+                <w:rFonts w:ascii="Calibri" w:eastAsia="Calibri" w:hAnsi="Calibri" w:cs="Calibri"/>
+                <w:color w:val="222222"/>
+                <w:sz w:val="20"/>
+                <w:szCs w:val="20"/>
+              </w:rPr>
+              <w:t xml:space="preserve">Correcto</w:t>
+            </w:r>
+          </w:p>
+        </w:tc>
+      </w:tr>
+      <w:tr>
+        <w:trPr>
+          <w:cantSplit/>
+        </w:trPr>
+        <w:tc>
+          <w:tcPr>
+            <w:tcW w:w="550" w:type="dxa"/>
+            <w:shd w:val="clear" w:color="auto" w:fill="F2F4F5"/>
+            <w:tcMar>
+              <w:top w:w="100" w:type="dxa"/>
+              <w:left w:w="120" w:type="dxa"/>
+              <w:bottom w:w="100" w:type="dxa"/>
+              <w:right w:w="120" w:type="dxa"/>
+            </w:tcMar>
+            <w:vAlign w:val="center"/>
+          </w:tcPr>
+          <w:p>
+            <w:r>
+              <w:rPr>
+                <w:rFonts w:ascii="Calibri" w:eastAsia="Calibri" w:hAnsi="Calibri" w:cs="Calibri"/>
+                <w:b/>
+                <w:bCs/>
+                <w:color w:val="222222"/>
+                <w:sz w:val="20"/>
+                <w:szCs w:val="20"/>
+              </w:rPr>
+              <w:t xml:space="preserve">B4</w:t>
+            </w:r>
+          </w:p>
+        </w:tc>
+        <w:tc>
+          <w:tcPr>
+            <w:tcW w:w="2100" w:type="dxa"/>
+            <w:shd w:val="clear" w:color="auto" w:fill="F2F4F5"/>
+            <w:tcMar>
+              <w:top w:w="100" w:type="dxa"/>
+              <w:left w:w="120" w:type="dxa"/>
+              <w:bottom w:w="100" w:type="dxa"/>
+              <w:right w:w="120" w:type="dxa"/>
+            </w:tcMar>
+            <w:vAlign w:val="center"/>
+          </w:tcPr>
+          <w:p>
+            <w:r>
+              <w:rPr>
+                <w:rFonts w:ascii="Calibri" w:eastAsia="Calibri" w:hAnsi="Calibri" w:cs="Calibri"/>
+                <w:color w:val="222222"/>
+                <w:sz w:val="20"/>
+                <w:szCs w:val="20"/>
+              </w:rPr>
+              <w:t xml:space="preserve">¿Dónde puedo estudiar geometría?</w:t>
+            </w:r>
+          </w:p>
+        </w:tc>
+        <w:tc>
+          <w:tcPr>
+            <w:tcW w:w="2300" w:type="dxa"/>
+            <w:shd w:val="clear" w:color="auto" w:fill="F2F4F5"/>
+            <w:tcMar>
+              <w:top w:w="100" w:type="dxa"/>
+              <w:left w:w="120" w:type="dxa"/>
+              <w:bottom w:w="100" w:type="dxa"/>
+              <w:right w:w="120" w:type="dxa"/>
+            </w:tcMar>
+            <w:vAlign w:val="center"/>
+          </w:tcPr>
+          <w:p>
+            <w:r>
+              <w:rPr>
+                <w:rFonts w:ascii="Calibri" w:eastAsia="Calibri" w:hAnsi="Calibri" w:cs="Calibri"/>
+                <w:color w:val="222222"/>
+                <w:sz w:val="20"/>
+                <w:szCs w:val="20"/>
+              </w:rPr>
+              <w:t xml:space="preserve">29 cursos</w:t>
+            </w:r>
+          </w:p>
+        </w:tc>
+        <w:tc>
+          <w:tcPr>
+            <w:tcW w:w="3000" w:type="dxa"/>
+            <w:shd w:val="clear" w:color="auto" w:fill="F2F4F5"/>
+            <w:tcMar>
+              <w:top w:w="100" w:type="dxa"/>
+              <w:left w:w="120" w:type="dxa"/>
+              <w:bottom w:w="100" w:type="dxa"/>
+              <w:right w:w="120" w:type="dxa"/>
+            </w:tcMar>
+            <w:vAlign w:val="center"/>
+          </w:tcPr>
+          <w:p>
+            <w:r>
+              <w:rPr>
+                <w:rFonts w:ascii="Calibri" w:eastAsia="Calibri" w:hAnsi="Calibri" w:cs="Calibri"/>
+                <w:color w:val="222222"/>
+                <w:sz w:val="20"/>
+                <w:szCs w:val="20"/>
+              </w:rPr>
+              <w:t xml:space="preserve">29 cursos, 5 con enlace (216 ms)</w:t>
+            </w:r>
+          </w:p>
+        </w:tc>
+        <w:tc>
+          <w:tcPr>
+            <w:tcW w:w="1050" w:type="dxa"/>
+            <w:shd w:val="clear" w:color="auto" w:fill="F2F4F5"/>
+            <w:tcMar>
+              <w:top w:w="100" w:type="dxa"/>
+              <w:left w:w="120" w:type="dxa"/>
+              <w:bottom w:w="100" w:type="dxa"/>
+              <w:right w:w="120" w:type="dxa"/>
+            </w:tcMar>
+            <w:vAlign w:val="center"/>
+          </w:tcPr>
+          <w:p>
+            <w:r>
+              <w:rPr>
+                <w:rFonts w:ascii="Calibri" w:eastAsia="Calibri" w:hAnsi="Calibri" w:cs="Calibri"/>
+                <w:color w:val="222222"/>
+                <w:sz w:val="20"/>
+                <w:szCs w:val="20"/>
+              </w:rPr>
+              <w:t xml:space="preserve">Correcto</w:t>
+            </w:r>
+          </w:p>
+        </w:tc>
+      </w:tr>
+      <w:tr>
+        <w:trPr>
+          <w:cantSplit/>
+        </w:trPr>
+        <w:tc>
+          <w:tcPr>
+            <w:tcW w:w="550" w:type="dxa"/>
+            <w:shd w:val="clear" w:color="auto" w:fill="FFFFFF"/>
+            <w:tcMar>
+              <w:top w:w="100" w:type="dxa"/>
+              <w:left w:w="120" w:type="dxa"/>
+              <w:bottom w:w="100" w:type="dxa"/>
+              <w:right w:w="120" w:type="dxa"/>
+            </w:tcMar>
+            <w:vAlign w:val="center"/>
+          </w:tcPr>
+          <w:p>
+            <w:r>
+              <w:rPr>
+                <w:rFonts w:ascii="Calibri" w:eastAsia="Calibri" w:hAnsi="Calibri" w:cs="Calibri"/>
+                <w:b/>
+                <w:bCs/>
+                <w:color w:val="222222"/>
+                <w:sz w:val="20"/>
+                <w:szCs w:val="20"/>
+              </w:rPr>
+              <w:t xml:space="preserve">B5</w:t>
+            </w:r>
+          </w:p>
+        </w:tc>
+        <w:tc>
+          <w:tcPr>
+            <w:tcW w:w="2100" w:type="dxa"/>
+            <w:shd w:val="clear" w:color="auto" w:fill="FFFFFF"/>
+            <w:tcMar>
+              <w:top w:w="100" w:type="dxa"/>
+              <w:left w:w="120" w:type="dxa"/>
+              <w:bottom w:w="100" w:type="dxa"/>
+              <w:right w:w="120" w:type="dxa"/>
+            </w:tcMar>
+            <w:vAlign w:val="center"/>
+          </w:tcPr>
+          <w:p>
+            <w:r>
+              <w:rPr>
+                <w:rFonts w:ascii="Calibri" w:eastAsia="Calibri" w:hAnsi="Calibri" w:cs="Calibri"/>
+                <w:color w:val="222222"/>
+                <w:sz w:val="20"/>
+                <w:szCs w:val="20"/>
+              </w:rPr>
+              <w:t xml:space="preserve">Busco un curso de café</w:t>
+            </w:r>
+          </w:p>
+        </w:tc>
+        <w:tc>
+          <w:tcPr>
+            <w:tcW w:w="2300" w:type="dxa"/>
+            <w:shd w:val="clear" w:color="auto" w:fill="FFFFFF"/>
+            <w:tcMar>
+              <w:top w:w="100" w:type="dxa"/>
+              <w:left w:w="120" w:type="dxa"/>
+              <w:bottom w:w="100" w:type="dxa"/>
+              <w:right w:w="120" w:type="dxa"/>
+            </w:tcMar>
+            <w:vAlign w:val="center"/>
+          </w:tcPr>
+          <w:p>
+            <w:r>
+              <w:rPr>
+                <w:rFonts w:ascii="Calibri" w:eastAsia="Calibri" w:hAnsi="Calibri" w:cs="Calibri"/>
+                <w:color w:val="222222"/>
+                <w:sz w:val="20"/>
+                <w:szCs w:val="20"/>
+              </w:rPr>
+              <w:t xml:space="preserve">19 cursos</w:t>
+            </w:r>
+          </w:p>
+        </w:tc>
+        <w:tc>
+          <w:tcPr>
+            <w:tcW w:w="3000" w:type="dxa"/>
+            <w:shd w:val="clear" w:color="auto" w:fill="FFFFFF"/>
+            <w:tcMar>
+              <w:top w:w="100" w:type="dxa"/>
+              <w:left w:w="120" w:type="dxa"/>
+              <w:bottom w:w="100" w:type="dxa"/>
+              <w:right w:w="120" w:type="dxa"/>
+            </w:tcMar>
+            <w:vAlign w:val="center"/>
+          </w:tcPr>
+          <w:p>
+            <w:r>
+              <w:rPr>
+                <w:rFonts w:ascii="Calibri" w:eastAsia="Calibri" w:hAnsi="Calibri" w:cs="Calibri"/>
+                <w:color w:val="222222"/>
+                <w:sz w:val="20"/>
+                <w:szCs w:val="20"/>
+              </w:rPr>
+              <w:t xml:space="preserve">19 cursos, 5 con enlace (216 ms)</w:t>
+            </w:r>
+          </w:p>
+        </w:tc>
+        <w:tc>
+          <w:tcPr>
+            <w:tcW w:w="1050" w:type="dxa"/>
+            <w:shd w:val="clear" w:color="auto" w:fill="FFFFFF"/>
+            <w:tcMar>
+              <w:top w:w="100" w:type="dxa"/>
+              <w:left w:w="120" w:type="dxa"/>
+              <w:bottom w:w="100" w:type="dxa"/>
+              <w:right w:w="120" w:type="dxa"/>
+            </w:tcMar>
+            <w:vAlign w:val="center"/>
+          </w:tcPr>
+          <w:p>
+            <w:r>
+              <w:rPr>
+                <w:rFonts w:ascii="Calibri" w:eastAsia="Calibri" w:hAnsi="Calibri" w:cs="Calibri"/>
+                <w:color w:val="222222"/>
+                <w:sz w:val="20"/>
+                <w:szCs w:val="20"/>
+              </w:rPr>
+              <w:t xml:space="preserve">Correcto</w:t>
+            </w:r>
+          </w:p>
+        </w:tc>
+      </w:tr>
+      <w:tr>
+        <w:trPr>
+          <w:cantSplit/>
+        </w:trPr>
+        <w:tc>
+          <w:tcPr>
+            <w:tcW w:w="550" w:type="dxa"/>
+            <w:shd w:val="clear" w:color="auto" w:fill="F2F4F5"/>
+            <w:tcMar>
+              <w:top w:w="100" w:type="dxa"/>
+              <w:left w:w="120" w:type="dxa"/>
+              <w:bottom w:w="100" w:type="dxa"/>
+              <w:right w:w="120" w:type="dxa"/>
+            </w:tcMar>
+            <w:vAlign w:val="center"/>
+          </w:tcPr>
+          <w:p>
+            <w:r>
+              <w:rPr>
+                <w:rFonts w:ascii="Calibri" w:eastAsia="Calibri" w:hAnsi="Calibri" w:cs="Calibri"/>
+                <w:b/>
+                <w:bCs/>
+                <w:color w:val="222222"/>
+                <w:sz w:val="20"/>
+                <w:szCs w:val="20"/>
+              </w:rPr>
+              <w:t xml:space="preserve">B6</w:t>
+            </w:r>
+          </w:p>
+        </w:tc>
+        <w:tc>
+          <w:tcPr>
+            <w:tcW w:w="2100" w:type="dxa"/>
+            <w:shd w:val="clear" w:color="auto" w:fill="F2F4F5"/>
+            <w:tcMar>
+              <w:top w:w="100" w:type="dxa"/>
+              <w:left w:w="120" w:type="dxa"/>
+              <w:bottom w:w="100" w:type="dxa"/>
+              <w:right w:w="120" w:type="dxa"/>
+            </w:tcMar>
+            <w:vAlign w:val="center"/>
+          </w:tcPr>
+          <w:p>
+            <w:r>
+              <w:rPr>
+                <w:rFonts w:ascii="Calibri" w:eastAsia="Calibri" w:hAnsi="Calibri" w:cs="Calibri"/>
+                <w:color w:val="222222"/>
+                <w:sz w:val="20"/>
+                <w:szCs w:val="20"/>
+              </w:rPr>
+              <w:t xml:space="preserve">¿Qué cursos hay sobre cocina italiana?</w:t>
+            </w:r>
+          </w:p>
+        </w:tc>
+        <w:tc>
+          <w:tcPr>
+            <w:tcW w:w="2300" w:type="dxa"/>
+            <w:shd w:val="clear" w:color="auto" w:fill="F2F4F5"/>
+            <w:tcMar>
+              <w:top w:w="100" w:type="dxa"/>
+              <w:left w:w="120" w:type="dxa"/>
+              <w:bottom w:w="100" w:type="dxa"/>
+              <w:right w:w="120" w:type="dxa"/>
+            </w:tcMar>
+            <w:vAlign w:val="center"/>
+          </w:tcPr>
+          <w:p>
+            <w:r>
+              <w:rPr>
+                <w:rFonts w:ascii="Calibri" w:eastAsia="Calibri" w:hAnsi="Calibri" w:cs="Calibri"/>
+                <w:color w:val="222222"/>
+                <w:sz w:val="20"/>
+                <w:szCs w:val="20"/>
+              </w:rPr>
+              <w:t xml:space="preserve">Ningún curso; informar que no hay coincidencias</w:t>
+            </w:r>
+          </w:p>
+        </w:tc>
+        <w:tc>
+          <w:tcPr>
+            <w:tcW w:w="3000" w:type="dxa"/>
+            <w:shd w:val="clear" w:color="auto" w:fill="F2F4F5"/>
+            <w:tcMar>
+              <w:top w:w="100" w:type="dxa"/>
+              <w:left w:w="120" w:type="dxa"/>
+              <w:bottom w:w="100" w:type="dxa"/>
+              <w:right w:w="120" w:type="dxa"/>
+            </w:tcMar>
+            <w:vAlign w:val="center"/>
+          </w:tcPr>
+          <w:p>
+            <w:r>
+              <w:rPr>
+                <w:rFonts w:ascii="Calibri" w:eastAsia="Calibri" w:hAnsi="Calibri" w:cs="Calibri"/>
+                <w:color w:val="222222"/>
+                <w:sz w:val="20"/>
+                <w:szCs w:val="20"/>
+              </w:rPr>
+              <w:t xml:space="preserve">«No encontré cursos que traten ese tema…» (228 ms)</w:t>
+            </w:r>
+          </w:p>
+        </w:tc>
+        <w:tc>
+          <w:tcPr>
+            <w:tcW w:w="1050" w:type="dxa"/>
+            <w:shd w:val="clear" w:color="auto" w:fill="F2F4F5"/>
+            <w:tcMar>
+              <w:top w:w="100" w:type="dxa"/>
+              <w:left w:w="120" w:type="dxa"/>
+              <w:bottom w:w="100" w:type="dxa"/>
+              <w:right w:w="120" w:type="dxa"/>
+            </w:tcMar>
+            <w:vAlign w:val="center"/>
+          </w:tcPr>
+          <w:p>
+            <w:r>
+              <w:rPr>
+                <w:rFonts w:ascii="Calibri" w:eastAsia="Calibri" w:hAnsi="Calibri" w:cs="Calibri"/>
+                <w:color w:val="222222"/>
+                <w:sz w:val="20"/>
+                <w:szCs w:val="20"/>
+              </w:rPr>
+              <w:t xml:space="preserve">Correcto</w:t>
+            </w:r>
+          </w:p>
+        </w:tc>
+      </w:tr>
+      <w:tr>
+        <w:trPr>
+          <w:cantSplit/>
+        </w:trPr>
+        <w:tc>
+          <w:tcPr>
+            <w:tcW w:w="550" w:type="dxa"/>
+            <w:shd w:val="clear" w:color="auto" w:fill="FFFFFF"/>
+            <w:tcMar>
+              <w:top w:w="100" w:type="dxa"/>
+              <w:left w:w="120" w:type="dxa"/>
+              <w:bottom w:w="100" w:type="dxa"/>
+              <w:right w:w="120" w:type="dxa"/>
+            </w:tcMar>
+            <w:vAlign w:val="center"/>
+          </w:tcPr>
+          <w:p>
+            <w:r>
+              <w:rPr>
+                <w:rFonts w:ascii="Calibri" w:eastAsia="Calibri" w:hAnsi="Calibri" w:cs="Calibri"/>
+                <w:b/>
+                <w:bCs/>
+                <w:color w:val="222222"/>
+                <w:sz w:val="20"/>
+                <w:szCs w:val="20"/>
+              </w:rPr>
+              <w:t xml:space="preserve">B7</w:t>
+            </w:r>
+          </w:p>
+        </w:tc>
+        <w:tc>
+          <w:tcPr>
+            <w:tcW w:w="2100" w:type="dxa"/>
+            <w:shd w:val="clear" w:color="auto" w:fill="FFFFFF"/>
+            <w:tcMar>
+              <w:top w:w="100" w:type="dxa"/>
+              <w:left w:w="120" w:type="dxa"/>
+              <w:bottom w:w="100" w:type="dxa"/>
+              <w:right w:w="120" w:type="dxa"/>
+            </w:tcMar>
+            <w:vAlign w:val="center"/>
+          </w:tcPr>
+          <w:p>
+            <w:r>
+              <w:rPr>
+                <w:rFonts w:ascii="Calibri" w:eastAsia="Calibri" w:hAnsi="Calibri" w:cs="Calibri"/>
+                <w:color w:val="222222"/>
+                <w:sz w:val="20"/>
+                <w:szCs w:val="20"/>
+              </w:rPr>
+              <w:t xml:space="preserve">¿Cuáles son los cursos de la plataforma?</w:t>
+            </w:r>
+          </w:p>
+        </w:tc>
+        <w:tc>
+          <w:tcPr>
+            <w:tcW w:w="2300" w:type="dxa"/>
+            <w:shd w:val="clear" w:color="auto" w:fill="FFFFFF"/>
+            <w:tcMar>
+              <w:top w:w="100" w:type="dxa"/>
+              <w:left w:w="120" w:type="dxa"/>
+              <w:bottom w:w="100" w:type="dxa"/>
+              <w:right w:w="120" w:type="dxa"/>
+            </w:tcMar>
+            <w:vAlign w:val="center"/>
+          </w:tcPr>
+          <w:p>
+            <w:r>
+              <w:rPr>
+                <w:rFonts w:ascii="Calibri" w:eastAsia="Calibri" w:hAnsi="Calibri" w:cs="Calibri"/>
+                <w:color w:val="222222"/>
+                <w:sz w:val="20"/>
+                <w:szCs w:val="20"/>
+              </w:rPr>
+              <w:t xml:space="preserve">Resumen del catálogo (1.002 cursos, 18 categorías)</w:t>
+            </w:r>
+          </w:p>
+        </w:tc>
+        <w:tc>
+          <w:tcPr>
+            <w:tcW w:w="3000" w:type="dxa"/>
+            <w:shd w:val="clear" w:color="auto" w:fill="FFFFFF"/>
+            <w:tcMar>
+              <w:top w:w="100" w:type="dxa"/>
+              <w:left w:w="120" w:type="dxa"/>
+              <w:bottom w:w="100" w:type="dxa"/>
+              <w:right w:w="120" w:type="dxa"/>
+            </w:tcMar>
+            <w:vAlign w:val="center"/>
+          </w:tcPr>
+          <w:p>
+            <w:r>
+              <w:rPr>
+                <w:rFonts w:ascii="Calibri" w:eastAsia="Calibri" w:hAnsi="Calibri" w:cs="Calibri"/>
+                <w:color w:val="222222"/>
+                <w:sz w:val="20"/>
+                <w:szCs w:val="20"/>
+              </w:rPr>
+              <w:t xml:space="preserve">Resumen con total y categorías (102 ms)</w:t>
+            </w:r>
+          </w:p>
+        </w:tc>
+        <w:tc>
+          <w:tcPr>
+            <w:tcW w:w="1050" w:type="dxa"/>
+            <w:shd w:val="clear" w:color="auto" w:fill="FFFFFF"/>
+            <w:tcMar>
+              <w:top w:w="100" w:type="dxa"/>
+              <w:left w:w="120" w:type="dxa"/>
+              <w:bottom w:w="100" w:type="dxa"/>
+              <w:right w:w="120" w:type="dxa"/>
+            </w:tcMar>
+            <w:vAlign w:val="center"/>
+          </w:tcPr>
+          <w:p>
+            <w:r>
+              <w:rPr>
+                <w:rFonts w:ascii="Calibri" w:eastAsia="Calibri" w:hAnsi="Calibri" w:cs="Calibri"/>
+                <w:color w:val="222222"/>
+                <w:sz w:val="20"/>
+                <w:szCs w:val="20"/>
+              </w:rPr>
+              <w:t xml:space="preserve">Correcto</w:t>
+            </w:r>
+          </w:p>
+        </w:tc>
+      </w:tr>
+      <w:tr>
+        <w:trPr>
+          <w:cantSplit/>
+        </w:trPr>
+        <w:tc>
+          <w:tcPr>
+            <w:tcW w:w="550" w:type="dxa"/>
+            <w:shd w:val="clear" w:color="auto" w:fill="F2F4F5"/>
+            <w:tcMar>
+              <w:top w:w="100" w:type="dxa"/>
+              <w:left w:w="120" w:type="dxa"/>
+              <w:bottom w:w="100" w:type="dxa"/>
+              <w:right w:w="120" w:type="dxa"/>
+            </w:tcMar>
+            <w:vAlign w:val="center"/>
+          </w:tcPr>
+          <w:p>
+            <w:r>
+              <w:rPr>
+                <w:rFonts w:ascii="Calibri" w:eastAsia="Calibri" w:hAnsi="Calibri" w:cs="Calibri"/>
+                <w:b/>
+                <w:bCs/>
+                <w:color w:val="222222"/>
+                <w:sz w:val="20"/>
+                <w:szCs w:val="20"/>
+              </w:rPr>
+              <w:t xml:space="preserve">B8</w:t>
+            </w:r>
+          </w:p>
+        </w:tc>
+        <w:tc>
+          <w:tcPr>
+            <w:tcW w:w="2100" w:type="dxa"/>
+            <w:shd w:val="clear" w:color="auto" w:fill="F2F4F5"/>
+            <w:tcMar>
+              <w:top w:w="100" w:type="dxa"/>
+              <w:left w:w="120" w:type="dxa"/>
+              <w:bottom w:w="100" w:type="dxa"/>
+              <w:right w:w="120" w:type="dxa"/>
+            </w:tcMar>
+            <w:vAlign w:val="center"/>
+          </w:tcPr>
+          <w:p>
+            <w:r>
+              <w:rPr>
+                <w:rFonts w:ascii="Calibri" w:eastAsia="Calibri" w:hAnsi="Calibri" w:cs="Calibri"/>
+                <w:color w:val="222222"/>
+                <w:sz w:val="20"/>
+                <w:szCs w:val="20"/>
+              </w:rPr>
+              <w:t xml:space="preserve">dame el enlace del curso Lectura Crítica</w:t>
+            </w:r>
+          </w:p>
+        </w:tc>
+        <w:tc>
+          <w:tcPr>
+            <w:tcW w:w="2300" w:type="dxa"/>
+            <w:shd w:val="clear" w:color="auto" w:fill="F2F4F5"/>
+            <w:tcMar>
+              <w:top w:w="100" w:type="dxa"/>
+              <w:left w:w="120" w:type="dxa"/>
+              <w:bottom w:w="100" w:type="dxa"/>
+              <w:right w:w="120" w:type="dxa"/>
+            </w:tcMar>
+            <w:vAlign w:val="center"/>
+          </w:tcPr>
+          <w:p>
+            <w:r>
+              <w:rPr>
+                <w:rFonts w:ascii="Calibri" w:eastAsia="Calibri" w:hAnsi="Calibri" w:cs="Calibri"/>
+                <w:color w:val="222222"/>
+                <w:sz w:val="20"/>
+                <w:szCs w:val="20"/>
+              </w:rPr>
+              <w:t xml:space="preserve">Un solo enlace: curso id 3</w:t>
+            </w:r>
+          </w:p>
+        </w:tc>
+        <w:tc>
+          <w:tcPr>
+            <w:tcW w:w="3000" w:type="dxa"/>
+            <w:shd w:val="clear" w:color="auto" w:fill="F2F4F5"/>
+            <w:tcMar>
+              <w:top w:w="100" w:type="dxa"/>
+              <w:left w:w="120" w:type="dxa"/>
+              <w:bottom w:w="100" w:type="dxa"/>
+              <w:right w:w="120" w:type="dxa"/>
+            </w:tcMar>
+            <w:vAlign w:val="center"/>
+          </w:tcPr>
+          <w:p>
+            <w:r>
+              <w:rPr>
+                <w:rFonts w:ascii="Calibri" w:eastAsia="Calibri" w:hAnsi="Calibri" w:cs="Calibri"/>
+                <w:color w:val="222222"/>
+                <w:sz w:val="20"/>
+                <w:szCs w:val="20"/>
+              </w:rPr>
+              <w:t xml:space="preserve">Un enlace, al curso id 3 (110 ms)</w:t>
+            </w:r>
+          </w:p>
+        </w:tc>
+        <w:tc>
+          <w:tcPr>
+            <w:tcW w:w="1050" w:type="dxa"/>
+            <w:shd w:val="clear" w:color="auto" w:fill="F2F4F5"/>
+            <w:tcMar>
+              <w:top w:w="100" w:type="dxa"/>
+              <w:left w:w="120" w:type="dxa"/>
+              <w:bottom w:w="100" w:type="dxa"/>
+              <w:right w:w="120" w:type="dxa"/>
+            </w:tcMar>
+            <w:vAlign w:val="center"/>
+          </w:tcPr>
+          <w:p>
+            <w:r>
+              <w:rPr>
+                <w:rFonts w:ascii="Calibri" w:eastAsia="Calibri" w:hAnsi="Calibri" w:cs="Calibri"/>
+                <w:color w:val="222222"/>
+                <w:sz w:val="20"/>
+                <w:szCs w:val="20"/>
+              </w:rPr>
+              <w:t xml:space="preserve">Correcto</w:t>
+            </w:r>
+          </w:p>
+        </w:tc>
+      </w:tr>
+      <w:tr>
+        <w:trPr>
+          <w:cantSplit/>
+        </w:trPr>
+        <w:tc>
+          <w:tcPr>
+            <w:tcW w:w="550" w:type="dxa"/>
+            <w:shd w:val="clear" w:color="auto" w:fill="FFFFFF"/>
+            <w:tcMar>
+              <w:top w:w="100" w:type="dxa"/>
+              <w:left w:w="120" w:type="dxa"/>
+              <w:bottom w:w="100" w:type="dxa"/>
+              <w:right w:w="120" w:type="dxa"/>
+            </w:tcMar>
+            <w:vAlign w:val="center"/>
+          </w:tcPr>
+          <w:p>
+            <w:r>
+              <w:rPr>
+                <w:rFonts w:ascii="Calibri" w:eastAsia="Calibri" w:hAnsi="Calibri" w:cs="Calibri"/>
+                <w:b/>
+                <w:bCs/>
+                <w:color w:val="222222"/>
+                <w:sz w:val="20"/>
+                <w:szCs w:val="20"/>
+              </w:rPr>
+              <w:t xml:space="preserve">B9</w:t>
+            </w:r>
+          </w:p>
+        </w:tc>
+        <w:tc>
+          <w:tcPr>
+            <w:tcW w:w="2100" w:type="dxa"/>
+            <w:shd w:val="clear" w:color="auto" w:fill="FFFFFF"/>
+            <w:tcMar>
+              <w:top w:w="100" w:type="dxa"/>
+              <w:left w:w="120" w:type="dxa"/>
+              <w:bottom w:w="100" w:type="dxa"/>
+              <w:right w:w="120" w:type="dxa"/>
+            </w:tcMar>
+            <w:vAlign w:val="center"/>
+          </w:tcPr>
+          <w:p>
+            <w:r>
+              <w:rPr>
+                <w:rFonts w:ascii="Calibri" w:eastAsia="Calibri" w:hAnsi="Calibri" w:cs="Calibri"/>
+                <w:color w:val="222222"/>
+                <w:sz w:val="20"/>
+                <w:szCs w:val="20"/>
+              </w:rPr>
+              <w:t xml:space="preserve">¿Dónde entro al curso de Ciencias Naturales?</w:t>
+            </w:r>
+          </w:p>
+        </w:tc>
+        <w:tc>
+          <w:tcPr>
+            <w:tcW w:w="2300" w:type="dxa"/>
+            <w:shd w:val="clear" w:color="auto" w:fill="FFFFFF"/>
+            <w:tcMar>
+              <w:top w:w="100" w:type="dxa"/>
+              <w:left w:w="120" w:type="dxa"/>
+              <w:bottom w:w="100" w:type="dxa"/>
+              <w:right w:w="120" w:type="dxa"/>
+            </w:tcMar>
+            <w:vAlign w:val="center"/>
+          </w:tcPr>
+          <w:p>
+            <w:r>
+              <w:rPr>
+                <w:rFonts w:ascii="Calibri" w:eastAsia="Calibri" w:hAnsi="Calibri" w:cs="Calibri"/>
+                <w:color w:val="222222"/>
+                <w:sz w:val="20"/>
+                <w:szCs w:val="20"/>
+              </w:rPr>
+              <w:t xml:space="preserve">Un solo enlace: curso id 2</w:t>
+            </w:r>
+          </w:p>
+        </w:tc>
+        <w:tc>
+          <w:tcPr>
+            <w:tcW w:w="3000" w:type="dxa"/>
+            <w:shd w:val="clear" w:color="auto" w:fill="FFFFFF"/>
+            <w:tcMar>
+              <w:top w:w="100" w:type="dxa"/>
+              <w:left w:w="120" w:type="dxa"/>
+              <w:bottom w:w="100" w:type="dxa"/>
+              <w:right w:w="120" w:type="dxa"/>
+            </w:tcMar>
+            <w:vAlign w:val="center"/>
+          </w:tcPr>
+          <w:p>
+            <w:r>
+              <w:rPr>
+                <w:rFonts w:ascii="Calibri" w:eastAsia="Calibri" w:hAnsi="Calibri" w:cs="Calibri"/>
+                <w:color w:val="222222"/>
+                <w:sz w:val="20"/>
+                <w:szCs w:val="20"/>
+              </w:rPr>
+              <w:t xml:space="preserve">Un enlace, al curso id 2 (111 ms)</w:t>
+            </w:r>
+          </w:p>
+        </w:tc>
+        <w:tc>
+          <w:tcPr>
+            <w:tcW w:w="1050" w:type="dxa"/>
+            <w:shd w:val="clear" w:color="auto" w:fill="FFFFFF"/>
+            <w:tcMar>
+              <w:top w:w="100" w:type="dxa"/>
+              <w:left w:w="120" w:type="dxa"/>
+              <w:bottom w:w="100" w:type="dxa"/>
+              <w:right w:w="120" w:type="dxa"/>
+            </w:tcMar>
+            <w:vAlign w:val="center"/>
+          </w:tcPr>
+          <w:p>
+            <w:r>
+              <w:rPr>
+                <w:rFonts w:ascii="Calibri" w:eastAsia="Calibri" w:hAnsi="Calibri" w:cs="Calibri"/>
+                <w:color w:val="222222"/>
+                <w:sz w:val="20"/>
+                <w:szCs w:val="20"/>
+              </w:rPr>
+              <w:t xml:space="preserve">Correcto</w:t>
+            </w:r>
+          </w:p>
+        </w:tc>
+      </w:tr>
+      <w:tr>
+        <w:trPr>
+          <w:cantSplit/>
+        </w:trPr>
+        <w:tc>
+          <w:tcPr>
+            <w:tcW w:w="550" w:type="dxa"/>
+            <w:shd w:val="clear" w:color="auto" w:fill="F2F4F5"/>
+            <w:tcMar>
+              <w:top w:w="100" w:type="dxa"/>
+              <w:left w:w="120" w:type="dxa"/>
+              <w:bottom w:w="100" w:type="dxa"/>
+              <w:right w:w="120" w:type="dxa"/>
+            </w:tcMar>
+            <w:vAlign w:val="center"/>
+          </w:tcPr>
+          <w:p>
+            <w:r>
+              <w:rPr>
+                <w:rFonts w:ascii="Calibri" w:eastAsia="Calibri" w:hAnsi="Calibri" w:cs="Calibri"/>
+                <w:b/>
+                <w:bCs/>
+                <w:color w:val="222222"/>
+                <w:sz w:val="20"/>
+                <w:szCs w:val="20"/>
+              </w:rPr>
+              <w:t xml:space="preserve">B10</w:t>
+            </w:r>
+          </w:p>
+        </w:tc>
+        <w:tc>
+          <w:tcPr>
+            <w:tcW w:w="2100" w:type="dxa"/>
+            <w:shd w:val="clear" w:color="auto" w:fill="F2F4F5"/>
+            <w:tcMar>
+              <w:top w:w="100" w:type="dxa"/>
+              <w:left w:w="120" w:type="dxa"/>
+              <w:bottom w:w="100" w:type="dxa"/>
+              <w:right w:w="120" w:type="dxa"/>
+            </w:tcMar>
+            <w:vAlign w:val="center"/>
+          </w:tcPr>
+          <w:p>
+            <w:r>
+              <w:rPr>
+                <w:rFonts w:ascii="Calibri" w:eastAsia="Calibri" w:hAnsi="Calibri" w:cs="Calibri"/>
+                <w:color w:val="222222"/>
+                <w:sz w:val="20"/>
+                <w:szCs w:val="20"/>
+              </w:rPr>
+              <w:t xml:space="preserve">Conversación: «Quisiera saber que cursos ofreces sobre atomos?» y luego «me podrias dar el link del curso»</w:t>
+            </w:r>
+          </w:p>
+        </w:tc>
+        <w:tc>
+          <w:tcPr>
+            <w:tcW w:w="2300" w:type="dxa"/>
+            <w:shd w:val="clear" w:color="auto" w:fill="F2F4F5"/>
+            <w:tcMar>
+              <w:top w:w="100" w:type="dxa"/>
+              <w:left w:w="120" w:type="dxa"/>
+              <w:bottom w:w="100" w:type="dxa"/>
+              <w:right w:w="120" w:type="dxa"/>
+            </w:tcMar>
+            <w:vAlign w:val="center"/>
+          </w:tcPr>
+          <w:p>
+            <w:r>
+              <w:rPr>
+                <w:rFonts w:ascii="Calibri" w:eastAsia="Calibri" w:hAnsi="Calibri" w:cs="Calibri"/>
+                <w:color w:val="222222"/>
+                <w:sz w:val="20"/>
+                <w:szCs w:val="20"/>
+              </w:rPr>
+              <w:t xml:space="preserve">Enlaces de los cursos mostrados en la respuesta anterior</w:t>
+            </w:r>
+          </w:p>
+        </w:tc>
+        <w:tc>
+          <w:tcPr>
+            <w:tcW w:w="3000" w:type="dxa"/>
+            <w:shd w:val="clear" w:color="auto" w:fill="F2F4F5"/>
+            <w:tcMar>
+              <w:top w:w="100" w:type="dxa"/>
+              <w:left w:w="120" w:type="dxa"/>
+              <w:bottom w:w="100" w:type="dxa"/>
+              <w:right w:w="120" w:type="dxa"/>
+            </w:tcMar>
+            <w:vAlign w:val="center"/>
+          </w:tcPr>
+          <w:p>
+            <w:r>
+              <w:rPr>
+                <w:rFonts w:ascii="Calibri" w:eastAsia="Calibri" w:hAnsi="Calibri" w:cs="Calibri"/>
+                <w:color w:val="222222"/>
+                <w:sz w:val="20"/>
+                <w:szCs w:val="20"/>
+              </w:rPr>
+              <w:t xml:space="preserve">5 enlaces, los mismos cursos de la respuesta anterior (110 ms)</w:t>
+            </w:r>
+          </w:p>
+        </w:tc>
+        <w:tc>
+          <w:tcPr>
+            <w:tcW w:w="1050" w:type="dxa"/>
+            <w:shd w:val="clear" w:color="auto" w:fill="F2F4F5"/>
+            <w:tcMar>
+              <w:top w:w="100" w:type="dxa"/>
+              <w:left w:w="120" w:type="dxa"/>
+              <w:bottom w:w="100" w:type="dxa"/>
+              <w:right w:w="120" w:type="dxa"/>
+            </w:tcMar>
+            <w:vAlign w:val="center"/>
+          </w:tcPr>
+          <w:p>
+            <w:r>
+              <w:rPr>
+                <w:rFonts w:ascii="Calibri" w:eastAsia="Calibri" w:hAnsi="Calibri" w:cs="Calibri"/>
+                <w:color w:val="222222"/>
+                <w:sz w:val="20"/>
+                <w:szCs w:val="20"/>
+              </w:rPr>
+              <w:t xml:space="preserve">Correcto</w:t>
+            </w:r>
+          </w:p>
+        </w:tc>
+      </w:tr>
+      <w:tr>
+        <w:trPr>
+          <w:cantSplit/>
+        </w:trPr>
+        <w:tc>
+          <w:tcPr>
+            <w:tcW w:w="550" w:type="dxa"/>
+            <w:shd w:val="clear" w:color="auto" w:fill="FFFFFF"/>
+            <w:tcMar>
+              <w:top w:w="100" w:type="dxa"/>
+              <w:left w:w="120" w:type="dxa"/>
+              <w:bottom w:w="100" w:type="dxa"/>
+              <w:right w:w="120" w:type="dxa"/>
+            </w:tcMar>
+            <w:vAlign w:val="center"/>
+          </w:tcPr>
+          <w:p>
+            <w:r>
+              <w:rPr>
+                <w:rFonts w:ascii="Calibri" w:eastAsia="Calibri" w:hAnsi="Calibri" w:cs="Calibri"/>
+                <w:b/>
+                <w:bCs/>
+                <w:color w:val="222222"/>
+                <w:sz w:val="20"/>
+                <w:szCs w:val="20"/>
+              </w:rPr>
+              <w:t xml:space="preserve">B11</w:t>
+            </w:r>
+          </w:p>
+        </w:tc>
+        <w:tc>
+          <w:tcPr>
+            <w:tcW w:w="2100" w:type="dxa"/>
+            <w:shd w:val="clear" w:color="auto" w:fill="FFFFFF"/>
+            <w:tcMar>
+              <w:top w:w="100" w:type="dxa"/>
+              <w:left w:w="120" w:type="dxa"/>
+              <w:bottom w:w="100" w:type="dxa"/>
+              <w:right w:w="120" w:type="dxa"/>
+            </w:tcMar>
+            <w:vAlign w:val="center"/>
+          </w:tcPr>
+          <w:p>
+            <w:r>
+              <w:rPr>
+                <w:rFonts w:ascii="Calibri" w:eastAsia="Calibri" w:hAnsi="Calibri" w:cs="Calibri"/>
+                <w:color w:val="222222"/>
+                <w:sz w:val="20"/>
+                <w:szCs w:val="20"/>
+              </w:rPr>
+              <w:t xml:space="preserve">dame el link (sin contexto previo, catálogo grande)</w:t>
+            </w:r>
+          </w:p>
+        </w:tc>
+        <w:tc>
+          <w:tcPr>
+            <w:tcW w:w="2300" w:type="dxa"/>
+            <w:shd w:val="clear" w:color="auto" w:fill="FFFFFF"/>
+            <w:tcMar>
+              <w:top w:w="100" w:type="dxa"/>
+              <w:left w:w="120" w:type="dxa"/>
+              <w:bottom w:w="100" w:type="dxa"/>
+              <w:right w:w="120" w:type="dxa"/>
+            </w:tcMar>
+            <w:vAlign w:val="center"/>
+          </w:tcPr>
+          <w:p>
+            <w:r>
+              <w:rPr>
+                <w:rFonts w:ascii="Calibri" w:eastAsia="Calibri" w:hAnsi="Calibri" w:cs="Calibri"/>
+                <w:color w:val="222222"/>
+                <w:sz w:val="20"/>
+                <w:szCs w:val="20"/>
+              </w:rPr>
+              <w:t xml:space="preserve">Preguntar de qué curso</w:t>
+            </w:r>
+          </w:p>
+        </w:tc>
+        <w:tc>
+          <w:tcPr>
+            <w:tcW w:w="3000" w:type="dxa"/>
+            <w:shd w:val="clear" w:color="auto" w:fill="FFFFFF"/>
+            <w:tcMar>
+              <w:top w:w="100" w:type="dxa"/>
+              <w:left w:w="120" w:type="dxa"/>
+              <w:bottom w:w="100" w:type="dxa"/>
+              <w:right w:w="120" w:type="dxa"/>
+            </w:tcMar>
+            <w:vAlign w:val="center"/>
+          </w:tcPr>
+          <w:p>
+            <w:r>
+              <w:rPr>
+                <w:rFonts w:ascii="Calibri" w:eastAsia="Calibri" w:hAnsi="Calibri" w:cs="Calibri"/>
+                <w:color w:val="222222"/>
+                <w:sz w:val="20"/>
+                <w:szCs w:val="20"/>
+              </w:rPr>
+              <w:t xml:space="preserve">«¿De qué curso quieres el enlace?…» (103 ms)</w:t>
+            </w:r>
+          </w:p>
+        </w:tc>
+        <w:tc>
+          <w:tcPr>
+            <w:tcW w:w="1050" w:type="dxa"/>
+            <w:shd w:val="clear" w:color="auto" w:fill="FFFFFF"/>
+            <w:tcMar>
+              <w:top w:w="100" w:type="dxa"/>
+              <w:left w:w="120" w:type="dxa"/>
+              <w:bottom w:w="100" w:type="dxa"/>
+              <w:right w:w="120" w:type="dxa"/>
+            </w:tcMar>
+            <w:vAlign w:val="center"/>
+          </w:tcPr>
+          <w:p>
+            <w:r>
+              <w:rPr>
+                <w:rFonts w:ascii="Calibri" w:eastAsia="Calibri" w:hAnsi="Calibri" w:cs="Calibri"/>
+                <w:color w:val="222222"/>
+                <w:sz w:val="20"/>
+                <w:szCs w:val="20"/>
+              </w:rPr>
+              <w:t xml:space="preserve">Correcto</w:t>
+            </w:r>
+          </w:p>
+        </w:tc>
+      </w:tr>
+      <w:tr>
+        <w:trPr>
+          <w:cantSplit/>
+        </w:trPr>
+        <w:tc>
+          <w:tcPr>
+            <w:tcW w:w="550" w:type="dxa"/>
+            <w:shd w:val="clear" w:color="auto" w:fill="F2F4F5"/>
+            <w:tcMar>
+              <w:top w:w="100" w:type="dxa"/>
+              <w:left w:w="120" w:type="dxa"/>
+              <w:bottom w:w="100" w:type="dxa"/>
+              <w:right w:w="120" w:type="dxa"/>
+            </w:tcMar>
+            <w:vAlign w:val="center"/>
+          </w:tcPr>
+          <w:p>
+            <w:r>
+              <w:rPr>
+                <w:rFonts w:ascii="Calibri" w:eastAsia="Calibri" w:hAnsi="Calibri" w:cs="Calibri"/>
+                <w:b/>
+                <w:bCs/>
+                <w:color w:val="222222"/>
+                <w:sz w:val="20"/>
+                <w:szCs w:val="20"/>
+              </w:rPr>
+              <w:t xml:space="preserve">B12</w:t>
+            </w:r>
+          </w:p>
+        </w:tc>
+        <w:tc>
+          <w:tcPr>
+            <w:tcW w:w="2100" w:type="dxa"/>
+            <w:shd w:val="clear" w:color="auto" w:fill="F2F4F5"/>
+            <w:tcMar>
+              <w:top w:w="100" w:type="dxa"/>
+              <w:left w:w="120" w:type="dxa"/>
+              <w:bottom w:w="100" w:type="dxa"/>
+              <w:right w:w="120" w:type="dxa"/>
+            </w:tcMar>
+            <w:vAlign w:val="center"/>
+          </w:tcPr>
+          <w:p>
+            <w:r>
+              <w:rPr>
+                <w:rFonts w:ascii="Calibri" w:eastAsia="Calibri" w:hAnsi="Calibri" w:cs="Calibri"/>
+                <w:color w:val="222222"/>
+                <w:sz w:val="20"/>
+                <w:szCs w:val="20"/>
+              </w:rPr>
+              <w:t xml:space="preserve">¿Qué cursos hay?</w:t>
+            </w:r>
+          </w:p>
+        </w:tc>
+        <w:tc>
+          <w:tcPr>
+            <w:tcW w:w="2300" w:type="dxa"/>
+            <w:shd w:val="clear" w:color="auto" w:fill="F2F4F5"/>
+            <w:tcMar>
+              <w:top w:w="100" w:type="dxa"/>
+              <w:left w:w="120" w:type="dxa"/>
+              <w:bottom w:w="100" w:type="dxa"/>
+              <w:right w:w="120" w:type="dxa"/>
+            </w:tcMar>
+            <w:vAlign w:val="center"/>
+          </w:tcPr>
+          <w:p>
+            <w:r>
+              <w:rPr>
+                <w:rFonts w:ascii="Calibri" w:eastAsia="Calibri" w:hAnsi="Calibri" w:cs="Calibri"/>
+                <w:color w:val="222222"/>
+                <w:sz w:val="20"/>
+                <w:szCs w:val="20"/>
+              </w:rPr>
+              <w:t xml:space="preserve">Resumen del catálogo, sin listar los 1.002 cursos</w:t>
+            </w:r>
+          </w:p>
+        </w:tc>
+        <w:tc>
+          <w:tcPr>
+            <w:tcW w:w="3000" w:type="dxa"/>
+            <w:shd w:val="clear" w:color="auto" w:fill="F2F4F5"/>
+            <w:tcMar>
+              <w:top w:w="100" w:type="dxa"/>
+              <w:left w:w="120" w:type="dxa"/>
+              <w:bottom w:w="100" w:type="dxa"/>
+              <w:right w:w="120" w:type="dxa"/>
+            </w:tcMar>
+            <w:vAlign w:val="center"/>
+          </w:tcPr>
+          <w:p>
+            <w:r>
+              <w:rPr>
+                <w:rFonts w:ascii="Calibri" w:eastAsia="Calibri" w:hAnsi="Calibri" w:cs="Calibri"/>
+                <w:color w:val="222222"/>
+                <w:sz w:val="20"/>
+                <w:szCs w:val="20"/>
+              </w:rPr>
+              <w:t xml:space="preserve">«Tenemos 1002 cursos disponibles, organizados en 18 categorías…» (103 ms)</w:t>
+            </w:r>
+          </w:p>
+        </w:tc>
+        <w:tc>
+          <w:tcPr>
+            <w:tcW w:w="1050" w:type="dxa"/>
+            <w:shd w:val="clear" w:color="auto" w:fill="F2F4F5"/>
+            <w:tcMar>
+              <w:top w:w="100" w:type="dxa"/>
+              <w:left w:w="120" w:type="dxa"/>
+              <w:bottom w:w="100" w:type="dxa"/>
+              <w:right w:w="120" w:type="dxa"/>
+            </w:tcMar>
+            <w:vAlign w:val="center"/>
+          </w:tcPr>
+          <w:p>
+            <w:r>
+              <w:rPr>
+                <w:rFonts w:ascii="Calibri" w:eastAsia="Calibri" w:hAnsi="Calibri" w:cs="Calibri"/>
+                <w:color w:val="222222"/>
+                <w:sz w:val="20"/>
+                <w:szCs w:val="20"/>
+              </w:rPr>
+              <w:t xml:space="preserve">Correcto</w:t>
+            </w:r>
+          </w:p>
+        </w:tc>
+      </w:tr>
+      <w:tr>
+        <w:trPr>
+          <w:cantSplit/>
+        </w:trPr>
+        <w:tc>
+          <w:tcPr>
+            <w:tcW w:w="550" w:type="dxa"/>
+            <w:shd w:val="clear" w:color="auto" w:fill="FFFFFF"/>
+            <w:tcMar>
+              <w:top w:w="100" w:type="dxa"/>
+              <w:left w:w="120" w:type="dxa"/>
+              <w:bottom w:w="100" w:type="dxa"/>
+              <w:right w:w="120" w:type="dxa"/>
+            </w:tcMar>
+            <w:vAlign w:val="center"/>
+          </w:tcPr>
+          <w:p>
+            <w:r>
+              <w:rPr>
+                <w:rFonts w:ascii="Calibri" w:eastAsia="Calibri" w:hAnsi="Calibri" w:cs="Calibri"/>
+                <w:b/>
+                <w:bCs/>
+                <w:color w:val="222222"/>
+                <w:sz w:val="20"/>
+                <w:szCs w:val="20"/>
+              </w:rPr>
+              <w:t xml:space="preserve">B13</w:t>
+            </w:r>
+          </w:p>
+        </w:tc>
+        <w:tc>
+          <w:tcPr>
+            <w:tcW w:w="2100" w:type="dxa"/>
+            <w:shd w:val="clear" w:color="auto" w:fill="FFFFFF"/>
+            <w:tcMar>
+              <w:top w:w="100" w:type="dxa"/>
+              <w:left w:w="120" w:type="dxa"/>
+              <w:bottom w:w="100" w:type="dxa"/>
+              <w:right w:w="120" w:type="dxa"/>
+            </w:tcMar>
+            <w:vAlign w:val="center"/>
+          </w:tcPr>
+          <w:p>
+            <w:r>
+              <w:rPr>
+                <w:rFonts w:ascii="Calibri" w:eastAsia="Calibri" w:hAnsi="Calibri" w:cs="Calibri"/>
+                <w:color w:val="222222"/>
+                <w:sz w:val="20"/>
+                <w:szCs w:val="20"/>
+              </w:rPr>
+              <w:t xml:space="preserve">¿Cuántas unidades tiene Ciencias Naturales?</w:t>
+            </w:r>
+          </w:p>
+        </w:tc>
+        <w:tc>
+          <w:tcPr>
+            <w:tcW w:w="2300" w:type="dxa"/>
+            <w:shd w:val="clear" w:color="auto" w:fill="FFFFFF"/>
+            <w:tcMar>
+              <w:top w:w="100" w:type="dxa"/>
+              <w:left w:w="120" w:type="dxa"/>
+              <w:bottom w:w="100" w:type="dxa"/>
+              <w:right w:w="120" w:type="dxa"/>
+            </w:tcMar>
+            <w:vAlign w:val="center"/>
+          </w:tcPr>
+          <w:p>
+            <w:r>
+              <w:rPr>
+                <w:rFonts w:ascii="Calibri" w:eastAsia="Calibri" w:hAnsi="Calibri" w:cs="Calibri"/>
+                <w:color w:val="222222"/>
+                <w:sz w:val="20"/>
+                <w:szCs w:val="20"/>
+              </w:rPr>
+              <w:t xml:space="preserve">4 unidades con pesos 35/30/30/25 % y enlace al curso id 2</w:t>
+            </w:r>
+          </w:p>
+        </w:tc>
+        <w:tc>
+          <w:tcPr>
+            <w:tcW w:w="3000" w:type="dxa"/>
+            <w:shd w:val="clear" w:color="auto" w:fill="FFFFFF"/>
+            <w:tcMar>
+              <w:top w:w="100" w:type="dxa"/>
+              <w:left w:w="120" w:type="dxa"/>
+              <w:bottom w:w="100" w:type="dxa"/>
+              <w:right w:w="120" w:type="dxa"/>
+            </w:tcMar>
+            <w:vAlign w:val="center"/>
+          </w:tcPr>
+          <w:p>
+            <w:r>
+              <w:rPr>
+                <w:rFonts w:ascii="Calibri" w:eastAsia="Calibri" w:hAnsi="Calibri" w:cs="Calibri"/>
+                <w:color w:val="222222"/>
+                <w:sz w:val="20"/>
+                <w:szCs w:val="20"/>
+              </w:rPr>
+              <w:t xml:space="preserve">4 unidades con esos pesos y enlace al curso id 2 (103 ms)</w:t>
+            </w:r>
+          </w:p>
+        </w:tc>
+        <w:tc>
+          <w:tcPr>
+            <w:tcW w:w="1050" w:type="dxa"/>
+            <w:shd w:val="clear" w:color="auto" w:fill="FFFFFF"/>
+            <w:tcMar>
+              <w:top w:w="100" w:type="dxa"/>
+              <w:left w:w="120" w:type="dxa"/>
+              <w:bottom w:w="100" w:type="dxa"/>
+              <w:right w:w="120" w:type="dxa"/>
+            </w:tcMar>
+            <w:vAlign w:val="center"/>
+          </w:tcPr>
+          <w:p>
+            <w:r>
+              <w:rPr>
+                <w:rFonts w:ascii="Calibri" w:eastAsia="Calibri" w:hAnsi="Calibri" w:cs="Calibri"/>
+                <w:color w:val="222222"/>
+                <w:sz w:val="20"/>
+                <w:szCs w:val="20"/>
+              </w:rPr>
+              <w:t xml:space="preserve">Correcto</w:t>
+            </w:r>
+          </w:p>
+        </w:tc>
+      </w:tr>
+      <w:tr>
+        <w:trPr>
+          <w:cantSplit/>
+        </w:trPr>
+        <w:tc>
+          <w:tcPr>
+            <w:tcW w:w="550" w:type="dxa"/>
+            <w:shd w:val="clear" w:color="auto" w:fill="F2F4F5"/>
+            <w:tcMar>
+              <w:top w:w="100" w:type="dxa"/>
+              <w:left w:w="120" w:type="dxa"/>
+              <w:bottom w:w="100" w:type="dxa"/>
+              <w:right w:w="120" w:type="dxa"/>
+            </w:tcMar>
+            <w:vAlign w:val="center"/>
+          </w:tcPr>
+          <w:p>
+            <w:r>
+              <w:rPr>
+                <w:rFonts w:ascii="Calibri" w:eastAsia="Calibri" w:hAnsi="Calibri" w:cs="Calibri"/>
+                <w:b/>
+                <w:bCs/>
+                <w:color w:val="222222"/>
+                <w:sz w:val="20"/>
+                <w:szCs w:val="20"/>
+              </w:rPr>
+              <w:t xml:space="preserve">B14</w:t>
+            </w:r>
+          </w:p>
+        </w:tc>
+        <w:tc>
+          <w:tcPr>
+            <w:tcW w:w="2100" w:type="dxa"/>
+            <w:shd w:val="clear" w:color="auto" w:fill="F2F4F5"/>
+            <w:tcMar>
+              <w:top w:w="100" w:type="dxa"/>
+              <w:left w:w="120" w:type="dxa"/>
+              <w:bottom w:w="100" w:type="dxa"/>
+              <w:right w:w="120" w:type="dxa"/>
+            </w:tcMar>
+            <w:vAlign w:val="center"/>
+          </w:tcPr>
+          <w:p>
+            <w:r>
+              <w:rPr>
+                <w:rFonts w:ascii="Calibri" w:eastAsia="Calibri" w:hAnsi="Calibri" w:cs="Calibri"/>
+                <w:color w:val="222222"/>
+                <w:sz w:val="20"/>
+                <w:szCs w:val="20"/>
+              </w:rPr>
+              <w:t xml:space="preserve">Descríbeme el curso de Lectura Crítica, cuántas unidades tiene y qué contenidos</w:t>
+            </w:r>
+          </w:p>
+        </w:tc>
+        <w:tc>
+          <w:tcPr>
+            <w:tcW w:w="2300" w:type="dxa"/>
+            <w:shd w:val="clear" w:color="auto" w:fill="F2F4F5"/>
+            <w:tcMar>
+              <w:top w:w="100" w:type="dxa"/>
+              <w:left w:w="120" w:type="dxa"/>
+              <w:bottom w:w="100" w:type="dxa"/>
+              <w:right w:w="120" w:type="dxa"/>
+            </w:tcMar>
+            <w:vAlign w:val="center"/>
+          </w:tcPr>
+          <w:p>
+            <w:r>
+              <w:rPr>
+                <w:rFonts w:ascii="Calibri" w:eastAsia="Calibri" w:hAnsi="Calibri" w:cs="Calibri"/>
+                <w:color w:val="222222"/>
+                <w:sz w:val="20"/>
+                <w:szCs w:val="20"/>
+              </w:rPr>
+              <w:t xml:space="preserve">4 unidades con pesos 35/30/20/15 % y enlace al curso id 3</w:t>
+            </w:r>
+          </w:p>
+        </w:tc>
+        <w:tc>
+          <w:tcPr>
+            <w:tcW w:w="3000" w:type="dxa"/>
+            <w:shd w:val="clear" w:color="auto" w:fill="F2F4F5"/>
+            <w:tcMar>
+              <w:top w:w="100" w:type="dxa"/>
+              <w:left w:w="120" w:type="dxa"/>
+              <w:bottom w:w="100" w:type="dxa"/>
+              <w:right w:w="120" w:type="dxa"/>
+            </w:tcMar>
+            <w:vAlign w:val="center"/>
+          </w:tcPr>
+          <w:p>
+            <w:r>
+              <w:rPr>
+                <w:rFonts w:ascii="Calibri" w:eastAsia="Calibri" w:hAnsi="Calibri" w:cs="Calibri"/>
+                <w:color w:val="222222"/>
+                <w:sz w:val="20"/>
+                <w:szCs w:val="20"/>
+              </w:rPr>
+              <w:t xml:space="preserve">4 unidades con esos pesos y enlace al curso id 3 (110 ms)</w:t>
+            </w:r>
+          </w:p>
+        </w:tc>
+        <w:tc>
+          <w:tcPr>
+            <w:tcW w:w="1050" w:type="dxa"/>
+            <w:shd w:val="clear" w:color="auto" w:fill="F2F4F5"/>
+            <w:tcMar>
+              <w:top w:w="100" w:type="dxa"/>
+              <w:left w:w="120" w:type="dxa"/>
+              <w:bottom w:w="100" w:type="dxa"/>
+              <w:right w:w="120" w:type="dxa"/>
+            </w:tcMar>
+            <w:vAlign w:val="center"/>
+          </w:tcPr>
+          <w:p>
+            <w:r>
+              <w:rPr>
+                <w:rFonts w:ascii="Calibri" w:eastAsia="Calibri" w:hAnsi="Calibri" w:cs="Calibri"/>
+                <w:color w:val="222222"/>
+                <w:sz w:val="20"/>
+                <w:szCs w:val="20"/>
+              </w:rPr>
+              <w:t xml:space="preserve">Correcto</w:t>
+            </w:r>
+          </w:p>
+        </w:tc>
+      </w:tr>
+    </w:tbl>
+    <w:p>
+      <w:pPr>
+        <w:spacing w:after="160" w:line="288"/>
+        <w:jc w:val="both"/>
+      </w:pPr>
+      <w:r>
+        <w:rPr>
+          <w:rFonts w:ascii="Calibri" w:cs="Calibri" w:eastAsia="Calibri" w:hAnsi="Calibri"/>
+          <w:b w:val="false"/>
+          <w:bCs w:val="false"/>
+          <w:i w:val="false"/>
+          <w:iCs w:val="false"/>
+          <w:color w:val="222222"/>
+          <w:sz w:val="22"/>
+          <w:szCs w:val="22"/>
+        </w:rPr>
+        <w:t xml:space="preserve">La verificación independiente consistió en contar, con consultas SQL directas a la base de datos de Moodle (sin pasar por el endpoint), los cursos cuyo nombre, descripción o unidades contienen el tema; el número reportado por Ada coincidió exactamente en los cinco temas.</w:t>
+      </w:r>
+    </w:p>
+    <w:p>
+      <w:pPr>
+        <w:pStyle w:val="Heading2"/>
+        <w:spacing w:after="140" w:before="320"/>
+      </w:pPr>
+      <w:r>
+        <w:rPr>
+          <w:rFonts w:ascii="Calibri" w:cs="Calibri" w:eastAsia="Calibri" w:hAnsi="Calibri"/>
+          <w:b/>
+          <w:bCs/>
+          <w:color w:val="4E95C2"/>
+          <w:sz w:val="24"/>
+          <w:szCs w:val="24"/>
+        </w:rPr>
+        <w:t xml:space="preserve">Defectos detectados y corregidos</w:t>
+      </w:r>
+    </w:p>
+    <w:p>
+      <w:pPr>
+        <w:spacing w:after="160" w:line="288"/>
+        <w:jc w:val="both"/>
+      </w:pPr>
+      <w:r>
+        <w:rPr>
+          <w:rFonts w:ascii="Calibri" w:cs="Calibri" w:eastAsia="Calibri" w:hAnsi="Calibri"/>
+          <w:b w:val="false"/>
+          <w:bCs w:val="false"/>
+          <w:i w:val="false"/>
+          <w:iCs w:val="false"/>
+          <w:color w:val="222222"/>
+          <w:sz w:val="22"/>
+          <w:szCs w:val="22"/>
+        </w:rPr>
+        <w:t xml:space="preserve">En la primera ejecución de estas pruebas se detectaron cuatro defectos, que se corrigieron antes de la ejecución final reportada en la Tabla 7: (1) ante un tema inexistente («cocina italiana») respondía con el resumen del catálogo en lugar de informar que no había coincidencias; (2) y (3) al pedir el enlace de un curso por su nombre devolvía el enlace correcto acompañado de otros cuatro cursos; y (4) los porcentajes de las unidades de Lectura Crítica no aparecían, porque el endpoint nuevo no leía las etiquetas de sección que sí leía el bridge original. La primera ejecución arrojó 10 de 14 casos correctos (71 %); tras las correcciones, la ejecución final arrojó 14 de 14 (100 %).</w:t>
+      </w:r>
+    </w:p>
+    <w:p>
+      <w:pPr>
+        <w:pStyle w:val="Heading2"/>
+        <w:spacing w:after="140" w:before="320"/>
+      </w:pPr>
+      <w:r>
+        <w:rPr>
+          <w:rFonts w:ascii="Calibri" w:cs="Calibri" w:eastAsia="Calibri" w:hAnsi="Calibri"/>
+          <w:b/>
+          <w:bCs/>
+          <w:color w:val="4E95C2"/>
+          <w:sz w:val="24"/>
+          <w:szCs w:val="24"/>
+        </w:rPr>
+        <w:t xml:space="preserve">Origen de estas pruebas</w:t>
+      </w:r>
+    </w:p>
+    <w:p>
+      <w:pPr>
+        <w:spacing w:after="160" w:line="288"/>
+        <w:jc w:val="both"/>
+      </w:pPr>
+      <w:r>
+        <w:rPr>
+          <w:rFonts w:ascii="Calibri" w:cs="Calibri" w:eastAsia="Calibri" w:hAnsi="Calibri"/>
+          <w:b w:val="false"/>
+          <w:bCs w:val="false"/>
+          <w:i w:val="false"/>
+          <w:iCs w:val="false"/>
+          <w:color w:val="222222"/>
+          <w:sz w:val="22"/>
+          <w:szCs w:val="22"/>
+        </w:rPr>
+        <w:t xml:space="preserve">La búsqueda por tema y la entrega del enlace surgieron de una conversación real con Ada: ante «¿qué cursos ofreces sobre átomos?» respondió con una lista genérica de los dos cursos; luego afirmó que «el curso que mencionaste no es uno de los cursos disponibles», aunque Moodle contiene la unidad «El átomo»; y al pedirle el enlace no lo entregó. Con la versión actual, la misma conversación entrega los cursos que tratan el tema con su enlace, retoma el tema cuando el estudiante insiste y entrega los enlaces cuando se le piden (caso B10).</w:t>
+      </w:r>
+    </w:p>
+    <w:p>
+      <w:pPr>
+        <w:pStyle w:val="Heading2"/>
+        <w:spacing w:after="140" w:before="320"/>
+      </w:pPr>
+      <w:r>
+        <w:rPr>
+          <w:rFonts w:ascii="Calibri" w:cs="Calibri" w:eastAsia="Calibri" w:hAnsi="Calibri"/>
+          <w:b/>
+          <w:bCs/>
+          <w:color w:val="4E95C2"/>
+          <w:sz w:val="24"/>
+          <w:szCs w:val="24"/>
+        </w:rPr>
+        <w:t xml:space="preserve">Camino del modelo de lenguaje con el catálogo grande</w:t>
+      </w:r>
+    </w:p>
+    <w:p>
+      <w:pPr>
+        <w:spacing w:after="160" w:line="288"/>
+        <w:jc w:val="both"/>
+      </w:pPr>
+      <w:r>
+        <w:rPr>
+          <w:rFonts w:ascii="Calibri" w:cs="Calibri" w:eastAsia="Calibri" w:hAnsi="Calibri"/>
+          <w:b w:val="false"/>
+          <w:bCs w:val="false"/>
+          <w:i w:val="false"/>
+          <w:iCs w:val="false"/>
+          <w:color w:val="222222"/>
+          <w:sz w:val="22"/>
+          <w:szCs w:val="22"/>
+        </w:rPr>
+        <w:t xml:space="preserve">Camino del modelo de lenguaje con el catálogo ampliado. Con 1.002 cursos, el workflow ya no envía el catálogo completo al modelo, sino solo los cursos relevantes a la consulta. Se probaron dos consultas que siguen al modelo: la pregunta abierta «¿Por qué es importante estudiar Lectura Crítica para el Saber 11?», que recibió una respuesta coherente con el curso y sin datos inventados (10 min 28 s), y la solicitud fuera de alcance «¿Me das una receta de pizza?», que fue rechazada con cordialidad y redirigida a los cursos (6 min 31 s). Estos tiempos son mayores que los de 2 a 4 minutos obtenidos antes en el mismo equipo: se midieron con poca memoria libre (1,8 GB de 15,3 GB) y justo después de reiniciar el motor de inferencia, por lo que no son comparables con aquellas mediciones y reflejan el límite ya identificado de la inferencia local sobre CPU.</w:t>
+      </w:r>
+    </w:p>
+    <w:tbl>
+      <w:tblPr>
+        <w:tblW w:type="pct" w:w="100%"/>
+        <w:tblBorders>
+          <w:top w:val="single" w:color="3F8C5F" w:sz="4"/>
+          <w:left w:val="single" w:color="3F8C5F" w:sz="24"/>
+          <w:bottom w:val="single" w:color="3F8C5F" w:sz="4"/>
+          <w:right w:val="single" w:color="3F8C5F" w:sz="4"/>
+          <w:insideH w:val="single" w:color="auto" w:sz="4"/>
+          <w:insideV w:val="single" w:color="auto" w:sz="4"/>
+        </w:tblBorders>
+      </w:tblPr>
+      <w:tblGrid>
+        <w:gridCol w:w="100"/>
+      </w:tblGrid>
+      <w:tr>
+        <w:tc>
+          <w:tcPr>
+            <w:shd w:fill="EAF6EE" w:val="clear"/>
+            <w:tcMar>
+              <w:top w:type="dxa" w:w="160"/>
+              <w:left w:type="dxa" w:w="200"/>
+              <w:bottom w:type="dxa" w:w="160"/>
+              <w:right w:type="dxa" w:w="200"/>
+            </w:tcMar>
+          </w:tcPr>
+          <w:p>
+            <w:pPr>
+              <w:spacing w:after="80"/>
+            </w:pPr>
+            <w:r>
+              <w:rPr>
+                <w:rFonts w:ascii="Calibri" w:cs="Calibri" w:eastAsia="Calibri" w:hAnsi="Calibri"/>
+                <w:b/>
+                <w:bCs/>
+                <w:color w:val="24425E"/>
+                <w:sz w:val="22"/>
+                <w:szCs w:val="22"/>
+              </w:rPr>
+              <w:t xml:space="preserve">Lectura de los resultados</w:t>
+            </w:r>
+          </w:p>
+          <w:p>
+            <w:pPr>
+              <w:spacing w:after="40" w:line="264"/>
+              <w:jc w:val="both"/>
+            </w:pPr>
+            <w:r>
+              <w:rPr>
+                <w:rFonts w:ascii="Calibri" w:cs="Calibri" w:eastAsia="Calibri" w:hAnsi="Calibri"/>
+                <w:color w:val="333333"/>
+                <w:sz w:val="21"/>
+                <w:szCs w:val="21"/>
+              </w:rPr>
+              <w:t xml:space="preserve">•  Descargar el catálogo completo en cada consulta no escala: 86 s con 1.002 cursos. Las consultas filtradas en el servidor responden en menos de 0,1 s.</w:t>
+            </w:r>
+          </w:p>
+          <w:p>
+            <w:pPr>
+              <w:spacing w:after="40" w:line="264"/>
+              <w:jc w:val="both"/>
+            </w:pPr>
+            <w:r>
+              <w:rPr>
+                <w:rFonts w:ascii="Calibri" w:cs="Calibri" w:eastAsia="Calibri" w:hAnsi="Calibri"/>
+                <w:color w:val="333333"/>
+                <w:sz w:val="21"/>
+                <w:szCs w:val="21"/>
+              </w:rPr>
+              <w:t xml:space="preserve">•  Las preguntas por tema, listado, detalle y enlace se resuelven sin el modelo, con enlaces correctos; el número de coincidencias coincide con la verificación SQL independiente.</w:t>
+            </w:r>
+          </w:p>
+          <w:p>
+            <w:pPr>
+              <w:spacing w:after="40" w:line="264"/>
+              <w:jc w:val="both"/>
+            </w:pPr>
+            <w:r>
+              <w:rPr>
+                <w:rFonts w:ascii="Calibri" w:cs="Calibri" w:eastAsia="Calibri" w:hAnsi="Calibri"/>
+                <w:color w:val="333333"/>
+                <w:sz w:val="21"/>
+                <w:szCs w:val="21"/>
+              </w:rPr>
+              <w:t xml:space="preserve">•  La primera ejecución tuvo 4 defectos (10 de 14 casos); tras corregirlos, 14 de 14.</w:t>
+            </w:r>
+          </w:p>
+          <w:p>
+            <w:pPr>
+              <w:spacing w:after="40" w:line="264"/>
+              <w:jc w:val="both"/>
+            </w:pPr>
+            <w:r>
+              <w:rPr>
+                <w:rFonts w:ascii="Calibri" w:cs="Calibri" w:eastAsia="Calibri" w:hAnsi="Calibri"/>
+                <w:color w:val="333333"/>
+                <w:sz w:val="21"/>
+                <w:szCs w:val="21"/>
+              </w:rPr>
+              <w:t xml:space="preserve">•  Límite: el catálogo es simulado y la relevancia es por palabras clave; debe confirmarse con una muestra del catálogo real.</w:t>
+            </w:r>
+          </w:p>
+        </w:tc>
+      </w:tr>
+    </w:tbl>
+    <w:p>
+      <w:pPr>
+        <w:pStyle w:val="Heading1"/>
+        <w:pBdr>
+          <w:bottom w:val="single" w:color="D98E3A" w:sz="6" w:space="4"/>
+        </w:pBdr>
+        <w:spacing w:after="200" w:before="480"/>
+      </w:pPr>
+      <w:r>
+        <w:rPr>
+          <w:rFonts w:ascii="Calibri" w:cs="Calibri" w:eastAsia="Calibri" w:hAnsi="Calibri"/>
+          <w:b/>
+          <w:bCs/>
+          <w:color w:val="D98E3A"/>
+          <w:sz w:val="30"/>
+          <w:szCs w:val="30"/>
+        </w:rPr>
+        <w:t xml:space="preserve">9.  </w:t>
+      </w:r>
+      <w:r>
+        <w:rPr>
+          <w:rFonts w:ascii="Calibri" w:cs="Calibri" w:eastAsia="Calibri" w:hAnsi="Calibri"/>
+          <w:b/>
+          <w:bCs/>
+          <w:color w:val="24425E"/>
+          <w:sz w:val="30"/>
+          <w:szCs w:val="30"/>
+        </w:rPr>
         <w:t xml:space="preserve">Conclusiones de la validación</w:t>
       </w:r>
     </w:p>
@@ -7779,7 +11570,7 @@
           <w:sz w:val="22"/>
           <w:szCs w:val="22"/>
         </w:rPr>
-        <w:t xml:space="preserve">El middleware cumple con el Objetivo 3 del proyecto: se validó su funcionamiento mediante pruebas comparativas de tiempo de respuesta y de comportamiento conversacional. Se concluye que el sistema, tras las correcciones documentadas, entrega tiempos de respuesta consistentes con lo esperado para preguntas que requieren interpretación del modelo de lenguaje, y tiempos prácticamente instantáneos para las consultas estructuradas resueltas directamente contra los datos de Moodle. El principal factor limitante identificado para una eventual escala mayor corresponde a la capacidad de cómputo disponible para la inferencia, no al diseño de la integración. Adicionalmente, la gestión de sesión e historial de conversaciones (chat actual por sesión, historial por usuario, borrado y purga automática a los 30 días) superó las nueve pruebas funcionales de la sección 7.</w:t>
+        <w:t xml:space="preserve">El middleware cumple con el Objetivo 3 del proyecto: se validó su funcionamiento mediante pruebas comparativas de tiempo de respuesta y de comportamiento conversacional. Se concluye que el sistema, tras las correcciones documentadas, entrega tiempos de respuesta consistentes con lo esperado para preguntas que requieren interpretación del modelo de lenguaje, y tiempos prácticamente instantáneos para las consultas estructuradas resueltas directamente contra los datos de Moodle. El principal factor limitante identificado para una eventual escala mayor corresponde a la capacidad de cómputo disponible para la inferencia, no al diseño de la integración. Adicionalmente, la gestión de sesión e historial de conversaciones (chat actual por sesión, historial por usuario, borrado y purga automática a los 30 días) superó las nueve pruebas funcionales de la sección 7. Con un catálogo ampliado de 1.002 cursos (sección 8), las consultas por tema, listado, detalle y enlace respondieron en menos de 0,25 s con enlaces correctos, frente a los 86 s del bridge original.</w:t>
       </w:r>
     </w:p>
     <w:sectPr>

--- a/anexos/3_Informe_Pruebas_Funcionales_Ada.docx
+++ b/anexos/3_Informe_Pruebas_Funcionales_Ada.docx
@@ -9334,6 +9334,1192 @@
           <w:szCs w:val="22"/>
         </w:rPr>
         <w:t xml:space="preserve">Los valores están en milisegundos, medidos desde que se envía el mensaje hasta que la respuesta aparece en pantalla.</w:t>
+      </w:r>
+    </w:p>
+    <w:p>
+      <w:pPr>
+        <w:pStyle w:val="Heading2"/>
+        <w:spacing w:after="140" w:before="320"/>
+      </w:pPr>
+      <w:r>
+        <w:rPr>
+          <w:rFonts w:ascii="Calibri" w:cs="Calibri" w:eastAsia="Calibri" w:hAnsi="Calibri"/>
+          <w:b/>
+          <w:bCs/>
+          <w:color w:val="4E95C2"/>
+          <w:sz w:val="24"/>
+          <w:szCs w:val="24"/>
+        </w:rPr>
+        <w:t xml:space="preserve">Comparación manual vs Ada con el catálogo de 1.002 cursos</w:t>
+      </w:r>
+    </w:p>
+    <w:p>
+      <w:pPr>
+        <w:spacing w:after="160" w:line="288"/>
+        <w:jc w:val="both"/>
+      </w:pPr>
+      <w:r>
+        <w:rPr>
+          <w:rFonts w:ascii="Calibri" w:cs="Calibri" w:eastAsia="Calibri" w:hAnsi="Calibri"/>
+          <w:b w:val="false"/>
+          <w:bCs w:val="false"/>
+          <w:i w:val="false"/>
+          <w:iCs w:val="false"/>
+          <w:color w:val="222222"/>
+          <w:sz w:val="22"/>
+          <w:szCs w:val="22"/>
+        </w:rPr>
+        <w:t xml:space="preserve">En cumplimiento del tercer objetivo específico, se comparó el tiempo de realizar tres tareas de consulta de cursos con el procedimiento manual en Moodle frente al tiempo con Ada, sobre el catálogo ampliado de 1.002 cursos (2 reales y 1.000 sintéticos). Método: una sola persona midió con cronómetro manual, siempre desde el mismo punto de partida (página principal de Moodle con la sesión iniciada). En el procedimiento manual se usó la navegación y el buscador de Moodle como lo haría un usuario; con Ada se midió el flujo completo (clic en el cuadro de texto, escritura de la pregunta con una frase fija, lectura de la respuesta y, en las tareas 1 y 2, apertura del curso con el enlace). La medición termina cuando el curso está abierto (tareas 1 y 2) o cuando se leyeron las cuatro unidades con sus porcentajes (tarea 3). Se hicieron tres repeticiones por tarea y método, salvo la tarea 3 manual, con una sola medición, porque consiste en leer siempre el mismo contenido de un curso y su duración no depende del tamaño del catálogo.</w:t>
+      </w:r>
+    </w:p>
+    <w:tbl>
+      <w:tblPr>
+        <w:tblW w:w="5000" w:type="pct"/>
+        <w:tblBorders>
+          <w:top w:val="single" w:sz="4" w:space="0" w:color="C9D2D6"/>
+          <w:left w:val="single" w:sz="4" w:space="0" w:color="C9D2D6"/>
+          <w:bottom w:val="single" w:sz="4" w:space="0" w:color="C9D2D6"/>
+          <w:right w:val="single" w:sz="4" w:space="0" w:color="C9D2D6"/>
+          <w:insideH w:val="single" w:sz="2" w:space="0" w:color="C9D2D6"/>
+          <w:insideV w:val="single" w:sz="2" w:space="0" w:color="C9D2D6"/>
+        </w:tblBorders>
+        <w:tblCellMar>
+          <w:left w:w="10" w:type="dxa"/>
+          <w:right w:w="10" w:type="dxa"/>
+        </w:tblCellMar>
+        <w:tblLook w:val="04A0" w:firstRow="1" w:lastRow="0" w:firstColumn="1" w:lastColumn="0" w:noHBand="0" w:noVBand="1"/>
+      </w:tblPr>
+      <w:tblGrid>
+        <w:gridCol w:w="2700"/>
+        <w:gridCol w:w="1100"/>
+        <w:gridCol w:w="900"/>
+        <w:gridCol w:w="900"/>
+        <w:gridCol w:w="900"/>
+        <w:gridCol w:w="2500"/>
+      </w:tblGrid>
+      <w:tr>
+        <w:trPr>
+          <w:tblHeader/>
+        </w:trPr>
+        <w:tc>
+          <w:tcPr>
+            <w:tcW w:w="2700" w:type="dxa"/>
+            <w:shd w:val="clear" w:color="auto" w:fill="24425E"/>
+            <w:tcMar>
+              <w:top w:w="100" w:type="dxa"/>
+              <w:left w:w="120" w:type="dxa"/>
+              <w:bottom w:w="100" w:type="dxa"/>
+              <w:right w:w="120" w:type="dxa"/>
+            </w:tcMar>
+            <w:vAlign w:val="center"/>
+          </w:tcPr>
+          <w:p>
+            <w:r>
+              <w:rPr>
+                <w:rFonts w:ascii="Calibri" w:eastAsia="Calibri" w:hAnsi="Calibri" w:cs="Calibri"/>
+                <w:b/>
+                <w:bCs/>
+                <w:color w:val="FFFFFF"/>
+                <w:sz w:val="20"/>
+                <w:szCs w:val="20"/>
+              </w:rPr>
+              <w:t xml:space="preserve">Tarea</w:t>
+            </w:r>
+          </w:p>
+        </w:tc>
+        <w:tc>
+          <w:tcPr>
+            <w:tcW w:w="1100" w:type="dxa"/>
+            <w:shd w:val="clear" w:color="auto" w:fill="24425E"/>
+            <w:tcMar>
+              <w:top w:w="100" w:type="dxa"/>
+              <w:left w:w="120" w:type="dxa"/>
+              <w:bottom w:w="100" w:type="dxa"/>
+              <w:right w:w="120" w:type="dxa"/>
+            </w:tcMar>
+            <w:vAlign w:val="center"/>
+          </w:tcPr>
+          <w:p>
+            <w:r>
+              <w:rPr>
+                <w:rFonts w:ascii="Calibri" w:eastAsia="Calibri" w:hAnsi="Calibri" w:cs="Calibri"/>
+                <w:b/>
+                <w:bCs/>
+                <w:color w:val="FFFFFF"/>
+                <w:sz w:val="20"/>
+                <w:szCs w:val="20"/>
+              </w:rPr>
+              <w:t xml:space="preserve">Método</w:t>
+            </w:r>
+          </w:p>
+        </w:tc>
+        <w:tc>
+          <w:tcPr>
+            <w:tcW w:w="900" w:type="dxa"/>
+            <w:shd w:val="clear" w:color="auto" w:fill="24425E"/>
+            <w:tcMar>
+              <w:top w:w="100" w:type="dxa"/>
+              <w:left w:w="120" w:type="dxa"/>
+              <w:bottom w:w="100" w:type="dxa"/>
+              <w:right w:w="120" w:type="dxa"/>
+            </w:tcMar>
+            <w:vAlign w:val="center"/>
+          </w:tcPr>
+          <w:p>
+            <w:r>
+              <w:rPr>
+                <w:rFonts w:ascii="Calibri" w:eastAsia="Calibri" w:hAnsi="Calibri" w:cs="Calibri"/>
+                <w:b/>
+                <w:bCs/>
+                <w:color w:val="FFFFFF"/>
+                <w:sz w:val="20"/>
+                <w:szCs w:val="20"/>
+              </w:rPr>
+              <w:t xml:space="preserve">Rep. 1</w:t>
+            </w:r>
+          </w:p>
+        </w:tc>
+        <w:tc>
+          <w:tcPr>
+            <w:tcW w:w="900" w:type="dxa"/>
+            <w:shd w:val="clear" w:color="auto" w:fill="24425E"/>
+            <w:tcMar>
+              <w:top w:w="100" w:type="dxa"/>
+              <w:left w:w="120" w:type="dxa"/>
+              <w:bottom w:w="100" w:type="dxa"/>
+              <w:right w:w="120" w:type="dxa"/>
+            </w:tcMar>
+            <w:vAlign w:val="center"/>
+          </w:tcPr>
+          <w:p>
+            <w:r>
+              <w:rPr>
+                <w:rFonts w:ascii="Calibri" w:eastAsia="Calibri" w:hAnsi="Calibri" w:cs="Calibri"/>
+                <w:b/>
+                <w:bCs/>
+                <w:color w:val="FFFFFF"/>
+                <w:sz w:val="20"/>
+                <w:szCs w:val="20"/>
+              </w:rPr>
+              <w:t xml:space="preserve">Rep. 2</w:t>
+            </w:r>
+          </w:p>
+        </w:tc>
+        <w:tc>
+          <w:tcPr>
+            <w:tcW w:w="900" w:type="dxa"/>
+            <w:shd w:val="clear" w:color="auto" w:fill="24425E"/>
+            <w:tcMar>
+              <w:top w:w="100" w:type="dxa"/>
+              <w:left w:w="120" w:type="dxa"/>
+              <w:bottom w:w="100" w:type="dxa"/>
+              <w:right w:w="120" w:type="dxa"/>
+            </w:tcMar>
+            <w:vAlign w:val="center"/>
+          </w:tcPr>
+          <w:p>
+            <w:r>
+              <w:rPr>
+                <w:rFonts w:ascii="Calibri" w:eastAsia="Calibri" w:hAnsi="Calibri" w:cs="Calibri"/>
+                <w:b/>
+                <w:bCs/>
+                <w:color w:val="FFFFFF"/>
+                <w:sz w:val="20"/>
+                <w:szCs w:val="20"/>
+              </w:rPr>
+              <w:t xml:space="preserve">Rep. 3</w:t>
+            </w:r>
+          </w:p>
+        </w:tc>
+        <w:tc>
+          <w:tcPr>
+            <w:tcW w:w="2500" w:type="dxa"/>
+            <w:shd w:val="clear" w:color="auto" w:fill="24425E"/>
+            <w:tcMar>
+              <w:top w:w="100" w:type="dxa"/>
+              <w:left w:w="120" w:type="dxa"/>
+              <w:bottom w:w="100" w:type="dxa"/>
+              <w:right w:w="120" w:type="dxa"/>
+            </w:tcMar>
+            <w:vAlign w:val="center"/>
+          </w:tcPr>
+          <w:p>
+            <w:r>
+              <w:rPr>
+                <w:rFonts w:ascii="Calibri" w:eastAsia="Calibri" w:hAnsi="Calibri" w:cs="Calibri"/>
+                <w:b/>
+                <w:bCs/>
+                <w:color w:val="FFFFFF"/>
+                <w:sz w:val="20"/>
+                <w:szCs w:val="20"/>
+              </w:rPr>
+              <w:t xml:space="preserve">Media ± desviación</w:t>
+            </w:r>
+          </w:p>
+        </w:tc>
+      </w:tr>
+      <w:tr>
+        <w:trPr>
+          <w:cantSplit/>
+        </w:trPr>
+        <w:tc>
+          <w:tcPr>
+            <w:tcW w:w="2700" w:type="dxa"/>
+            <w:shd w:val="clear" w:color="auto" w:fill="FFFFFF"/>
+            <w:tcMar>
+              <w:top w:w="100" w:type="dxa"/>
+              <w:left w:w="120" w:type="dxa"/>
+              <w:bottom w:w="100" w:type="dxa"/>
+              <w:right w:w="120" w:type="dxa"/>
+            </w:tcMar>
+            <w:vAlign w:val="center"/>
+          </w:tcPr>
+          <w:p>
+            <w:r>
+              <w:rPr>
+                <w:rFonts w:ascii="Calibri" w:eastAsia="Calibri" w:hAnsi="Calibri" w:cs="Calibri"/>
+                <w:b/>
+                <w:bCs/>
+                <w:color w:val="222222"/>
+                <w:sz w:val="20"/>
+                <w:szCs w:val="20"/>
+              </w:rPr>
+              <w:t xml:space="preserve">1. Fotosíntesis</w:t>
+            </w:r>
+          </w:p>
+        </w:tc>
+        <w:tc>
+          <w:tcPr>
+            <w:tcW w:w="1100" w:type="dxa"/>
+            <w:shd w:val="clear" w:color="auto" w:fill="FFFFFF"/>
+            <w:tcMar>
+              <w:top w:w="100" w:type="dxa"/>
+              <w:left w:w="120" w:type="dxa"/>
+              <w:bottom w:w="100" w:type="dxa"/>
+              <w:right w:w="120" w:type="dxa"/>
+            </w:tcMar>
+            <w:vAlign w:val="center"/>
+          </w:tcPr>
+          <w:p>
+            <w:r>
+              <w:rPr>
+                <w:rFonts w:ascii="Calibri" w:eastAsia="Calibri" w:hAnsi="Calibri" w:cs="Calibri"/>
+                <w:color w:val="222222"/>
+                <w:sz w:val="20"/>
+                <w:szCs w:val="20"/>
+              </w:rPr>
+              <w:t xml:space="preserve">Manual</w:t>
+            </w:r>
+          </w:p>
+        </w:tc>
+        <w:tc>
+          <w:tcPr>
+            <w:tcW w:w="900" w:type="dxa"/>
+            <w:shd w:val="clear" w:color="auto" w:fill="FFFFFF"/>
+            <w:tcMar>
+              <w:top w:w="100" w:type="dxa"/>
+              <w:left w:w="120" w:type="dxa"/>
+              <w:bottom w:w="100" w:type="dxa"/>
+              <w:right w:w="120" w:type="dxa"/>
+            </w:tcMar>
+            <w:vAlign w:val="center"/>
+          </w:tcPr>
+          <w:p>
+            <w:r>
+              <w:rPr>
+                <w:rFonts w:ascii="Calibri" w:eastAsia="Calibri" w:hAnsi="Calibri" w:cs="Calibri"/>
+                <w:color w:val="222222"/>
+                <w:sz w:val="20"/>
+                <w:szCs w:val="20"/>
+              </w:rPr>
+              <w:t xml:space="preserve">148 s</w:t>
+            </w:r>
+          </w:p>
+        </w:tc>
+        <w:tc>
+          <w:tcPr>
+            <w:tcW w:w="900" w:type="dxa"/>
+            <w:shd w:val="clear" w:color="auto" w:fill="FFFFFF"/>
+            <w:tcMar>
+              <w:top w:w="100" w:type="dxa"/>
+              <w:left w:w="120" w:type="dxa"/>
+              <w:bottom w:w="100" w:type="dxa"/>
+              <w:right w:w="120" w:type="dxa"/>
+            </w:tcMar>
+            <w:vAlign w:val="center"/>
+          </w:tcPr>
+          <w:p>
+            <w:r>
+              <w:rPr>
+                <w:rFonts w:ascii="Calibri" w:eastAsia="Calibri" w:hAnsi="Calibri" w:cs="Calibri"/>
+                <w:color w:val="222222"/>
+                <w:sz w:val="20"/>
+                <w:szCs w:val="20"/>
+              </w:rPr>
+              <w:t xml:space="preserve">180 s</w:t>
+            </w:r>
+          </w:p>
+        </w:tc>
+        <w:tc>
+          <w:tcPr>
+            <w:tcW w:w="900" w:type="dxa"/>
+            <w:shd w:val="clear" w:color="auto" w:fill="FFFFFF"/>
+            <w:tcMar>
+              <w:top w:w="100" w:type="dxa"/>
+              <w:left w:w="120" w:type="dxa"/>
+              <w:bottom w:w="100" w:type="dxa"/>
+              <w:right w:w="120" w:type="dxa"/>
+            </w:tcMar>
+            <w:vAlign w:val="center"/>
+          </w:tcPr>
+          <w:p>
+            <w:r>
+              <w:rPr>
+                <w:rFonts w:ascii="Calibri" w:eastAsia="Calibri" w:hAnsi="Calibri" w:cs="Calibri"/>
+                <w:color w:val="222222"/>
+                <w:sz w:val="20"/>
+                <w:szCs w:val="20"/>
+              </w:rPr>
+              <w:t xml:space="preserve">220 s</w:t>
+            </w:r>
+          </w:p>
+        </w:tc>
+        <w:tc>
+          <w:tcPr>
+            <w:tcW w:w="2500" w:type="dxa"/>
+            <w:shd w:val="clear" w:color="auto" w:fill="FFFFFF"/>
+            <w:tcMar>
+              <w:top w:w="100" w:type="dxa"/>
+              <w:left w:w="120" w:type="dxa"/>
+              <w:bottom w:w="100" w:type="dxa"/>
+              <w:right w:w="120" w:type="dxa"/>
+            </w:tcMar>
+            <w:vAlign w:val="center"/>
+          </w:tcPr>
+          <w:p>
+            <w:r>
+              <w:rPr>
+                <w:rFonts w:ascii="Calibri" w:eastAsia="Calibri" w:hAnsi="Calibri" w:cs="Calibri"/>
+                <w:color w:val="222222"/>
+                <w:sz w:val="20"/>
+                <w:szCs w:val="20"/>
+              </w:rPr>
+              <w:t xml:space="preserve">182,7 ± 36,1 s</w:t>
+            </w:r>
+          </w:p>
+        </w:tc>
+      </w:tr>
+      <w:tr>
+        <w:trPr>
+          <w:cantSplit/>
+        </w:trPr>
+        <w:tc>
+          <w:tcPr>
+            <w:tcW w:w="2700" w:type="dxa"/>
+            <w:shd w:val="clear" w:color="auto" w:fill="F2F4F5"/>
+            <w:tcMar>
+              <w:top w:w="100" w:type="dxa"/>
+              <w:left w:w="120" w:type="dxa"/>
+              <w:bottom w:w="100" w:type="dxa"/>
+              <w:right w:w="120" w:type="dxa"/>
+            </w:tcMar>
+            <w:vAlign w:val="center"/>
+          </w:tcPr>
+          <w:p>
+            <w:r>
+              <w:rPr>
+                <w:rFonts w:ascii="Calibri" w:eastAsia="Calibri" w:hAnsi="Calibri" w:cs="Calibri"/>
+                <w:b/>
+                <w:bCs/>
+                <w:color w:val="222222"/>
+                <w:sz w:val="20"/>
+                <w:szCs w:val="20"/>
+              </w:rPr>
+              <w:t xml:space="preserve">1. Fotosíntesis</w:t>
+            </w:r>
+          </w:p>
+        </w:tc>
+        <w:tc>
+          <w:tcPr>
+            <w:tcW w:w="1100" w:type="dxa"/>
+            <w:shd w:val="clear" w:color="auto" w:fill="F2F4F5"/>
+            <w:tcMar>
+              <w:top w:w="100" w:type="dxa"/>
+              <w:left w:w="120" w:type="dxa"/>
+              <w:bottom w:w="100" w:type="dxa"/>
+              <w:right w:w="120" w:type="dxa"/>
+            </w:tcMar>
+            <w:vAlign w:val="center"/>
+          </w:tcPr>
+          <w:p>
+            <w:r>
+              <w:rPr>
+                <w:rFonts w:ascii="Calibri" w:eastAsia="Calibri" w:hAnsi="Calibri" w:cs="Calibri"/>
+                <w:color w:val="222222"/>
+                <w:sz w:val="20"/>
+                <w:szCs w:val="20"/>
+              </w:rPr>
+              <w:t xml:space="preserve">Con Ada</w:t>
+            </w:r>
+          </w:p>
+        </w:tc>
+        <w:tc>
+          <w:tcPr>
+            <w:tcW w:w="900" w:type="dxa"/>
+            <w:shd w:val="clear" w:color="auto" w:fill="F2F4F5"/>
+            <w:tcMar>
+              <w:top w:w="100" w:type="dxa"/>
+              <w:left w:w="120" w:type="dxa"/>
+              <w:bottom w:w="100" w:type="dxa"/>
+              <w:right w:w="120" w:type="dxa"/>
+            </w:tcMar>
+            <w:vAlign w:val="center"/>
+          </w:tcPr>
+          <w:p>
+            <w:r>
+              <w:rPr>
+                <w:rFonts w:ascii="Calibri" w:eastAsia="Calibri" w:hAnsi="Calibri" w:cs="Calibri"/>
+                <w:color w:val="222222"/>
+                <w:sz w:val="20"/>
+                <w:szCs w:val="20"/>
+              </w:rPr>
+              <w:t xml:space="preserve">15 s</w:t>
+            </w:r>
+          </w:p>
+        </w:tc>
+        <w:tc>
+          <w:tcPr>
+            <w:tcW w:w="900" w:type="dxa"/>
+            <w:shd w:val="clear" w:color="auto" w:fill="F2F4F5"/>
+            <w:tcMar>
+              <w:top w:w="100" w:type="dxa"/>
+              <w:left w:w="120" w:type="dxa"/>
+              <w:bottom w:w="100" w:type="dxa"/>
+              <w:right w:w="120" w:type="dxa"/>
+            </w:tcMar>
+            <w:vAlign w:val="center"/>
+          </w:tcPr>
+          <w:p>
+            <w:r>
+              <w:rPr>
+                <w:rFonts w:ascii="Calibri" w:eastAsia="Calibri" w:hAnsi="Calibri" w:cs="Calibri"/>
+                <w:color w:val="222222"/>
+                <w:sz w:val="20"/>
+                <w:szCs w:val="20"/>
+              </w:rPr>
+              <w:t xml:space="preserve">14 s</w:t>
+            </w:r>
+          </w:p>
+        </w:tc>
+        <w:tc>
+          <w:tcPr>
+            <w:tcW w:w="900" w:type="dxa"/>
+            <w:shd w:val="clear" w:color="auto" w:fill="F2F4F5"/>
+            <w:tcMar>
+              <w:top w:w="100" w:type="dxa"/>
+              <w:left w:w="120" w:type="dxa"/>
+              <w:bottom w:w="100" w:type="dxa"/>
+              <w:right w:w="120" w:type="dxa"/>
+            </w:tcMar>
+            <w:vAlign w:val="center"/>
+          </w:tcPr>
+          <w:p>
+            <w:r>
+              <w:rPr>
+                <w:rFonts w:ascii="Calibri" w:eastAsia="Calibri" w:hAnsi="Calibri" w:cs="Calibri"/>
+                <w:color w:val="222222"/>
+                <w:sz w:val="20"/>
+                <w:szCs w:val="20"/>
+              </w:rPr>
+              <w:t xml:space="preserve">13 s</w:t>
+            </w:r>
+          </w:p>
+        </w:tc>
+        <w:tc>
+          <w:tcPr>
+            <w:tcW w:w="2500" w:type="dxa"/>
+            <w:shd w:val="clear" w:color="auto" w:fill="F2F4F5"/>
+            <w:tcMar>
+              <w:top w:w="100" w:type="dxa"/>
+              <w:left w:w="120" w:type="dxa"/>
+              <w:bottom w:w="100" w:type="dxa"/>
+              <w:right w:w="120" w:type="dxa"/>
+            </w:tcMar>
+            <w:vAlign w:val="center"/>
+          </w:tcPr>
+          <w:p>
+            <w:r>
+              <w:rPr>
+                <w:rFonts w:ascii="Calibri" w:eastAsia="Calibri" w:hAnsi="Calibri" w:cs="Calibri"/>
+                <w:color w:val="222222"/>
+                <w:sz w:val="20"/>
+                <w:szCs w:val="20"/>
+              </w:rPr>
+              <w:t xml:space="preserve">14,0 ± 1,0 s</w:t>
+            </w:r>
+          </w:p>
+        </w:tc>
+      </w:tr>
+      <w:tr>
+        <w:trPr>
+          <w:cantSplit/>
+        </w:trPr>
+        <w:tc>
+          <w:tcPr>
+            <w:tcW w:w="2700" w:type="dxa"/>
+            <w:shd w:val="clear" w:color="auto" w:fill="FFFFFF"/>
+            <w:tcMar>
+              <w:top w:w="100" w:type="dxa"/>
+              <w:left w:w="120" w:type="dxa"/>
+              <w:bottom w:w="100" w:type="dxa"/>
+              <w:right w:w="120" w:type="dxa"/>
+            </w:tcMar>
+            <w:vAlign w:val="center"/>
+          </w:tcPr>
+          <w:p>
+            <w:r>
+              <w:rPr>
+                <w:rFonts w:ascii="Calibri" w:eastAsia="Calibri" w:hAnsi="Calibri" w:cs="Calibri"/>
+                <w:b/>
+                <w:bCs/>
+                <w:color w:val="222222"/>
+                <w:sz w:val="20"/>
+                <w:szCs w:val="20"/>
+              </w:rPr>
+              <w:t xml:space="preserve">2. Lectura Crítica</w:t>
+            </w:r>
+          </w:p>
+        </w:tc>
+        <w:tc>
+          <w:tcPr>
+            <w:tcW w:w="1100" w:type="dxa"/>
+            <w:shd w:val="clear" w:color="auto" w:fill="FFFFFF"/>
+            <w:tcMar>
+              <w:top w:w="100" w:type="dxa"/>
+              <w:left w:w="120" w:type="dxa"/>
+              <w:bottom w:w="100" w:type="dxa"/>
+              <w:right w:w="120" w:type="dxa"/>
+            </w:tcMar>
+            <w:vAlign w:val="center"/>
+          </w:tcPr>
+          <w:p>
+            <w:r>
+              <w:rPr>
+                <w:rFonts w:ascii="Calibri" w:eastAsia="Calibri" w:hAnsi="Calibri" w:cs="Calibri"/>
+                <w:color w:val="222222"/>
+                <w:sz w:val="20"/>
+                <w:szCs w:val="20"/>
+              </w:rPr>
+              <w:t xml:space="preserve">Manual</w:t>
+            </w:r>
+          </w:p>
+        </w:tc>
+        <w:tc>
+          <w:tcPr>
+            <w:tcW w:w="900" w:type="dxa"/>
+            <w:shd w:val="clear" w:color="auto" w:fill="FFFFFF"/>
+            <w:tcMar>
+              <w:top w:w="100" w:type="dxa"/>
+              <w:left w:w="120" w:type="dxa"/>
+              <w:bottom w:w="100" w:type="dxa"/>
+              <w:right w:w="120" w:type="dxa"/>
+            </w:tcMar>
+            <w:vAlign w:val="center"/>
+          </w:tcPr>
+          <w:p>
+            <w:r>
+              <w:rPr>
+                <w:rFonts w:ascii="Calibri" w:eastAsia="Calibri" w:hAnsi="Calibri" w:cs="Calibri"/>
+                <w:color w:val="222222"/>
+                <w:sz w:val="20"/>
+                <w:szCs w:val="20"/>
+              </w:rPr>
+              <w:t xml:space="preserve">60 s</w:t>
+            </w:r>
+          </w:p>
+        </w:tc>
+        <w:tc>
+          <w:tcPr>
+            <w:tcW w:w="900" w:type="dxa"/>
+            <w:shd w:val="clear" w:color="auto" w:fill="FFFFFF"/>
+            <w:tcMar>
+              <w:top w:w="100" w:type="dxa"/>
+              <w:left w:w="120" w:type="dxa"/>
+              <w:bottom w:w="100" w:type="dxa"/>
+              <w:right w:w="120" w:type="dxa"/>
+            </w:tcMar>
+            <w:vAlign w:val="center"/>
+          </w:tcPr>
+          <w:p>
+            <w:r>
+              <w:rPr>
+                <w:rFonts w:ascii="Calibri" w:eastAsia="Calibri" w:hAnsi="Calibri" w:cs="Calibri"/>
+                <w:color w:val="222222"/>
+                <w:sz w:val="20"/>
+                <w:szCs w:val="20"/>
+              </w:rPr>
+              <w:t xml:space="preserve">80 s</w:t>
+            </w:r>
+          </w:p>
+        </w:tc>
+        <w:tc>
+          <w:tcPr>
+            <w:tcW w:w="900" w:type="dxa"/>
+            <w:shd w:val="clear" w:color="auto" w:fill="FFFFFF"/>
+            <w:tcMar>
+              <w:top w:w="100" w:type="dxa"/>
+              <w:left w:w="120" w:type="dxa"/>
+              <w:bottom w:w="100" w:type="dxa"/>
+              <w:right w:w="120" w:type="dxa"/>
+            </w:tcMar>
+            <w:vAlign w:val="center"/>
+          </w:tcPr>
+          <w:p>
+            <w:r>
+              <w:rPr>
+                <w:rFonts w:ascii="Calibri" w:eastAsia="Calibri" w:hAnsi="Calibri" w:cs="Calibri"/>
+                <w:color w:val="222222"/>
+                <w:sz w:val="20"/>
+                <w:szCs w:val="20"/>
+              </w:rPr>
+              <w:t xml:space="preserve">90 s</w:t>
+            </w:r>
+          </w:p>
+        </w:tc>
+        <w:tc>
+          <w:tcPr>
+            <w:tcW w:w="2500" w:type="dxa"/>
+            <w:shd w:val="clear" w:color="auto" w:fill="FFFFFF"/>
+            <w:tcMar>
+              <w:top w:w="100" w:type="dxa"/>
+              <w:left w:w="120" w:type="dxa"/>
+              <w:bottom w:w="100" w:type="dxa"/>
+              <w:right w:w="120" w:type="dxa"/>
+            </w:tcMar>
+            <w:vAlign w:val="center"/>
+          </w:tcPr>
+          <w:p>
+            <w:r>
+              <w:rPr>
+                <w:rFonts w:ascii="Calibri" w:eastAsia="Calibri" w:hAnsi="Calibri" w:cs="Calibri"/>
+                <w:color w:val="222222"/>
+                <w:sz w:val="20"/>
+                <w:szCs w:val="20"/>
+              </w:rPr>
+              <w:t xml:space="preserve">76,7 ± 15,3 s</w:t>
+            </w:r>
+          </w:p>
+        </w:tc>
+      </w:tr>
+      <w:tr>
+        <w:trPr>
+          <w:cantSplit/>
+        </w:trPr>
+        <w:tc>
+          <w:tcPr>
+            <w:tcW w:w="2700" w:type="dxa"/>
+            <w:shd w:val="clear" w:color="auto" w:fill="F2F4F5"/>
+            <w:tcMar>
+              <w:top w:w="100" w:type="dxa"/>
+              <w:left w:w="120" w:type="dxa"/>
+              <w:bottom w:w="100" w:type="dxa"/>
+              <w:right w:w="120" w:type="dxa"/>
+            </w:tcMar>
+            <w:vAlign w:val="center"/>
+          </w:tcPr>
+          <w:p>
+            <w:r>
+              <w:rPr>
+                <w:rFonts w:ascii="Calibri" w:eastAsia="Calibri" w:hAnsi="Calibri" w:cs="Calibri"/>
+                <w:b/>
+                <w:bCs/>
+                <w:color w:val="222222"/>
+                <w:sz w:val="20"/>
+                <w:szCs w:val="20"/>
+              </w:rPr>
+              <w:t xml:space="preserve">2. Lectura Crítica</w:t>
+            </w:r>
+          </w:p>
+        </w:tc>
+        <w:tc>
+          <w:tcPr>
+            <w:tcW w:w="1100" w:type="dxa"/>
+            <w:shd w:val="clear" w:color="auto" w:fill="F2F4F5"/>
+            <w:tcMar>
+              <w:top w:w="100" w:type="dxa"/>
+              <w:left w:w="120" w:type="dxa"/>
+              <w:bottom w:w="100" w:type="dxa"/>
+              <w:right w:w="120" w:type="dxa"/>
+            </w:tcMar>
+            <w:vAlign w:val="center"/>
+          </w:tcPr>
+          <w:p>
+            <w:r>
+              <w:rPr>
+                <w:rFonts w:ascii="Calibri" w:eastAsia="Calibri" w:hAnsi="Calibri" w:cs="Calibri"/>
+                <w:color w:val="222222"/>
+                <w:sz w:val="20"/>
+                <w:szCs w:val="20"/>
+              </w:rPr>
+              <w:t xml:space="preserve">Con Ada</w:t>
+            </w:r>
+          </w:p>
+        </w:tc>
+        <w:tc>
+          <w:tcPr>
+            <w:tcW w:w="900" w:type="dxa"/>
+            <w:shd w:val="clear" w:color="auto" w:fill="F2F4F5"/>
+            <w:tcMar>
+              <w:top w:w="100" w:type="dxa"/>
+              <w:left w:w="120" w:type="dxa"/>
+              <w:bottom w:w="100" w:type="dxa"/>
+              <w:right w:w="120" w:type="dxa"/>
+            </w:tcMar>
+            <w:vAlign w:val="center"/>
+          </w:tcPr>
+          <w:p>
+            <w:r>
+              <w:rPr>
+                <w:rFonts w:ascii="Calibri" w:eastAsia="Calibri" w:hAnsi="Calibri" w:cs="Calibri"/>
+                <w:color w:val="222222"/>
+                <w:sz w:val="20"/>
+                <w:szCs w:val="20"/>
+              </w:rPr>
+              <w:t xml:space="preserve">20 s</w:t>
+            </w:r>
+          </w:p>
+        </w:tc>
+        <w:tc>
+          <w:tcPr>
+            <w:tcW w:w="900" w:type="dxa"/>
+            <w:shd w:val="clear" w:color="auto" w:fill="F2F4F5"/>
+            <w:tcMar>
+              <w:top w:w="100" w:type="dxa"/>
+              <w:left w:w="120" w:type="dxa"/>
+              <w:bottom w:w="100" w:type="dxa"/>
+              <w:right w:w="120" w:type="dxa"/>
+            </w:tcMar>
+            <w:vAlign w:val="center"/>
+          </w:tcPr>
+          <w:p>
+            <w:r>
+              <w:rPr>
+                <w:rFonts w:ascii="Calibri" w:eastAsia="Calibri" w:hAnsi="Calibri" w:cs="Calibri"/>
+                <w:color w:val="222222"/>
+                <w:sz w:val="20"/>
+                <w:szCs w:val="20"/>
+              </w:rPr>
+              <w:t xml:space="preserve">19 s</w:t>
+            </w:r>
+          </w:p>
+        </w:tc>
+        <w:tc>
+          <w:tcPr>
+            <w:tcW w:w="900" w:type="dxa"/>
+            <w:shd w:val="clear" w:color="auto" w:fill="F2F4F5"/>
+            <w:tcMar>
+              <w:top w:w="100" w:type="dxa"/>
+              <w:left w:w="120" w:type="dxa"/>
+              <w:bottom w:w="100" w:type="dxa"/>
+              <w:right w:w="120" w:type="dxa"/>
+            </w:tcMar>
+            <w:vAlign w:val="center"/>
+          </w:tcPr>
+          <w:p>
+            <w:r>
+              <w:rPr>
+                <w:rFonts w:ascii="Calibri" w:eastAsia="Calibri" w:hAnsi="Calibri" w:cs="Calibri"/>
+                <w:color w:val="222222"/>
+                <w:sz w:val="20"/>
+                <w:szCs w:val="20"/>
+              </w:rPr>
+              <w:t xml:space="preserve">20 s</w:t>
+            </w:r>
+          </w:p>
+        </w:tc>
+        <w:tc>
+          <w:tcPr>
+            <w:tcW w:w="2500" w:type="dxa"/>
+            <w:shd w:val="clear" w:color="auto" w:fill="F2F4F5"/>
+            <w:tcMar>
+              <w:top w:w="100" w:type="dxa"/>
+              <w:left w:w="120" w:type="dxa"/>
+              <w:bottom w:w="100" w:type="dxa"/>
+              <w:right w:w="120" w:type="dxa"/>
+            </w:tcMar>
+            <w:vAlign w:val="center"/>
+          </w:tcPr>
+          <w:p>
+            <w:r>
+              <w:rPr>
+                <w:rFonts w:ascii="Calibri" w:eastAsia="Calibri" w:hAnsi="Calibri" w:cs="Calibri"/>
+                <w:color w:val="222222"/>
+                <w:sz w:val="20"/>
+                <w:szCs w:val="20"/>
+              </w:rPr>
+              <w:t xml:space="preserve">19,7 ± 0,6 s</w:t>
+            </w:r>
+          </w:p>
+        </w:tc>
+      </w:tr>
+      <w:tr>
+        <w:trPr>
+          <w:cantSplit/>
+        </w:trPr>
+        <w:tc>
+          <w:tcPr>
+            <w:tcW w:w="2700" w:type="dxa"/>
+            <w:shd w:val="clear" w:color="auto" w:fill="FFFFFF"/>
+            <w:tcMar>
+              <w:top w:w="100" w:type="dxa"/>
+              <w:left w:w="120" w:type="dxa"/>
+              <w:bottom w:w="100" w:type="dxa"/>
+              <w:right w:w="120" w:type="dxa"/>
+            </w:tcMar>
+            <w:vAlign w:val="center"/>
+          </w:tcPr>
+          <w:p>
+            <w:r>
+              <w:rPr>
+                <w:rFonts w:ascii="Calibri" w:eastAsia="Calibri" w:hAnsi="Calibri" w:cs="Calibri"/>
+                <w:b/>
+                <w:bCs/>
+                <w:color w:val="222222"/>
+                <w:sz w:val="20"/>
+                <w:szCs w:val="20"/>
+              </w:rPr>
+              <w:t xml:space="preserve">3. Unidades Ciencias Naturales</w:t>
+            </w:r>
+          </w:p>
+        </w:tc>
+        <w:tc>
+          <w:tcPr>
+            <w:tcW w:w="1100" w:type="dxa"/>
+            <w:shd w:val="clear" w:color="auto" w:fill="FFFFFF"/>
+            <w:tcMar>
+              <w:top w:w="100" w:type="dxa"/>
+              <w:left w:w="120" w:type="dxa"/>
+              <w:bottom w:w="100" w:type="dxa"/>
+              <w:right w:w="120" w:type="dxa"/>
+            </w:tcMar>
+            <w:vAlign w:val="center"/>
+          </w:tcPr>
+          <w:p>
+            <w:r>
+              <w:rPr>
+                <w:rFonts w:ascii="Calibri" w:eastAsia="Calibri" w:hAnsi="Calibri" w:cs="Calibri"/>
+                <w:color w:val="222222"/>
+                <w:sz w:val="20"/>
+                <w:szCs w:val="20"/>
+              </w:rPr>
+              <w:t xml:space="preserve">Manual</w:t>
+            </w:r>
+          </w:p>
+        </w:tc>
+        <w:tc>
+          <w:tcPr>
+            <w:tcW w:w="900" w:type="dxa"/>
+            <w:shd w:val="clear" w:color="auto" w:fill="FFFFFF"/>
+            <w:tcMar>
+              <w:top w:w="100" w:type="dxa"/>
+              <w:left w:w="120" w:type="dxa"/>
+              <w:bottom w:w="100" w:type="dxa"/>
+              <w:right w:w="120" w:type="dxa"/>
+            </w:tcMar>
+            <w:vAlign w:val="center"/>
+          </w:tcPr>
+          <w:p>
+            <w:r>
+              <w:rPr>
+                <w:rFonts w:ascii="Calibri" w:eastAsia="Calibri" w:hAnsi="Calibri" w:cs="Calibri"/>
+                <w:color w:val="222222"/>
+                <w:sz w:val="20"/>
+                <w:szCs w:val="20"/>
+              </w:rPr>
+              <w:t xml:space="preserve">60 s</w:t>
+            </w:r>
+          </w:p>
+        </w:tc>
+        <w:tc>
+          <w:tcPr>
+            <w:tcW w:w="900" w:type="dxa"/>
+            <w:shd w:val="clear" w:color="auto" w:fill="FFFFFF"/>
+            <w:tcMar>
+              <w:top w:w="100" w:type="dxa"/>
+              <w:left w:w="120" w:type="dxa"/>
+              <w:bottom w:w="100" w:type="dxa"/>
+              <w:right w:w="120" w:type="dxa"/>
+            </w:tcMar>
+            <w:vAlign w:val="center"/>
+          </w:tcPr>
+          <w:p>
+            <w:r>
+              <w:rPr>
+                <w:rFonts w:ascii="Calibri" w:eastAsia="Calibri" w:hAnsi="Calibri" w:cs="Calibri"/>
+                <w:color w:val="222222"/>
+                <w:sz w:val="20"/>
+                <w:szCs w:val="20"/>
+              </w:rPr>
+              <w:t xml:space="preserve">—</w:t>
+            </w:r>
+          </w:p>
+        </w:tc>
+        <w:tc>
+          <w:tcPr>
+            <w:tcW w:w="900" w:type="dxa"/>
+            <w:shd w:val="clear" w:color="auto" w:fill="FFFFFF"/>
+            <w:tcMar>
+              <w:top w:w="100" w:type="dxa"/>
+              <w:left w:w="120" w:type="dxa"/>
+              <w:bottom w:w="100" w:type="dxa"/>
+              <w:right w:w="120" w:type="dxa"/>
+            </w:tcMar>
+            <w:vAlign w:val="center"/>
+          </w:tcPr>
+          <w:p>
+            <w:r>
+              <w:rPr>
+                <w:rFonts w:ascii="Calibri" w:eastAsia="Calibri" w:hAnsi="Calibri" w:cs="Calibri"/>
+                <w:color w:val="222222"/>
+                <w:sz w:val="20"/>
+                <w:szCs w:val="20"/>
+              </w:rPr>
+              <w:t xml:space="preserve">—</w:t>
+            </w:r>
+          </w:p>
+        </w:tc>
+        <w:tc>
+          <w:tcPr>
+            <w:tcW w:w="2500" w:type="dxa"/>
+            <w:shd w:val="clear" w:color="auto" w:fill="FFFFFF"/>
+            <w:tcMar>
+              <w:top w:w="100" w:type="dxa"/>
+              <w:left w:w="120" w:type="dxa"/>
+              <w:bottom w:w="100" w:type="dxa"/>
+              <w:right w:w="120" w:type="dxa"/>
+            </w:tcMar>
+            <w:vAlign w:val="center"/>
+          </w:tcPr>
+          <w:p>
+            <w:r>
+              <w:rPr>
+                <w:rFonts w:ascii="Calibri" w:eastAsia="Calibri" w:hAnsi="Calibri" w:cs="Calibri"/>
+                <w:color w:val="222222"/>
+                <w:sz w:val="20"/>
+                <w:szCs w:val="20"/>
+              </w:rPr>
+              <w:t xml:space="preserve">60 s (n = 1)</w:t>
+            </w:r>
+          </w:p>
+        </w:tc>
+      </w:tr>
+      <w:tr>
+        <w:trPr>
+          <w:cantSplit/>
+        </w:trPr>
+        <w:tc>
+          <w:tcPr>
+            <w:tcW w:w="2700" w:type="dxa"/>
+            <w:shd w:val="clear" w:color="auto" w:fill="F2F4F5"/>
+            <w:tcMar>
+              <w:top w:w="100" w:type="dxa"/>
+              <w:left w:w="120" w:type="dxa"/>
+              <w:bottom w:w="100" w:type="dxa"/>
+              <w:right w:w="120" w:type="dxa"/>
+            </w:tcMar>
+            <w:vAlign w:val="center"/>
+          </w:tcPr>
+          <w:p>
+            <w:r>
+              <w:rPr>
+                <w:rFonts w:ascii="Calibri" w:eastAsia="Calibri" w:hAnsi="Calibri" w:cs="Calibri"/>
+                <w:b/>
+                <w:bCs/>
+                <w:color w:val="222222"/>
+                <w:sz w:val="20"/>
+                <w:szCs w:val="20"/>
+              </w:rPr>
+              <w:t xml:space="preserve">3. Unidades Ciencias Naturales</w:t>
+            </w:r>
+          </w:p>
+        </w:tc>
+        <w:tc>
+          <w:tcPr>
+            <w:tcW w:w="1100" w:type="dxa"/>
+            <w:shd w:val="clear" w:color="auto" w:fill="F2F4F5"/>
+            <w:tcMar>
+              <w:top w:w="100" w:type="dxa"/>
+              <w:left w:w="120" w:type="dxa"/>
+              <w:bottom w:w="100" w:type="dxa"/>
+              <w:right w:w="120" w:type="dxa"/>
+            </w:tcMar>
+            <w:vAlign w:val="center"/>
+          </w:tcPr>
+          <w:p>
+            <w:r>
+              <w:rPr>
+                <w:rFonts w:ascii="Calibri" w:eastAsia="Calibri" w:hAnsi="Calibri" w:cs="Calibri"/>
+                <w:color w:val="222222"/>
+                <w:sz w:val="20"/>
+                <w:szCs w:val="20"/>
+              </w:rPr>
+              <w:t xml:space="preserve">Con Ada</w:t>
+            </w:r>
+          </w:p>
+        </w:tc>
+        <w:tc>
+          <w:tcPr>
+            <w:tcW w:w="900" w:type="dxa"/>
+            <w:shd w:val="clear" w:color="auto" w:fill="F2F4F5"/>
+            <w:tcMar>
+              <w:top w:w="100" w:type="dxa"/>
+              <w:left w:w="120" w:type="dxa"/>
+              <w:bottom w:w="100" w:type="dxa"/>
+              <w:right w:w="120" w:type="dxa"/>
+            </w:tcMar>
+            <w:vAlign w:val="center"/>
+          </w:tcPr>
+          <w:p>
+            <w:r>
+              <w:rPr>
+                <w:rFonts w:ascii="Calibri" w:eastAsia="Calibri" w:hAnsi="Calibri" w:cs="Calibri"/>
+                <w:color w:val="222222"/>
+                <w:sz w:val="20"/>
+                <w:szCs w:val="20"/>
+              </w:rPr>
+              <w:t xml:space="preserve">15 s</w:t>
+            </w:r>
+          </w:p>
+        </w:tc>
+        <w:tc>
+          <w:tcPr>
+            <w:tcW w:w="900" w:type="dxa"/>
+            <w:shd w:val="clear" w:color="auto" w:fill="F2F4F5"/>
+            <w:tcMar>
+              <w:top w:w="100" w:type="dxa"/>
+              <w:left w:w="120" w:type="dxa"/>
+              <w:bottom w:w="100" w:type="dxa"/>
+              <w:right w:w="120" w:type="dxa"/>
+            </w:tcMar>
+            <w:vAlign w:val="center"/>
+          </w:tcPr>
+          <w:p>
+            <w:r>
+              <w:rPr>
+                <w:rFonts w:ascii="Calibri" w:eastAsia="Calibri" w:hAnsi="Calibri" w:cs="Calibri"/>
+                <w:color w:val="222222"/>
+                <w:sz w:val="20"/>
+                <w:szCs w:val="20"/>
+              </w:rPr>
+              <w:t xml:space="preserve">14 s</w:t>
+            </w:r>
+          </w:p>
+        </w:tc>
+        <w:tc>
+          <w:tcPr>
+            <w:tcW w:w="900" w:type="dxa"/>
+            <w:shd w:val="clear" w:color="auto" w:fill="F2F4F5"/>
+            <w:tcMar>
+              <w:top w:w="100" w:type="dxa"/>
+              <w:left w:w="120" w:type="dxa"/>
+              <w:bottom w:w="100" w:type="dxa"/>
+              <w:right w:w="120" w:type="dxa"/>
+            </w:tcMar>
+            <w:vAlign w:val="center"/>
+          </w:tcPr>
+          <w:p>
+            <w:r>
+              <w:rPr>
+                <w:rFonts w:ascii="Calibri" w:eastAsia="Calibri" w:hAnsi="Calibri" w:cs="Calibri"/>
+                <w:color w:val="222222"/>
+                <w:sz w:val="20"/>
+                <w:szCs w:val="20"/>
+              </w:rPr>
+              <w:t xml:space="preserve">15 s</w:t>
+            </w:r>
+          </w:p>
+        </w:tc>
+        <w:tc>
+          <w:tcPr>
+            <w:tcW w:w="2500" w:type="dxa"/>
+            <w:shd w:val="clear" w:color="auto" w:fill="F2F4F5"/>
+            <w:tcMar>
+              <w:top w:w="100" w:type="dxa"/>
+              <w:left w:w="120" w:type="dxa"/>
+              <w:bottom w:w="100" w:type="dxa"/>
+              <w:right w:w="120" w:type="dxa"/>
+            </w:tcMar>
+            <w:vAlign w:val="center"/>
+          </w:tcPr>
+          <w:p>
+            <w:r>
+              <w:rPr>
+                <w:rFonts w:ascii="Calibri" w:eastAsia="Calibri" w:hAnsi="Calibri" w:cs="Calibri"/>
+                <w:color w:val="222222"/>
+                <w:sz w:val="20"/>
+                <w:szCs w:val="20"/>
+              </w:rPr>
+              <w:t xml:space="preserve">14,7 ± 0,6 s</w:t>
+            </w:r>
+          </w:p>
+        </w:tc>
+      </w:tr>
+    </w:tbl>
+    <w:p>
+      <w:pPr>
+        <w:spacing w:after="160" w:line="288"/>
+        <w:jc w:val="both"/>
+      </w:pPr>
+      <w:r>
+        <w:rPr>
+          <w:rFonts w:ascii="Calibri" w:cs="Calibri" w:eastAsia="Calibri" w:hAnsi="Calibri"/>
+          <w:b w:val="false"/>
+          <w:bCs w:val="false"/>
+          <w:i w:val="false"/>
+          <w:iCs w:val="false"/>
+          <w:color w:val="222222"/>
+          <w:sz w:val="22"/>
+          <w:szCs w:val="22"/>
+        </w:rPr>
+        <w:t xml:space="preserve">Reducción = (tiempo manual medio − tiempo medio con Ada) ÷ tiempo manual medio × 100: tarea 1, (182,7 − 14,0) ÷ 182,7 = 92,3 %; tarea 2, (76,7 − 19,7) ÷ 76,7 = 74,3 %; tarea 3, (60,0 − 14,7) ÷ 60,0 = 75,6 %. Una medición previa con Ada de 1 s solo había medido la respuesta del sistema y se reemplazó por la medición de punta a punta (escribir, leer y abrir el curso).</w:t>
+      </w:r>
+    </w:p>
+    <w:p>
+      <w:pPr>
+        <w:spacing w:after="160" w:line="288"/>
+        <w:jc w:val="both"/>
+      </w:pPr>
+      <w:r>
+        <w:rPr>
+          <w:rFonts w:ascii="Calibri" w:cs="Calibri" w:eastAsia="Calibri" w:hAnsi="Calibri"/>
+          <w:b w:val="false"/>
+          <w:bCs w:val="false"/>
+          <w:i w:val="false"/>
+          <w:iCs w:val="false"/>
+          <w:color w:val="222222"/>
+          <w:sz w:val="22"/>
+          <w:szCs w:val="22"/>
+        </w:rPr>
+        <w:t xml:space="preserve">Alcance de la comparación. Dentro del alcance comparable con el procedimiento manual están las consultas de datos que Ada resuelve sin el modelo de lenguaje: listado o resumen del catálogo, búsqueda de cursos por tema, enlace a un curso y detalle de unidades. Fuera de ese alcance están las preguntas abiertas, las recomendaciones y las solicitudes ajenas a la plataforma (categorías 4 y 5), que dependen de la generación del modelo, tardan entre uno y varios minutos y no tienen un equivalente de búsqueda manual comparable, porque corresponden a comportamientos conversacionales.</w:t>
+      </w:r>
+    </w:p>
+    <w:p>
+      <w:pPr>
+        <w:spacing w:after="160" w:line="288"/>
+        <w:jc w:val="both"/>
+      </w:pPr>
+      <w:r>
+        <w:rPr>
+          <w:rFonts w:ascii="Calibri" w:cs="Calibri" w:eastAsia="Calibri" w:hAnsi="Calibri"/>
+          <w:b w:val="false"/>
+          <w:bCs w:val="false"/>
+          <w:i w:val="false"/>
+          <w:iCs w:val="false"/>
+          <w:color w:val="222222"/>
+          <w:sz w:val="22"/>
+          <w:szCs w:val="22"/>
+        </w:rPr>
+        <w:t xml:space="preserve">Limitaciones. Las mediciones las realizó una sola persona con cronómetro manual, con tres repeticiones por celda (una en la tarea 3 manual) y sobre un catálogo sintético; la dispersión del tiempo manual es alta (desviación de hasta 36 s). Los resultados indican la magnitud del ahorro, pero deben confirmarse con más participantes y con el catálogo real de la empresa.</w:t>
       </w:r>
     </w:p>
     <w:p>

--- a/anexos/3_Informe_Pruebas_Funcionales_Ada.docx
+++ b/anexos/3_Informe_Pruebas_Funcionales_Ada.docx
@@ -2184,7 +2184,7 @@
           <w:sz w:val="22"/>
           <w:szCs w:val="22"/>
         </w:rPr>
-        <w:t xml:space="preserve">Esta sección amplía la matriz del informe final. Para cada caso se registran la consulta realizada, la respuesta esperada (derivada de la información real almacenada en Moodle), la respuesta obtenida, el criterio de aceptación aplicado, el resultado, el tiempo de respuesta y la evidencia, que corresponde a las capturas de pantalla del Anexo D (Caso n).</w:t>
+        <w:t xml:space="preserve">Esta sección amplía la matriz del informe final. Para cada caso se registran la consulta realizada, la respuesta esperada (derivada de la información real almacenada en Moodle), la respuesta obtenida, el criterio de aceptación aplicado, el resultado, el tiempo de respuesta y la evidencia, que corresponde a las capturas de pantalla del Anexo D (Caso n). Los 15 casos se ejecutaron de nuevo en la instancia real de Moodle del piloto (dos cursos), con el widget en su versión final; en los casos 4 a 9 la respuesta incluye ahora el enlace «Abrir curso» de cada curso.</w:t>
       </w:r>
     </w:p>
     <w:p>
@@ -3003,7 +3003,7 @@
                 <w:sz w:val="20"/>
                 <w:szCs w:val="20"/>
               </w:rPr>
-              <w:t xml:space="preserve">C1: Correcto · &lt; 1 s · Anexo D, Caso 1</w:t>
+              <w:t xml:space="preserve">C1: Correcto · sistema &lt; 1 s; total 5 s · Anexo D, Caso 1</w:t>
             </w:r>
           </w:p>
         </w:tc>
@@ -3130,7 +3130,7 @@
                 <w:sz w:val="20"/>
                 <w:szCs w:val="20"/>
               </w:rPr>
-              <w:t xml:space="preserve">C1: Correcto · &lt; 1 s · Anexo D, Caso 2</w:t>
+              <w:t xml:space="preserve">C1: Correcto · sistema &lt; 1 s; total 10 s · Anexo D, Caso 2</w:t>
             </w:r>
           </w:p>
         </w:tc>
@@ -3257,7 +3257,7 @@
                 <w:sz w:val="20"/>
                 <w:szCs w:val="20"/>
               </w:rPr>
-              <w:t xml:space="preserve">C1: Correcto · &lt; 1 s · Anexo D, Caso 3</w:t>
+              <w:t xml:space="preserve">C1: Correcto · sistema &lt; 1 s; total 5 s · Anexo D, Caso 3</w:t>
             </w:r>
           </w:p>
         </w:tc>
@@ -3360,7 +3360,7 @@
                 <w:sz w:val="20"/>
                 <w:szCs w:val="20"/>
               </w:rPr>
-              <w:t xml:space="preserve">«Tenemos 2 cursos disponibles: Ciencias Naturales — Saber 11 y Lectura Crítica — Saber 11. ¿Sobre cuál te gustaría saber más?» (construida con datos del bridge).</w:t>
+              <w:t xml:space="preserve">«Tenemos 2 cursos disponibles: Ciencias Naturales — Saber 11 y Lectura Crítica — Saber 11. ¿Sobre cuál te gustaría saber más?», seguido de «Enlaces:» con el enlace «Abrir curso» de cada curso (construida con datos del bridge).</w:t>
             </w:r>
           </w:p>
         </w:tc>
@@ -3384,7 +3384,7 @@
                 <w:sz w:val="20"/>
                 <w:szCs w:val="20"/>
               </w:rPr>
-              <w:t xml:space="preserve">C2: Correcto · &lt; 1 s · Anexo D, Caso 4</w:t>
+              <w:t xml:space="preserve">C2: Correcto · sistema &lt; 1 s; total 20 s · Anexo D, Caso 4</w:t>
             </w:r>
           </w:p>
         </w:tc>
@@ -3511,7 +3511,7 @@
                 <w:sz w:val="20"/>
                 <w:szCs w:val="20"/>
               </w:rPr>
-              <w:t xml:space="preserve">C2: Correcto · &lt; 1 s · Anexo D, Caso 5</w:t>
+              <w:t xml:space="preserve">C2: Correcto · sistema &lt; 1 s; total 18 s · Anexo D, Caso 5</w:t>
             </w:r>
           </w:p>
         </w:tc>
@@ -3638,7 +3638,7 @@
                 <w:sz w:val="20"/>
                 <w:szCs w:val="20"/>
               </w:rPr>
-              <w:t xml:space="preserve">C2: Correcto · &lt; 1 s · Anexo D, Caso 6</w:t>
+              <w:t xml:space="preserve">C2: Correcto · sistema &lt; 1 s; total 14 s · Anexo D, Caso 6</w:t>
             </w:r>
           </w:p>
         </w:tc>
@@ -3741,7 +3741,7 @@
                 <w:sz w:val="20"/>
                 <w:szCs w:val="20"/>
               </w:rPr>
-              <w:t xml:space="preserve">«El curso Ciencias Naturales — Saber 11 tiene 4 unidades:» 1. Biología: Entorno Vivo (35 %): célula, genética, evolución, ecosistemas y fisiología humana. 2. Química: Materia y Transformaciones (30 %): átomo, tabla periódica, enlace químico, reacciones, soluciones y química orgánica. 3. Física: Fuerzas y Energía (30 %): mecánica, leyes de Newton, energía, termodinámica y ondas. 4. Ciencias de la Tierra y CTS (25 %). La captura muestra las tres primeras unidades; la cuarta queda debajo del área visible del chat.</w:t>
+              <w:t xml:space="preserve">«El curso Ciencias Naturales — Saber 11 tiene 4 unidades:» 1. Biología: Entorno Vivo (35 %). 2. Química: Materia y Transformaciones (30 %): átomo, tabla periódica, enlace químico, reacciones, soluciones y química orgánica. 3. Física: Fuerzas y Energía (30 %): mecánica, leyes de Newton, energía, termodinámica y ondas. 4. Ciencias de la Tierra y CTS (25 %): estructura interna, tectónica de placas, atmósfera, cambio climático y método científico. Termina con «Enlace del curso: Abrir curso». Las dos capturas del Anexo D muestran la respuesta completa.</w:t>
             </w:r>
           </w:p>
         </w:tc>
@@ -3765,7 +3765,7 @@
                 <w:sz w:val="20"/>
                 <w:szCs w:val="20"/>
               </w:rPr>
-              <w:t xml:space="preserve">C3: Correcto · &lt; 1 s · Anexo D, Caso 7</w:t>
+              <w:t xml:space="preserve">C3: Correcto · sistema &lt; 1 s; total 16 s · Anexo D, Caso 7</w:t>
             </w:r>
           </w:p>
         </w:tc>
@@ -3868,7 +3868,7 @@
                 <w:sz w:val="20"/>
                 <w:szCs w:val="20"/>
               </w:rPr>
-              <w:t xml:space="preserve">«El curso Lectura Crítica — Saber 11 tiene 4 unidades:» 1. Comprensión Textual (35 %): niveles de lectura, tipos de texto, coherencia, cohesión y textos discontinuos. 2. Argumentación y Retórica (30 %). 3. Literatura y Contexto (20 %). 4. Pensamiento Crítico (15 %). La captura muestra las primeras unidades; el resto queda debajo del área visible.</w:t>
+              <w:t xml:space="preserve">«El curso Lectura Crítica — Saber 11 tiene 4 unidades:» Comprensión Textual (35 %), Argumentación y Retórica (30 %), Literatura y Contexto (20 %) y Pensamiento Crítico (15 %), cada una con sus contenidos, y el enlace del curso. Las dos capturas del Anexo D muestran la respuesta completa.</w:t>
             </w:r>
           </w:p>
         </w:tc>
@@ -3892,7 +3892,7 @@
                 <w:sz w:val="20"/>
                 <w:szCs w:val="20"/>
               </w:rPr>
-              <w:t xml:space="preserve">C3: Correcto · &lt; 1 s · Anexo D, Caso 8</w:t>
+              <w:t xml:space="preserve">C3: Correcto · sistema &lt; 1 s; total 16 s · Anexo D, Caso 8</w:t>
             </w:r>
           </w:p>
         </w:tc>
@@ -4019,7 +4019,7 @@
                 <w:sz w:val="20"/>
                 <w:szCs w:val="20"/>
               </w:rPr>
-              <w:t xml:space="preserve">C3: Correcto · &lt; 1 s · Anexo D, Caso 9</w:t>
+              <w:t xml:space="preserve">C3: Correcto · sistema &lt; 1 s; total 16 s · Anexo D, Caso 9</w:t>
             </w:r>
           </w:p>
         </w:tc>
@@ -4122,7 +4122,7 @@
                 <w:sz w:val="20"/>
                 <w:szCs w:val="20"/>
               </w:rPr>
-              <w:t xml:space="preserve">«Lo siento, pero no puedo ayudarte con recetas de pizza. ¿Hay algo más sobre los cursos que necesitas saber? ¿Quieres información sobre el curso Ciencias Naturales — Saber 11 o Lectura Crítica — Saber 11?»</w:t>
+              <w:t xml:space="preserve">«Lo siento, pero no puedo ayudarte con eso. ¿Quieres saber más sobre los cursos que tenemos disponibles?»</w:t>
             </w:r>
           </w:p>
         </w:tc>
@@ -4146,7 +4146,7 @@
                 <w:sz w:val="20"/>
                 <w:szCs w:val="20"/>
               </w:rPr>
-              <w:t xml:space="preserve">C4: Correcto · 1:23 · Anexo D, Caso 10</w:t>
+              <w:t xml:space="preserve">C4: Correcto · 1:02 · Anexo D, Caso 10</w:t>
             </w:r>
           </w:p>
         </w:tc>
@@ -4249,7 +4249,7 @@
                 <w:sz w:val="20"/>
                 <w:szCs w:val="20"/>
               </w:rPr>
-              <w:t xml:space="preserve">«Lo siento, pero no puedo ayudarte con preguntas fuera del contexto de los cursos disponibles en la plataforma. ¿Quieres saber qué cursos tenemos disponibles o necesitas ayuda con algo relacionado a ellos?»</w:t>
+              <w:t xml:space="preserve">«Lo siento, pero no puedo ayudarte a encontrar la capital de Francia. ¿Quieres saber más sobre los cursos que tenemos disponibles? ¿Te gustaría saber algo específico sobre Ciencias Naturales o Lectura Crítica?»</w:t>
             </w:r>
           </w:p>
         </w:tc>
@@ -4273,7 +4273,7 @@
                 <w:sz w:val="20"/>
                 <w:szCs w:val="20"/>
               </w:rPr>
-              <w:t xml:space="preserve">C4: Correcto · 1:02 · Anexo D, Caso 11</w:t>
+              <w:t xml:space="preserve">C4: Correcto · 0:57 · Anexo D, Caso 11</w:t>
             </w:r>
           </w:p>
         </w:tc>
@@ -4376,7 +4376,7 @@
                 <w:sz w:val="20"/>
                 <w:szCs w:val="20"/>
               </w:rPr>
-              <w:t xml:space="preserve">«Lo siento, pero la plataforma es para cursos académicos como Ciencias Naturales — Saber 11 y Lectura Crítica — Saber 11, no para matemáticas. ¿Quieres saber más sobre alguno de estos cursos o necesitas ayuda con algo específico en ellos?»</w:t>
+              <w:t xml:space="preserve">«Lo siento, pero no puedo ayudarte con la tarea de matemáticas. ¿Quieres saber más sobre los cursos que tenemos disponibles? … ¿O prefieres que te explique cómo encontrar recursos para apoyar tus estudios de matemáticas en general?»</w:t>
             </w:r>
           </w:p>
         </w:tc>
@@ -4400,7 +4400,7 @@
                 <w:sz w:val="20"/>
                 <w:szCs w:val="20"/>
               </w:rPr>
-              <w:t xml:space="preserve">C4: Correcto · 1:12 · Anexo D, Caso 12</w:t>
+              <w:t xml:space="preserve">C4: Correcto · 1:17 · Anexo D, Caso 12</w:t>
             </w:r>
           </w:p>
         </w:tc>
@@ -4503,7 +4503,7 @@
                 <w:sz w:val="20"/>
                 <w:szCs w:val="20"/>
               </w:rPr>
-              <w:t xml:space="preserve">«La Lectura Crítica es importante para el Saber 11 porque ayuda a desarrollar habilidades como la comprensión textual, la argumentación y el pensamiento crítico… es clave en la prueba del ICFES. ¿Qué te parece si hablamos un poco más sobre cómo puedes aplicar estas habilidades en tu estudio?»</w:t>
+              <w:t xml:space="preserve">«La Lectura Crítica es importante para el Saber 11 porque ayuda a desarrollar habilidades como la comprensión textual, la argumentación y el pensamiento crítico, que son fundamentales para poder analizar e interpretar textos de manera efectiva. ¿Te gustaría saber algo específico sobre las unidades o actividades del curso de Lectura Crítica?»</w:t>
             </w:r>
           </w:p>
         </w:tc>
@@ -4527,7 +4527,7 @@
                 <w:sz w:val="20"/>
                 <w:szCs w:val="20"/>
               </w:rPr>
-              <w:t xml:space="preserve">C5: Correcto · 1:34 · Anexo D, Caso 13</w:t>
+              <w:t xml:space="preserve">C5: Correcto · 1:50 · Anexo D, Caso 13</w:t>
             </w:r>
           </w:p>
         </w:tc>
@@ -4630,7 +4630,7 @@
                 <w:sz w:val="20"/>
                 <w:szCs w:val="20"/>
               </w:rPr>
-              <w:t xml:space="preserve">«El curso de Ciencias Naturales es un curso muy completo que prepara a los estudiantes para la prueba Saber 11 del ICFES, cubriendo temas como Biología, Química, Física y Ciencias de la Tierra. Cada unidad tiene su propio peso en la prueba… ¿Qué aspecto específico del curso te preocupa?»</w:t>
+              <w:t xml:space="preserve">«El curso de Ciencias Naturales es bastante completo, cubre Biología, Química, Física y Ciencias de la Tierra, lo que puede ser un poco desafiante para algunos estudiantes… el curso está organizado en 4 unidades claras y concretas… ¿Qué unidad te gustaría saber más sobre?»</w:t>
             </w:r>
           </w:p>
         </w:tc>
@@ -4654,7 +4654,7 @@
                 <w:sz w:val="20"/>
                 <w:szCs w:val="20"/>
               </w:rPr>
-              <w:t xml:space="preserve">C5: Correcto · 2:32 · Anexo D, Caso 14</w:t>
+              <w:t xml:space="preserve">C5: Correcto · 2:02 · Anexo D, Caso 14</w:t>
             </w:r>
           </w:p>
         </w:tc>
@@ -4757,7 +4757,7 @@
                 <w:sz w:val="20"/>
                 <w:szCs w:val="20"/>
               </w:rPr>
-              <w:t xml:space="preserve">«…ambos son muy buenos y útiles para la preparación del Saber 11. El curso de Ciencias Naturales es muy completo y cubre Biología, Química, Física y Ciencias de la Tierra… el curso de Lectura Crítica es ideal si quieres mejorar tus habilidades de comprensión textual, argumentación y pensamiento crítico… ¿Cuál crees que te interesaría más?»</w:t>
+              <w:t xml:space="preserve">«Bueno, tenemos dos cursos disponibles… Ambos están diseñados para ayudarte a prepararte para la prueba Saber 11 del ICFES.» Describe Ciencias Naturales (cuatro unidades; la de mayor peso es Biología: Entorno Vivo, 35 %) y Lectura Crítica (comprensión, argumentación y pensamiento crítico, también en cuatro unidades) y pregunta por cuál tiene preferencia.</w:t>
             </w:r>
           </w:p>
         </w:tc>
@@ -4781,7 +4781,7 @@
                 <w:sz w:val="20"/>
                 <w:szCs w:val="20"/>
               </w:rPr>
-              <w:t xml:space="preserve">C5: Correcto · 3:23 · Anexo D, Caso 15</w:t>
+              <w:t xml:space="preserve">C5: Correcto · 3:04 · Anexo D, Caso 15</w:t>
             </w:r>
           </w:p>
         </w:tc>
@@ -4820,7 +4820,7 @@
           <w:sz w:val="22"/>
           <w:szCs w:val="22"/>
         </w:rPr>
-        <w:t xml:space="preserve">Cada caso se evaluó de forma binaria (correcto o incorrecto) frente al criterio de aceptación de su categoría, comparando la respuesta obtenida con la información registrada en Moodle, que se obtuvo del bridge. La precisión de una categoría se calcula como (respuestas correctas ÷ casos evaluados) × 100, y la precisión global como (total de respuestas correctas ÷ 15) × 100; así, 15 de 15 casos correctos equivalen a una precisión del 100 %. La muestra fue de 15 casos (tres formulaciones por categoría), con una sola ejecución por caso, evaluados por la autora; no se descartó ni repitió ninguna respuesta. Las categorías 1 a 3 son reproducibles, porque sus respuestas se construyen con reglas y con los datos del bridge, sin intervención del modelo de lenguaje; las categorías 4 y 5 dependen del modelo y pueden variar entre ejecuciones, y en la categoría 5 el criterio es cualitativo. Por ello, el 100 % describe esta muestra y no constituye una garantía para cualquier consulta.</w:t>
+        <w:t xml:space="preserve">Cada caso se evaluó de forma binaria (correcto o incorrecto) frente al criterio de aceptación de su categoría, comparando la respuesta obtenida con la información registrada en Moodle, que se obtuvo del bridge. La precisión de una categoría se calcula como (respuestas correctas ÷ casos evaluados) × 100, y la precisión global como (total de respuestas correctas ÷ 15) × 100; así, 15 de 15 casos correctos equivalen a una precisión del 100 %. La muestra fue de 15 casos (tres formulaciones por categoría), con una sola ejecución por caso, realizada en la instancia real de Moodle del piloto (dos cursos) y evaluada por la autora; no se descartó ni repitió ninguna respuesta. El tiempo de cada caso es el de punta a punta, medido con cronómetro: incluye escribir la consulta, esperar la respuesta y leerla. En las categorías 1 a 3 la respuesta del propio sistema tarda menos de un segundo, por lo que ese tiempo corresponde casi por completo al usuario; en las categorías 4 y 5 la mayor parte es la generación del modelo de lenguaje. Las categorías 1 a 3 son reproducibles, porque sus respuestas se construyen con reglas y con los datos del bridge, sin intervención del modelo; las categorías 4 y 5 dependen del modelo y pueden variar entre ejecuciones, y en la categoría 5 el criterio es cualitativo. Por ello, el 100 % describe esta muestra y no constituye una garantía para cualquier consulta.</w:t>
       </w:r>
     </w:p>
     <w:tbl>

--- a/anexos/3_Informe_Pruebas_Funcionales_Ada.docx
+++ b/anexos/3_Informe_Pruebas_Funcionales_Ada.docx
@@ -5609,7 +5609,7 @@
           <w:sz w:val="22"/>
           <w:szCs w:val="22"/>
         </w:rPr>
-        <w:t xml:space="preserve">Esta sección documenta las pruebas de la gestión de sesión y del historial de conversaciones: conservación del chat actual dentro de la sesión, apertura de un chat nuevo en cada inicio de sesión, historial por usuario, borrado, purga automática por antigüedad (30 días) y validación de identificadores. Las pruebas H1 a H6 se ejecutaron sobre una página de prueba que simula la sesión de Moodle (usuario y sesión intercambiables), conectada a los workflows de n8n y al bridge reales; las pruebas H7 a H9 se ejecutaron directamente sobre el servidor de n8n y el modelo. Las capturas de pantalla se incluyen en el Anexo D.</w:t>
+        <w:t xml:space="preserve">Esta sección documenta las pruebas de la gestión de sesión y del historial de conversaciones: conservación del chat actual dentro de la sesión, apertura de un chat nuevo en cada inicio de sesión, historial por usuario, borrado, purga automática por antigüedad (30 días) y validación de identificadores. Las pruebas H1 a H6 se ejecutaron primero sobre una página de prueba que simula la sesión de Moodle (usuario y sesión intercambiables), conectada a los workflows de n8n y al bridge reales. Después, H1 a H4 y H6 (borrado de una conversación) se repitieron en el Moodle real, con la cuenta de administrador y una cuenta de prueba sin cursos, y sus capturas de pantalla se incluyen en el Anexo D. H5 (limpieza de la copia local) se verifica en el almacenamiento del navegador y las pruebas H7 a H9 se ejecutaron directamente sobre el servidor de n8n y el modelo, por lo que no tienen captura de pantalla.</w:t>
       </w:r>
     </w:p>
     <w:tbl>
